--- a/docs/technical-design-document.docx
+++ b/docs/technical-design-document.docx
@@ -4431,344 +4431,2345 @@
     <w:p>
       <w:pPr/>
       <w:r>
-        <w:t>Key values:</w:t>
-      </w:r>
-    </w:p>
-    <w:p>
-      <w:pPr>
-        <w:pStyle w:val="ListBullet"/>
-      </w:pPr>
+        <w:t xml:space="preserve">Frontend settings are provided as container env vars and written at startup into </w:t>
+      </w:r>
       <w:r>
         <w:rPr>
           <w:rFonts w:ascii="Consolas" w:hAnsi="Consolas"/>
           <w:sz w:val="18"/>
         </w:rPr>
-        <w:t>BACKEND_UPSTREAM</w:t>
-      </w:r>
-      <w:r>
-        <w:t xml:space="preserve"> (example: </w:t>
+        <w:t>app-config.js</w:t>
+      </w:r>
+      <w:r>
+        <w:t xml:space="preserve"> (see </w:t>
       </w:r>
       <w:r>
         <w:rPr>
           <w:rFonts w:ascii="Consolas" w:hAnsi="Consolas"/>
           <w:sz w:val="18"/>
         </w:rPr>
-        <w:t>http://backend.screening.internal:8000</w:t>
-      </w:r>
-      <w:r>
-        <w:t>)</w:t>
+        <w:t>frontend/entrypoint.sh</w:t>
+      </w:r>
+      <w:r>
+        <w:t>).</w:t>
+      </w:r>
+    </w:p>
+    <w:tbl>
+      <w:tblPr>
+        <w:tblStyle w:val="TableGrid"/>
+        <w:tblW w:type="auto" w:w="0"/>
+        <w:tblLook w:firstColumn="1" w:firstRow="1" w:lastColumn="0" w:lastRow="0" w:noHBand="0" w:noVBand="1" w:val="04A0"/>
+      </w:tblPr>
+      <w:tblGrid>
+        <w:gridCol w:w="2880"/>
+        <w:gridCol w:w="2880"/>
+        <w:gridCol w:w="2880"/>
+      </w:tblGrid>
+      <w:tr>
+        <w:tc>
+          <w:tcPr>
+            <w:tcW w:type="dxa" w:w="2880"/>
+          </w:tcPr>
+          <w:p>
+            <w:r>
+              <w:rPr>
+                <w:b/>
+              </w:rPr>
+              <w:t>Parameter</w:t>
+            </w:r>
+          </w:p>
+        </w:tc>
+        <w:tc>
+          <w:tcPr>
+            <w:tcW w:type="dxa" w:w="2880"/>
+          </w:tcPr>
+          <w:p>
+            <w:r>
+              <w:rPr>
+                <w:b/>
+              </w:rPr>
+              <w:t>Default Value</w:t>
+            </w:r>
+          </w:p>
+        </w:tc>
+        <w:tc>
+          <w:tcPr>
+            <w:tcW w:type="dxa" w:w="2880"/>
+          </w:tcPr>
+          <w:p>
+            <w:r>
+              <w:rPr>
+                <w:b/>
+              </w:rPr>
+              <w:t>Explanation</w:t>
+            </w:r>
+          </w:p>
+        </w:tc>
+      </w:tr>
+      <w:tr>
+        <w:tc>
+          <w:tcPr>
+            <w:tcW w:type="dxa" w:w="2880"/>
+          </w:tcPr>
+          <w:p>
+            <w:r>
+              <w:t>`BACKEND_UPSTREAM`</w:t>
+            </w:r>
+          </w:p>
+        </w:tc>
+        <w:tc>
+          <w:tcPr>
+            <w:tcW w:type="dxa" w:w="2880"/>
+          </w:tcPr>
+          <w:p>
+            <w:r>
+              <w:t>`http://backend.screening.internal:8000`</w:t>
+            </w:r>
+          </w:p>
+        </w:tc>
+        <w:tc>
+          <w:tcPr>
+            <w:tcW w:type="dxa" w:w="2880"/>
+          </w:tcPr>
+          <w:p>
+            <w:r>
+              <w:t>Backend origin that Nginx proxies to for `/api/*` (typically the ECS service-discovery name).</w:t>
+            </w:r>
+          </w:p>
+        </w:tc>
+      </w:tr>
+      <w:tr>
+        <w:tc>
+          <w:tcPr>
+            <w:tcW w:type="dxa" w:w="2880"/>
+          </w:tcPr>
+          <w:p>
+            <w:r>
+              <w:t>`NGINX_CLIENT_MAX_BODY_SIZE`</w:t>
+            </w:r>
+          </w:p>
+        </w:tc>
+        <w:tc>
+          <w:tcPr>
+            <w:tcW w:type="dxa" w:w="2880"/>
+          </w:tcPr>
+          <w:p>
+            <w:r>
+              <w:t>`25m`</w:t>
+            </w:r>
+          </w:p>
+        </w:tc>
+        <w:tc>
+          <w:tcPr>
+            <w:tcW w:type="dxa" w:w="2880"/>
+          </w:tcPr>
+          <w:p>
+            <w:r>
+              <w:t>Max upload size for `/api/` reverse-proxy requests (must accommodate batch XLSX + `queries_json`).</w:t>
+            </w:r>
+          </w:p>
+        </w:tc>
+      </w:tr>
+      <w:tr>
+        <w:tc>
+          <w:tcPr>
+            <w:tcW w:type="dxa" w:w="2880"/>
+          </w:tcPr>
+          <w:p>
+            <w:r>
+              <w:t>`VITE_SCREENING_API_BASE_URL`</w:t>
+            </w:r>
+          </w:p>
+        </w:tc>
+        <w:tc>
+          <w:tcPr>
+            <w:tcW w:type="dxa" w:w="2880"/>
+          </w:tcPr>
+          <w:p>
+            <w:r>
+              <w:t>`/api/v1`</w:t>
+            </w:r>
+          </w:p>
+        </w:tc>
+        <w:tc>
+          <w:tcPr>
+            <w:tcW w:type="dxa" w:w="2880"/>
+          </w:tcPr>
+          <w:p>
+            <w:r>
+              <w:t>Base path used by the SPA for API requests (Nginx proxies `/api/*` to backend).</w:t>
+            </w:r>
+          </w:p>
+        </w:tc>
+      </w:tr>
+      <w:tr>
+        <w:tc>
+          <w:tcPr>
+            <w:tcW w:type="dxa" w:w="2880"/>
+          </w:tcPr>
+          <w:p>
+            <w:r>
+              <w:t>`VITE_SCREENING_POLL_INTERVAL_MS`</w:t>
+            </w:r>
+          </w:p>
+        </w:tc>
+        <w:tc>
+          <w:tcPr>
+            <w:tcW w:type="dxa" w:w="2880"/>
+          </w:tcPr>
+          <w:p>
+            <w:r>
+              <w:t>`750`</w:t>
+            </w:r>
+          </w:p>
+        </w:tc>
+        <w:tc>
+          <w:tcPr>
+            <w:tcW w:type="dxa" w:w="2880"/>
+          </w:tcPr>
+          <w:p>
+            <w:r>
+              <w:t>UI polling interval for job progress (`GET /api/v1/screenings/jobs/{job_id}`).</w:t>
+            </w:r>
+          </w:p>
+        </w:tc>
+      </w:tr>
+      <w:tr>
+        <w:tc>
+          <w:tcPr>
+            <w:tcW w:type="dxa" w:w="2880"/>
+          </w:tcPr>
+          <w:p>
+            <w:r>
+              <w:t>`VITE_SCREENING_JOB_TIMEOUT_MS`</w:t>
+            </w:r>
+          </w:p>
+        </w:tc>
+        <w:tc>
+          <w:tcPr>
+            <w:tcW w:type="dxa" w:w="2880"/>
+          </w:tcPr>
+          <w:p>
+            <w:r>
+              <w:t>`90000`</w:t>
+            </w:r>
+          </w:p>
+        </w:tc>
+        <w:tc>
+          <w:tcPr>
+            <w:tcW w:type="dxa" w:w="2880"/>
+          </w:tcPr>
+          <w:p>
+            <w:r>
+              <w:t>UI timeout for long-running job polling flows before surfacing a timeout to the user.</w:t>
+            </w:r>
+          </w:p>
+        </w:tc>
+      </w:tr>
+      <w:tr>
+        <w:tc>
+          <w:tcPr>
+            <w:tcW w:type="dxa" w:w="2880"/>
+          </w:tcPr>
+          <w:p>
+            <w:r>
+              <w:t>`VITE_AUTH_ENABLED`</w:t>
+            </w:r>
+          </w:p>
+        </w:tc>
+        <w:tc>
+          <w:tcPr>
+            <w:tcW w:type="dxa" w:w="2880"/>
+          </w:tcPr>
+          <w:p>
+            <w:r>
+              <w:t>`false`</w:t>
+            </w:r>
+          </w:p>
+        </w:tc>
+        <w:tc>
+          <w:tcPr>
+            <w:tcW w:type="dxa" w:w="2880"/>
+          </w:tcPr>
+          <w:p>
+            <w:r>
+              <w:t>Enables OIDC login + bearer token attachment to API calls.</w:t>
+            </w:r>
+          </w:p>
+        </w:tc>
+      </w:tr>
+      <w:tr>
+        <w:tc>
+          <w:tcPr>
+            <w:tcW w:type="dxa" w:w="2880"/>
+          </w:tcPr>
+          <w:p>
+            <w:r>
+              <w:t>`VITE_OIDC_AUTHORITY`</w:t>
+            </w:r>
+          </w:p>
+        </w:tc>
+        <w:tc>
+          <w:tcPr>
+            <w:tcW w:type="dxa" w:w="2880"/>
+          </w:tcPr>
+          <w:p>
+            <w:r>
+              <w:t>*(empty)*</w:t>
+            </w:r>
+          </w:p>
+        </w:tc>
+        <w:tc>
+          <w:tcPr>
+            <w:tcW w:type="dxa" w:w="2880"/>
+          </w:tcPr>
+          <w:p>
+            <w:r>
+              <w:t>OIDC issuer/authority URL (required when `VITE_AUTH_ENABLED=true`).</w:t>
+            </w:r>
+          </w:p>
+        </w:tc>
+      </w:tr>
+      <w:tr>
+        <w:tc>
+          <w:tcPr>
+            <w:tcW w:type="dxa" w:w="2880"/>
+          </w:tcPr>
+          <w:p>
+            <w:r>
+              <w:t>`VITE_OIDC_CLIENT_ID`</w:t>
+            </w:r>
+          </w:p>
+        </w:tc>
+        <w:tc>
+          <w:tcPr>
+            <w:tcW w:type="dxa" w:w="2880"/>
+          </w:tcPr>
+          <w:p>
+            <w:r>
+              <w:t>*(empty)*</w:t>
+            </w:r>
+          </w:p>
+        </w:tc>
+        <w:tc>
+          <w:tcPr>
+            <w:tcW w:type="dxa" w:w="2880"/>
+          </w:tcPr>
+          <w:p>
+            <w:r>
+              <w:t>OIDC client id (required when `VITE_AUTH_ENABLED=true`).</w:t>
+            </w:r>
+          </w:p>
+        </w:tc>
+      </w:tr>
+      <w:tr>
+        <w:tc>
+          <w:tcPr>
+            <w:tcW w:type="dxa" w:w="2880"/>
+          </w:tcPr>
+          <w:p>
+            <w:r>
+              <w:t>`VITE_OIDC_REDIRECT_URI`</w:t>
+            </w:r>
+          </w:p>
+        </w:tc>
+        <w:tc>
+          <w:tcPr>
+            <w:tcW w:type="dxa" w:w="2880"/>
+          </w:tcPr>
+          <w:p>
+            <w:r>
+              <w:t>*(empty)*</w:t>
+            </w:r>
+          </w:p>
+        </w:tc>
+        <w:tc>
+          <w:tcPr>
+            <w:tcW w:type="dxa" w:w="2880"/>
+          </w:tcPr>
+          <w:p>
+            <w:r>
+              <w:t>OIDC redirect URI. If blank, frontend code falls back to `${window.location.origin}/`.</w:t>
+            </w:r>
+          </w:p>
+        </w:tc>
+      </w:tr>
+      <w:tr>
+        <w:tc>
+          <w:tcPr>
+            <w:tcW w:type="dxa" w:w="2880"/>
+          </w:tcPr>
+          <w:p>
+            <w:r>
+              <w:t>`VITE_OIDC_POST_LOGOUT_REDIRECT_URI`</w:t>
+            </w:r>
+          </w:p>
+        </w:tc>
+        <w:tc>
+          <w:tcPr>
+            <w:tcW w:type="dxa" w:w="2880"/>
+          </w:tcPr>
+          <w:p>
+            <w:r>
+              <w:t>*(empty)*</w:t>
+            </w:r>
+          </w:p>
+        </w:tc>
+        <w:tc>
+          <w:tcPr>
+            <w:tcW w:type="dxa" w:w="2880"/>
+          </w:tcPr>
+          <w:p>
+            <w:r>
+              <w:t>Optional post-logout redirect. If blank, frontend falls back to the redirect URI.</w:t>
+            </w:r>
+          </w:p>
+        </w:tc>
+      </w:tr>
+      <w:tr>
+        <w:tc>
+          <w:tcPr>
+            <w:tcW w:type="dxa" w:w="2880"/>
+          </w:tcPr>
+          <w:p>
+            <w:r>
+              <w:t>`VITE_OIDC_SCOPE`</w:t>
+            </w:r>
+          </w:p>
+        </w:tc>
+        <w:tc>
+          <w:tcPr>
+            <w:tcW w:type="dxa" w:w="2880"/>
+          </w:tcPr>
+          <w:p>
+            <w:r>
+              <w:t>`openid profile email`</w:t>
+            </w:r>
+          </w:p>
+        </w:tc>
+        <w:tc>
+          <w:tcPr>
+            <w:tcW w:type="dxa" w:w="2880"/>
+          </w:tcPr>
+          <w:p>
+            <w:r>
+              <w:t>Requested scopes (add `roles` / group scope if your IdP requires it).</w:t>
+            </w:r>
+          </w:p>
+        </w:tc>
+      </w:tr>
+      <w:tr>
+        <w:tc>
+          <w:tcPr>
+            <w:tcW w:type="dxa" w:w="2880"/>
+          </w:tcPr>
+          <w:p>
+            <w:r>
+              <w:t>`VITE_OIDC_IDLE_TIMEOUT_MS`</w:t>
+            </w:r>
+          </w:p>
+        </w:tc>
+        <w:tc>
+          <w:tcPr>
+            <w:tcW w:type="dxa" w:w="2880"/>
+          </w:tcPr>
+          <w:p>
+            <w:r>
+              <w:t>`900000`</w:t>
+            </w:r>
+          </w:p>
+        </w:tc>
+        <w:tc>
+          <w:tcPr>
+            <w:tcW w:type="dxa" w:w="2880"/>
+          </w:tcPr>
+          <w:p>
+            <w:r>
+              <w:t>Frontend session idle timeout (ms).</w:t>
+            </w:r>
+          </w:p>
+        </w:tc>
+      </w:tr>
+      <w:tr>
+        <w:tc>
+          <w:tcPr>
+            <w:tcW w:type="dxa" w:w="2880"/>
+          </w:tcPr>
+          <w:p>
+            <w:r>
+              <w:t>`VITE_OIDC_CLEAR_SESSION_ON_CLOSE`</w:t>
+            </w:r>
+          </w:p>
+        </w:tc>
+        <w:tc>
+          <w:tcPr>
+            <w:tcW w:type="dxa" w:w="2880"/>
+          </w:tcPr>
+          <w:p>
+            <w:r>
+              <w:t>`true`</w:t>
+            </w:r>
+          </w:p>
+        </w:tc>
+        <w:tc>
+          <w:tcPr>
+            <w:tcW w:type="dxa" w:w="2880"/>
+          </w:tcPr>
+          <w:p>
+            <w:r>
+              <w:t>If `true`, clears stored auth/session state when the browser tab is closed.</w:t>
+            </w:r>
+          </w:p>
+        </w:tc>
+      </w:tr>
+    </w:tbl>
+    <w:p>
+      <w:pPr>
+        <w:pStyle w:val="Heading3"/>
+      </w:pPr>
+      <w:r>
+        <w:t>10.2 Backend/Worker (container env)</w:t>
       </w:r>
     </w:p>
     <w:p>
-      <w:pPr>
-        <w:pStyle w:val="ListBullet"/>
-      </w:pPr>
+      <w:pPr/>
+      <w:r>
+        <w:t xml:space="preserve">Backend and worker share the same settings (see </w:t>
+      </w:r>
       <w:r>
         <w:rPr>
           <w:rFonts w:ascii="Consolas" w:hAnsi="Consolas"/>
           <w:sz w:val="18"/>
         </w:rPr>
-        <w:t>VITE_SCREENING_API_BASE_URL</w:t>
-      </w:r>
-      <w:r>
-        <w:t xml:space="preserve"> (default: </w:t>
+        <w:t>backend/app/config.py</w:t>
+      </w:r>
+      <w:r>
+        <w:t xml:space="preserve"> and </w:t>
       </w:r>
       <w:r>
         <w:rPr>
           <w:rFonts w:ascii="Consolas" w:hAnsi="Consolas"/>
           <w:sz w:val="18"/>
         </w:rPr>
-        <w:t>/api/v1</w:t>
-      </w:r>
-      <w:r>
-        <w:t>)</w:t>
+        <w:t>backend/.env.example</w:t>
+      </w:r>
+      <w:r>
+        <w:t>).</w:t>
       </w:r>
     </w:p>
-    <w:p>
-      <w:pPr>
-        <w:pStyle w:val="ListBullet"/>
-      </w:pPr>
-      <w:r>
-        <w:rPr>
-          <w:rFonts w:ascii="Consolas" w:hAnsi="Consolas"/>
-          <w:sz w:val="18"/>
-        </w:rPr>
-        <w:t>VITE_AUTH_ENABLED</w:t>
-      </w:r>
-      <w:r>
-        <w:t xml:space="preserve"> / OIDC settings</w:t>
-      </w:r>
-    </w:p>
-    <w:p>
-      <w:pPr>
-        <w:pStyle w:val="Heading3"/>
-      </w:pPr>
-      <w:r>
-        <w:t>10.2 Backend/Worker (container env)</w:t>
-      </w:r>
-    </w:p>
-    <w:p>
-      <w:pPr/>
-      <w:r>
-        <w:t>Key values:</w:t>
-      </w:r>
-    </w:p>
-    <w:p>
-      <w:pPr>
-        <w:pStyle w:val="ListBullet"/>
-      </w:pPr>
-      <w:r>
-        <w:rPr>
-          <w:rFonts w:ascii="Consolas" w:hAnsi="Consolas"/>
-          <w:sz w:val="18"/>
-        </w:rPr>
-        <w:t>APP_DB_URL</w:t>
-      </w:r>
-      <w:r>
-        <w:t xml:space="preserve"> (PostgreSQL connection string)</w:t>
-      </w:r>
-    </w:p>
-    <w:p>
-      <w:pPr>
-        <w:pStyle w:val="ListBullet"/>
-      </w:pPr>
-      <w:r>
-        <w:rPr>
-          <w:rFonts w:ascii="Consolas" w:hAnsi="Consolas"/>
-          <w:sz w:val="18"/>
-        </w:rPr>
-        <w:t>AWS_SQS_QUEUE_NAME</w:t>
-      </w:r>
-    </w:p>
-    <w:p>
-      <w:pPr>
-        <w:pStyle w:val="ListBullet"/>
-      </w:pPr>
-      <w:r>
-        <w:rPr>
-          <w:rFonts w:ascii="Consolas" w:hAnsi="Consolas"/>
-          <w:sz w:val="18"/>
-        </w:rPr>
-        <w:t>AUTH_ENABLED</w:t>
-      </w:r>
-      <w:r>
-        <w:t xml:space="preserve">, </w:t>
-      </w:r>
-      <w:r>
-        <w:rPr>
-          <w:rFonts w:ascii="Consolas" w:hAnsi="Consolas"/>
-          <w:sz w:val="18"/>
-        </w:rPr>
-        <w:t>AUTH_ISSUER</w:t>
-      </w:r>
-      <w:r>
-        <w:t xml:space="preserve">, </w:t>
-      </w:r>
-      <w:r>
-        <w:rPr>
-          <w:rFonts w:ascii="Consolas" w:hAnsi="Consolas"/>
-          <w:sz w:val="18"/>
-        </w:rPr>
-        <w:t>AUTH_JWKS_URL</w:t>
-      </w:r>
-      <w:r>
-        <w:t xml:space="preserve">, </w:t>
-      </w:r>
-      <w:r>
-        <w:rPr>
-          <w:rFonts w:ascii="Consolas" w:hAnsi="Consolas"/>
-          <w:sz w:val="18"/>
-        </w:rPr>
-        <w:t>AUTH_AUDIENCE</w:t>
-      </w:r>
-    </w:p>
-    <w:p>
-      <w:pPr>
-        <w:pStyle w:val="ListBullet"/>
-      </w:pPr>
-      <w:r>
-        <w:rPr>
-          <w:rFonts w:ascii="Consolas" w:hAnsi="Consolas"/>
-          <w:sz w:val="18"/>
-        </w:rPr>
-        <w:t>SCREENING_TPS</w:t>
-      </w:r>
-    </w:p>
-    <w:p>
-      <w:pPr>
-        <w:pStyle w:val="ListBullet"/>
-      </w:pPr>
-      <w:r>
-        <w:rPr>
-          <w:rFonts w:ascii="Consolas" w:hAnsi="Consolas"/>
-          <w:sz w:val="18"/>
-        </w:rPr>
-        <w:t>AUDIT_ACCESS_LOG_ENABLED</w:t>
-      </w:r>
-      <w:r>
-        <w:t xml:space="preserve"> (default </w:t>
-      </w:r>
-      <w:r>
-        <w:rPr>
-          <w:rFonts w:ascii="Consolas" w:hAnsi="Consolas"/>
-          <w:sz w:val="18"/>
-        </w:rPr>
-        <w:t>true</w:t>
-      </w:r>
-      <w:r>
-        <w:t>)</w:t>
-      </w:r>
-    </w:p>
-    <w:p>
-      <w:pPr>
-        <w:pStyle w:val="ListBullet"/>
-      </w:pPr>
-      <w:r>
-        <w:rPr>
-          <w:rFonts w:ascii="Consolas" w:hAnsi="Consolas"/>
-          <w:sz w:val="18"/>
-        </w:rPr>
-        <w:t>AUDIT_EVENT_RETENTION_DAYS</w:t>
-      </w:r>
-      <w:r>
-        <w:t xml:space="preserve"> (default </w:t>
-      </w:r>
-      <w:r>
-        <w:rPr>
-          <w:rFonts w:ascii="Consolas" w:hAnsi="Consolas"/>
-          <w:sz w:val="18"/>
-        </w:rPr>
-        <w:t>3650</w:t>
-      </w:r>
-      <w:r>
-        <w:t>)</w:t>
-      </w:r>
-    </w:p>
-    <w:p>
-      <w:pPr>
-        <w:pStyle w:val="ListBullet"/>
-      </w:pPr>
-      <w:r>
-        <w:rPr>
-          <w:rFonts w:ascii="Consolas" w:hAnsi="Consolas"/>
-          <w:sz w:val="18"/>
-        </w:rPr>
-        <w:t>API_ACCESS_LOG_RETENTION_DAYS</w:t>
-      </w:r>
-      <w:r>
-        <w:t xml:space="preserve"> (default </w:t>
-      </w:r>
-      <w:r>
-        <w:rPr>
-          <w:rFonts w:ascii="Consolas" w:hAnsi="Consolas"/>
-          <w:sz w:val="18"/>
-        </w:rPr>
-        <w:t>365</w:t>
-      </w:r>
-      <w:r>
-        <w:t>)</w:t>
-      </w:r>
-    </w:p>
-    <w:p>
-      <w:pPr>
-        <w:pStyle w:val="ListBullet"/>
-      </w:pPr>
-      <w:r>
-        <w:rPr>
-          <w:rFonts w:ascii="Consolas" w:hAnsi="Consolas"/>
-          <w:sz w:val="18"/>
-        </w:rPr>
-        <w:t>EXTERNAL_API_ERROR_RETENTION_DAYS</w:t>
-      </w:r>
-      <w:r>
-        <w:t xml:space="preserve"> (default </w:t>
-      </w:r>
-      <w:r>
-        <w:rPr>
-          <w:rFonts w:ascii="Consolas" w:hAnsi="Consolas"/>
-          <w:sz w:val="18"/>
-        </w:rPr>
-        <w:t>365</w:t>
-      </w:r>
-      <w:r>
-        <w:t>)</w:t>
-      </w:r>
-    </w:p>
-    <w:p>
-      <w:pPr>
-        <w:pStyle w:val="ListBullet"/>
-      </w:pPr>
-      <w:r>
-        <w:rPr>
-          <w:rFonts w:ascii="Consolas" w:hAnsi="Consolas"/>
-          <w:sz w:val="18"/>
-        </w:rPr>
-        <w:t>OPERATIONAL_CLEANUP_INTERVAL_S</w:t>
-      </w:r>
-      <w:r>
-        <w:t xml:space="preserve"> (default </w:t>
-      </w:r>
-      <w:r>
-        <w:rPr>
-          <w:rFonts w:ascii="Consolas" w:hAnsi="Consolas"/>
-          <w:sz w:val="18"/>
-        </w:rPr>
-        <w:t>3600</w:t>
-      </w:r>
-      <w:r>
-        <w:t>)</w:t>
-      </w:r>
-    </w:p>
-    <w:p>
-      <w:pPr>
-        <w:pStyle w:val="ListBullet"/>
-      </w:pPr>
-      <w:r>
-        <w:rPr>
-          <w:rFonts w:ascii="Consolas" w:hAnsi="Consolas"/>
-          <w:sz w:val="18"/>
-        </w:rPr>
-        <w:t>HIGH_RISK_EXTERNAL_API_ERROR_WINDOW_MINUTES</w:t>
-      </w:r>
-      <w:r>
-        <w:t xml:space="preserve"> (default </w:t>
-      </w:r>
-      <w:r>
-        <w:rPr>
-          <w:rFonts w:ascii="Consolas" w:hAnsi="Consolas"/>
-          <w:sz w:val="18"/>
-        </w:rPr>
-        <w:t>15</w:t>
-      </w:r>
-      <w:r>
-        <w:t>)</w:t>
-      </w:r>
-    </w:p>
-    <w:p>
-      <w:pPr>
-        <w:pStyle w:val="ListBullet"/>
-      </w:pPr>
-      <w:r>
-        <w:rPr>
-          <w:rFonts w:ascii="Consolas" w:hAnsi="Consolas"/>
-          <w:sz w:val="18"/>
-        </w:rPr>
-        <w:t>HIGH_RISK_EXTERNAL_API_ERROR_THRESHOLD</w:t>
-      </w:r>
-      <w:r>
-        <w:t xml:space="preserve"> (default </w:t>
-      </w:r>
-      <w:r>
-        <w:rPr>
-          <w:rFonts w:ascii="Consolas" w:hAnsi="Consolas"/>
-          <w:sz w:val="18"/>
-        </w:rPr>
-        <w:t>10</w:t>
-      </w:r>
-      <w:r>
-        <w:t>)</w:t>
-      </w:r>
-    </w:p>
+    <w:tbl>
+      <w:tblPr>
+        <w:tblStyle w:val="TableGrid"/>
+        <w:tblW w:type="auto" w:w="0"/>
+        <w:tblLook w:firstColumn="1" w:firstRow="1" w:lastColumn="0" w:lastRow="0" w:noHBand="0" w:noVBand="1" w:val="04A0"/>
+      </w:tblPr>
+      <w:tblGrid>
+        <w:gridCol w:w="2880"/>
+        <w:gridCol w:w="2880"/>
+        <w:gridCol w:w="2880"/>
+      </w:tblGrid>
+      <w:tr>
+        <w:tc>
+          <w:tcPr>
+            <w:tcW w:type="dxa" w:w="2880"/>
+          </w:tcPr>
+          <w:p>
+            <w:r>
+              <w:rPr>
+                <w:b/>
+              </w:rPr>
+              <w:t>Parameter</w:t>
+            </w:r>
+          </w:p>
+        </w:tc>
+        <w:tc>
+          <w:tcPr>
+            <w:tcW w:type="dxa" w:w="2880"/>
+          </w:tcPr>
+          <w:p>
+            <w:r>
+              <w:rPr>
+                <w:b/>
+              </w:rPr>
+              <w:t>Default Value</w:t>
+            </w:r>
+          </w:p>
+        </w:tc>
+        <w:tc>
+          <w:tcPr>
+            <w:tcW w:type="dxa" w:w="2880"/>
+          </w:tcPr>
+          <w:p>
+            <w:r>
+              <w:rPr>
+                <w:b/>
+              </w:rPr>
+              <w:t>Explanation</w:t>
+            </w:r>
+          </w:p>
+        </w:tc>
+      </w:tr>
+      <w:tr>
+        <w:tc>
+          <w:tcPr>
+            <w:tcW w:type="dxa" w:w="2880"/>
+          </w:tcPr>
+          <w:p>
+            <w:r>
+              <w:t>`APP_NAME`</w:t>
+            </w:r>
+          </w:p>
+        </w:tc>
+        <w:tc>
+          <w:tcPr>
+            <w:tcW w:type="dxa" w:w="2880"/>
+          </w:tcPr>
+          <w:p>
+            <w:r>
+              <w:t>`OFAC Screening Enterprise API`</w:t>
+            </w:r>
+          </w:p>
+        </w:tc>
+        <w:tc>
+          <w:tcPr>
+            <w:tcW w:type="dxa" w:w="2880"/>
+          </w:tcPr>
+          <w:p>
+            <w:r>
+              <w:t>Used by FastAPI for service metadata/log labeling.</w:t>
+            </w:r>
+          </w:p>
+        </w:tc>
+      </w:tr>
+      <w:tr>
+        <w:tc>
+          <w:tcPr>
+            <w:tcW w:type="dxa" w:w="2880"/>
+          </w:tcPr>
+          <w:p>
+            <w:r>
+              <w:t>`APP_VERSION`</w:t>
+            </w:r>
+          </w:p>
+        </w:tc>
+        <w:tc>
+          <w:tcPr>
+            <w:tcW w:type="dxa" w:w="2880"/>
+          </w:tcPr>
+          <w:p>
+            <w:r>
+              <w:t>`1.0.0`</w:t>
+            </w:r>
+          </w:p>
+        </w:tc>
+        <w:tc>
+          <w:tcPr>
+            <w:tcW w:type="dxa" w:w="2880"/>
+          </w:tcPr>
+          <w:p>
+            <w:r>
+              <w:t>Used by FastAPI for service metadata.</w:t>
+            </w:r>
+          </w:p>
+        </w:tc>
+      </w:tr>
+      <w:tr>
+        <w:tc>
+          <w:tcPr>
+            <w:tcW w:type="dxa" w:w="2880"/>
+          </w:tcPr>
+          <w:p>
+            <w:r>
+              <w:t>`APP_DB_PATH`</w:t>
+            </w:r>
+          </w:p>
+        </w:tc>
+        <w:tc>
+          <w:tcPr>
+            <w:tcW w:type="dxa" w:w="2880"/>
+          </w:tcPr>
+          <w:p>
+            <w:r>
+              <w:t>`/tmp/screening.db`</w:t>
+            </w:r>
+          </w:p>
+        </w:tc>
+        <w:tc>
+          <w:tcPr>
+            <w:tcW w:type="dxa" w:w="2880"/>
+          </w:tcPr>
+          <w:p>
+            <w:r>
+              <w:t>SQLite path (used when `APP_DB_URL` is not configured).</w:t>
+            </w:r>
+          </w:p>
+        </w:tc>
+      </w:tr>
+      <w:tr>
+        <w:tc>
+          <w:tcPr>
+            <w:tcW w:type="dxa" w:w="2880"/>
+          </w:tcPr>
+          <w:p>
+            <w:r>
+              <w:t>`APP_DB_URL`</w:t>
+            </w:r>
+          </w:p>
+        </w:tc>
+        <w:tc>
+          <w:tcPr>
+            <w:tcW w:type="dxa" w:w="2880"/>
+          </w:tcPr>
+          <w:p>
+            <w:r>
+              <w:t>*(empty)*</w:t>
+            </w:r>
+          </w:p>
+        </w:tc>
+        <w:tc>
+          <w:tcPr>
+            <w:tcW w:type="dxa" w:w="2880"/>
+          </w:tcPr>
+          <w:p>
+            <w:r>
+              <w:t>PostgreSQL connection string. Set in AWS deployments (recommended).</w:t>
+            </w:r>
+          </w:p>
+        </w:tc>
+      </w:tr>
+      <w:tr>
+        <w:tc>
+          <w:tcPr>
+            <w:tcW w:type="dxa" w:w="2880"/>
+          </w:tcPr>
+          <w:p>
+            <w:r>
+              <w:t>`CORS_ALLOW_ORIGINS`</w:t>
+            </w:r>
+          </w:p>
+        </w:tc>
+        <w:tc>
+          <w:tcPr>
+            <w:tcW w:type="dxa" w:w="2880"/>
+          </w:tcPr>
+          <w:p>
+            <w:r>
+              <w:t>`*`</w:t>
+            </w:r>
+          </w:p>
+        </w:tc>
+        <w:tc>
+          <w:tcPr>
+            <w:tcW w:type="dxa" w:w="2880"/>
+          </w:tcPr>
+          <w:p>
+            <w:r>
+              <w:t>CORS allow-list for API responses. Tighten in production.</w:t>
+            </w:r>
+          </w:p>
+        </w:tc>
+      </w:tr>
+      <w:tr>
+        <w:tc>
+          <w:tcPr>
+            <w:tcW w:type="dxa" w:w="2880"/>
+          </w:tcPr>
+          <w:p>
+            <w:r>
+              <w:t>`MULTIPART_MAX_PART_SIZE`</w:t>
+            </w:r>
+          </w:p>
+        </w:tc>
+        <w:tc>
+          <w:tcPr>
+            <w:tcW w:type="dxa" w:w="2880"/>
+          </w:tcPr>
+          <w:p>
+            <w:r>
+              <w:t>`25m`</w:t>
+            </w:r>
+          </w:p>
+        </w:tc>
+        <w:tc>
+          <w:tcPr>
+            <w:tcW w:type="dxa" w:w="2880"/>
+          </w:tcPr>
+          <w:p>
+            <w:r>
+              <w:t>Max multipart part size accepted by the backend for `/screenings/batch-upload`.</w:t>
+            </w:r>
+          </w:p>
+        </w:tc>
+      </w:tr>
+      <w:tr>
+        <w:tc>
+          <w:tcPr>
+            <w:tcW w:type="dxa" w:w="2880"/>
+          </w:tcPr>
+          <w:p>
+            <w:r>
+              <w:t>`AWS_REGION`</w:t>
+            </w:r>
+          </w:p>
+        </w:tc>
+        <w:tc>
+          <w:tcPr>
+            <w:tcW w:type="dxa" w:w="2880"/>
+          </w:tcPr>
+          <w:p>
+            <w:r>
+              <w:t>`us-east-1`</w:t>
+            </w:r>
+          </w:p>
+        </w:tc>
+        <w:tc>
+          <w:tcPr>
+            <w:tcW w:type="dxa" w:w="2880"/>
+          </w:tcPr>
+          <w:p>
+            <w:r>
+              <w:t>AWS region for SQS/S3/SNS clients.</w:t>
+            </w:r>
+          </w:p>
+        </w:tc>
+      </w:tr>
+      <w:tr>
+        <w:tc>
+          <w:tcPr>
+            <w:tcW w:type="dxa" w:w="2880"/>
+          </w:tcPr>
+          <w:p>
+            <w:r>
+              <w:t>`AWS_SQS_QUEUE_NAME`</w:t>
+            </w:r>
+          </w:p>
+        </w:tc>
+        <w:tc>
+          <w:tcPr>
+            <w:tcW w:type="dxa" w:w="2880"/>
+          </w:tcPr>
+          <w:p>
+            <w:r>
+              <w:t>`screening-requests`</w:t>
+            </w:r>
+          </w:p>
+        </w:tc>
+        <w:tc>
+          <w:tcPr>
+            <w:tcW w:type="dxa" w:w="2880"/>
+          </w:tcPr>
+          <w:p>
+            <w:r>
+              <w:t>Queue used for async screening.</w:t>
+            </w:r>
+          </w:p>
+        </w:tc>
+      </w:tr>
+      <w:tr>
+        <w:tc>
+          <w:tcPr>
+            <w:tcW w:type="dxa" w:w="2880"/>
+          </w:tcPr>
+          <w:p>
+            <w:r>
+              <w:t>`AWS_ENDPOINT_URL`</w:t>
+            </w:r>
+          </w:p>
+        </w:tc>
+        <w:tc>
+          <w:tcPr>
+            <w:tcW w:type="dxa" w:w="2880"/>
+          </w:tcPr>
+          <w:p>
+            <w:r>
+              <w:t>*(empty)*</w:t>
+            </w:r>
+          </w:p>
+        </w:tc>
+        <w:tc>
+          <w:tcPr>
+            <w:tcW w:type="dxa" w:w="2880"/>
+          </w:tcPr>
+          <w:p>
+            <w:r>
+              <w:t>Optional override for localstack/dev.</w:t>
+            </w:r>
+          </w:p>
+        </w:tc>
+      </w:tr>
+      <w:tr>
+        <w:tc>
+          <w:tcPr>
+            <w:tcW w:type="dxa" w:w="2880"/>
+          </w:tcPr>
+          <w:p>
+            <w:r>
+              <w:t>`AWS_ACCESS_KEY_ID`</w:t>
+            </w:r>
+          </w:p>
+        </w:tc>
+        <w:tc>
+          <w:tcPr>
+            <w:tcW w:type="dxa" w:w="2880"/>
+          </w:tcPr>
+          <w:p>
+            <w:r>
+              <w:t>*(empty)*</w:t>
+            </w:r>
+          </w:p>
+        </w:tc>
+        <w:tc>
+          <w:tcPr>
+            <w:tcW w:type="dxa" w:w="2880"/>
+          </w:tcPr>
+          <w:p>
+            <w:r>
+              <w:t>Optional static credentials (prefer ECS task role in AWS).</w:t>
+            </w:r>
+          </w:p>
+        </w:tc>
+      </w:tr>
+      <w:tr>
+        <w:tc>
+          <w:tcPr>
+            <w:tcW w:type="dxa" w:w="2880"/>
+          </w:tcPr>
+          <w:p>
+            <w:r>
+              <w:t>`AWS_SECRET_ACCESS_KEY`</w:t>
+            </w:r>
+          </w:p>
+        </w:tc>
+        <w:tc>
+          <w:tcPr>
+            <w:tcW w:type="dxa" w:w="2880"/>
+          </w:tcPr>
+          <w:p>
+            <w:r>
+              <w:t>*(empty)*</w:t>
+            </w:r>
+          </w:p>
+        </w:tc>
+        <w:tc>
+          <w:tcPr>
+            <w:tcW w:type="dxa" w:w="2880"/>
+          </w:tcPr>
+          <w:p>
+            <w:r>
+              <w:t>Optional static credentials (prefer ECS task role in AWS).</w:t>
+            </w:r>
+          </w:p>
+        </w:tc>
+      </w:tr>
+      <w:tr>
+        <w:tc>
+          <w:tcPr>
+            <w:tcW w:type="dxa" w:w="2880"/>
+          </w:tcPr>
+          <w:p>
+            <w:r>
+              <w:t>`AWS_S3_UPLOAD_BUCKET`</w:t>
+            </w:r>
+          </w:p>
+        </w:tc>
+        <w:tc>
+          <w:tcPr>
+            <w:tcW w:type="dxa" w:w="2880"/>
+          </w:tcPr>
+          <w:p>
+            <w:r>
+              <w:t>*(empty)*</w:t>
+            </w:r>
+          </w:p>
+        </w:tc>
+        <w:tc>
+          <w:tcPr>
+            <w:tcW w:type="dxa" w:w="2880"/>
+          </w:tcPr>
+          <w:p>
+            <w:r>
+              <w:t>Enables S3 storage for uploads. Required for large batch `JOB_DISPATCH` flow.</w:t>
+            </w:r>
+          </w:p>
+        </w:tc>
+      </w:tr>
+      <w:tr>
+        <w:tc>
+          <w:tcPr>
+            <w:tcW w:type="dxa" w:w="2880"/>
+          </w:tcPr>
+          <w:p>
+            <w:r>
+              <w:t>`AWS_S3_UPLOAD_PREFIX`</w:t>
+            </w:r>
+          </w:p>
+        </w:tc>
+        <w:tc>
+          <w:tcPr>
+            <w:tcW w:type="dxa" w:w="2880"/>
+          </w:tcPr>
+          <w:p>
+            <w:r>
+              <w:t>`screening-input`</w:t>
+            </w:r>
+          </w:p>
+        </w:tc>
+        <w:tc>
+          <w:tcPr>
+            <w:tcW w:type="dxa" w:w="2880"/>
+          </w:tcPr>
+          <w:p>
+            <w:r>
+              <w:t>Key prefix for S3 uploads (source files and `queries.json`).</w:t>
+            </w:r>
+          </w:p>
+        </w:tc>
+      </w:tr>
+      <w:tr>
+        <w:tc>
+          <w:tcPr>
+            <w:tcW w:type="dxa" w:w="2880"/>
+          </w:tcPr>
+          <w:p>
+            <w:r>
+              <w:t>`AWS_SNS_NOTIFICATIONS_ENABLED`</w:t>
+            </w:r>
+          </w:p>
+        </w:tc>
+        <w:tc>
+          <w:tcPr>
+            <w:tcW w:type="dxa" w:w="2880"/>
+          </w:tcPr>
+          <w:p>
+            <w:r>
+              <w:t>`false`</w:t>
+            </w:r>
+          </w:p>
+        </w:tc>
+        <w:tc>
+          <w:tcPr>
+            <w:tcW w:type="dxa" w:w="2880"/>
+          </w:tcPr>
+          <w:p>
+            <w:r>
+              <w:t>Enables SNS notifications for scheduled screening completion.</w:t>
+            </w:r>
+          </w:p>
+        </w:tc>
+      </w:tr>
+      <w:tr>
+        <w:tc>
+          <w:tcPr>
+            <w:tcW w:type="dxa" w:w="2880"/>
+          </w:tcPr>
+          <w:p>
+            <w:r>
+              <w:t>`AWS_SNS_SCHEDULE_TOPIC_PREFIX`</w:t>
+            </w:r>
+          </w:p>
+        </w:tc>
+        <w:tc>
+          <w:tcPr>
+            <w:tcW w:type="dxa" w:w="2880"/>
+          </w:tcPr>
+          <w:p>
+            <w:r>
+              <w:t>`ofac-screening-schedule`</w:t>
+            </w:r>
+          </w:p>
+        </w:tc>
+        <w:tc>
+          <w:tcPr>
+            <w:tcW w:type="dxa" w:w="2880"/>
+          </w:tcPr>
+          <w:p>
+            <w:r>
+              <w:t>Prefix used for SNS topics created for schedule/email notifications.</w:t>
+            </w:r>
+          </w:p>
+        </w:tc>
+      </w:tr>
+      <w:tr>
+        <w:tc>
+          <w:tcPr>
+            <w:tcW w:type="dxa" w:w="2880"/>
+          </w:tcPr>
+          <w:p>
+            <w:r>
+              <w:t>`ACTIMIZE_MOCK`</w:t>
+            </w:r>
+          </w:p>
+        </w:tc>
+        <w:tc>
+          <w:tcPr>
+            <w:tcW w:type="dxa" w:w="2880"/>
+          </w:tcPr>
+          <w:p>
+            <w:r>
+              <w:t>`false`</w:t>
+            </w:r>
+          </w:p>
+        </w:tc>
+        <w:tc>
+          <w:tcPr>
+            <w:tcW w:type="dxa" w:w="2880"/>
+          </w:tcPr>
+          <w:p>
+            <w:r>
+              <w:t>If `true`, returns deterministic mock responses instead of calling Actimize.</w:t>
+            </w:r>
+          </w:p>
+        </w:tc>
+      </w:tr>
+      <w:tr>
+        <w:tc>
+          <w:tcPr>
+            <w:tcW w:type="dxa" w:w="2880"/>
+          </w:tcPr>
+          <w:p>
+            <w:r>
+              <w:t>`ACTIMIZE_BASE_URL`</w:t>
+            </w:r>
+          </w:p>
+        </w:tc>
+        <w:tc>
+          <w:tcPr>
+            <w:tcW w:type="dxa" w:w="2880"/>
+          </w:tcPr>
+          <w:p>
+            <w:r>
+              <w:t>*(empty)*</w:t>
+            </w:r>
+          </w:p>
+        </w:tc>
+        <w:tc>
+          <w:tcPr>
+            <w:tcW w:type="dxa" w:w="2880"/>
+          </w:tcPr>
+          <w:p>
+            <w:r>
+              <w:t>Base URL for Actimize screening API (required when not mocking).</w:t>
+            </w:r>
+          </w:p>
+        </w:tc>
+      </w:tr>
+      <w:tr>
+        <w:tc>
+          <w:tcPr>
+            <w:tcW w:type="dxa" w:w="2880"/>
+          </w:tcPr>
+          <w:p>
+            <w:r>
+              <w:t>`ACTIMIZE_PROVIDER`</w:t>
+            </w:r>
+          </w:p>
+        </w:tc>
+        <w:tc>
+          <w:tcPr>
+            <w:tcW w:type="dxa" w:w="2880"/>
+          </w:tcPr>
+          <w:p>
+            <w:r>
+              <w:t>`prudential`</w:t>
+            </w:r>
+          </w:p>
+        </w:tc>
+        <w:tc>
+          <w:tcPr>
+            <w:tcW w:type="dxa" w:w="2880"/>
+          </w:tcPr>
+          <w:p>
+            <w:r>
+              <w:t>Provider label used in audit/error telemetry.</w:t>
+            </w:r>
+          </w:p>
+        </w:tc>
+      </w:tr>
+      <w:tr>
+        <w:tc>
+          <w:tcPr>
+            <w:tcW w:type="dxa" w:w="2880"/>
+          </w:tcPr>
+          <w:p>
+            <w:r>
+              <w:t>`ACTIMIZE_API_KEY`</w:t>
+            </w:r>
+          </w:p>
+        </w:tc>
+        <w:tc>
+          <w:tcPr>
+            <w:tcW w:type="dxa" w:w="2880"/>
+          </w:tcPr>
+          <w:p>
+            <w:r>
+              <w:t>*(empty)*</w:t>
+            </w:r>
+          </w:p>
+        </w:tc>
+        <w:tc>
+          <w:tcPr>
+            <w:tcW w:type="dxa" w:w="2880"/>
+          </w:tcPr>
+          <w:p>
+            <w:r>
+              <w:t>Optional API key auth (sent via headers when configured).</w:t>
+            </w:r>
+          </w:p>
+        </w:tc>
+      </w:tr>
+      <w:tr>
+        <w:tc>
+          <w:tcPr>
+            <w:tcW w:type="dxa" w:w="2880"/>
+          </w:tcPr>
+          <w:p>
+            <w:r>
+              <w:t>`ACTIMIZE_BEARER_TOKEN`</w:t>
+            </w:r>
+          </w:p>
+        </w:tc>
+        <w:tc>
+          <w:tcPr>
+            <w:tcW w:type="dxa" w:w="2880"/>
+          </w:tcPr>
+          <w:p>
+            <w:r>
+              <w:t>*(empty)*</w:t>
+            </w:r>
+          </w:p>
+        </w:tc>
+        <w:tc>
+          <w:tcPr>
+            <w:tcW w:type="dxa" w:w="2880"/>
+          </w:tcPr>
+          <w:p>
+            <w:r>
+              <w:t>Optional static bearer token auth (sent via headers when configured).</w:t>
+            </w:r>
+          </w:p>
+        </w:tc>
+      </w:tr>
+      <w:tr>
+        <w:tc>
+          <w:tcPr>
+            <w:tcW w:type="dxa" w:w="2880"/>
+          </w:tcPr>
+          <w:p>
+            <w:r>
+              <w:t>`ACTIMIZE_TOKEN_URL`</w:t>
+            </w:r>
+          </w:p>
+        </w:tc>
+        <w:tc>
+          <w:tcPr>
+            <w:tcW w:type="dxa" w:w="2880"/>
+          </w:tcPr>
+          <w:p>
+            <w:r>
+              <w:t>*(empty)*</w:t>
+            </w:r>
+          </w:p>
+        </w:tc>
+        <w:tc>
+          <w:tcPr>
+            <w:tcW w:type="dxa" w:w="2880"/>
+          </w:tcPr>
+          <w:p>
+            <w:r>
+              <w:t>OAuth token endpoint for client-credentials (when using dynamic bearer tokens).</w:t>
+            </w:r>
+          </w:p>
+        </w:tc>
+      </w:tr>
+      <w:tr>
+        <w:tc>
+          <w:tcPr>
+            <w:tcW w:type="dxa" w:w="2880"/>
+          </w:tcPr>
+          <w:p>
+            <w:r>
+              <w:t>`ACTIMIZE_CLIENT_ID`</w:t>
+            </w:r>
+          </w:p>
+        </w:tc>
+        <w:tc>
+          <w:tcPr>
+            <w:tcW w:type="dxa" w:w="2880"/>
+          </w:tcPr>
+          <w:p>
+            <w:r>
+              <w:t>*(empty)*</w:t>
+            </w:r>
+          </w:p>
+        </w:tc>
+        <w:tc>
+          <w:tcPr>
+            <w:tcW w:type="dxa" w:w="2880"/>
+          </w:tcPr>
+          <w:p>
+            <w:r>
+              <w:t>OAuth client id (required if `ACTIMIZE_TOKEN_URL` is set).</w:t>
+            </w:r>
+          </w:p>
+        </w:tc>
+      </w:tr>
+      <w:tr>
+        <w:tc>
+          <w:tcPr>
+            <w:tcW w:type="dxa" w:w="2880"/>
+          </w:tcPr>
+          <w:p>
+            <w:r>
+              <w:t>`ACTIMIZE_CLIENT_SECRET`</w:t>
+            </w:r>
+          </w:p>
+        </w:tc>
+        <w:tc>
+          <w:tcPr>
+            <w:tcW w:type="dxa" w:w="2880"/>
+          </w:tcPr>
+          <w:p>
+            <w:r>
+              <w:t>*(empty)*</w:t>
+            </w:r>
+          </w:p>
+        </w:tc>
+        <w:tc>
+          <w:tcPr>
+            <w:tcW w:type="dxa" w:w="2880"/>
+          </w:tcPr>
+          <w:p>
+            <w:r>
+              <w:t>OAuth client secret (optional if using client assertion).</w:t>
+            </w:r>
+          </w:p>
+        </w:tc>
+      </w:tr>
+      <w:tr>
+        <w:tc>
+          <w:tcPr>
+            <w:tcW w:type="dxa" w:w="2880"/>
+          </w:tcPr>
+          <w:p>
+            <w:r>
+              <w:t>`ACTIMIZE_CLIENT_ASSERTION_TYPE`</w:t>
+            </w:r>
+          </w:p>
+        </w:tc>
+        <w:tc>
+          <w:tcPr>
+            <w:tcW w:type="dxa" w:w="2880"/>
+          </w:tcPr>
+          <w:p>
+            <w:r>
+              <w:t>`urn:ietf:params:oauth:client-assertion-type:jwt-bearer`</w:t>
+            </w:r>
+          </w:p>
+        </w:tc>
+        <w:tc>
+          <w:tcPr>
+            <w:tcW w:type="dxa" w:w="2880"/>
+          </w:tcPr>
+          <w:p>
+            <w:r>
+              <w:t>OAuth client assertion type when using JWT client assertion.</w:t>
+            </w:r>
+          </w:p>
+        </w:tc>
+      </w:tr>
+      <w:tr>
+        <w:tc>
+          <w:tcPr>
+            <w:tcW w:type="dxa" w:w="2880"/>
+          </w:tcPr>
+          <w:p>
+            <w:r>
+              <w:t>`ACTIMIZE_CLIENT_ASSERTION_ALGORITHM`</w:t>
+            </w:r>
+          </w:p>
+        </w:tc>
+        <w:tc>
+          <w:tcPr>
+            <w:tcW w:type="dxa" w:w="2880"/>
+          </w:tcPr>
+          <w:p>
+            <w:r>
+              <w:t>`RS256`</w:t>
+            </w:r>
+          </w:p>
+        </w:tc>
+        <w:tc>
+          <w:tcPr>
+            <w:tcW w:type="dxa" w:w="2880"/>
+          </w:tcPr>
+          <w:p>
+            <w:r>
+              <w:t>JWT signing algorithm for client assertion.</w:t>
+            </w:r>
+          </w:p>
+        </w:tc>
+      </w:tr>
+      <w:tr>
+        <w:tc>
+          <w:tcPr>
+            <w:tcW w:type="dxa" w:w="2880"/>
+          </w:tcPr>
+          <w:p>
+            <w:r>
+              <w:t>`ACTIMIZE_CLIENT_ASSERTION_AUDIENCE`</w:t>
+            </w:r>
+          </w:p>
+        </w:tc>
+        <w:tc>
+          <w:tcPr>
+            <w:tcW w:type="dxa" w:w="2880"/>
+          </w:tcPr>
+          <w:p>
+            <w:r>
+              <w:t>*(empty)*</w:t>
+            </w:r>
+          </w:p>
+        </w:tc>
+        <w:tc>
+          <w:tcPr>
+            <w:tcW w:type="dxa" w:w="2880"/>
+          </w:tcPr>
+          <w:p>
+            <w:r>
+              <w:t>JWT audience; defaults to `ACTIMIZE_TOKEN_URL` when unset.</w:t>
+            </w:r>
+          </w:p>
+        </w:tc>
+      </w:tr>
+      <w:tr>
+        <w:tc>
+          <w:tcPr>
+            <w:tcW w:type="dxa" w:w="2880"/>
+          </w:tcPr>
+          <w:p>
+            <w:r>
+              <w:t>`ACTIMIZE_CLIENT_ASSERTION_KID`</w:t>
+            </w:r>
+          </w:p>
+        </w:tc>
+        <w:tc>
+          <w:tcPr>
+            <w:tcW w:type="dxa" w:w="2880"/>
+          </w:tcPr>
+          <w:p>
+            <w:r>
+              <w:t>*(empty)*</w:t>
+            </w:r>
+          </w:p>
+        </w:tc>
+        <w:tc>
+          <w:tcPr>
+            <w:tcW w:type="dxa" w:w="2880"/>
+          </w:tcPr>
+          <w:p>
+            <w:r>
+              <w:t>Optional JWT header `kid` for key selection.</w:t>
+            </w:r>
+          </w:p>
+        </w:tc>
+      </w:tr>
+      <w:tr>
+        <w:tc>
+          <w:tcPr>
+            <w:tcW w:type="dxa" w:w="2880"/>
+          </w:tcPr>
+          <w:p>
+            <w:r>
+              <w:t>`ACTIMIZE_CLIENT_ASSERTION_PRIVATE_KEY`</w:t>
+            </w:r>
+          </w:p>
+        </w:tc>
+        <w:tc>
+          <w:tcPr>
+            <w:tcW w:type="dxa" w:w="2880"/>
+          </w:tcPr>
+          <w:p>
+            <w:r>
+              <w:t>*(empty)*</w:t>
+            </w:r>
+          </w:p>
+        </w:tc>
+        <w:tc>
+          <w:tcPr>
+            <w:tcW w:type="dxa" w:w="2880"/>
+          </w:tcPr>
+          <w:p>
+            <w:r>
+              <w:t>PEM private key for client assertion (inline).</w:t>
+            </w:r>
+          </w:p>
+        </w:tc>
+      </w:tr>
+      <w:tr>
+        <w:tc>
+          <w:tcPr>
+            <w:tcW w:type="dxa" w:w="2880"/>
+          </w:tcPr>
+          <w:p>
+            <w:r>
+              <w:t>`ACTIMIZE_CLIENT_ASSERTION_PRIVATE_KEY_B64`</w:t>
+            </w:r>
+          </w:p>
+        </w:tc>
+        <w:tc>
+          <w:tcPr>
+            <w:tcW w:type="dxa" w:w="2880"/>
+          </w:tcPr>
+          <w:p>
+            <w:r>
+              <w:t>*(empty)*</w:t>
+            </w:r>
+          </w:p>
+        </w:tc>
+        <w:tc>
+          <w:tcPr>
+            <w:tcW w:type="dxa" w:w="2880"/>
+          </w:tcPr>
+          <w:p>
+            <w:r>
+              <w:t>PEM private key for client assertion (base64-encoded).</w:t>
+            </w:r>
+          </w:p>
+        </w:tc>
+      </w:tr>
+      <w:tr>
+        <w:tc>
+          <w:tcPr>
+            <w:tcW w:type="dxa" w:w="2880"/>
+          </w:tcPr>
+          <w:p>
+            <w:r>
+              <w:t>`ACTIMIZE_CLIENT_ASSERTION_PRIVATE_KEY_PATH`</w:t>
+            </w:r>
+          </w:p>
+        </w:tc>
+        <w:tc>
+          <w:tcPr>
+            <w:tcW w:type="dxa" w:w="2880"/>
+          </w:tcPr>
+          <w:p>
+            <w:r>
+              <w:t>*(empty)*</w:t>
+            </w:r>
+          </w:p>
+        </w:tc>
+        <w:tc>
+          <w:tcPr>
+            <w:tcW w:type="dxa" w:w="2880"/>
+          </w:tcPr>
+          <w:p>
+            <w:r>
+              <w:t>PEM private key for client assertion (file path).</w:t>
+            </w:r>
+          </w:p>
+        </w:tc>
+      </w:tr>
+      <w:tr>
+        <w:tc>
+          <w:tcPr>
+            <w:tcW w:type="dxa" w:w="2880"/>
+          </w:tcPr>
+          <w:p>
+            <w:r>
+              <w:t>`ACTIMIZE_SCOPE`</w:t>
+            </w:r>
+          </w:p>
+        </w:tc>
+        <w:tc>
+          <w:tcPr>
+            <w:tcW w:type="dxa" w:w="2880"/>
+          </w:tcPr>
+          <w:p>
+            <w:r>
+              <w:t>*(empty)*</w:t>
+            </w:r>
+          </w:p>
+        </w:tc>
+        <w:tc>
+          <w:tcPr>
+            <w:tcW w:type="dxa" w:w="2880"/>
+          </w:tcPr>
+          <w:p>
+            <w:r>
+              <w:t>Optional OAuth scope string for token request.</w:t>
+            </w:r>
+          </w:p>
+        </w:tc>
+      </w:tr>
+      <w:tr>
+        <w:tc>
+          <w:tcPr>
+            <w:tcW w:type="dxa" w:w="2880"/>
+          </w:tcPr>
+          <w:p>
+            <w:r>
+              <w:t>`ACTIMIZE_SOURCE_SYSTEM`</w:t>
+            </w:r>
+          </w:p>
+        </w:tc>
+        <w:tc>
+          <w:tcPr>
+            <w:tcW w:type="dxa" w:w="2880"/>
+          </w:tcPr>
+          <w:p>
+            <w:r>
+              <w:t>`ZIP`</w:t>
+            </w:r>
+          </w:p>
+        </w:tc>
+        <w:tc>
+          <w:tcPr>
+            <w:tcW w:type="dxa" w:w="2880"/>
+          </w:tcPr>
+          <w:p>
+            <w:r>
+              <w:t>Sent in Actimize payload as `sourceSystem` and used when deriving fallback `partyKey`.</w:t>
+            </w:r>
+          </w:p>
+        </w:tc>
+      </w:tr>
+      <w:tr>
+        <w:tc>
+          <w:tcPr>
+            <w:tcW w:type="dxa" w:w="2880"/>
+          </w:tcPr>
+          <w:p>
+            <w:r>
+              <w:t>`ACTIMIZE_REQUESTER_NAME`</w:t>
+            </w:r>
+          </w:p>
+        </w:tc>
+        <w:tc>
+          <w:tcPr>
+            <w:tcW w:type="dxa" w:w="2880"/>
+          </w:tcPr>
+          <w:p>
+            <w:r>
+              <w:t>`SCREENING_SYSTEM`</w:t>
+            </w:r>
+          </w:p>
+        </w:tc>
+        <w:tc>
+          <w:tcPr>
+            <w:tcW w:type="dxa" w:w="2880"/>
+          </w:tcPr>
+          <w:p>
+            <w:r>
+              <w:t>Default requester name sent in Actimize payload when user name is not provided.</w:t>
+            </w:r>
+          </w:p>
+        </w:tc>
+      </w:tr>
+      <w:tr>
+        <w:tc>
+          <w:tcPr>
+            <w:tcW w:type="dxa" w:w="2880"/>
+          </w:tcPr>
+          <w:p>
+            <w:r>
+              <w:t>`ACTIMIZE_ALERT_REVIEW_URL`</w:t>
+            </w:r>
+          </w:p>
+        </w:tc>
+        <w:tc>
+          <w:tcPr>
+            <w:tcW w:type="dxa" w:w="2880"/>
+          </w:tcPr>
+          <w:p>
+            <w:r>
+              <w:t>*(empty)*</w:t>
+            </w:r>
+          </w:p>
+        </w:tc>
+        <w:tc>
+          <w:tcPr>
+            <w:tcW w:type="dxa" w:w="2880"/>
+          </w:tcPr>
+          <w:p>
+            <w:r>
+              <w:t>Optional URL included in scheduled completion notifications for where to review alerts.</w:t>
+            </w:r>
+          </w:p>
+        </w:tc>
+      </w:tr>
+      <w:tr>
+        <w:tc>
+          <w:tcPr>
+            <w:tcW w:type="dxa" w:w="2880"/>
+          </w:tcPr>
+          <w:p>
+            <w:r>
+              <w:t>`ACTIMIZE_TIMEOUT_S`</w:t>
+            </w:r>
+          </w:p>
+        </w:tc>
+        <w:tc>
+          <w:tcPr>
+            <w:tcW w:type="dxa" w:w="2880"/>
+          </w:tcPr>
+          <w:p>
+            <w:r>
+              <w:t>`10.0`</w:t>
+            </w:r>
+          </w:p>
+        </w:tc>
+        <w:tc>
+          <w:tcPr>
+            <w:tcW w:type="dxa" w:w="2880"/>
+          </w:tcPr>
+          <w:p>
+            <w:r>
+              <w:t>HTTP timeout (seconds) for Actimize requests.</w:t>
+            </w:r>
+          </w:p>
+        </w:tc>
+      </w:tr>
+      <w:tr>
+        <w:tc>
+          <w:tcPr>
+            <w:tcW w:type="dxa" w:w="2880"/>
+          </w:tcPr>
+          <w:p>
+            <w:r>
+              <w:t>`SCREENING_TPS`</w:t>
+            </w:r>
+          </w:p>
+        </w:tc>
+        <w:tc>
+          <w:tcPr>
+            <w:tcW w:type="dxa" w:w="2880"/>
+          </w:tcPr>
+          <w:p>
+            <w:r>
+              <w:t>`32`</w:t>
+            </w:r>
+          </w:p>
+        </w:tc>
+        <w:tc>
+          <w:tcPr>
+            <w:tcW w:type="dxa" w:w="2880"/>
+          </w:tcPr>
+          <w:p>
+            <w:r>
+              <w:t>Worker outbound throughput cap (TPS).</w:t>
+            </w:r>
+          </w:p>
+        </w:tc>
+      </w:tr>
+      <w:tr>
+        <w:tc>
+          <w:tcPr>
+            <w:tcW w:type="dxa" w:w="2880"/>
+          </w:tcPr>
+          <w:p>
+            <w:r>
+              <w:t>`SCREENING_POLL_INTERVAL_MS`</w:t>
+            </w:r>
+          </w:p>
+        </w:tc>
+        <w:tc>
+          <w:tcPr>
+            <w:tcW w:type="dxa" w:w="2880"/>
+          </w:tcPr>
+          <w:p>
+            <w:r>
+              <w:t>`750`</w:t>
+            </w:r>
+          </w:p>
+        </w:tc>
+        <w:tc>
+          <w:tcPr>
+            <w:tcW w:type="dxa" w:w="2880"/>
+          </w:tcPr>
+          <w:p>
+            <w:r>
+              <w:t>Intended poll interval (ms) used by clients/UX; backend uses it for any internal timing where applicable.</w:t>
+            </w:r>
+          </w:p>
+        </w:tc>
+      </w:tr>
+      <w:tr>
+        <w:tc>
+          <w:tcPr>
+            <w:tcW w:type="dxa" w:w="2880"/>
+          </w:tcPr>
+          <w:p>
+            <w:r>
+              <w:t>`SCREENING_SYNC_TIMEOUT_S`</w:t>
+            </w:r>
+          </w:p>
+        </w:tc>
+        <w:tc>
+          <w:tcPr>
+            <w:tcW w:type="dxa" w:w="2880"/>
+          </w:tcPr>
+          <w:p>
+            <w:r>
+              <w:t>`60`</w:t>
+            </w:r>
+          </w:p>
+        </w:tc>
+        <w:tc>
+          <w:tcPr>
+            <w:tcW w:type="dxa" w:w="2880"/>
+          </w:tcPr>
+          <w:p>
+            <w:r>
+              <w:t>Timeout budget (seconds) for synchronous screening request flows.</w:t>
+            </w:r>
+          </w:p>
+        </w:tc>
+      </w:tr>
+      <w:tr>
+        <w:tc>
+          <w:tcPr>
+            <w:tcW w:type="dxa" w:w="2880"/>
+          </w:tcPr>
+          <w:p>
+            <w:r>
+              <w:t>`SCREENING_RESULT_LIMIT`</w:t>
+            </w:r>
+          </w:p>
+        </w:tc>
+        <w:tc>
+          <w:tcPr>
+            <w:tcW w:type="dxa" w:w="2880"/>
+          </w:tcPr>
+          <w:p>
+            <w:r>
+              <w:t>`5`</w:t>
+            </w:r>
+          </w:p>
+        </w:tc>
+        <w:tc>
+          <w:tcPr>
+            <w:tcW w:type="dxa" w:w="2880"/>
+          </w:tcPr>
+          <w:p>
+            <w:r>
+              <w:t>Default max number of matches returned per item.</w:t>
+            </w:r>
+          </w:p>
+        </w:tc>
+      </w:tr>
+      <w:tr>
+        <w:tc>
+          <w:tcPr>
+            <w:tcW w:type="dxa" w:w="2880"/>
+          </w:tcPr>
+          <w:p>
+            <w:r>
+              <w:t>`DAILY_SCREENING_TIMEZONE`</w:t>
+            </w:r>
+          </w:p>
+        </w:tc>
+        <w:tc>
+          <w:tcPr>
+            <w:tcW w:type="dxa" w:w="2880"/>
+          </w:tcPr>
+          <w:p>
+            <w:r>
+              <w:t>`America/New_York`</w:t>
+            </w:r>
+          </w:p>
+        </w:tc>
+        <w:tc>
+          <w:tcPr>
+            <w:tcW w:type="dxa" w:w="2880"/>
+          </w:tcPr>
+          <w:p>
+            <w:r>
+              <w:t>Timezone for schedule calculations.</w:t>
+            </w:r>
+          </w:p>
+        </w:tc>
+      </w:tr>
+      <w:tr>
+        <w:tc>
+          <w:tcPr>
+            <w:tcW w:type="dxa" w:w="2880"/>
+          </w:tcPr>
+          <w:p>
+            <w:r>
+              <w:t>`DAILY_SCREENING_HOUR`</w:t>
+            </w:r>
+          </w:p>
+        </w:tc>
+        <w:tc>
+          <w:tcPr>
+            <w:tcW w:type="dxa" w:w="2880"/>
+          </w:tcPr>
+          <w:p>
+            <w:r>
+              <w:t>`0`</w:t>
+            </w:r>
+          </w:p>
+        </w:tc>
+        <w:tc>
+          <w:tcPr>
+            <w:tcW w:type="dxa" w:w="2880"/>
+          </w:tcPr>
+          <w:p>
+            <w:r>
+              <w:t>Hour-of-day for default daily schedule run time (local to `DAILY_SCREENING_TIMEZONE`).</w:t>
+            </w:r>
+          </w:p>
+        </w:tc>
+      </w:tr>
+      <w:tr>
+        <w:tc>
+          <w:tcPr>
+            <w:tcW w:type="dxa" w:w="2880"/>
+          </w:tcPr>
+          <w:p>
+            <w:r>
+              <w:t>`DAILY_SCREENING_MINUTE`</w:t>
+            </w:r>
+          </w:p>
+        </w:tc>
+        <w:tc>
+          <w:tcPr>
+            <w:tcW w:type="dxa" w:w="2880"/>
+          </w:tcPr>
+          <w:p>
+            <w:r>
+              <w:t>`5`</w:t>
+            </w:r>
+          </w:p>
+        </w:tc>
+        <w:tc>
+          <w:tcPr>
+            <w:tcW w:type="dxa" w:w="2880"/>
+          </w:tcPr>
+          <w:p>
+            <w:r>
+              <w:t>Minute-of-hour for default daily schedule run time.</w:t>
+            </w:r>
+          </w:p>
+        </w:tc>
+      </w:tr>
+      <w:tr>
+        <w:tc>
+          <w:tcPr>
+            <w:tcW w:type="dxa" w:w="2880"/>
+          </w:tcPr>
+          <w:p>
+            <w:r>
+              <w:t>`DAILY_SCREENING_CHECK_INTERVAL_S`</w:t>
+            </w:r>
+          </w:p>
+        </w:tc>
+        <w:tc>
+          <w:tcPr>
+            <w:tcW w:type="dxa" w:w="2880"/>
+          </w:tcPr>
+          <w:p>
+            <w:r>
+              <w:t>`30`</w:t>
+            </w:r>
+          </w:p>
+        </w:tc>
+        <w:tc>
+          <w:tcPr>
+            <w:tcW w:type="dxa" w:w="2880"/>
+          </w:tcPr>
+          <w:p>
+            <w:r>
+              <w:t>How often the worker checks for due schedules.</w:t>
+            </w:r>
+          </w:p>
+        </w:tc>
+      </w:tr>
+      <w:tr>
+        <w:tc>
+          <w:tcPr>
+            <w:tcW w:type="dxa" w:w="2880"/>
+          </w:tcPr>
+          <w:p>
+            <w:r>
+              <w:t>`AUDIT_ACCESS_LOG_ENABLED`</w:t>
+            </w:r>
+          </w:p>
+        </w:tc>
+        <w:tc>
+          <w:tcPr>
+            <w:tcW w:type="dxa" w:w="2880"/>
+          </w:tcPr>
+          <w:p>
+            <w:r>
+              <w:t>`true`</w:t>
+            </w:r>
+          </w:p>
+        </w:tc>
+        <w:tc>
+          <w:tcPr>
+            <w:tcW w:type="dxa" w:w="2880"/>
+          </w:tcPr>
+          <w:p>
+            <w:r>
+              <w:t>Enables middleware access logging into `api_access_logs`.</w:t>
+            </w:r>
+          </w:p>
+        </w:tc>
+      </w:tr>
+      <w:tr>
+        <w:tc>
+          <w:tcPr>
+            <w:tcW w:type="dxa" w:w="2880"/>
+          </w:tcPr>
+          <w:p>
+            <w:r>
+              <w:t>`AUDIT_EVENT_RETENTION_DAYS`</w:t>
+            </w:r>
+          </w:p>
+        </w:tc>
+        <w:tc>
+          <w:tcPr>
+            <w:tcW w:type="dxa" w:w="2880"/>
+          </w:tcPr>
+          <w:p>
+            <w:r>
+              <w:t>`3650`</w:t>
+            </w:r>
+          </w:p>
+        </w:tc>
+        <w:tc>
+          <w:tcPr>
+            <w:tcW w:type="dxa" w:w="2880"/>
+          </w:tcPr>
+          <w:p>
+            <w:r>
+              <w:t>Retention window for `audit_events` cleanup.</w:t>
+            </w:r>
+          </w:p>
+        </w:tc>
+      </w:tr>
+      <w:tr>
+        <w:tc>
+          <w:tcPr>
+            <w:tcW w:type="dxa" w:w="2880"/>
+          </w:tcPr>
+          <w:p>
+            <w:r>
+              <w:t>`API_ACCESS_LOG_RETENTION_DAYS`</w:t>
+            </w:r>
+          </w:p>
+        </w:tc>
+        <w:tc>
+          <w:tcPr>
+            <w:tcW w:type="dxa" w:w="2880"/>
+          </w:tcPr>
+          <w:p>
+            <w:r>
+              <w:t>`365`</w:t>
+            </w:r>
+          </w:p>
+        </w:tc>
+        <w:tc>
+          <w:tcPr>
+            <w:tcW w:type="dxa" w:w="2880"/>
+          </w:tcPr>
+          <w:p>
+            <w:r>
+              <w:t>Retention window for `api_access_logs` cleanup.</w:t>
+            </w:r>
+          </w:p>
+        </w:tc>
+      </w:tr>
+      <w:tr>
+        <w:tc>
+          <w:tcPr>
+            <w:tcW w:type="dxa" w:w="2880"/>
+          </w:tcPr>
+          <w:p>
+            <w:r>
+              <w:t>`EXTERNAL_API_ERROR_RETENTION_DAYS`</w:t>
+            </w:r>
+          </w:p>
+        </w:tc>
+        <w:tc>
+          <w:tcPr>
+            <w:tcW w:type="dxa" w:w="2880"/>
+          </w:tcPr>
+          <w:p>
+            <w:r>
+              <w:t>`365`</w:t>
+            </w:r>
+          </w:p>
+        </w:tc>
+        <w:tc>
+          <w:tcPr>
+            <w:tcW w:type="dxa" w:w="2880"/>
+          </w:tcPr>
+          <w:p>
+            <w:r>
+              <w:t>Retention window for `external_api_errors` cleanup.</w:t>
+            </w:r>
+          </w:p>
+        </w:tc>
+      </w:tr>
+      <w:tr>
+        <w:tc>
+          <w:tcPr>
+            <w:tcW w:type="dxa" w:w="2880"/>
+          </w:tcPr>
+          <w:p>
+            <w:r>
+              <w:t>`OPERATIONAL_CLEANUP_INTERVAL_S`</w:t>
+            </w:r>
+          </w:p>
+        </w:tc>
+        <w:tc>
+          <w:tcPr>
+            <w:tcW w:type="dxa" w:w="2880"/>
+          </w:tcPr>
+          <w:p>
+            <w:r>
+              <w:t>`3600`</w:t>
+            </w:r>
+          </w:p>
+        </w:tc>
+        <w:tc>
+          <w:tcPr>
+            <w:tcW w:type="dxa" w:w="2880"/>
+          </w:tcPr>
+          <w:p>
+            <w:r>
+              <w:t>How often the worker purges old operational data.</w:t>
+            </w:r>
+          </w:p>
+        </w:tc>
+      </w:tr>
+      <w:tr>
+        <w:tc>
+          <w:tcPr>
+            <w:tcW w:type="dxa" w:w="2880"/>
+          </w:tcPr>
+          <w:p>
+            <w:r>
+              <w:t>`HIGH_RISK_EXTERNAL_API_ERROR_WINDOW_MINUTES`</w:t>
+            </w:r>
+          </w:p>
+        </w:tc>
+        <w:tc>
+          <w:tcPr>
+            <w:tcW w:type="dxa" w:w="2880"/>
+          </w:tcPr>
+          <w:p>
+            <w:r>
+              <w:t>`15`</w:t>
+            </w:r>
+          </w:p>
+        </w:tc>
+        <w:tc>
+          <w:tcPr>
+            <w:tcW w:type="dxa" w:w="2880"/>
+          </w:tcPr>
+          <w:p>
+            <w:r>
+              <w:t>Rolling window for high-risk external API failure detection.</w:t>
+            </w:r>
+          </w:p>
+        </w:tc>
+      </w:tr>
+      <w:tr>
+        <w:tc>
+          <w:tcPr>
+            <w:tcW w:type="dxa" w:w="2880"/>
+          </w:tcPr>
+          <w:p>
+            <w:r>
+              <w:t>`HIGH_RISK_EXTERNAL_API_ERROR_THRESHOLD`</w:t>
+            </w:r>
+          </w:p>
+        </w:tc>
+        <w:tc>
+          <w:tcPr>
+            <w:tcW w:type="dxa" w:w="2880"/>
+          </w:tcPr>
+          <w:p>
+            <w:r>
+              <w:t>`10`</w:t>
+            </w:r>
+          </w:p>
+        </w:tc>
+        <w:tc>
+          <w:tcPr>
+            <w:tcW w:type="dxa" w:w="2880"/>
+          </w:tcPr>
+          <w:p>
+            <w:r>
+              <w:t>Threshold count inside the window that triggers high-risk alert audit events.</w:t>
+            </w:r>
+          </w:p>
+        </w:tc>
+      </w:tr>
+      <w:tr>
+        <w:tc>
+          <w:tcPr>
+            <w:tcW w:type="dxa" w:w="2880"/>
+          </w:tcPr>
+          <w:p>
+            <w:r>
+              <w:t>`AUTH_ENABLED`</w:t>
+            </w:r>
+          </w:p>
+        </w:tc>
+        <w:tc>
+          <w:tcPr>
+            <w:tcW w:type="dxa" w:w="2880"/>
+          </w:tcPr>
+          <w:p>
+            <w:r>
+              <w:t>`false`</w:t>
+            </w:r>
+          </w:p>
+        </w:tc>
+        <w:tc>
+          <w:tcPr>
+            <w:tcW w:type="dxa" w:w="2880"/>
+          </w:tcPr>
+          <w:p>
+            <w:r>
+              <w:t>Enables JWT validation + permission enforcement for `/api/v1/*`.</w:t>
+            </w:r>
+          </w:p>
+        </w:tc>
+      </w:tr>
+      <w:tr>
+        <w:tc>
+          <w:tcPr>
+            <w:tcW w:type="dxa" w:w="2880"/>
+          </w:tcPr>
+          <w:p>
+            <w:r>
+              <w:t>`AUTH_ISSUER`</w:t>
+            </w:r>
+          </w:p>
+        </w:tc>
+        <w:tc>
+          <w:tcPr>
+            <w:tcW w:type="dxa" w:w="2880"/>
+          </w:tcPr>
+          <w:p>
+            <w:r>
+              <w:t>*(empty)*</w:t>
+            </w:r>
+          </w:p>
+        </w:tc>
+        <w:tc>
+          <w:tcPr>
+            <w:tcW w:type="dxa" w:w="2880"/>
+          </w:tcPr>
+          <w:p>
+            <w:r>
+              <w:t>JWT issuer URL. Required when `AUTH_ENABLED=true`.</w:t>
+            </w:r>
+          </w:p>
+        </w:tc>
+      </w:tr>
+      <w:tr>
+        <w:tc>
+          <w:tcPr>
+            <w:tcW w:type="dxa" w:w="2880"/>
+          </w:tcPr>
+          <w:p>
+            <w:r>
+              <w:t>`AUTH_JWKS_URL`</w:t>
+            </w:r>
+          </w:p>
+        </w:tc>
+        <w:tc>
+          <w:tcPr>
+            <w:tcW w:type="dxa" w:w="2880"/>
+          </w:tcPr>
+          <w:p>
+            <w:r>
+              <w:t>*(empty)*</w:t>
+            </w:r>
+          </w:p>
+        </w:tc>
+        <w:tc>
+          <w:tcPr>
+            <w:tcW w:type="dxa" w:w="2880"/>
+          </w:tcPr>
+          <w:p>
+            <w:r>
+              <w:t>JWKS URL for signature verification. Required when `AUTH_ENABLED=true`.</w:t>
+            </w:r>
+          </w:p>
+        </w:tc>
+      </w:tr>
+      <w:tr>
+        <w:tc>
+          <w:tcPr>
+            <w:tcW w:type="dxa" w:w="2880"/>
+          </w:tcPr>
+          <w:p>
+            <w:r>
+              <w:t>`AUTH_AUDIENCE`</w:t>
+            </w:r>
+          </w:p>
+        </w:tc>
+        <w:tc>
+          <w:tcPr>
+            <w:tcW w:type="dxa" w:w="2880"/>
+          </w:tcPr>
+          <w:p>
+            <w:r>
+              <w:t>*(empty)*</w:t>
+            </w:r>
+          </w:p>
+        </w:tc>
+        <w:tc>
+          <w:tcPr>
+            <w:tcW w:type="dxa" w:w="2880"/>
+          </w:tcPr>
+          <w:p>
+            <w:r>
+              <w:t>JWT audience/app-client id (required for Cognito access tokens).</w:t>
+            </w:r>
+          </w:p>
+        </w:tc>
+      </w:tr>
+      <w:tr>
+        <w:tc>
+          <w:tcPr>
+            <w:tcW w:type="dxa" w:w="2880"/>
+          </w:tcPr>
+          <w:p>
+            <w:r>
+              <w:t>`AUTH_ALGORITHMS`</w:t>
+            </w:r>
+          </w:p>
+        </w:tc>
+        <w:tc>
+          <w:tcPr>
+            <w:tcW w:type="dxa" w:w="2880"/>
+          </w:tcPr>
+          <w:p>
+            <w:r>
+              <w:t>`RS256`</w:t>
+            </w:r>
+          </w:p>
+        </w:tc>
+        <w:tc>
+          <w:tcPr>
+            <w:tcW w:type="dxa" w:w="2880"/>
+          </w:tcPr>
+          <w:p>
+            <w:r>
+              <w:t>Allowed JWT signing algorithms.</w:t>
+            </w:r>
+          </w:p>
+        </w:tc>
+      </w:tr>
+    </w:tbl>
     <w:p>
       <w:pPr>
         <w:pStyle w:val="Heading2"/>

--- a/docs/technical-design-document.docx
+++ b/docs/technical-design-document.docx
@@ -19,7 +19,7 @@
         <w:t>Version:</w:t>
       </w:r>
       <w:r>
-        <w:t xml:space="preserve"> 1.5 </w:t>
+        <w:t xml:space="preserve"> 1.6 </w:t>
       </w:r>
       <w:r>
         <w:rPr>
@@ -156,6 +156,14 @@
         <w:pStyle w:val="ListBullet"/>
       </w:pPr>
       <w:r>
+        <w:t>The TDD now explicitly documents the browser/API trust boundary: frontend calls only the backend container for application APIs, while the worker remains SQS-driven with no browser-facing API.</w:t>
+      </w:r>
+    </w:p>
+    <w:p>
+      <w:pPr>
+        <w:pStyle w:val="ListBullet"/>
+      </w:pPr>
+      <w:r>
         <w:t xml:space="preserve">Large immediate uploads continue to use the S3-backed </w:t>
       </w:r>
       <w:r>
@@ -929,6 +937,33 @@
     </w:p>
     <w:p>
       <w:pPr>
+        <w:pStyle w:val="ListBullet"/>
+      </w:pPr>
+      <w:r>
+        <w:t xml:space="preserve">Frontend does </w:t>
+      </w:r>
+      <w:r>
+        <w:rPr>
+          <w:b/>
+        </w:rPr>
+        <w:t>not</w:t>
+      </w:r>
+      <w:r>
+        <w:t xml:space="preserve"> call the worker container directly. All browser API calls terminate at the backend API under </w:t>
+      </w:r>
+      <w:r>
+        <w:rPr>
+          <w:rFonts w:ascii="Consolas" w:hAnsi="Consolas"/>
+          <w:sz w:val="18"/>
+        </w:rPr>
+        <w:t>/api/v1/*</w:t>
+      </w:r>
+      <w:r>
+        <w:t xml:space="preserve"> and are reverse-proxied by Nginx.</w:t>
+      </w:r>
+    </w:p>
+    <w:p>
+      <w:pPr>
         <w:pStyle w:val="Heading3"/>
       </w:pPr>
       <w:r>
@@ -1117,6 +1152,29 @@
       </w:r>
     </w:p>
     <w:p>
+      <w:pPr>
+        <w:pStyle w:val="ListBullet"/>
+      </w:pPr>
+      <w:r>
+        <w:t xml:space="preserve">bearer token presence from </w:t>
+      </w:r>
+      <w:r>
+        <w:rPr>
+          <w:rFonts w:ascii="Consolas" w:hAnsi="Consolas"/>
+          <w:sz w:val="18"/>
+        </w:rPr>
+        <w:t>Authorization: Bearer &lt;JWT&gt;</w:t>
+      </w:r>
+    </w:p>
+    <w:p>
+      <w:pPr>
+        <w:pStyle w:val="ListBullet"/>
+      </w:pPr>
+      <w:r>
+        <w:t>token expiration and basic claim shape before request processing continues</w:t>
+      </w:r>
+    </w:p>
+    <w:p>
       <w:pPr/>
       <w:r>
         <w:t>Auth audit behavior:</w:t>
@@ -1180,6 +1238,48 @@
     </w:p>
     <w:p>
       <w:pPr>
+        <w:pStyle w:val="Heading3"/>
+      </w:pPr>
+      <w:r>
+        <w:t>3.4 Worker Trust Boundary (</w:t>
+      </w:r>
+      <w:r>
+        <w:rPr>
+          <w:rFonts w:ascii="Consolas" w:hAnsi="Consolas"/>
+          <w:sz w:val="18"/>
+        </w:rPr>
+        <w:t>worker</w:t>
+      </w:r>
+      <w:r>
+        <w:t>)</w:t>
+      </w:r>
+    </w:p>
+    <w:p>
+      <w:pPr>
+        <w:pStyle w:val="ListBullet"/>
+      </w:pPr>
+      <w:r>
+        <w:t>Worker has no browser-facing HTTP API.</w:t>
+      </w:r>
+    </w:p>
+    <w:p>
+      <w:pPr>
+        <w:pStyle w:val="ListBullet"/>
+      </w:pPr>
+      <w:r>
+        <w:t>Worker trusts only internal work handed off by the backend through SQS.</w:t>
+      </w:r>
+    </w:p>
+    <w:p>
+      <w:pPr>
+        <w:pStyle w:val="ListBullet"/>
+      </w:pPr>
+      <w:r>
+        <w:t>End-user authentication is enforced before work is enqueued; worker authorization is service-to-service and infrastructure-based (ECS task role, SQS access, DB access), not browser-token based.</w:t>
+      </w:r>
+    </w:p>
+    <w:p>
+      <w:pPr>
         <w:pStyle w:val="Heading2"/>
       </w:pPr>
       <w:r>
@@ -1392,6 +1492,81 @@
       </w:r>
     </w:p>
     <w:p>
+      <w:pPr/>
+      <w:r>
+        <w:t>Frontend API boundary:</w:t>
+      </w:r>
+    </w:p>
+    <w:p>
+      <w:pPr>
+        <w:pStyle w:val="ListBullet"/>
+      </w:pPr>
+      <w:r>
+        <w:t xml:space="preserve">Browser -&gt; </w:t>
+      </w:r>
+      <w:r>
+        <w:rPr>
+          <w:rFonts w:ascii="Consolas" w:hAnsi="Consolas"/>
+          <w:sz w:val="18"/>
+        </w:rPr>
+        <w:t>frontend</w:t>
+      </w:r>
+      <w:r>
+        <w:t xml:space="preserve"> container for static assets and SPA routes</w:t>
+      </w:r>
+    </w:p>
+    <w:p>
+      <w:pPr>
+        <w:pStyle w:val="ListBullet"/>
+      </w:pPr>
+      <w:r>
+        <w:t xml:space="preserve">Browser -&gt; </w:t>
+      </w:r>
+      <w:r>
+        <w:rPr>
+          <w:rFonts w:ascii="Consolas" w:hAnsi="Consolas"/>
+          <w:sz w:val="18"/>
+        </w:rPr>
+        <w:t>backend</w:t>
+      </w:r>
+      <w:r>
+        <w:t xml:space="preserve"> container for all application API calls via </w:t>
+      </w:r>
+      <w:r>
+        <w:rPr>
+          <w:rFonts w:ascii="Consolas" w:hAnsi="Consolas"/>
+          <w:sz w:val="18"/>
+        </w:rPr>
+        <w:t>/api/v1/*</w:t>
+      </w:r>
+    </w:p>
+    <w:p>
+      <w:pPr>
+        <w:pStyle w:val="ListBullet"/>
+      </w:pPr>
+      <w:r>
+        <w:t>Browser -&gt; OIDC provider directly for login/logout/token exchange</w:t>
+      </w:r>
+    </w:p>
+    <w:p>
+      <w:pPr>
+        <w:pStyle w:val="ListBullet"/>
+      </w:pPr>
+      <w:r>
+        <w:t xml:space="preserve">Browser -&gt; </w:t>
+      </w:r>
+      <w:r>
+        <w:rPr>
+          <w:rFonts w:ascii="Consolas" w:hAnsi="Consolas"/>
+          <w:sz w:val="18"/>
+        </w:rPr>
+        <w:t>worker</w:t>
+      </w:r>
+      <w:r>
+        <w:t xml:space="preserve"> container: none</w:t>
+      </w:r>
+    </w:p>
+    <w:p>
       <w:pPr>
         <w:pStyle w:val="Heading3"/>
       </w:pPr>
@@ -1581,6 +1756,14 @@
     </w:p>
     <w:p>
       <w:pPr>
+        <w:pStyle w:val="ListBullet"/>
+      </w:pPr>
+      <w:r>
+        <w:t>Serve as the only browser-facing application API container; no frontend calls bypass backend to reach the worker.</w:t>
+      </w:r>
+    </w:p>
+    <w:p>
+      <w:pPr>
         <w:pStyle w:val="Heading3"/>
       </w:pPr>
       <w:r>
@@ -1735,6 +1918,14 @@
     </w:p>
     <w:p>
       <w:pPr>
+        <w:pStyle w:val="ListBullet"/>
+      </w:pPr>
+      <w:r>
+        <w:t>Process backend-enqueued work only; it does not expose REST endpoints to the frontend.</w:t>
+      </w:r>
+    </w:p>
+    <w:p>
+      <w:pPr>
         <w:pStyle w:val="Heading3"/>
       </w:pPr>
       <w:r>
@@ -4130,10 +4321,80 @@
       </w:r>
     </w:p>
     <w:p>
+      <w:pPr/>
+      <w:r>
+        <w:t>Browser-to-container routing model:</w:t>
+      </w:r>
+    </w:p>
+    <w:p>
       <w:pPr>
         <w:pStyle w:val="ListBullet"/>
       </w:pPr>
       <w:r>
+        <w:t xml:space="preserve">Frontend SPA calls only the </w:t>
+      </w:r>
+      <w:r>
+        <w:rPr>
+          <w:rFonts w:ascii="Consolas" w:hAnsi="Consolas"/>
+          <w:sz w:val="18"/>
+        </w:rPr>
+        <w:t>backend</w:t>
+      </w:r>
+      <w:r>
+        <w:t xml:space="preserve"> container for application APIs.</w:t>
+      </w:r>
+    </w:p>
+    <w:p>
+      <w:pPr>
+        <w:pStyle w:val="ListBullet"/>
+      </w:pPr>
+      <w:r>
+        <w:t xml:space="preserve">The </w:t>
+      </w:r>
+      <w:r>
+        <w:rPr>
+          <w:rFonts w:ascii="Consolas" w:hAnsi="Consolas"/>
+          <w:sz w:val="18"/>
+        </w:rPr>
+        <w:t>worker</w:t>
+      </w:r>
+      <w:r>
+        <w:t xml:space="preserve"> container is not part of the browser request path.</w:t>
+      </w:r>
+    </w:p>
+    <w:p>
+      <w:pPr>
+        <w:pStyle w:val="ListBullet"/>
+      </w:pPr>
+      <w:r>
+        <w:t xml:space="preserve">Nginx in the </w:t>
+      </w:r>
+      <w:r>
+        <w:rPr>
+          <w:rFonts w:ascii="Consolas" w:hAnsi="Consolas"/>
+          <w:sz w:val="18"/>
+        </w:rPr>
+        <w:t>frontend</w:t>
+      </w:r>
+      <w:r>
+        <w:t xml:space="preserve"> container reverse-proxies </w:t>
+      </w:r>
+      <w:r>
+        <w:rPr>
+          <w:rFonts w:ascii="Consolas" w:hAnsi="Consolas"/>
+          <w:sz w:val="18"/>
+        </w:rPr>
+        <w:t>/api/*</w:t>
+      </w:r>
+      <w:r>
+        <w:t xml:space="preserve"> to the backend service-discovery hostname.</w:t>
+      </w:r>
+    </w:p>
+    <w:p>
+      <w:pPr>
+        <w:pStyle w:val="ListBullet"/>
+      </w:pPr>
+      <w:r>
         <w:t>AuthN/AuthZ:</w:t>
       </w:r>
     </w:p>
@@ -4228,6 +4489,24 @@
       </w:r>
       <w:r>
         <w:t>).</w:t>
+      </w:r>
+    </w:p>
+    <w:p>
+      <w:pPr>
+        <w:pStyle w:val="ListBullet2"/>
+      </w:pPr>
+      <w:r>
+        <w:t xml:space="preserve">Backend reads </w:t>
+      </w:r>
+      <w:r>
+        <w:rPr>
+          <w:rFonts w:ascii="Consolas" w:hAnsi="Consolas"/>
+          <w:sz w:val="18"/>
+        </w:rPr>
+        <w:t>Authorization: Bearer &lt;JWT&gt;</w:t>
+      </w:r>
+      <w:r>
+        <w:t xml:space="preserve"> on incoming requests and performs signature + claim validation before executing protected handlers.</w:t>
       </w:r>
     </w:p>
     <w:p>

--- a/docs/technical-design-document.docx
+++ b/docs/technical-design-document.docx
@@ -19,7 +19,7 @@
         <w:t>Version:</w:t>
       </w:r>
       <w:r>
-        <w:t xml:space="preserve"> 1.6 </w:t>
+        <w:t xml:space="preserve"> 1.7 </w:t>
       </w:r>
       <w:r>
         <w:rPr>
@@ -28,7 +28,7 @@
         <w:t>Date:</w:t>
       </w:r>
       <w:r>
-        <w:t xml:space="preserve"> 2026-04-09 </w:t>
+        <w:t xml:space="preserve"> 2026-04-13 </w:t>
       </w:r>
       <w:r>
         <w:rPr>
@@ -195,6 +195,24 @@
     </w:p>
     <w:p>
       <w:pPr>
+        <w:pStyle w:val="ListBullet"/>
+      </w:pPr>
+      <w:r>
+        <w:t>Worker-side transient external API hardening now includes delayed SQS requeue for retryable upstream failures (</w:t>
+      </w:r>
+      <w:r>
+        <w:rPr>
+          <w:rFonts w:ascii="Consolas" w:hAnsi="Consolas"/>
+          <w:sz w:val="18"/>
+        </w:rPr>
+        <w:t>429/500/502/503/504</w:t>
+      </w:r>
+      <w:r>
+        <w:t>) with bounded exponential backoff, per-item retry-attempt tracking, and explicit audit events for successful requeue vs requeue failure.</w:t>
+      </w:r>
+    </w:p>
+    <w:p>
+      <w:pPr>
         <w:pStyle w:val="Heading2"/>
       </w:pPr>
       <w:r>
@@ -1866,6 +1884,34 @@
       </w:r>
       <w:r>
         <w:t>) per worker task.</w:t>
+      </w:r>
+    </w:p>
+    <w:p>
+      <w:pPr>
+        <w:pStyle w:val="ListBullet"/>
+      </w:pPr>
+      <w:r>
+        <w:t>For transient upstream screening failures (</w:t>
+      </w:r>
+      <w:r>
+        <w:rPr>
+          <w:rFonts w:ascii="Consolas" w:hAnsi="Consolas"/>
+          <w:sz w:val="18"/>
+        </w:rPr>
+        <w:t>429/500/502/503/504</w:t>
+      </w:r>
+      <w:r>
+        <w:t xml:space="preserve">), requeue the same item with incremented </w:t>
+      </w:r>
+      <w:r>
+        <w:rPr>
+          <w:rFonts w:ascii="Consolas" w:hAnsi="Consolas"/>
+          <w:sz w:val="18"/>
+        </w:rPr>
+        <w:t>retry_attempt</w:t>
+      </w:r>
+      <w:r>
+        <w:t xml:space="preserve"> and delayed retry using bounded exponential backoff.</w:t>
       </w:r>
     </w:p>
     <w:p>
@@ -8342,6 +8388,40 @@
       </w:r>
     </w:p>
     <w:p>
+      <w:pPr/>
+      <w:r>
+        <w:t>Retry behavior note:</w:t>
+      </w:r>
+    </w:p>
+    <w:p>
+      <w:pPr>
+        <w:pStyle w:val="ListBullet"/>
+      </w:pPr>
+      <w:r>
+        <w:t xml:space="preserve">If worker receives a transient upstream </w:t>
+      </w:r>
+      <w:r>
+        <w:rPr>
+          <w:rFonts w:ascii="Consolas" w:hAnsi="Consolas"/>
+          <w:sz w:val="18"/>
+        </w:rPr>
+        <w:t>429/500/502/503/504</w:t>
+      </w:r>
+      <w:r>
+        <w:t xml:space="preserve"> for an item, it requeues the message with a delay and increments </w:t>
+      </w:r>
+      <w:r>
+        <w:rPr>
+          <w:rFonts w:ascii="Consolas" w:hAnsi="Consolas"/>
+          <w:sz w:val="18"/>
+        </w:rPr>
+        <w:t>retry_attempt</w:t>
+      </w:r>
+      <w:r>
+        <w:t xml:space="preserve"> (bounded by configured max attempts) instead of immediately marking the item as failed.</w:t>
+      </w:r>
+    </w:p>
+    <w:p>
       <w:pPr>
         <w:pStyle w:val="Heading3"/>
       </w:pPr>
@@ -8698,6 +8778,62 @@
         <w:pStyle w:val="ListBullet"/>
       </w:pPr>
       <w:r>
+        <w:t>For async worker items, retry is implemented as delayed SQS requeue (</w:t>
+      </w:r>
+      <w:r>
+        <w:rPr>
+          <w:rFonts w:ascii="Consolas" w:hAnsi="Consolas"/>
+          <w:sz w:val="18"/>
+        </w:rPr>
+        <w:t>retry_attempt</w:t>
+      </w:r>
+      <w:r>
+        <w:t xml:space="preserve"> on queue message) to keep worker threads available and avoid blocking a message handler during backoff.</w:t>
+      </w:r>
+    </w:p>
+    <w:p>
+      <w:pPr>
+        <w:pStyle w:val="ListBullet"/>
+      </w:pPr>
+      <w:r>
+        <w:t>Requeue outcomes are explicitly audited:</w:t>
+      </w:r>
+    </w:p>
+    <w:p>
+      <w:pPr>
+        <w:pStyle w:val="ListBullet2"/>
+      </w:pPr>
+      <w:r>
+        <w:rPr>
+          <w:rFonts w:ascii="Consolas" w:hAnsi="Consolas"/>
+          <w:sz w:val="18"/>
+        </w:rPr>
+        <w:t>SCREENING_ITEM_REQUEUED</w:t>
+      </w:r>
+      <w:r>
+        <w:t xml:space="preserve"> when delayed retry enqueue succeeds</w:t>
+      </w:r>
+    </w:p>
+    <w:p>
+      <w:pPr>
+        <w:pStyle w:val="ListBullet2"/>
+      </w:pPr>
+      <w:r>
+        <w:rPr>
+          <w:rFonts w:ascii="Consolas" w:hAnsi="Consolas"/>
+          <w:sz w:val="18"/>
+        </w:rPr>
+        <w:t>SCREENING_ITEM_REQUEUE_FAILED</w:t>
+      </w:r>
+      <w:r>
+        <w:t xml:space="preserve"> when retry enqueue fails (item is then marked failed)</w:t>
+      </w:r>
+    </w:p>
+    <w:p>
+      <w:pPr>
+        <w:pStyle w:val="ListBullet"/>
+      </w:pPr>
+      <w:r>
         <w:t xml:space="preserve">Prudential wrapped responses are normalized whether they use </w:t>
       </w:r>
       <w:r>
@@ -8819,6 +8955,24 @@
       </w:pPr>
       <w:r>
         <w:t>Worker troubleshooting logs now capture the same raw wrapped Prudential success/error payload shapes seen by sync screening, which is important when batch and sync behavior diverge because of parser-version drift.</w:t>
+      </w:r>
+    </w:p>
+    <w:p>
+      <w:pPr>
+        <w:pStyle w:val="ListBullet"/>
+      </w:pPr>
+      <w:r>
+        <w:t xml:space="preserve">Worker logs include </w:t>
+      </w:r>
+      <w:r>
+        <w:rPr>
+          <w:rFonts w:ascii="Consolas" w:hAnsi="Consolas"/>
+          <w:sz w:val="18"/>
+        </w:rPr>
+        <w:t>retry_attempt</w:t>
+      </w:r>
+      <w:r>
+        <w:t xml:space="preserve"> for per-item processing and requeue operations to support troubleshooting of transient upstream instability.</w:t>
       </w:r>
     </w:p>
     <w:p>
@@ -11588,6 +11742,102 @@
           <w:p>
             <w:r>
               <w:t>Max in-flight SQS screening items processed concurrently per worker task.</w:t>
+            </w:r>
+          </w:p>
+        </w:tc>
+      </w:tr>
+      <w:tr>
+        <w:tc>
+          <w:tcPr>
+            <w:tcW w:type="dxa" w:w="2880"/>
+          </w:tcPr>
+          <w:p>
+            <w:r>
+              <w:t>`SCREENING_ITEM_RETRY_MAX_ATTEMPTS`</w:t>
+            </w:r>
+          </w:p>
+        </w:tc>
+        <w:tc>
+          <w:tcPr>
+            <w:tcW w:type="dxa" w:w="2880"/>
+          </w:tcPr>
+          <w:p>
+            <w:r>
+              <w:t>`2`</w:t>
+            </w:r>
+          </w:p>
+        </w:tc>
+        <w:tc>
+          <w:tcPr>
+            <w:tcW w:type="dxa" w:w="2880"/>
+          </w:tcPr>
+          <w:p>
+            <w:r>
+              <w:t>Additional retry attempts for transient upstream (`429/500/502/503/504`) item failures before terminal item failure.</w:t>
+            </w:r>
+          </w:p>
+        </w:tc>
+      </w:tr>
+      <w:tr>
+        <w:tc>
+          <w:tcPr>
+            <w:tcW w:type="dxa" w:w="2880"/>
+          </w:tcPr>
+          <w:p>
+            <w:r>
+              <w:t>`SCREENING_ITEM_RETRY_INITIAL_DELAY_S`</w:t>
+            </w:r>
+          </w:p>
+        </w:tc>
+        <w:tc>
+          <w:tcPr>
+            <w:tcW w:type="dxa" w:w="2880"/>
+          </w:tcPr>
+          <w:p>
+            <w:r>
+              <w:t>`3`</w:t>
+            </w:r>
+          </w:p>
+        </w:tc>
+        <w:tc>
+          <w:tcPr>
+            <w:tcW w:type="dxa" w:w="2880"/>
+          </w:tcPr>
+          <w:p>
+            <w:r>
+              <w:t>Initial delay (seconds) for worker delayed requeue of retryable item failures.</w:t>
+            </w:r>
+          </w:p>
+        </w:tc>
+      </w:tr>
+      <w:tr>
+        <w:tc>
+          <w:tcPr>
+            <w:tcW w:type="dxa" w:w="2880"/>
+          </w:tcPr>
+          <w:p>
+            <w:r>
+              <w:t>`SCREENING_ITEM_RETRY_MAX_DELAY_S`</w:t>
+            </w:r>
+          </w:p>
+        </w:tc>
+        <w:tc>
+          <w:tcPr>
+            <w:tcW w:type="dxa" w:w="2880"/>
+          </w:tcPr>
+          <w:p>
+            <w:r>
+              <w:t>`60`</w:t>
+            </w:r>
+          </w:p>
+        </w:tc>
+        <w:tc>
+          <w:tcPr>
+            <w:tcW w:type="dxa" w:w="2880"/>
+          </w:tcPr>
+          <w:p>
+            <w:r>
+              <w:t>Maximum delay (seconds) cap for retry requeue exponential backoff.</w:t>
             </w:r>
           </w:p>
         </w:tc>

--- a/docs/technical-design-document.docx
+++ b/docs/technical-design-document.docx
@@ -19,7 +19,7 @@
         <w:t>Version:</w:t>
       </w:r>
       <w:r>
-        <w:t xml:space="preserve"> 1.7 </w:t>
+        <w:t xml:space="preserve"> 1.8 </w:t>
       </w:r>
       <w:r>
         <w:rPr>
@@ -28,7 +28,7 @@
         <w:t>Date:</w:t>
       </w:r>
       <w:r>
-        <w:t xml:space="preserve"> 2026-04-13 </w:t>
+        <w:t xml:space="preserve"> 2026-04-29 </w:t>
       </w:r>
       <w:r>
         <w:rPr>
@@ -209,6 +209,140 @@
       </w:r>
       <w:r>
         <w:t>) with bounded exponential backoff, per-item retry-attempt tracking, and explicit audit events for successful requeue vs requeue failure.</w:t>
+      </w:r>
+    </w:p>
+    <w:p>
+      <w:pPr>
+        <w:pStyle w:val="ListBullet"/>
+      </w:pPr>
+      <w:r>
+        <w:t xml:space="preserve">Actimize request mapping is now explicit for person-name parts end-to-end: </w:t>
+      </w:r>
+      <w:r>
+        <w:rPr>
+          <w:rFonts w:ascii="Consolas" w:hAnsi="Consolas"/>
+          <w:sz w:val="18"/>
+        </w:rPr>
+        <w:t>firstName</w:t>
+      </w:r>
+      <w:r>
+        <w:t>/</w:t>
+      </w:r>
+      <w:r>
+        <w:rPr>
+          <w:rFonts w:ascii="Consolas" w:hAnsi="Consolas"/>
+          <w:sz w:val="18"/>
+        </w:rPr>
+        <w:t>middleName</w:t>
+      </w:r>
+      <w:r>
+        <w:t>/</w:t>
+      </w:r>
+      <w:r>
+        <w:rPr>
+          <w:rFonts w:ascii="Consolas" w:hAnsi="Consolas"/>
+          <w:sz w:val="18"/>
+        </w:rPr>
+        <w:t>lastName</w:t>
+      </w:r>
+      <w:r>
+        <w:t>/</w:t>
+      </w:r>
+      <w:r>
+        <w:rPr>
+          <w:rFonts w:ascii="Consolas" w:hAnsi="Consolas"/>
+          <w:sz w:val="18"/>
+        </w:rPr>
+        <w:t>maidenName</w:t>
+      </w:r>
+      <w:r>
+        <w:t xml:space="preserve"> are preserved as dedicated fields (not derived from </w:t>
+      </w:r>
+      <w:r>
+        <w:rPr>
+          <w:rFonts w:ascii="Consolas" w:hAnsi="Consolas"/>
+          <w:sz w:val="18"/>
+        </w:rPr>
+        <w:t>fullName</w:t>
+      </w:r>
+      <w:r>
+        <w:t>) for single and batch flows.</w:t>
+      </w:r>
+    </w:p>
+    <w:p>
+      <w:pPr>
+        <w:pStyle w:val="ListBullet"/>
+      </w:pPr>
+      <w:r>
+        <w:t>Batch parser now preserves structured alias fields (</w:t>
+      </w:r>
+      <w:r>
+        <w:rPr>
+          <w:rFonts w:ascii="Consolas" w:hAnsi="Consolas"/>
+          <w:sz w:val="18"/>
+        </w:rPr>
+        <w:t>Alias1*</w:t>
+      </w:r>
+      <w:r>
+        <w:t>/</w:t>
+      </w:r>
+      <w:r>
+        <w:rPr>
+          <w:rFonts w:ascii="Consolas" w:hAnsi="Consolas"/>
+          <w:sz w:val="18"/>
+        </w:rPr>
+        <w:t>Alias2*</w:t>
+      </w:r>
+      <w:r>
+        <w:t>/</w:t>
+      </w:r>
+      <w:r>
+        <w:rPr>
+          <w:rFonts w:ascii="Consolas" w:hAnsi="Consolas"/>
+          <w:sz w:val="18"/>
+        </w:rPr>
+        <w:t>Alias3*</w:t>
+      </w:r>
+      <w:r>
+        <w:t xml:space="preserve">) into </w:t>
+      </w:r>
+      <w:r>
+        <w:rPr>
+          <w:rFonts w:ascii="Consolas" w:hAnsi="Consolas"/>
+          <w:sz w:val="18"/>
+        </w:rPr>
+        <w:t>properties.aliases[]</w:t>
+      </w:r>
+      <w:r>
+        <w:t xml:space="preserve"> so Actimize receives split alias names when provided.</w:t>
+      </w:r>
+    </w:p>
+    <w:p>
+      <w:pPr>
+        <w:pStyle w:val="ListBullet"/>
+      </w:pPr>
+      <w:r>
+        <w:t>Screening definition (</w:t>
+      </w:r>
+      <w:r>
+        <w:rPr>
+          <w:rFonts w:ascii="Consolas" w:hAnsi="Consolas"/>
+          <w:sz w:val="18"/>
+        </w:rPr>
+        <w:t>screeningType</w:t>
+      </w:r>
+      <w:r>
+        <w:t xml:space="preserve">) mapping is fully database-driven via </w:t>
+      </w:r>
+      <w:r>
+        <w:rPr>
+          <w:rFonts w:ascii="Consolas" w:hAnsi="Consolas"/>
+          <w:sz w:val="18"/>
+        </w:rPr>
+        <w:t>actimize_screening_type_mappings</w:t>
+      </w:r>
+      <w:r>
+        <w:t>; code no longer applies hardcoded screening-type fallback mappings.</w:t>
       </w:r>
     </w:p>
     <w:p>
@@ -12912,7 +13046,7 @@
           </w:tcPr>
           <w:p>
             <w:r>
-              <w:t>`properties.name[]`</w:t>
+              <w:t>`properties.firstName[]` (+ contributes to `properties.name[]`)</w:t>
             </w:r>
           </w:p>
         </w:tc>
@@ -12922,7 +13056,7 @@
           </w:tcPr>
           <w:p>
             <w:r>
-              <w:t>Individual only: combined with middle/last to form a primary name string.</w:t>
+              <w:t>Individual only: preserved as explicit split-name field and also used in the combined display-name variant.</w:t>
             </w:r>
           </w:p>
         </w:tc>
@@ -12954,7 +13088,7 @@
           </w:tcPr>
           <w:p>
             <w:r>
-              <w:t>`properties.name[]`</w:t>
+              <w:t>`properties.middleName[]` (+ contributes to `properties.name[]`)</w:t>
             </w:r>
           </w:p>
         </w:tc>
@@ -12964,7 +13098,7 @@
           </w:tcPr>
           <w:p>
             <w:r>
-              <w:t>Included in the combined primary name string when present.</w:t>
+              <w:t>Included in explicit split-name mapping and in the combined display-name variant when present.</w:t>
             </w:r>
           </w:p>
         </w:tc>
@@ -12996,7 +13130,7 @@
           </w:tcPr>
           <w:p>
             <w:r>
-              <w:t>`properties.name[]`</w:t>
+              <w:t>`properties.lastName[]` (+ contributes to `properties.name[]`)</w:t>
             </w:r>
           </w:p>
         </w:tc>
@@ -13018,7 +13152,7 @@
           </w:tcPr>
           <w:p>
             <w:r>
-              <w:t>`PrimaryFullName`</w:t>
+              <w:t>`PrimaryMaidenName`</w:t>
             </w:r>
           </w:p>
         </w:tc>
@@ -13028,7 +13162,7 @@
           </w:tcPr>
           <w:p>
             <w:r>
-              <w:t>`fullName`</w:t>
+              <w:t>`maidenName`</w:t>
             </w:r>
           </w:p>
         </w:tc>
@@ -13038,7 +13172,7 @@
           </w:tcPr>
           <w:p>
             <w:r>
-              <w:t>`properties.name[]`</w:t>
+              <w:t>`properties.maidenName[]`</w:t>
             </w:r>
           </w:p>
         </w:tc>
@@ -13048,7 +13182,7 @@
           </w:tcPr>
           <w:p>
             <w:r>
-              <w:t>Required for Organization/Unknown; for Individual it can be used instead of split names.</w:t>
+              <w:t>Individual only: preserved when present and mapped through to Actimize `names.maidenName`.</w:t>
             </w:r>
           </w:p>
         </w:tc>
@@ -13060,7 +13194,7 @@
           </w:tcPr>
           <w:p>
             <w:r>
-              <w:t>`Alias1FullName`</w:t>
+              <w:t>`PrimaryFullName`</w:t>
             </w:r>
           </w:p>
         </w:tc>
@@ -13070,7 +13204,7 @@
           </w:tcPr>
           <w:p>
             <w:r>
-              <w:t>`aliasName`</w:t>
+              <w:t>`fullName`</w:t>
             </w:r>
           </w:p>
         </w:tc>
@@ -13080,7 +13214,7 @@
           </w:tcPr>
           <w:p>
             <w:r>
-              <w:t>`properties.alias[]`</w:t>
+              <w:t>`properties.fullName[]` (+ contributes to `properties.name[]`)</w:t>
             </w:r>
           </w:p>
         </w:tc>
@@ -13090,7 +13224,7 @@
           </w:tcPr>
           <w:p>
             <w:r>
-              <w:t>Optional; sent as a single alias entry.</w:t>
+              <w:t>Required for Organization/Unknown; for Individual it can be used instead of split names.</w:t>
             </w:r>
           </w:p>
         </w:tc>
@@ -13102,7 +13236,7 @@
           </w:tcPr>
           <w:p>
             <w:r>
-              <w:t>`DateOfBirth`</w:t>
+              <w:t>`AliasName`</w:t>
             </w:r>
           </w:p>
         </w:tc>
@@ -13112,7 +13246,7 @@
           </w:tcPr>
           <w:p>
             <w:r>
-              <w:t>`dateOfBirth`</w:t>
+              <w:t>`aliasName`</w:t>
             </w:r>
           </w:p>
         </w:tc>
@@ -13122,7 +13256,7 @@
           </w:tcPr>
           <w:p>
             <w:r>
-              <w:t>`properties.birthDate[]`</w:t>
+              <w:t>`properties.alias[]`</w:t>
             </w:r>
           </w:p>
         </w:tc>
@@ -13132,7 +13266,7 @@
           </w:tcPr>
           <w:p>
             <w:r>
-              <w:t>Individual only. Accepted as `YYYY-MM-DD`, `YYYY/MM/DD`, `DD/MM/YYYY`, `DD-MM-YYYY`, or `YYYY` (year-only).</w:t>
+              <w:t>Optional free-form alias string; mapped as `aliases[].fullName`.</w:t>
             </w:r>
           </w:p>
         </w:tc>
@@ -13144,7 +13278,7 @@
           </w:tcPr>
           <w:p>
             <w:r>
-              <w:t>`Gender`</w:t>
+              <w:t>`Alias1FirstName` / `Alias1MiddleName` / `Alias1LastName` / `Alias1MaidenName` / `Alias1FullName`</w:t>
             </w:r>
           </w:p>
         </w:tc>
@@ -13154,7 +13288,7 @@
           </w:tcPr>
           <w:p>
             <w:r>
-              <w:t>`gender`</w:t>
+              <w:t>`alias1*`</w:t>
             </w:r>
           </w:p>
         </w:tc>
@@ -13164,7 +13298,7 @@
           </w:tcPr>
           <w:p>
             <w:r>
-              <w:t>`properties.gender[]`</w:t>
+              <w:t>`properties.aliases[0]`</w:t>
             </w:r>
           </w:p>
         </w:tc>
@@ -13174,7 +13308,7 @@
           </w:tcPr>
           <w:p>
             <w:r>
-              <w:t>Accepts `Male`, `Female`, `Other`, blank, and legacy `M/F/O`; backend normalizes to title case and later uppercases for Actimize.</w:t>
+              <w:t>Structured alias object, preserving provided split-name fields.</w:t>
             </w:r>
           </w:p>
         </w:tc>
@@ -13186,7 +13320,7 @@
           </w:tcPr>
           <w:p>
             <w:r>
-              <w:t>`Addresses`</w:t>
+              <w:t>`Alias2FirstName` / `Alias2MiddleName` / `Alias2LastName` / `Alias2MaidenName` / `Alias2FullName`</w:t>
             </w:r>
           </w:p>
         </w:tc>
@@ -13196,7 +13330,7 @@
           </w:tcPr>
           <w:p>
             <w:r>
-              <w:t>`addresses`</w:t>
+              <w:t>`alias2*`</w:t>
             </w:r>
           </w:p>
         </w:tc>
@@ -13206,7 +13340,7 @@
           </w:tcPr>
           <w:p>
             <w:r>
-              <w:t>`properties.address[]`</w:t>
+              <w:t>`properties.aliases[1]`</w:t>
             </w:r>
           </w:p>
         </w:tc>
@@ -13216,7 +13350,7 @@
           </w:tcPr>
           <w:p>
             <w:r>
-              <w:t>Optional comma-separated list of full-address lines. If blank, UI derives a one-line address from `Address1*` fields.</w:t>
+              <w:t>Structured alias object, preserving provided split-name fields.</w:t>
             </w:r>
           </w:p>
         </w:tc>
@@ -13228,7 +13362,7 @@
           </w:tcPr>
           <w:p>
             <w:r>
-              <w:t>`Address1Line1`</w:t>
+              <w:t>`Alias3FirstName` / `Alias3MiddleName` / `Alias3LastName` / `Alias3MaidenName` / `Alias3FullName`</w:t>
             </w:r>
           </w:p>
         </w:tc>
@@ -13238,7 +13372,7 @@
           </w:tcPr>
           <w:p>
             <w:r>
-              <w:t>`addressLine1`</w:t>
+              <w:t>`alias3*`</w:t>
             </w:r>
           </w:p>
         </w:tc>
@@ -13248,7 +13382,7 @@
           </w:tcPr>
           <w:p>
             <w:r>
-              <w:t>`properties.address[]`</w:t>
+              <w:t>`properties.aliases[2]`</w:t>
             </w:r>
           </w:p>
         </w:tc>
@@ -13258,7 +13392,7 @@
           </w:tcPr>
           <w:p>
             <w:r>
-              <w:t>Used only when `Addresses` is blank (part of derived one-line address).</w:t>
+              <w:t>Structured alias object, preserving provided split-name fields.</w:t>
             </w:r>
           </w:p>
         </w:tc>
@@ -13270,7 +13404,7 @@
           </w:tcPr>
           <w:p>
             <w:r>
-              <w:t>`Address1Line2`</w:t>
+              <w:t>`DateOfBirth`</w:t>
             </w:r>
           </w:p>
         </w:tc>
@@ -13280,7 +13414,7 @@
           </w:tcPr>
           <w:p>
             <w:r>
-              <w:t>`addressLine2`</w:t>
+              <w:t>`dateOfBirth`</w:t>
             </w:r>
           </w:p>
         </w:tc>
@@ -13290,7 +13424,7 @@
           </w:tcPr>
           <w:p>
             <w:r>
-              <w:t>`properties.address[]`</w:t>
+              <w:t>`properties.birthDate[]`</w:t>
             </w:r>
           </w:p>
         </w:tc>
@@ -13300,7 +13434,7 @@
           </w:tcPr>
           <w:p>
             <w:r>
-              <w:t>Used only when `Addresses` is blank (part of derived one-line address).</w:t>
+              <w:t>Individual only. Accepted as `YYYY-MM-DD`, `YYYY/MM/DD`, `DD/MM/YYYY`, `DD-MM-YYYY`, or `YYYY` (year-only).</w:t>
             </w:r>
           </w:p>
         </w:tc>
@@ -13312,7 +13446,7 @@
           </w:tcPr>
           <w:p>
             <w:r>
-              <w:t>`Address1City`</w:t>
+              <w:t>`Gender`</w:t>
             </w:r>
           </w:p>
         </w:tc>
@@ -13322,7 +13456,7 @@
           </w:tcPr>
           <w:p>
             <w:r>
-              <w:t>`city`</w:t>
+              <w:t>`gender`</w:t>
             </w:r>
           </w:p>
         </w:tc>
@@ -13332,7 +13466,7 @@
           </w:tcPr>
           <w:p>
             <w:r>
-              <w:t>`properties.address[]`</w:t>
+              <w:t>`properties.gender[]`</w:t>
             </w:r>
           </w:p>
         </w:tc>
@@ -13342,7 +13476,7 @@
           </w:tcPr>
           <w:p>
             <w:r>
-              <w:t>Used only when `Addresses` is blank (part of derived one-line address).</w:t>
+              <w:t>Accepts `Male`, `Female`, `Other`, blank, and legacy `M/F/O`; backend normalizes to title case and later uppercases for Actimize.</w:t>
             </w:r>
           </w:p>
         </w:tc>
@@ -13354,7 +13488,7 @@
           </w:tcPr>
           <w:p>
             <w:r>
-              <w:t>`Address1StateProvince`</w:t>
+              <w:t>`Addresses`</w:t>
             </w:r>
           </w:p>
         </w:tc>
@@ -13364,7 +13498,7 @@
           </w:tcPr>
           <w:p>
             <w:r>
-              <w:t>`state`</w:t>
+              <w:t>`addresses`</w:t>
             </w:r>
           </w:p>
         </w:tc>
@@ -13384,7 +13518,7 @@
           </w:tcPr>
           <w:p>
             <w:r>
-              <w:t>Used only when `Addresses` is blank (part of derived one-line address).</w:t>
+              <w:t>Optional comma-separated list of full-address lines. If blank, UI derives a one-line address from `Address1*` fields.</w:t>
             </w:r>
           </w:p>
         </w:tc>
@@ -13396,7 +13530,7 @@
           </w:tcPr>
           <w:p>
             <w:r>
-              <w:t>`Address1ZipCode`</w:t>
+              <w:t>`Address1Line1`</w:t>
             </w:r>
           </w:p>
         </w:tc>
@@ -13406,7 +13540,7 @@
           </w:tcPr>
           <w:p>
             <w:r>
-              <w:t>`zip`</w:t>
+              <w:t>`addressLine1`</w:t>
             </w:r>
           </w:p>
         </w:tc>
@@ -13438,7 +13572,7 @@
           </w:tcPr>
           <w:p>
             <w:r>
-              <w:t>`Countries`</w:t>
+              <w:t>`Address1Line2`</w:t>
             </w:r>
           </w:p>
         </w:tc>
@@ -13448,7 +13582,7 @@
           </w:tcPr>
           <w:p>
             <w:r>
-              <w:t>`countries`</w:t>
+              <w:t>`addressLine2`</w:t>
             </w:r>
           </w:p>
         </w:tc>
@@ -13458,7 +13592,7 @@
           </w:tcPr>
           <w:p>
             <w:r>
-              <w:t>`properties.nationality[]` or `properties.country[]`</w:t>
+              <w:t>`properties.address[]`</w:t>
             </w:r>
           </w:p>
         </w:tc>
@@ -13468,7 +13602,7 @@
           </w:tcPr>
           <w:p>
             <w:r>
-              <w:t>Optional comma-separated list. Prefer ISO2 country codes (e.g., `US`, `IN`).</w:t>
+              <w:t>Used only when `Addresses` is blank (part of derived one-line address).</w:t>
             </w:r>
           </w:p>
         </w:tc>
@@ -13480,7 +13614,7 @@
           </w:tcPr>
           <w:p>
             <w:r>
-              <w:t>`Address1Country`</w:t>
+              <w:t>`Address1City`</w:t>
             </w:r>
           </w:p>
         </w:tc>
@@ -13490,7 +13624,7 @@
           </w:tcPr>
           <w:p>
             <w:r>
-              <w:t>`country`</w:t>
+              <w:t>`city`</w:t>
             </w:r>
           </w:p>
         </w:tc>
@@ -13500,7 +13634,7 @@
           </w:tcPr>
           <w:p>
             <w:r>
-              <w:t>`properties.nationality[]` or `properties.country[]`</w:t>
+              <w:t>`properties.address[]`</w:t>
             </w:r>
           </w:p>
         </w:tc>
@@ -13510,7 +13644,7 @@
           </w:tcPr>
           <w:p>
             <w:r>
-              <w:t>Used as a fallback country when `Countries` is blank.</w:t>
+              <w:t>Used only when `Addresses` is blank (part of derived one-line address).</w:t>
             </w:r>
           </w:p>
         </w:tc>
@@ -13522,7 +13656,7 @@
           </w:tcPr>
           <w:p>
             <w:r>
-              <w:t>`NationalityCountry1`</w:t>
+              <w:t>`Address1StateProvince`</w:t>
             </w:r>
           </w:p>
         </w:tc>
@@ -13532,7 +13666,7 @@
           </w:tcPr>
           <w:p>
             <w:r>
-              <w:t>`countryOfCitizenship`</w:t>
+              <w:t>`state`</w:t>
             </w:r>
           </w:p>
         </w:tc>
@@ -13542,7 +13676,7 @@
           </w:tcPr>
           <w:p>
             <w:r>
-              <w:t>`properties.nationality[]` or `properties.country[]`</w:t>
+              <w:t>`properties.address[]`</w:t>
             </w:r>
           </w:p>
         </w:tc>
@@ -13552,7 +13686,7 @@
           </w:tcPr>
           <w:p>
             <w:r>
-              <w:t>Added to the country set; UI uses nationality for persons and country for organizations.</w:t>
+              <w:t>Used only when `Addresses` is blank (part of derived one-line address).</w:t>
             </w:r>
           </w:p>
         </w:tc>
@@ -13564,7 +13698,7 @@
           </w:tcPr>
           <w:p>
             <w:r>
-              <w:t>`CountryOfBirth`</w:t>
+              <w:t>`Address1ZipCode`</w:t>
             </w:r>
           </w:p>
         </w:tc>
@@ -13574,7 +13708,7 @@
           </w:tcPr>
           <w:p>
             <w:r>
-              <w:t>`countryOfBirth`</w:t>
+              <w:t>`zip`</w:t>
             </w:r>
           </w:p>
         </w:tc>
@@ -13584,7 +13718,7 @@
           </w:tcPr>
           <w:p>
             <w:r>
-              <w:t>`properties.birthLocation[]`</w:t>
+              <w:t>`properties.address[]`</w:t>
             </w:r>
           </w:p>
         </w:tc>
@@ -13594,7 +13728,7 @@
           </w:tcPr>
           <w:p>
             <w:r>
-              <w:t>Parsed and forwarded as birth location / country of birth.</w:t>
+              <w:t>Used only when `Addresses` is blank (part of derived one-line address).</w:t>
             </w:r>
           </w:p>
         </w:tc>
@@ -13606,7 +13740,7 @@
           </w:tcPr>
           <w:p>
             <w:r>
-              <w:t>`PartyId1Value`</w:t>
+              <w:t>`Countries`</w:t>
             </w:r>
           </w:p>
         </w:tc>
@@ -13616,7 +13750,7 @@
           </w:tcPr>
           <w:p>
             <w:r>
-              <w:t>`idNumber`</w:t>
+              <w:t>`countries`</w:t>
             </w:r>
           </w:p>
         </w:tc>
@@ -13626,7 +13760,7 @@
           </w:tcPr>
           <w:p>
             <w:r>
-              <w:t>`properties.idNumber[]` (Person) or `properties.registrationNumber[]` (Company)</w:t>
+              <w:t>`properties.nationality[]` or `properties.country[]`</w:t>
             </w:r>
           </w:p>
         </w:tc>
@@ -13636,7 +13770,7 @@
           </w:tcPr>
           <w:p>
             <w:r>
-              <w:t>Optional. Only the ID value is forwarded.</w:t>
+              <w:t>Optional comma-separated list. Prefer ISO2 country codes (e.g., `US`, `IN`).</w:t>
             </w:r>
           </w:p>
         </w:tc>
@@ -13648,7 +13782,7 @@
           </w:tcPr>
           <w:p>
             <w:r>
-              <w:t>`PartyId1Type`</w:t>
+              <w:t>`Address1Country`</w:t>
             </w:r>
           </w:p>
         </w:tc>
@@ -13658,7 +13792,7 @@
           </w:tcPr>
           <w:p>
             <w:r>
-              <w:t>`idType`</w:t>
+              <w:t>`country`</w:t>
             </w:r>
           </w:p>
         </w:tc>
@@ -13668,7 +13802,7 @@
           </w:tcPr>
           <w:p>
             <w:r>
-              <w:t>`properties.ids[].idType`</w:t>
+              <w:t>`properties.nationality[]` or `properties.country[]`</w:t>
             </w:r>
           </w:p>
         </w:tc>
@@ -13678,7 +13812,7 @@
           </w:tcPr>
           <w:p>
             <w:r>
-              <w:t>Parsed and forwarded when present; adapter still applies defaults if missing.</w:t>
+              <w:t>Used as a fallback country when `Countries` is blank.</w:t>
             </w:r>
           </w:p>
         </w:tc>
@@ -13690,7 +13824,7 @@
           </w:tcPr>
           <w:p>
             <w:r>
-              <w:t>`PartyId1IDCountry`</w:t>
+              <w:t>`NationalityCountry1`</w:t>
             </w:r>
           </w:p>
         </w:tc>
@@ -13700,7 +13834,7 @@
           </w:tcPr>
           <w:p>
             <w:r>
-              <w:t>`idCountry`</w:t>
+              <w:t>`countryOfCitizenship`</w:t>
             </w:r>
           </w:p>
         </w:tc>
@@ -13710,7 +13844,7 @@
           </w:tcPr>
           <w:p>
             <w:r>
-              <w:t>`properties.ids[].idCountry`</w:t>
+              <w:t>`properties.nationality[]` or `properties.country[]`</w:t>
             </w:r>
           </w:p>
         </w:tc>
@@ -13720,7 +13854,7 @@
           </w:tcPr>
           <w:p>
             <w:r>
-              <w:t>Parsed and forwarded when present; adapter still falls back to first mapped country if missing.</w:t>
+              <w:t>Added to the country set; UI uses nationality for persons and country for organizations.</w:t>
             </w:r>
           </w:p>
         </w:tc>
@@ -13732,7 +13866,7 @@
           </w:tcPr>
           <w:p>
             <w:r>
-              <w:t>`Title`</w:t>
+              <w:t>`CountryOfBirth`</w:t>
             </w:r>
           </w:p>
         </w:tc>
@@ -13742,7 +13876,7 @@
           </w:tcPr>
           <w:p>
             <w:r>
-              <w:t>`title`</w:t>
+              <w:t>`countryOfBirth`</w:t>
             </w:r>
           </w:p>
         </w:tc>
@@ -13752,7 +13886,7 @@
           </w:tcPr>
           <w:p>
             <w:r>
-              <w:t>`properties.title[]`</w:t>
+              <w:t>`properties.birthLocation[]`</w:t>
             </w:r>
           </w:p>
         </w:tc>
@@ -13762,7 +13896,7 @@
           </w:tcPr>
           <w:p>
             <w:r>
-              <w:t>Forwarded when present.</w:t>
+              <w:t>Parsed and forwarded as birth location / country of birth.</w:t>
             </w:r>
           </w:p>
         </w:tc>
@@ -13774,6 +13908,174 @@
           </w:tcPr>
           <w:p>
             <w:r>
+              <w:t>`PartyId1Value`</w:t>
+            </w:r>
+          </w:p>
+        </w:tc>
+        <w:tc>
+          <w:tcPr>
+            <w:tcW w:type="dxa" w:w="2160"/>
+          </w:tcPr>
+          <w:p>
+            <w:r>
+              <w:t>`idNumber`</w:t>
+            </w:r>
+          </w:p>
+        </w:tc>
+        <w:tc>
+          <w:tcPr>
+            <w:tcW w:type="dxa" w:w="2160"/>
+          </w:tcPr>
+          <w:p>
+            <w:r>
+              <w:t>`properties.idNumber[]` (Person) or `properties.registrationNumber[]` (Company)</w:t>
+            </w:r>
+          </w:p>
+        </w:tc>
+        <w:tc>
+          <w:tcPr>
+            <w:tcW w:type="dxa" w:w="2160"/>
+          </w:tcPr>
+          <w:p>
+            <w:r>
+              <w:t>Optional. Only the ID value is forwarded.</w:t>
+            </w:r>
+          </w:p>
+        </w:tc>
+      </w:tr>
+      <w:tr>
+        <w:tc>
+          <w:tcPr>
+            <w:tcW w:type="dxa" w:w="2160"/>
+          </w:tcPr>
+          <w:p>
+            <w:r>
+              <w:t>`PartyId1Type`</w:t>
+            </w:r>
+          </w:p>
+        </w:tc>
+        <w:tc>
+          <w:tcPr>
+            <w:tcW w:type="dxa" w:w="2160"/>
+          </w:tcPr>
+          <w:p>
+            <w:r>
+              <w:t>`idType`</w:t>
+            </w:r>
+          </w:p>
+        </w:tc>
+        <w:tc>
+          <w:tcPr>
+            <w:tcW w:type="dxa" w:w="2160"/>
+          </w:tcPr>
+          <w:p>
+            <w:r>
+              <w:t>`properties.ids[].idType`</w:t>
+            </w:r>
+          </w:p>
+        </w:tc>
+        <w:tc>
+          <w:tcPr>
+            <w:tcW w:type="dxa" w:w="2160"/>
+          </w:tcPr>
+          <w:p>
+            <w:r>
+              <w:t>Parsed and forwarded when present; adapter still applies defaults if missing.</w:t>
+            </w:r>
+          </w:p>
+        </w:tc>
+      </w:tr>
+      <w:tr>
+        <w:tc>
+          <w:tcPr>
+            <w:tcW w:type="dxa" w:w="2160"/>
+          </w:tcPr>
+          <w:p>
+            <w:r>
+              <w:t>`PartyId1IDCountry`</w:t>
+            </w:r>
+          </w:p>
+        </w:tc>
+        <w:tc>
+          <w:tcPr>
+            <w:tcW w:type="dxa" w:w="2160"/>
+          </w:tcPr>
+          <w:p>
+            <w:r>
+              <w:t>`idCountry`</w:t>
+            </w:r>
+          </w:p>
+        </w:tc>
+        <w:tc>
+          <w:tcPr>
+            <w:tcW w:type="dxa" w:w="2160"/>
+          </w:tcPr>
+          <w:p>
+            <w:r>
+              <w:t>`properties.ids[].idCountry`</w:t>
+            </w:r>
+          </w:p>
+        </w:tc>
+        <w:tc>
+          <w:tcPr>
+            <w:tcW w:type="dxa" w:w="2160"/>
+          </w:tcPr>
+          <w:p>
+            <w:r>
+              <w:t>Parsed and forwarded when present; adapter still falls back to first mapped country if missing.</w:t>
+            </w:r>
+          </w:p>
+        </w:tc>
+      </w:tr>
+      <w:tr>
+        <w:tc>
+          <w:tcPr>
+            <w:tcW w:type="dxa" w:w="2160"/>
+          </w:tcPr>
+          <w:p>
+            <w:r>
+              <w:t>`Title`</w:t>
+            </w:r>
+          </w:p>
+        </w:tc>
+        <w:tc>
+          <w:tcPr>
+            <w:tcW w:type="dxa" w:w="2160"/>
+          </w:tcPr>
+          <w:p>
+            <w:r>
+              <w:t>`title`</w:t>
+            </w:r>
+          </w:p>
+        </w:tc>
+        <w:tc>
+          <w:tcPr>
+            <w:tcW w:type="dxa" w:w="2160"/>
+          </w:tcPr>
+          <w:p>
+            <w:r>
+              <w:t>`properties.title[]`</w:t>
+            </w:r>
+          </w:p>
+        </w:tc>
+        <w:tc>
+          <w:tcPr>
+            <w:tcW w:type="dxa" w:w="2160"/>
+          </w:tcPr>
+          <w:p>
+            <w:r>
+              <w:t>Forwarded when present.</w:t>
+            </w:r>
+          </w:p>
+        </w:tc>
+      </w:tr>
+      <w:tr>
+        <w:tc>
+          <w:tcPr>
+            <w:tcW w:type="dxa" w:w="2160"/>
+          </w:tcPr>
+          <w:p>
+            <w:r>
               <w:t>`Notes`</w:t>
             </w:r>
           </w:p>
@@ -13784,7 +14086,7 @@
           </w:tcPr>
           <w:p>
             <w:r>
-              <w:t>*(none)*</w:t>
+              <w:t>`notes`</w:t>
             </w:r>
           </w:p>
         </w:tc>
@@ -13794,7 +14096,7 @@
           </w:tcPr>
           <w:p>
             <w:r>
-              <w:t>*(not mapped)*</w:t>
+              <w:t>`properties.notes[]`</w:t>
             </w:r>
           </w:p>
         </w:tc>
@@ -13804,7 +14106,7 @@
           </w:tcPr>
           <w:p>
             <w:r>
-              <w:t>Ignored.</w:t>
+              <w:t>Forwarded when present and mapped to Actimize `screeningNotes`.</w:t>
             </w:r>
           </w:p>
         </w:tc>
@@ -14012,7 +14314,7 @@
           </w:tcPr>
           <w:p>
             <w:r>
-              <w:t>`properties.name[0]`</w:t>
+              <w:t>`properties.firstName[]`, `properties.middleName[]`, `properties.lastName[]`, `properties.maidenName[]`, `properties.fullName[]`, `properties.name[0]`</w:t>
             </w:r>
           </w:p>
         </w:tc>
@@ -14022,7 +14324,7 @@
           </w:tcPr>
           <w:p>
             <w:r>
-              <w:t>`names.fullName`</w:t>
+              <w:t>`names`</w:t>
             </w:r>
           </w:p>
         </w:tc>
@@ -14032,7 +14334,7 @@
           </w:tcPr>
           <w:p>
             <w:r>
-              <w:t>For `partyType="I"`, `firstName`/`lastName` are derived by splitting the full name if not explicitly provided.</w:t>
+              <w:t>Straight-mapped when present (`firstName`, `middleName`, `lastName`, `maidenName`, `fullName`); no first/last derivation from `fullName`.</w:t>
             </w:r>
           </w:p>
         </w:tc>
@@ -14044,7 +14346,7 @@
           </w:tcPr>
           <w:p>
             <w:r>
-              <w:t>`properties.alias[]` (+ additional names)</w:t>
+              <w:t>`properties.alias[]`, `properties.aliases[]` (+ additional `properties.name[]`)</w:t>
             </w:r>
           </w:p>
         </w:tc>
@@ -14064,7 +14366,7 @@
           </w:tcPr>
           <w:p>
             <w:r>
-              <w:t>Up to 10 unique aliases; for persons, alias `firstName`/`lastName` are also derived by splitting.</w:t>
+              <w:t>Up to 10 unique aliases; string aliases map to `aliases[].fullName`, structured aliases map by matching fields with no derivation.</w:t>
             </w:r>
           </w:p>
         </w:tc>
@@ -14293,7 +14595,286 @@
           </w:p>
         </w:tc>
       </w:tr>
+      <w:tr>
+        <w:tc>
+          <w:tcPr>
+            <w:tcW w:type="dxa" w:w="2880"/>
+          </w:tcPr>
+          <w:p>
+            <w:r>
+              <w:t>`properties.notes[]`</w:t>
+            </w:r>
+          </w:p>
+        </w:tc>
+        <w:tc>
+          <w:tcPr>
+            <w:tcW w:type="dxa" w:w="2880"/>
+          </w:tcPr>
+          <w:p>
+            <w:r>
+              <w:t>`screeningNotes`</w:t>
+            </w:r>
+          </w:p>
+        </w:tc>
+        <w:tc>
+          <w:tcPr>
+            <w:tcW w:type="dxa" w:w="2880"/>
+          </w:tcPr>
+          <w:p>
+            <w:r>
+              <w:t>Passed through when present (first non-empty note value).</w:t>
+            </w:r>
+          </w:p>
+        </w:tc>
+      </w:tr>
+      <w:tr>
+        <w:tc>
+          <w:tcPr>
+            <w:tcW w:type="dxa" w:w="2880"/>
+          </w:tcPr>
+          <w:p>
+            <w:r>
+              <w:t>Selected screening type (`screening_types[]`)</w:t>
+            </w:r>
+          </w:p>
+        </w:tc>
+        <w:tc>
+          <w:tcPr>
+            <w:tcW w:type="dxa" w:w="2880"/>
+          </w:tcPr>
+          <w:p>
+            <w:r>
+              <w:t>`screeningType`</w:t>
+            </w:r>
+          </w:p>
+        </w:tc>
+        <w:tc>
+          <w:tcPr>
+            <w:tcW w:type="dxa" w:w="2880"/>
+          </w:tcPr>
+          <w:p>
+            <w:r>
+              <w:t>Resolved from DB table `actimize_screening_type_mappings` (defaults seeded: `Sanction -&gt; SD_US_Customers_Sanctions`, `PEP -&gt; SD_US_Customers_PEP_RCA_International`, `AME -&gt; SD_US_Customers_AME`, `Fincen 314(a)` variants -&gt; `SD_US_Customers_314(a)`). If no active DB mapping exists, the input value is passed through unchanged.</w:t>
+            </w:r>
+          </w:p>
+        </w:tc>
+      </w:tr>
+      <w:tr>
+        <w:tc>
+          <w:tcPr>
+            <w:tcW w:type="dxa" w:w="2880"/>
+          </w:tcPr>
+          <w:p>
+            <w:r>
+              <w:t>`mock_screening`</w:t>
+            </w:r>
+          </w:p>
+        </w:tc>
+        <w:tc>
+          <w:tcPr>
+            <w:tcW w:type="dxa" w:w="2880"/>
+          </w:tcPr>
+          <w:p>
+            <w:r>
+              <w:t>`mock`</w:t>
+            </w:r>
+          </w:p>
+        </w:tc>
+        <w:tc>
+          <w:tcPr>
+            <w:tcW w:type="dxa" w:w="2880"/>
+          </w:tcPr>
+          <w:p>
+            <w:r>
+              <w:t>Boolean flag forwarded to Actimize payload as `true`/`false`.</w:t>
+            </w:r>
+          </w:p>
+        </w:tc>
+      </w:tr>
+      <w:tr>
+        <w:tc>
+          <w:tcPr>
+            <w:tcW w:type="dxa" w:w="2880"/>
+          </w:tcPr>
+          <w:p>
+            <w:r>
+              <w:t>Selected `business_unit_code` (job-level)</w:t>
+            </w:r>
+          </w:p>
+        </w:tc>
+        <w:tc>
+          <w:tcPr>
+            <w:tcW w:type="dxa" w:w="2880"/>
+          </w:tcPr>
+          <w:p>
+            <w:r>
+              <w:t>`businessUnit`</w:t>
+            </w:r>
+          </w:p>
+        </w:tc>
+        <w:tc>
+          <w:tcPr>
+            <w:tcW w:type="dxa" w:w="2880"/>
+          </w:tcPr>
+          <w:p>
+            <w:r>
+              <w:t>Always set from the selected Business Unit for the job and forwarded to Actimize as `businessUnit` (overrides per-item value if present).</w:t>
+            </w:r>
+          </w:p>
+        </w:tc>
+      </w:tr>
     </w:tbl>
+    <w:p>
+      <w:pPr/>
+      <w:r>
+        <w:rPr>
+          <w:rFonts w:ascii="Consolas" w:hAnsi="Consolas"/>
+          <w:sz w:val="18"/>
+        </w:rPr>
+        <w:t>screeningType</w:t>
+      </w:r>
+      <w:r>
+        <w:t xml:space="preserve"> mapping is table-driven via </w:t>
+      </w:r>
+      <w:r>
+        <w:rPr>
+          <w:rFonts w:ascii="Consolas" w:hAnsi="Consolas"/>
+          <w:sz w:val="18"/>
+        </w:rPr>
+        <w:t>actimize_screening_type_mappings</w:t>
+      </w:r>
+      <w:r>
+        <w:t xml:space="preserve"> (</w:t>
+      </w:r>
+      <w:r>
+        <w:rPr>
+          <w:rFonts w:ascii="Consolas" w:hAnsi="Consolas"/>
+          <w:sz w:val="18"/>
+        </w:rPr>
+        <w:t>normalized_source_type</w:t>
+      </w:r>
+      <w:r>
+        <w:t xml:space="preserve"> -&gt; </w:t>
+      </w:r>
+      <w:r>
+        <w:rPr>
+          <w:rFonts w:ascii="Consolas" w:hAnsi="Consolas"/>
+          <w:sz w:val="18"/>
+        </w:rPr>
+        <w:t>target_screening_type</w:t>
+      </w:r>
+      <w:r>
+        <w:t>), so mappings can be updated in DB without code deployment. To reduce per-request DB lookups, each backend/worker task keeps an in-memory TTL cache of mapping lookups (instance-local, not shared across tasks). Tune via:</w:t>
+      </w:r>
+    </w:p>
+    <w:p>
+      <w:pPr>
+        <w:pStyle w:val="ListBullet"/>
+      </w:pPr>
+      <w:r>
+        <w:rPr>
+          <w:rFonts w:ascii="Consolas" w:hAnsi="Consolas"/>
+          <w:sz w:val="18"/>
+        </w:rPr>
+        <w:t>ACTIMIZE_SCREENING_TYPE_CACHE_TTL_S</w:t>
+      </w:r>
+      <w:r>
+        <w:t xml:space="preserve"> (default </w:t>
+      </w:r>
+      <w:r>
+        <w:rPr>
+          <w:rFonts w:ascii="Consolas" w:hAnsi="Consolas"/>
+          <w:sz w:val="18"/>
+        </w:rPr>
+        <w:t>60</w:t>
+      </w:r>
+      <w:r>
+        <w:t xml:space="preserve">; set </w:t>
+      </w:r>
+      <w:r>
+        <w:rPr>
+          <w:rFonts w:ascii="Consolas" w:hAnsi="Consolas"/>
+          <w:sz w:val="18"/>
+        </w:rPr>
+        <w:t>0</w:t>
+      </w:r>
+      <w:r>
+        <w:t xml:space="preserve"> to disable cache)</w:t>
+      </w:r>
+    </w:p>
+    <w:p>
+      <w:pPr>
+        <w:pStyle w:val="ListBullet"/>
+      </w:pPr>
+      <w:r>
+        <w:rPr>
+          <w:rFonts w:ascii="Consolas" w:hAnsi="Consolas"/>
+          <w:sz w:val="18"/>
+        </w:rPr>
+        <w:t>ACTIMIZE_SCREENING_TYPE_CACHE_MAX_ENTRIES</w:t>
+      </w:r>
+      <w:r>
+        <w:t xml:space="preserve"> (default </w:t>
+      </w:r>
+      <w:r>
+        <w:rPr>
+          <w:rFonts w:ascii="Consolas" w:hAnsi="Consolas"/>
+          <w:sz w:val="18"/>
+        </w:rPr>
+        <w:t>512</w:t>
+      </w:r>
+      <w:r>
+        <w:t>)</w:t>
+      </w:r>
+    </w:p>
+    <w:p>
+      <w:pPr/>
+      <w:r>
+        <w:t>Example DB updates (no backend redeploy needed):</w:t>
+      </w:r>
+    </w:p>
+    <w:p>
+      <w:pPr>
+        <w:pStyle w:val="CodeBlock"/>
+      </w:pPr>
+      <w:r>
+        <w:rPr>
+          <w:rFonts w:ascii="Consolas" w:hAnsi="Consolas"/>
+          <w:sz w:val="18"/>
+        </w:rPr>
+        <w:t>-- Change an existing mapping target</w:t>
+        <w:br/>
+        <w:t>UPDATE actimize_screening_type_mappings</w:t>
+        <w:br/>
+        <w:t>SET target_screening_type = 'SD_US_Customers_Sanctions_V2', updated_at = NOW()</w:t>
+        <w:br/>
+        <w:t>WHERE normalized_source_type = 'sanction';</w:t>
+        <w:br/>
+        <w:t/>
+        <w:br/>
+        <w:t>-- Add a new mapping</w:t>
+        <w:br/>
+        <w:t>INSERT INTO actimize_screening_type_mappings(</w:t>
+        <w:br/>
+        <w:t xml:space="preserve">  normalized_source_type, source_screening_type, target_screening_type, is_active, created_at, updated_at</w:t>
+        <w:br/>
+        <w:t>) VALUES(</w:t>
+        <w:br/>
+        <w:t xml:space="preserve">  'custom screening', 'Custom Screening', 'SD_US_Customers_Custom', TRUE, NOW(), NOW()</w:t>
+        <w:br/>
+        <w:t>)</w:t>
+        <w:br/>
+        <w:t>ON CONFLICT (normalized_source_type) DO UPDATE</w:t>
+        <w:br/>
+        <w:t>SET source_screening_type = EXCLUDED.source_screening_type,</w:t>
+        <w:br/>
+        <w:t xml:space="preserve">    target_screening_type = EXCLUDED.target_screening_type,</w:t>
+        <w:br/>
+        <w:t xml:space="preserve">    is_active = EXCLUDED.is_active,</w:t>
+        <w:br/>
+        <w:t xml:space="preserve">    updated_at = EXCLUDED.updated_at;</w:t>
+      </w:r>
+    </w:p>
     <w:p>
       <w:pPr>
         <w:pStyle w:val="Heading3"/>

--- a/docs/technical-design-document.docx
+++ b/docs/technical-design-document.docx
@@ -19,7 +19,7 @@
         <w:t>Version:</w:t>
       </w:r>
       <w:r>
-        <w:t xml:space="preserve"> 1.8 </w:t>
+        <w:t xml:space="preserve"> 1.9 </w:t>
       </w:r>
       <w:r>
         <w:rPr>
@@ -28,7 +28,7 @@
         <w:t>Date:</w:t>
       </w:r>
       <w:r>
-        <w:t xml:space="preserve"> 2026-04-29 </w:t>
+        <w:t xml:space="preserve"> 2026-05-06 </w:t>
       </w:r>
       <w:r>
         <w:rPr>
@@ -141,14 +141,37 @@
         <w:t>GET /api/v1/screenings/results</w:t>
       </w:r>
       <w:r>
-        <w:t xml:space="preserve"> for newest-first result rows capped to </w:t>
-      </w:r>
-      <w:r>
-        <w:rPr>
-          <w:rFonts w:ascii="Consolas" w:hAnsi="Consolas"/>
-          <w:sz w:val="18"/>
-        </w:rPr>
-        <w:t>300</w:t>
+        <w:t xml:space="preserve"> for newest-first normalized result rows (</w:t>
+      </w:r>
+      <w:r>
+        <w:rPr>
+          <w:rFonts w:ascii="Consolas" w:hAnsi="Consolas"/>
+          <w:sz w:val="18"/>
+        </w:rPr>
+        <w:t>limit</w:t>
+      </w:r>
+      <w:r>
+        <w:t xml:space="preserve"> query parameter, default </w:t>
+      </w:r>
+      <w:r>
+        <w:rPr>
+          <w:rFonts w:ascii="Consolas" w:hAnsi="Consolas"/>
+          <w:sz w:val="18"/>
+        </w:rPr>
+        <w:t>1000</w:t>
+      </w:r>
+      <w:r>
+        <w:t xml:space="preserve">, max </w:t>
+      </w:r>
+      <w:r>
+        <w:rPr>
+          <w:rFonts w:ascii="Consolas" w:hAnsi="Consolas"/>
+          <w:sz w:val="18"/>
+        </w:rPr>
+        <w:t>5000</w:t>
+      </w:r>
+      <w:r>
+        <w:t>)</w:t>
       </w:r>
     </w:p>
     <w:p>
@@ -347,6 +370,82 @@
     </w:p>
     <w:p>
       <w:pPr>
+        <w:pStyle w:val="ListBullet"/>
+      </w:pPr>
+      <w:r>
+        <w:t>PostgreSQL dashboard/result retrieval is now backed by materialized views (</w:t>
+      </w:r>
+      <w:r>
+        <w:rPr>
+          <w:rFonts w:ascii="Consolas" w:hAnsi="Consolas"/>
+          <w:sz w:val="18"/>
+        </w:rPr>
+        <w:t>mv_user_recent_results</w:t>
+      </w:r>
+      <w:r>
+        <w:t xml:space="preserve">, </w:t>
+      </w:r>
+      <w:r>
+        <w:rPr>
+          <w:rFonts w:ascii="Consolas" w:hAnsi="Consolas"/>
+          <w:sz w:val="18"/>
+        </w:rPr>
+        <w:t>mv_user_result_summary_counts</w:t>
+      </w:r>
+      <w:r>
+        <w:t>) with periodic best-effort refresh in runtime.</w:t>
+      </w:r>
+    </w:p>
+    <w:p>
+      <w:pPr>
+        <w:pStyle w:val="ListBullet"/>
+      </w:pPr>
+      <w:r>
+        <w:t xml:space="preserve">Recent-result rows now normalize/canonicalize </w:t>
+      </w:r>
+      <w:r>
+        <w:rPr>
+          <w:rFonts w:ascii="Consolas" w:hAnsi="Consolas"/>
+          <w:sz w:val="18"/>
+        </w:rPr>
+        <w:t>screeningType</w:t>
+      </w:r>
+      <w:r>
+        <w:t xml:space="preserve"> labels using active mapping table values (</w:t>
+      </w:r>
+      <w:r>
+        <w:rPr>
+          <w:rFonts w:ascii="Consolas" w:hAnsi="Consolas"/>
+          <w:sz w:val="18"/>
+        </w:rPr>
+        <w:t>screening_type</w:t>
+      </w:r>
+      <w:r>
+        <w:t xml:space="preserve">, </w:t>
+      </w:r>
+      <w:r>
+        <w:rPr>
+          <w:rFonts w:ascii="Consolas" w:hAnsi="Consolas"/>
+          <w:sz w:val="18"/>
+        </w:rPr>
+        <w:t>search_definition_id</w:t>
+      </w:r>
+      <w:r>
+        <w:t xml:space="preserve">, </w:t>
+      </w:r>
+      <w:r>
+        <w:rPr>
+          <w:rFonts w:ascii="Consolas" w:hAnsi="Consolas"/>
+          <w:sz w:val="18"/>
+        </w:rPr>
+        <w:t>search_definition_name</w:t>
+      </w:r>
+      <w:r>
+        <w:t>) for consistent UI grouping.</w:t>
+      </w:r>
+    </w:p>
+    <w:p>
+      <w:pPr>
         <w:pStyle w:val="Heading2"/>
       </w:pPr>
       <w:r>
@@ -504,7 +603,37 @@
         <w:t>Fast Screening Dashboard:</w:t>
       </w:r>
       <w:r>
-        <w:t xml:space="preserve"> summary cards load from a dedicated aggregate API over the full user history, while the Screening Results grid loads a separate recent-results feed capped for UX performance.</w:t>
+        <w:t xml:space="preserve"> summary cards load from a dedicated aggregate API over full user history, while the Screening Results grid loads a separate newest-first feed with caller-defined </w:t>
+      </w:r>
+      <w:r>
+        <w:rPr>
+          <w:rFonts w:ascii="Consolas" w:hAnsi="Consolas"/>
+          <w:sz w:val="18"/>
+        </w:rPr>
+        <w:t>limit</w:t>
+      </w:r>
+      <w:r>
+        <w:t xml:space="preserve"> (backend default </w:t>
+      </w:r>
+      <w:r>
+        <w:rPr>
+          <w:rFonts w:ascii="Consolas" w:hAnsi="Consolas"/>
+          <w:sz w:val="18"/>
+        </w:rPr>
+        <w:t>1000</w:t>
+      </w:r>
+      <w:r>
+        <w:t xml:space="preserve">, max </w:t>
+      </w:r>
+      <w:r>
+        <w:rPr>
+          <w:rFonts w:ascii="Consolas" w:hAnsi="Consolas"/>
+          <w:sz w:val="18"/>
+        </w:rPr>
+        <w:t>5000</w:t>
+      </w:r>
+      <w:r>
+        <w:t>).</w:t>
       </w:r>
     </w:p>
     <w:p>
@@ -1553,17 +1682,37 @@
         <w:t>GET /api/v1/screenings/results</w:t>
       </w:r>
       <w:r>
-        <w:t xml:space="preserve"> using a recent-results window capped to the latest </w:t>
-      </w:r>
-      <w:r>
-        <w:rPr>
-          <w:rFonts w:ascii="Consolas" w:hAnsi="Consolas"/>
-          <w:sz w:val="18"/>
-        </w:rPr>
-        <w:t>300</w:t>
-      </w:r>
-      <w:r>
-        <w:t xml:space="preserve"> rows for the signed-in user.</w:t>
+        <w:t xml:space="preserve"> using newest-first pagination with query </w:t>
+      </w:r>
+      <w:r>
+        <w:rPr>
+          <w:rFonts w:ascii="Consolas" w:hAnsi="Consolas"/>
+          <w:sz w:val="18"/>
+        </w:rPr>
+        <w:t>limit</w:t>
+      </w:r>
+      <w:r>
+        <w:t xml:space="preserve"> (API default </w:t>
+      </w:r>
+      <w:r>
+        <w:rPr>
+          <w:rFonts w:ascii="Consolas" w:hAnsi="Consolas"/>
+          <w:sz w:val="18"/>
+        </w:rPr>
+        <w:t>1000</w:t>
+      </w:r>
+      <w:r>
+        <w:t xml:space="preserve">; current frontend caller default </w:t>
+      </w:r>
+      <w:r>
+        <w:rPr>
+          <w:rFonts w:ascii="Consolas" w:hAnsi="Consolas"/>
+          <w:sz w:val="18"/>
+        </w:rPr>
+        <w:t>2000</w:t>
+      </w:r>
+      <w:r>
+        <w:t>).</w:t>
       </w:r>
     </w:p>
     <w:p>
@@ -1769,17 +1918,37 @@
         <w:pStyle w:val="ListBullet"/>
       </w:pPr>
       <w:r>
-        <w:t xml:space="preserve">Provide a lightweight recent-results API that returns only the latest </w:t>
-      </w:r>
-      <w:r>
-        <w:rPr>
-          <w:rFonts w:ascii="Consolas" w:hAnsi="Consolas"/>
-          <w:sz w:val="18"/>
-        </w:rPr>
-        <w:t>300</w:t>
-      </w:r>
-      <w:r>
-        <w:t xml:space="preserve"> result rows for the signed-in user, separated from summary-card aggregation.</w:t>
+        <w:t xml:space="preserve">Provide a lightweight recent-results API that returns newest-first normalized rows for the signed-in user (query </w:t>
+      </w:r>
+      <w:r>
+        <w:rPr>
+          <w:rFonts w:ascii="Consolas" w:hAnsi="Consolas"/>
+          <w:sz w:val="18"/>
+        </w:rPr>
+        <w:t>limit</w:t>
+      </w:r>
+      <w:r>
+        <w:t xml:space="preserve">: default </w:t>
+      </w:r>
+      <w:r>
+        <w:rPr>
+          <w:rFonts w:ascii="Consolas" w:hAnsi="Consolas"/>
+          <w:sz w:val="18"/>
+        </w:rPr>
+        <w:t>1000</w:t>
+      </w:r>
+      <w:r>
+        <w:t xml:space="preserve">, max </w:t>
+      </w:r>
+      <w:r>
+        <w:rPr>
+          <w:rFonts w:ascii="Consolas" w:hAnsi="Consolas"/>
+          <w:sz w:val="18"/>
+        </w:rPr>
+        <w:t>5000</w:t>
+      </w:r>
+      <w:r>
+        <w:t>), separated from summary-card aggregation.</w:t>
       </w:r>
     </w:p>
     <w:p>
@@ -1903,6 +2072,24 @@
         <w:pStyle w:val="ListBullet"/>
       </w:pPr>
       <w:r>
+        <w:t xml:space="preserve">Canonicalize recent-result screening-type labels through active </w:t>
+      </w:r>
+      <w:r>
+        <w:rPr>
+          <w:rFonts w:ascii="Consolas" w:hAnsi="Consolas"/>
+          <w:sz w:val="18"/>
+        </w:rPr>
+        <w:t>actimize_screening_type_mappings</w:t>
+      </w:r>
+      <w:r>
+        <w:t xml:space="preserve"> so rows group consistently across source/request/response variants.</w:t>
+      </w:r>
+    </w:p>
+    <w:p>
+      <w:pPr>
+        <w:pStyle w:val="ListBullet"/>
+      </w:pPr>
+      <w:r>
         <w:t>Validate database schema at startup, but do not run DDL automatically in runtime API processes.</w:t>
       </w:r>
     </w:p>
@@ -2385,6 +2572,34 @@
         <w:pStyle w:val="ListBullet"/>
       </w:pPr>
       <w:r>
+        <w:t>Provide derived materialized views for fast per-user result retrieval and aggregate counters (</w:t>
+      </w:r>
+      <w:r>
+        <w:rPr>
+          <w:rFonts w:ascii="Consolas" w:hAnsi="Consolas"/>
+          <w:sz w:val="18"/>
+        </w:rPr>
+        <w:t>mv_user_recent_results</w:t>
+      </w:r>
+      <w:r>
+        <w:t xml:space="preserve">, </w:t>
+      </w:r>
+      <w:r>
+        <w:rPr>
+          <w:rFonts w:ascii="Consolas" w:hAnsi="Consolas"/>
+          <w:sz w:val="18"/>
+        </w:rPr>
+        <w:t>mv_user_result_summary_counts</w:t>
+      </w:r>
+      <w:r>
+        <w:t>).</w:t>
+      </w:r>
+    </w:p>
+    <w:p>
+      <w:pPr>
+        <w:pStyle w:val="ListBullet"/>
+      </w:pPr>
+      <w:r>
         <w:t xml:space="preserve">Separate schema initialization from runtime by using </w:t>
       </w:r>
       <w:r>
@@ -4466,6 +4681,401 @@
       </w:pPr>
       <w:r>
         <w:t>Use case: user-to-business-unit authorization mapping used by screening submission flows</w:t>
+      </w:r>
+    </w:p>
+    <w:p>
+      <w:pPr>
+        <w:pStyle w:val="Heading3"/>
+      </w:pPr>
+      <w:r>
+        <w:t>5.7 Derived Materialized Views (PostgreSQL)</w:t>
+      </w:r>
+    </w:p>
+    <w:p>
+      <w:pPr>
+        <w:pStyle w:val="Heading3"/>
+      </w:pPr>
+      <w:r>
+        <w:rPr>
+          <w:rFonts w:ascii="Consolas" w:hAnsi="Consolas"/>
+          <w:sz w:val="18"/>
+        </w:rPr>
+        <w:t>mv_user_recent_results</w:t>
+      </w:r>
+    </w:p>
+    <w:p>
+      <w:pPr>
+        <w:pStyle w:val="ListBullet"/>
+      </w:pPr>
+      <w:r>
+        <w:t xml:space="preserve">Grain: one row per </w:t>
+      </w:r>
+      <w:r>
+        <w:rPr>
+          <w:rFonts w:ascii="Consolas" w:hAnsi="Consolas"/>
+          <w:sz w:val="18"/>
+        </w:rPr>
+        <w:t>(job_id, item_key)</w:t>
+      </w:r>
+      <w:r>
+        <w:t xml:space="preserve"> for rows with non-empty </w:t>
+      </w:r>
+      <w:r>
+        <w:rPr>
+          <w:rFonts w:ascii="Consolas" w:hAnsi="Consolas"/>
+          <w:sz w:val="18"/>
+        </w:rPr>
+        <w:t>jobs.user_id</w:t>
+      </w:r>
+      <w:r>
+        <w:t>.</w:t>
+      </w:r>
+    </w:p>
+    <w:p>
+      <w:pPr>
+        <w:pStyle w:val="ListBullet"/>
+      </w:pPr>
+      <w:r>
+        <w:t xml:space="preserve">Core columns: </w:t>
+      </w:r>
+      <w:r>
+        <w:rPr>
+          <w:rFonts w:ascii="Consolas" w:hAnsi="Consolas"/>
+          <w:sz w:val="18"/>
+        </w:rPr>
+        <w:t>user_id</w:t>
+      </w:r>
+      <w:r>
+        <w:t xml:space="preserve">, </w:t>
+      </w:r>
+      <w:r>
+        <w:rPr>
+          <w:rFonts w:ascii="Consolas" w:hAnsi="Consolas"/>
+          <w:sz w:val="18"/>
+        </w:rPr>
+        <w:t>job_id</w:t>
+      </w:r>
+      <w:r>
+        <w:t xml:space="preserve">, </w:t>
+      </w:r>
+      <w:r>
+        <w:rPr>
+          <w:rFonts w:ascii="Consolas" w:hAnsi="Consolas"/>
+          <w:sz w:val="18"/>
+        </w:rPr>
+        <w:t>item_key</w:t>
+      </w:r>
+      <w:r>
+        <w:t xml:space="preserve">, </w:t>
+      </w:r>
+      <w:r>
+        <w:rPr>
+          <w:rFonts w:ascii="Consolas" w:hAnsi="Consolas"/>
+          <w:sz w:val="18"/>
+        </w:rPr>
+        <w:t>sort_ts</w:t>
+      </w:r>
+      <w:r>
+        <w:t xml:space="preserve">, </w:t>
+      </w:r>
+      <w:r>
+        <w:rPr>
+          <w:rFonts w:ascii="Consolas" w:hAnsi="Consolas"/>
+          <w:sz w:val="18"/>
+        </w:rPr>
+        <w:t>parsed_status</w:t>
+      </w:r>
+      <w:r>
+        <w:t>.</w:t>
+      </w:r>
+    </w:p>
+    <w:p>
+      <w:pPr>
+        <w:pStyle w:val="ListBullet"/>
+      </w:pPr>
+      <w:r>
+        <w:rPr>
+          <w:rFonts w:ascii="Consolas" w:hAnsi="Consolas"/>
+          <w:sz w:val="18"/>
+        </w:rPr>
+        <w:t>parsed_status</w:t>
+      </w:r>
+      <w:r>
+        <w:t xml:space="preserve"> derivation:</w:t>
+      </w:r>
+    </w:p>
+    <w:p>
+      <w:pPr>
+        <w:pStyle w:val="ListBullet2"/>
+      </w:pPr>
+      <w:r>
+        <w:rPr>
+          <w:rFonts w:ascii="Consolas" w:hAnsi="Consolas"/>
+          <w:sz w:val="18"/>
+        </w:rPr>
+        <w:t>QUEUED</w:t>
+      </w:r>
+      <w:r>
+        <w:t>/</w:t>
+      </w:r>
+      <w:r>
+        <w:rPr>
+          <w:rFonts w:ascii="Consolas" w:hAnsi="Consolas"/>
+          <w:sz w:val="18"/>
+        </w:rPr>
+        <w:t>PROCESSING</w:t>
+      </w:r>
+      <w:r>
+        <w:t xml:space="preserve"> -&gt; </w:t>
+      </w:r>
+      <w:r>
+        <w:rPr>
+          <w:rFonts w:ascii="Consolas" w:hAnsi="Consolas"/>
+          <w:sz w:val="18"/>
+        </w:rPr>
+        <w:t>PENDING</w:t>
+      </w:r>
+    </w:p>
+    <w:p>
+      <w:pPr>
+        <w:pStyle w:val="ListBullet2"/>
+      </w:pPr>
+      <w:r>
+        <w:t xml:space="preserve">explicit failed item status or missing response payload -&gt; </w:t>
+      </w:r>
+      <w:r>
+        <w:rPr>
+          <w:rFonts w:ascii="Consolas" w:hAnsi="Consolas"/>
+          <w:sz w:val="18"/>
+        </w:rPr>
+        <w:t>FAILED</w:t>
+      </w:r>
+    </w:p>
+    <w:p>
+      <w:pPr>
+        <w:pStyle w:val="ListBullet2"/>
+      </w:pPr>
+      <w:r>
+        <w:t xml:space="preserve">response containing </w:t>
+      </w:r>
+      <w:r>
+        <w:rPr>
+          <w:rFonts w:ascii="Consolas" w:hAnsi="Consolas"/>
+          <w:sz w:val="18"/>
+        </w:rPr>
+        <w:t>ENGINE_MESSAGE="PM"</w:t>
+      </w:r>
+      <w:r>
+        <w:t xml:space="preserve"> -&gt; </w:t>
+      </w:r>
+      <w:r>
+        <w:rPr>
+          <w:rFonts w:ascii="Consolas" w:hAnsi="Consolas"/>
+          <w:sz w:val="18"/>
+        </w:rPr>
+        <w:t>POTENTIAL</w:t>
+      </w:r>
+    </w:p>
+    <w:p>
+      <w:pPr>
+        <w:pStyle w:val="ListBullet2"/>
+      </w:pPr>
+      <w:r>
+        <w:t xml:space="preserve">response containing </w:t>
+      </w:r>
+      <w:r>
+        <w:rPr>
+          <w:rFonts w:ascii="Consolas" w:hAnsi="Consolas"/>
+          <w:sz w:val="18"/>
+        </w:rPr>
+        <w:t>ENGINE_MESSAGE="NM"</w:t>
+      </w:r>
+      <w:r>
+        <w:t xml:space="preserve"> -&gt; </w:t>
+      </w:r>
+      <w:r>
+        <w:rPr>
+          <w:rFonts w:ascii="Consolas" w:hAnsi="Consolas"/>
+          <w:sz w:val="18"/>
+        </w:rPr>
+        <w:t>CLEAR</w:t>
+      </w:r>
+    </w:p>
+    <w:p>
+      <w:pPr>
+        <w:pStyle w:val="ListBullet2"/>
+      </w:pPr>
+      <w:r>
+        <w:t xml:space="preserve">otherwise -&gt; </w:t>
+      </w:r>
+      <w:r>
+        <w:rPr>
+          <w:rFonts w:ascii="Consolas" w:hAnsi="Consolas"/>
+          <w:sz w:val="18"/>
+        </w:rPr>
+        <w:t>CLEAR</w:t>
+      </w:r>
+    </w:p>
+    <w:p>
+      <w:pPr>
+        <w:pStyle w:val="ListBullet"/>
+      </w:pPr>
+      <w:r>
+        <w:t>Indexes:</w:t>
+      </w:r>
+    </w:p>
+    <w:p>
+      <w:pPr>
+        <w:pStyle w:val="ListBullet2"/>
+      </w:pPr>
+      <w:r>
+        <w:t xml:space="preserve">unique </w:t>
+      </w:r>
+      <w:r>
+        <w:rPr>
+          <w:rFonts w:ascii="Consolas" w:hAnsi="Consolas"/>
+          <w:sz w:val="18"/>
+        </w:rPr>
+        <w:t>(job_id, item_key)</w:t>
+      </w:r>
+    </w:p>
+    <w:p>
+      <w:pPr>
+        <w:pStyle w:val="ListBullet2"/>
+      </w:pPr>
+      <w:r>
+        <w:t xml:space="preserve">lookup/sort </w:t>
+      </w:r>
+      <w:r>
+        <w:rPr>
+          <w:rFonts w:ascii="Consolas" w:hAnsi="Consolas"/>
+          <w:sz w:val="18"/>
+        </w:rPr>
+        <w:t>(user_id, sort_ts DESC, job_id, item_key)</w:t>
+      </w:r>
+    </w:p>
+    <w:p>
+      <w:pPr>
+        <w:pStyle w:val="Heading3"/>
+      </w:pPr>
+      <w:r>
+        <w:rPr>
+          <w:rFonts w:ascii="Consolas" w:hAnsi="Consolas"/>
+          <w:sz w:val="18"/>
+        </w:rPr>
+        <w:t>mv_user_result_summary_counts</w:t>
+      </w:r>
+    </w:p>
+    <w:p>
+      <w:pPr>
+        <w:pStyle w:val="ListBullet"/>
+      </w:pPr>
+      <w:r>
+        <w:t xml:space="preserve">Grain: one row per </w:t>
+      </w:r>
+      <w:r>
+        <w:rPr>
+          <w:rFonts w:ascii="Consolas" w:hAnsi="Consolas"/>
+          <w:sz w:val="18"/>
+        </w:rPr>
+        <w:t>user_id</w:t>
+      </w:r>
+      <w:r>
+        <w:t>.</w:t>
+      </w:r>
+    </w:p>
+    <w:p>
+      <w:pPr>
+        <w:pStyle w:val="ListBullet"/>
+      </w:pPr>
+      <w:r>
+        <w:t xml:space="preserve">Core columns: </w:t>
+      </w:r>
+      <w:r>
+        <w:rPr>
+          <w:rFonts w:ascii="Consolas" w:hAnsi="Consolas"/>
+          <w:sz w:val="18"/>
+        </w:rPr>
+        <w:t>total</w:t>
+      </w:r>
+      <w:r>
+        <w:t xml:space="preserve">, </w:t>
+      </w:r>
+      <w:r>
+        <w:rPr>
+          <w:rFonts w:ascii="Consolas" w:hAnsi="Consolas"/>
+          <w:sz w:val="18"/>
+        </w:rPr>
+        <w:t>clear</w:t>
+      </w:r>
+      <w:r>
+        <w:t xml:space="preserve">, </w:t>
+      </w:r>
+      <w:r>
+        <w:rPr>
+          <w:rFonts w:ascii="Consolas" w:hAnsi="Consolas"/>
+          <w:sz w:val="18"/>
+        </w:rPr>
+        <w:t>potential</w:t>
+      </w:r>
+      <w:r>
+        <w:t xml:space="preserve">, </w:t>
+      </w:r>
+      <w:r>
+        <w:rPr>
+          <w:rFonts w:ascii="Consolas" w:hAnsi="Consolas"/>
+          <w:sz w:val="18"/>
+        </w:rPr>
+        <w:t>pending</w:t>
+      </w:r>
+      <w:r>
+        <w:t xml:space="preserve">, </w:t>
+      </w:r>
+      <w:r>
+        <w:rPr>
+          <w:rFonts w:ascii="Consolas" w:hAnsi="Consolas"/>
+          <w:sz w:val="18"/>
+        </w:rPr>
+        <w:t>failed</w:t>
+      </w:r>
+      <w:r>
+        <w:t>.</w:t>
+      </w:r>
+    </w:p>
+    <w:p>
+      <w:pPr>
+        <w:pStyle w:val="ListBullet"/>
+      </w:pPr>
+      <w:r>
+        <w:t xml:space="preserve">Source: aggregated from </w:t>
+      </w:r>
+      <w:r>
+        <w:rPr>
+          <w:rFonts w:ascii="Consolas" w:hAnsi="Consolas"/>
+          <w:sz w:val="18"/>
+        </w:rPr>
+        <w:t>mv_user_recent_results</w:t>
+      </w:r>
+      <w:r>
+        <w:t>.</w:t>
+      </w:r>
+    </w:p>
+    <w:p>
+      <w:pPr>
+        <w:pStyle w:val="ListBullet"/>
+      </w:pPr>
+      <w:r>
+        <w:t xml:space="preserve">Index: unique </w:t>
+      </w:r>
+      <w:r>
+        <w:rPr>
+          <w:rFonts w:ascii="Consolas" w:hAnsi="Consolas"/>
+          <w:sz w:val="18"/>
+        </w:rPr>
+        <w:t>(user_id)</w:t>
+      </w:r>
+      <w:r>
+        <w:t>.</w:t>
       </w:r>
     </w:p>
     <w:p>
@@ -5366,7 +5976,7 @@
           </w:tcPr>
           <w:p>
             <w:r>
-              <w:t>Returns only the latest `300` normalized screening-result rows for the signed-in user, ordered newest-first for fast grid rendering.</w:t>
+              <w:t>Returns newest-first normalized screening-result rows for the signed-in user. Supports `limit` query parameter (`default=1000`, `min=1`, `max=5000`).</w:t>
             </w:r>
           </w:p>
         </w:tc>
@@ -6940,7 +7550,7 @@
           <w:rFonts w:ascii="Consolas" w:hAnsi="Consolas"/>
           <w:sz w:val="18"/>
         </w:rPr>
-        <w:t>GET /api/v1/screenings/results?limit=300</w:t>
+        <w:t>GET /api/v1/screenings/results?limit=2000</w:t>
       </w:r>
     </w:p>
     <w:p>
@@ -6962,7 +7572,7 @@
         <w:br/>
         <w:t xml:space="preserve">  {</w:t>
         <w:br/>
-        <w:t xml:space="preserve">    "id": "493f2ca6-6b61-4017-8220-843d377d436b_AMLP_I_000001",</w:t>
+        <w:t xml:space="preserve">    "id": "493f2ca6-6b61-4017-8220-843d377d436b_AMLP_I_000001_Sanction",</w:t>
         <w:br/>
         <w:t xml:space="preserve">    "entity": "Jane Doe",</w:t>
         <w:br/>
@@ -6972,6 +7582,8 @@
         <w:br/>
         <w:t xml:space="preserve">    "type": "Individual",</w:t>
         <w:br/>
+        <w:t xml:space="preserve">    "screeningType": "Sanction",</w:t>
+        <w:br/>
         <w:t xml:space="preserve">    "country": "US",</w:t>
         <w:br/>
         <w:t xml:space="preserve">    "engineStatus": "NO_HIT",</w:t>
@@ -6996,6 +7608,113 @@
       </w:r>
     </w:p>
     <w:p>
+      <w:pPr/>
+      <w:r>
+        <w:t>Notes:</w:t>
+      </w:r>
+    </w:p>
+    <w:p>
+      <w:pPr>
+        <w:pStyle w:val="ListBullet"/>
+      </w:pPr>
+      <w:r>
+        <w:t xml:space="preserve">API </w:t>
+      </w:r>
+      <w:r>
+        <w:rPr>
+          <w:rFonts w:ascii="Consolas" w:hAnsi="Consolas"/>
+          <w:sz w:val="18"/>
+        </w:rPr>
+        <w:t>limit</w:t>
+      </w:r>
+      <w:r>
+        <w:t xml:space="preserve"> defaults to </w:t>
+      </w:r>
+      <w:r>
+        <w:rPr>
+          <w:rFonts w:ascii="Consolas" w:hAnsi="Consolas"/>
+          <w:sz w:val="18"/>
+        </w:rPr>
+        <w:t>1000</w:t>
+      </w:r>
+      <w:r>
+        <w:t xml:space="preserve"> and is clamped to </w:t>
+      </w:r>
+      <w:r>
+        <w:rPr>
+          <w:rFonts w:ascii="Consolas" w:hAnsi="Consolas"/>
+          <w:sz w:val="18"/>
+        </w:rPr>
+        <w:t>1..5000</w:t>
+      </w:r>
+      <w:r>
+        <w:t>.</w:t>
+      </w:r>
+    </w:p>
+    <w:p>
+      <w:pPr>
+        <w:pStyle w:val="ListBullet"/>
+      </w:pPr>
+      <w:r>
+        <w:t xml:space="preserve">Frontend currently requests </w:t>
+      </w:r>
+      <w:r>
+        <w:rPr>
+          <w:rFonts w:ascii="Consolas" w:hAnsi="Consolas"/>
+          <w:sz w:val="18"/>
+        </w:rPr>
+        <w:t>limit=2000</w:t>
+      </w:r>
+      <w:r>
+        <w:t xml:space="preserve"> for the screening grid.</w:t>
+      </w:r>
+    </w:p>
+    <w:p>
+      <w:pPr>
+        <w:pStyle w:val="ListBullet"/>
+      </w:pPr>
+      <w:r>
+        <w:rPr>
+          <w:rFonts w:ascii="Consolas" w:hAnsi="Consolas"/>
+          <w:sz w:val="18"/>
+        </w:rPr>
+        <w:t>screeningType</w:t>
+      </w:r>
+      <w:r>
+        <w:t xml:space="preserve"> is canonicalized via active mapping-table entries (</w:t>
+      </w:r>
+      <w:r>
+        <w:rPr>
+          <w:rFonts w:ascii="Consolas" w:hAnsi="Consolas"/>
+          <w:sz w:val="18"/>
+        </w:rPr>
+        <w:t>screening_type</w:t>
+      </w:r>
+      <w:r>
+        <w:t xml:space="preserve">, </w:t>
+      </w:r>
+      <w:r>
+        <w:rPr>
+          <w:rFonts w:ascii="Consolas" w:hAnsi="Consolas"/>
+          <w:sz w:val="18"/>
+        </w:rPr>
+        <w:t>search_definition_id</w:t>
+      </w:r>
+      <w:r>
+        <w:t xml:space="preserve">, </w:t>
+      </w:r>
+      <w:r>
+        <w:rPr>
+          <w:rFonts w:ascii="Consolas" w:hAnsi="Consolas"/>
+          <w:sz w:val="18"/>
+        </w:rPr>
+        <w:t>search_definition_name</w:t>
+      </w:r>
+      <w:r>
+        <w:t>) before rows are returned.</w:t>
+      </w:r>
+    </w:p>
+    <w:p>
       <w:pPr>
         <w:pStyle w:val="Heading3"/>
       </w:pPr>
@@ -9114,7 +9833,7 @@
         <w:pStyle w:val="Heading3"/>
       </w:pPr>
       <w:r>
-        <w:t>8.4 Data Store Retention and Risk Alerting</w:t>
+        <w:t>8.4 PostgreSQL Result Materialized-View Refresh</w:t>
       </w:r>
     </w:p>
     <w:p>
@@ -9122,6 +9841,136 @@
         <w:pStyle w:val="ListBullet"/>
       </w:pPr>
       <w:r>
+        <w:t xml:space="preserve">Runtime uses PostgreSQL materialized views for </w:t>
+      </w:r>
+      <w:r>
+        <w:rPr>
+          <w:rFonts w:ascii="Consolas" w:hAnsi="Consolas"/>
+          <w:sz w:val="18"/>
+        </w:rPr>
+        <w:t>/api/v1/screenings/results</w:t>
+      </w:r>
+      <w:r>
+        <w:t xml:space="preserve"> and </w:t>
+      </w:r>
+      <w:r>
+        <w:rPr>
+          <w:rFonts w:ascii="Consolas" w:hAnsi="Consolas"/>
+          <w:sz w:val="18"/>
+        </w:rPr>
+        <w:t>/api/v1/screenings/summary</w:t>
+      </w:r>
+      <w:r>
+        <w:t xml:space="preserve"> fast paths.</w:t>
+      </w:r>
+    </w:p>
+    <w:p>
+      <w:pPr>
+        <w:pStyle w:val="ListBullet"/>
+      </w:pPr>
+      <w:r>
+        <w:t xml:space="preserve">Repository refreshes </w:t>
+      </w:r>
+      <w:r>
+        <w:rPr>
+          <w:rFonts w:ascii="Consolas" w:hAnsi="Consolas"/>
+          <w:sz w:val="18"/>
+        </w:rPr>
+        <w:t>mv_user_recent_results</w:t>
+      </w:r>
+      <w:r>
+        <w:t xml:space="preserve"> and </w:t>
+      </w:r>
+      <w:r>
+        <w:rPr>
+          <w:rFonts w:ascii="Consolas" w:hAnsi="Consolas"/>
+          <w:sz w:val="18"/>
+        </w:rPr>
+        <w:t>mv_user_result_summary_counts</w:t>
+      </w:r>
+      <w:r>
+        <w:t xml:space="preserve"> on a best-effort interval (</w:t>
+      </w:r>
+      <w:r>
+        <w:rPr>
+          <w:rFonts w:ascii="Consolas" w:hAnsi="Consolas"/>
+          <w:sz w:val="18"/>
+        </w:rPr>
+        <w:t>PG_RESULT_MV_REFRESH_INTERVAL_S</w:t>
+      </w:r>
+      <w:r>
+        <w:t>).</w:t>
+      </w:r>
+    </w:p>
+    <w:p>
+      <w:pPr>
+        <w:pStyle w:val="ListBullet"/>
+      </w:pPr>
+      <w:r>
+        <w:t>Refresh cadence is guarded by process-local monotonic timing and a lock to avoid redundant refresh attempts within one process.</w:t>
+      </w:r>
+    </w:p>
+    <w:p>
+      <w:pPr>
+        <w:pStyle w:val="ListBullet"/>
+      </w:pPr>
+      <w:r>
+        <w:t>Runtime applies conservative DB safeguards during refresh:</w:t>
+      </w:r>
+    </w:p>
+    <w:p>
+      <w:pPr>
+        <w:pStyle w:val="ListBullet2"/>
+      </w:pPr>
+      <w:r>
+        <w:rPr>
+          <w:rFonts w:ascii="Consolas" w:hAnsi="Consolas"/>
+          <w:sz w:val="18"/>
+        </w:rPr>
+        <w:t>lock_timeout = 750ms</w:t>
+      </w:r>
+    </w:p>
+    <w:p>
+      <w:pPr>
+        <w:pStyle w:val="ListBullet2"/>
+      </w:pPr>
+      <w:r>
+        <w:rPr>
+          <w:rFonts w:ascii="Consolas" w:hAnsi="Consolas"/>
+          <w:sz w:val="18"/>
+        </w:rPr>
+        <w:t>statement_timeout = 5000ms</w:t>
+      </w:r>
+    </w:p>
+    <w:p>
+      <w:pPr>
+        <w:pStyle w:val="ListBullet"/>
+      </w:pPr>
+      <w:r>
+        <w:t>If refresh fails or views are unavailable, refresh attempts are skipped until next interval.</w:t>
+      </w:r>
+    </w:p>
+    <w:p>
+      <w:pPr>
+        <w:pStyle w:val="ListBullet"/>
+      </w:pPr>
+      <w:r>
+        <w:t>PostgreSQL read paths for recent results/summary require these views to exist and raise explicit runtime errors when missing.</w:t>
+      </w:r>
+    </w:p>
+    <w:p>
+      <w:pPr>
+        <w:pStyle w:val="Heading3"/>
+      </w:pPr>
+      <w:r>
+        <w:t>8.5 Data Store Retention and Risk Alerting</w:t>
+      </w:r>
+    </w:p>
+    <w:p>
+      <w:pPr>
+        <w:pStyle w:val="ListBullet"/>
+      </w:pPr>
+      <w:r>
         <w:t>Worker executes periodic retention cleanup for:</w:t>
       </w:r>
     </w:p>
@@ -9218,7 +10067,7 @@
         <w:pStyle w:val="Heading3"/>
       </w:pPr>
       <w:r>
-        <w:t>8.5 ECS Cost Controls (Dev)</w:t>
+        <w:t>8.6 ECS Cost Controls (Dev)</w:t>
       </w:r>
     </w:p>
     <w:p>
@@ -9278,7 +10127,7 @@
         <w:pStyle w:val="Heading3"/>
       </w:pPr>
       <w:r>
-        <w:t>8.6 Performance Validation Snapshot (2026-04-08)</w:t>
+        <w:t>8.7 Performance Validation Snapshot (2026-04-08)</w:t>
       </w:r>
     </w:p>
     <w:p>
@@ -9824,23 +10673,31 @@
         <w:pStyle w:val="Heading3"/>
       </w:pPr>
       <w:r>
-        <w:t>10.1 Frontend (container env)</w:t>
+        <w:t>10.1 Frontend Runtime Configuration (container env + app env)</w:t>
       </w:r>
     </w:p>
     <w:p>
       <w:pPr/>
       <w:r>
-        <w:t xml:space="preserve">Frontend settings are provided as container env vars and written at startup into </w:t>
-      </w:r>
-      <w:r>
-        <w:rPr>
-          <w:rFonts w:ascii="Consolas" w:hAnsi="Consolas"/>
-          <w:sz w:val="18"/>
-        </w:rPr>
-        <w:t>app-config.js</w:t>
-      </w:r>
-      <w:r>
-        <w:t xml:space="preserve"> (see </w:t>
+        <w:t>Frontend configuration comes from:</w:t>
+      </w:r>
+    </w:p>
+    <w:p>
+      <w:pPr>
+        <w:pStyle w:val="ListBullet"/>
+      </w:pPr>
+      <w:r>
+        <w:t xml:space="preserve">Container startup env (written into </w:t>
+      </w:r>
+      <w:r>
+        <w:rPr>
+          <w:rFonts w:ascii="Consolas" w:hAnsi="Consolas"/>
+          <w:sz w:val="18"/>
+        </w:rPr>
+        <w:t>window.__APP_CONFIG__</w:t>
+      </w:r>
+      <w:r>
+        <w:t xml:space="preserve"> by </w:t>
       </w:r>
       <w:r>
         <w:rPr>
@@ -9851,6 +10708,44 @@
       </w:r>
       <w:r>
         <w:t>).</w:t>
+      </w:r>
+    </w:p>
+    <w:p>
+      <w:pPr>
+        <w:pStyle w:val="ListBullet"/>
+      </w:pPr>
+      <w:r>
+        <w:t>App env fallback (</w:t>
+      </w:r>
+      <w:r>
+        <w:rPr>
+          <w:rFonts w:ascii="Consolas" w:hAnsi="Consolas"/>
+          <w:sz w:val="18"/>
+        </w:rPr>
+        <w:t>import.meta.env</w:t>
+      </w:r>
+      <w:r>
+        <w:t xml:space="preserve">) used by </w:t>
+      </w:r>
+      <w:r>
+        <w:rPr>
+          <w:rFonts w:ascii="Consolas" w:hAnsi="Consolas"/>
+          <w:sz w:val="18"/>
+        </w:rPr>
+        <w:t>src/config/env.ts</w:t>
+      </w:r>
+      <w:r>
+        <w:t xml:space="preserve"> for any key not present in </w:t>
+      </w:r>
+      <w:r>
+        <w:rPr>
+          <w:rFonts w:ascii="Consolas" w:hAnsi="Consolas"/>
+          <w:sz w:val="18"/>
+        </w:rPr>
+        <w:t>window.__APP_CONFIG__</w:t>
+      </w:r>
+      <w:r>
+        <w:t>.</w:t>
       </w:r>
     </w:p>
     <w:tbl>
@@ -9860,14 +10755,15 @@
         <w:tblLook w:firstColumn="1" w:firstRow="1" w:lastColumn="0" w:lastRow="0" w:noHBand="0" w:noVBand="1" w:val="04A0"/>
       </w:tblPr>
       <w:tblGrid>
-        <w:gridCol w:w="2880"/>
-        <w:gridCol w:w="2880"/>
-        <w:gridCol w:w="2880"/>
+        <w:gridCol w:w="2160"/>
+        <w:gridCol w:w="2160"/>
+        <w:gridCol w:w="2160"/>
+        <w:gridCol w:w="2160"/>
       </w:tblGrid>
       <w:tr>
         <w:tc>
           <w:tcPr>
-            <w:tcW w:type="dxa" w:w="2880"/>
+            <w:tcW w:type="dxa" w:w="2160"/>
           </w:tcPr>
           <w:p>
             <w:r>
@@ -9880,7 +10776,7 @@
         </w:tc>
         <w:tc>
           <w:tcPr>
-            <w:tcW w:type="dxa" w:w="2880"/>
+            <w:tcW w:type="dxa" w:w="2160"/>
           </w:tcPr>
           <w:p>
             <w:r>
@@ -9893,14 +10789,27 @@
         </w:tc>
         <w:tc>
           <w:tcPr>
-            <w:tcW w:type="dxa" w:w="2880"/>
+            <w:tcW w:type="dxa" w:w="2160"/>
           </w:tcPr>
           <w:p>
             <w:r>
               <w:rPr>
                 <w:b/>
               </w:rPr>
-              <w:t>Explanation</w:t>
+              <w:t>Used By</w:t>
+            </w:r>
+          </w:p>
+        </w:tc>
+        <w:tc>
+          <w:tcPr>
+            <w:tcW w:type="dxa" w:w="2160"/>
+          </w:tcPr>
+          <w:p>
+            <w:r>
+              <w:rPr>
+                <w:b/>
+              </w:rPr>
+              <w:t>Description / Use</w:t>
             </w:r>
           </w:p>
         </w:tc>
@@ -9908,7 +10817,7 @@
       <w:tr>
         <w:tc>
           <w:tcPr>
-            <w:tcW w:type="dxa" w:w="2880"/>
+            <w:tcW w:type="dxa" w:w="2160"/>
           </w:tcPr>
           <w:p>
             <w:r>
@@ -9918,7 +10827,7 @@
         </w:tc>
         <w:tc>
           <w:tcPr>
-            <w:tcW w:type="dxa" w:w="2880"/>
+            <w:tcW w:type="dxa" w:w="2160"/>
           </w:tcPr>
           <w:p>
             <w:r>
@@ -9928,11 +10837,21 @@
         </w:tc>
         <w:tc>
           <w:tcPr>
-            <w:tcW w:type="dxa" w:w="2880"/>
-          </w:tcPr>
-          <w:p>
-            <w:r>
-              <w:t>Backend origin that Nginx proxies to for `/api/*` (typically the ECS service-discovery name).</w:t>
+            <w:tcW w:type="dxa" w:w="2160"/>
+          </w:tcPr>
+          <w:p>
+            <w:r>
+              <w:t>`frontend/entrypoint.sh` + generated Nginx config</w:t>
+            </w:r>
+          </w:p>
+        </w:tc>
+        <w:tc>
+          <w:tcPr>
+            <w:tcW w:type="dxa" w:w="2160"/>
+          </w:tcPr>
+          <w:p>
+            <w:r>
+              <w:t>Backend origin Nginx proxies to for `/api/*` (typically ECS service discovery).</w:t>
             </w:r>
           </w:p>
         </w:tc>
@@ -9940,31 +10859,41 @@
       <w:tr>
         <w:tc>
           <w:tcPr>
-            <w:tcW w:type="dxa" w:w="2880"/>
-          </w:tcPr>
-          <w:p>
-            <w:r>
-              <w:t>`NGINX_CLIENT_MAX_BODY_SIZE`</w:t>
-            </w:r>
-          </w:p>
-        </w:tc>
-        <w:tc>
-          <w:tcPr>
-            <w:tcW w:type="dxa" w:w="2880"/>
-          </w:tcPr>
-          <w:p>
-            <w:r>
-              <w:t>`25m`</w:t>
-            </w:r>
-          </w:p>
-        </w:tc>
-        <w:tc>
-          <w:tcPr>
-            <w:tcW w:type="dxa" w:w="2880"/>
-          </w:tcPr>
-          <w:p>
-            <w:r>
-              <w:t>Max upload size for `/api/` reverse-proxy requests (must accommodate batch source files).</w:t>
+            <w:tcW w:type="dxa" w:w="2160"/>
+          </w:tcPr>
+          <w:p>
+            <w:r>
+              <w:t>`NGINX_DNS_RESOLVER`</w:t>
+            </w:r>
+          </w:p>
+        </w:tc>
+        <w:tc>
+          <w:tcPr>
+            <w:tcW w:type="dxa" w:w="2160"/>
+          </w:tcPr>
+          <w:p>
+            <w:r>
+              <w:t>`169.254.169.253`</w:t>
+            </w:r>
+          </w:p>
+        </w:tc>
+        <w:tc>
+          <w:tcPr>
+            <w:tcW w:type="dxa" w:w="2160"/>
+          </w:tcPr>
+          <w:p>
+            <w:r>
+              <w:t>`frontend/entrypoint.sh` + generated Nginx config</w:t>
+            </w:r>
+          </w:p>
+        </w:tc>
+        <w:tc>
+          <w:tcPr>
+            <w:tcW w:type="dxa" w:w="2160"/>
+          </w:tcPr>
+          <w:p>
+            <w:r>
+              <w:t>DNS resolver used by Nginx for backend service name resolution.</w:t>
             </w:r>
           </w:p>
         </w:tc>
@@ -9972,31 +10901,41 @@
       <w:tr>
         <w:tc>
           <w:tcPr>
-            <w:tcW w:type="dxa" w:w="2880"/>
-          </w:tcPr>
-          <w:p>
-            <w:r>
-              <w:t>`VITE_SCREENING_API_BASE_URL`</w:t>
-            </w:r>
-          </w:p>
-        </w:tc>
-        <w:tc>
-          <w:tcPr>
-            <w:tcW w:type="dxa" w:w="2880"/>
-          </w:tcPr>
-          <w:p>
-            <w:r>
-              <w:t>`/api/v1`</w:t>
-            </w:r>
-          </w:p>
-        </w:tc>
-        <w:tc>
-          <w:tcPr>
-            <w:tcW w:type="dxa" w:w="2880"/>
-          </w:tcPr>
-          <w:p>
-            <w:r>
-              <w:t>Base path used by the SPA for API requests (Nginx proxies `/api/*` to backend).</w:t>
+            <w:tcW w:type="dxa" w:w="2160"/>
+          </w:tcPr>
+          <w:p>
+            <w:r>
+              <w:t>`NGINX_CLIENT_MAX_BODY_SIZE`</w:t>
+            </w:r>
+          </w:p>
+        </w:tc>
+        <w:tc>
+          <w:tcPr>
+            <w:tcW w:type="dxa" w:w="2160"/>
+          </w:tcPr>
+          <w:p>
+            <w:r>
+              <w:t>`25m`</w:t>
+            </w:r>
+          </w:p>
+        </w:tc>
+        <w:tc>
+          <w:tcPr>
+            <w:tcW w:type="dxa" w:w="2160"/>
+          </w:tcPr>
+          <w:p>
+            <w:r>
+              <w:t>`frontend/entrypoint.sh` + generated Nginx config</w:t>
+            </w:r>
+          </w:p>
+        </w:tc>
+        <w:tc>
+          <w:tcPr>
+            <w:tcW w:type="dxa" w:w="2160"/>
+          </w:tcPr>
+          <w:p>
+            <w:r>
+              <w:t>Max upload body size for `/api/` proxy requests.</w:t>
             </w:r>
           </w:p>
         </w:tc>
@@ -10004,31 +10943,41 @@
       <w:tr>
         <w:tc>
           <w:tcPr>
-            <w:tcW w:type="dxa" w:w="2880"/>
-          </w:tcPr>
-          <w:p>
-            <w:r>
-              <w:t>`VITE_SCREENING_POLL_INTERVAL_MS`</w:t>
-            </w:r>
-          </w:p>
-        </w:tc>
-        <w:tc>
-          <w:tcPr>
-            <w:tcW w:type="dxa" w:w="2880"/>
-          </w:tcPr>
-          <w:p>
-            <w:r>
-              <w:t>`750`</w:t>
-            </w:r>
-          </w:p>
-        </w:tc>
-        <w:tc>
-          <w:tcPr>
-            <w:tcW w:type="dxa" w:w="2880"/>
-          </w:tcPr>
-          <w:p>
-            <w:r>
-              <w:t>UI polling interval for job progress (`GET /api/v1/screenings/jobs/{job_id}`).</w:t>
+            <w:tcW w:type="dxa" w:w="2160"/>
+          </w:tcPr>
+          <w:p>
+            <w:r>
+              <w:t>`VITE_SCREENING_API_BASE_URL`</w:t>
+            </w:r>
+          </w:p>
+        </w:tc>
+        <w:tc>
+          <w:tcPr>
+            <w:tcW w:type="dxa" w:w="2160"/>
+          </w:tcPr>
+          <w:p>
+            <w:r>
+              <w:t>`/api/v1`</w:t>
+            </w:r>
+          </w:p>
+        </w:tc>
+        <w:tc>
+          <w:tcPr>
+            <w:tcW w:type="dxa" w:w="2160"/>
+          </w:tcPr>
+          <w:p>
+            <w:r>
+              <w:t>`src/api/screeningApi.ts`</w:t>
+            </w:r>
+          </w:p>
+        </w:tc>
+        <w:tc>
+          <w:tcPr>
+            <w:tcW w:type="dxa" w:w="2160"/>
+          </w:tcPr>
+          <w:p>
+            <w:r>
+              <w:t>Base API path used by frontend requests.</w:t>
             </w:r>
           </w:p>
         </w:tc>
@@ -10036,31 +10985,41 @@
       <w:tr>
         <w:tc>
           <w:tcPr>
-            <w:tcW w:type="dxa" w:w="2880"/>
-          </w:tcPr>
-          <w:p>
-            <w:r>
-              <w:t>`VITE_SCREENING_JOB_TIMEOUT_MS`</w:t>
-            </w:r>
-          </w:p>
-        </w:tc>
-        <w:tc>
-          <w:tcPr>
-            <w:tcW w:type="dxa" w:w="2880"/>
-          </w:tcPr>
-          <w:p>
-            <w:r>
-              <w:t>`90000`</w:t>
-            </w:r>
-          </w:p>
-        </w:tc>
-        <w:tc>
-          <w:tcPr>
-            <w:tcW w:type="dxa" w:w="2880"/>
-          </w:tcPr>
-          <w:p>
-            <w:r>
-              <w:t>UI timeout for long-running job polling flows before surfacing a timeout to the user.</w:t>
+            <w:tcW w:type="dxa" w:w="2160"/>
+          </w:tcPr>
+          <w:p>
+            <w:r>
+              <w:t>`VITE_SCREENING_POLL_INTERVAL_MS`</w:t>
+            </w:r>
+          </w:p>
+        </w:tc>
+        <w:tc>
+          <w:tcPr>
+            <w:tcW w:type="dxa" w:w="2160"/>
+          </w:tcPr>
+          <w:p>
+            <w:r>
+              <w:t>`750`</w:t>
+            </w:r>
+          </w:p>
+        </w:tc>
+        <w:tc>
+          <w:tcPr>
+            <w:tcW w:type="dxa" w:w="2160"/>
+          </w:tcPr>
+          <w:p>
+            <w:r>
+              <w:t>`src/api/screeningApi.ts`</w:t>
+            </w:r>
+          </w:p>
+        </w:tc>
+        <w:tc>
+          <w:tcPr>
+            <w:tcW w:type="dxa" w:w="2160"/>
+          </w:tcPr>
+          <w:p>
+            <w:r>
+              <w:t>Poll interval for async job progress checks.</w:t>
             </w:r>
           </w:p>
         </w:tc>
@@ -10068,31 +11027,41 @@
       <w:tr>
         <w:tc>
           <w:tcPr>
-            <w:tcW w:type="dxa" w:w="2880"/>
-          </w:tcPr>
-          <w:p>
-            <w:r>
-              <w:t>`VITE_ACTIMIZE_REVIEW_ALERT_URL`</w:t>
-            </w:r>
-          </w:p>
-        </w:tc>
-        <w:tc>
-          <w:tcPr>
-            <w:tcW w:type="dxa" w:w="2880"/>
-          </w:tcPr>
-          <w:p>
-            <w:r>
-              <w:t>*(empty)*</w:t>
-            </w:r>
-          </w:p>
-        </w:tc>
-        <w:tc>
-          <w:tcPr>
-            <w:tcW w:type="dxa" w:w="2880"/>
-          </w:tcPr>
-          <w:p>
-            <w:r>
-              <w:t>Optional review-alert URL shown in hit-entity details.</w:t>
+            <w:tcW w:type="dxa" w:w="2160"/>
+          </w:tcPr>
+          <w:p>
+            <w:r>
+              <w:t>`VITE_SCREENING_JOB_TIMEOUT_MS`</w:t>
+            </w:r>
+          </w:p>
+        </w:tc>
+        <w:tc>
+          <w:tcPr>
+            <w:tcW w:type="dxa" w:w="2160"/>
+          </w:tcPr>
+          <w:p>
+            <w:r>
+              <w:t>`90000`</w:t>
+            </w:r>
+          </w:p>
+        </w:tc>
+        <w:tc>
+          <w:tcPr>
+            <w:tcW w:type="dxa" w:w="2160"/>
+          </w:tcPr>
+          <w:p>
+            <w:r>
+              <w:t>`src/api/screeningApi.ts`</w:t>
+            </w:r>
+          </w:p>
+        </w:tc>
+        <w:tc>
+          <w:tcPr>
+            <w:tcW w:type="dxa" w:w="2160"/>
+          </w:tcPr>
+          <w:p>
+            <w:r>
+              <w:t>Timeout for async job polling workflows.</w:t>
             </w:r>
           </w:p>
         </w:tc>
@@ -10100,31 +11069,41 @@
       <w:tr>
         <w:tc>
           <w:tcPr>
-            <w:tcW w:type="dxa" w:w="2880"/>
-          </w:tcPr>
-          <w:p>
-            <w:r>
-              <w:t>`VITE_AUTH_ENABLED`</w:t>
-            </w:r>
-          </w:p>
-        </w:tc>
-        <w:tc>
-          <w:tcPr>
-            <w:tcW w:type="dxa" w:w="2880"/>
-          </w:tcPr>
-          <w:p>
-            <w:r>
-              <w:t>`false`</w:t>
-            </w:r>
-          </w:p>
-        </w:tc>
-        <w:tc>
-          <w:tcPr>
-            <w:tcW w:type="dxa" w:w="2880"/>
-          </w:tcPr>
-          <w:p>
-            <w:r>
-              <w:t>Enables OIDC login + bearer token attachment to API calls.</w:t>
+            <w:tcW w:type="dxa" w:w="2160"/>
+          </w:tcPr>
+          <w:p>
+            <w:r>
+              <w:t>`VITE_SYNC_SCREENING_TIMEOUT_MS`</w:t>
+            </w:r>
+          </w:p>
+        </w:tc>
+        <w:tc>
+          <w:tcPr>
+            <w:tcW w:type="dxa" w:w="2160"/>
+          </w:tcPr>
+          <w:p>
+            <w:r>
+              <w:t>`120000`</w:t>
+            </w:r>
+          </w:p>
+        </w:tc>
+        <w:tc>
+          <w:tcPr>
+            <w:tcW w:type="dxa" w:w="2160"/>
+          </w:tcPr>
+          <w:p>
+            <w:r>
+              <w:t>`src/api/screeningApi.ts`</w:t>
+            </w:r>
+          </w:p>
+        </w:tc>
+        <w:tc>
+          <w:tcPr>
+            <w:tcW w:type="dxa" w:w="2160"/>
+          </w:tcPr>
+          <w:p>
+            <w:r>
+              <w:t>Timeout for synchronous match-screening requests (minimum enforced in code: `15000ms`).</w:t>
             </w:r>
           </w:p>
         </w:tc>
@@ -10132,31 +11111,41 @@
       <w:tr>
         <w:tc>
           <w:tcPr>
-            <w:tcW w:type="dxa" w:w="2880"/>
-          </w:tcPr>
-          <w:p>
-            <w:r>
-              <w:t>`VITE_OIDC_AUTHORITY`</w:t>
-            </w:r>
-          </w:p>
-        </w:tc>
-        <w:tc>
-          <w:tcPr>
-            <w:tcW w:type="dxa" w:w="2880"/>
-          </w:tcPr>
-          <w:p>
-            <w:r>
-              <w:t>*(empty)*</w:t>
-            </w:r>
-          </w:p>
-        </w:tc>
-        <w:tc>
-          <w:tcPr>
-            <w:tcW w:type="dxa" w:w="2880"/>
-          </w:tcPr>
-          <w:p>
-            <w:r>
-              <w:t>OIDC issuer/authority URL (required when `VITE_AUTH_ENABLED=true`).</w:t>
+            <w:tcW w:type="dxa" w:w="2160"/>
+          </w:tcPr>
+          <w:p>
+            <w:r>
+              <w:t>`VITE_BUSINESS_UNITS_TIMEOUT_MS`</w:t>
+            </w:r>
+          </w:p>
+        </w:tc>
+        <w:tc>
+          <w:tcPr>
+            <w:tcW w:type="dxa" w:w="2160"/>
+          </w:tcPr>
+          <w:p>
+            <w:r>
+              <w:t>`45000`</w:t>
+            </w:r>
+          </w:p>
+        </w:tc>
+        <w:tc>
+          <w:tcPr>
+            <w:tcW w:type="dxa" w:w="2160"/>
+          </w:tcPr>
+          <w:p>
+            <w:r>
+              <w:t>`src/api/screeningApi.ts`</w:t>
+            </w:r>
+          </w:p>
+        </w:tc>
+        <w:tc>
+          <w:tcPr>
+            <w:tcW w:type="dxa" w:w="2160"/>
+          </w:tcPr>
+          <w:p>
+            <w:r>
+              <w:t>Timeout when loading business-unit options (minimum enforced in code: `5000ms`).</w:t>
             </w:r>
           </w:p>
         </w:tc>
@@ -10164,31 +11153,41 @@
       <w:tr>
         <w:tc>
           <w:tcPr>
-            <w:tcW w:type="dxa" w:w="2880"/>
-          </w:tcPr>
-          <w:p>
-            <w:r>
-              <w:t>`VITE_OIDC_CLIENT_ID`</w:t>
-            </w:r>
-          </w:p>
-        </w:tc>
-        <w:tc>
-          <w:tcPr>
-            <w:tcW w:type="dxa" w:w="2880"/>
-          </w:tcPr>
-          <w:p>
-            <w:r>
-              <w:t>*(empty)*</w:t>
-            </w:r>
-          </w:p>
-        </w:tc>
-        <w:tc>
-          <w:tcPr>
-            <w:tcW w:type="dxa" w:w="2880"/>
-          </w:tcPr>
-          <w:p>
-            <w:r>
-              <w:t>OIDC client id (required when `VITE_AUTH_ENABLED=true`).</w:t>
+            <w:tcW w:type="dxa" w:w="2160"/>
+          </w:tcPr>
+          <w:p>
+            <w:r>
+              <w:t>`VITE_DEFAULT_BUSINESS_UNIT_CODE`</w:t>
+            </w:r>
+          </w:p>
+        </w:tc>
+        <w:tc>
+          <w:tcPr>
+            <w:tcW w:type="dxa" w:w="2160"/>
+          </w:tcPr>
+          <w:p>
+            <w:r>
+              <w:t>`US_PRU_HR`</w:t>
+            </w:r>
+          </w:p>
+        </w:tc>
+        <w:tc>
+          <w:tcPr>
+            <w:tcW w:type="dxa" w:w="2160"/>
+          </w:tcPr>
+          <w:p>
+            <w:r>
+              <w:t>`src/screens/ScreeningDetailPage.tsx`</w:t>
+            </w:r>
+          </w:p>
+        </w:tc>
+        <w:tc>
+          <w:tcPr>
+            <w:tcW w:type="dxa" w:w="2160"/>
+          </w:tcPr>
+          <w:p>
+            <w:r>
+              <w:t>Fallback business-unit code used when admin mapping data is unavailable.</w:t>
             </w:r>
           </w:p>
         </w:tc>
@@ -10196,31 +11195,41 @@
       <w:tr>
         <w:tc>
           <w:tcPr>
-            <w:tcW w:type="dxa" w:w="2880"/>
-          </w:tcPr>
-          <w:p>
-            <w:r>
-              <w:t>`VITE_OIDC_REDIRECT_URI`</w:t>
-            </w:r>
-          </w:p>
-        </w:tc>
-        <w:tc>
-          <w:tcPr>
-            <w:tcW w:type="dxa" w:w="2880"/>
-          </w:tcPr>
-          <w:p>
-            <w:r>
-              <w:t>*(empty)*</w:t>
-            </w:r>
-          </w:p>
-        </w:tc>
-        <w:tc>
-          <w:tcPr>
-            <w:tcW w:type="dxa" w:w="2880"/>
-          </w:tcPr>
-          <w:p>
-            <w:r>
-              <w:t>OIDC redirect URI. If blank, frontend code falls back to `${window.location.origin}/`.</w:t>
+            <w:tcW w:type="dxa" w:w="2160"/>
+          </w:tcPr>
+          <w:p>
+            <w:r>
+              <w:t>`VITE_DEFAULT_BUSINESS_UNIT_NAME`</w:t>
+            </w:r>
+          </w:p>
+        </w:tc>
+        <w:tc>
+          <w:tcPr>
+            <w:tcW w:type="dxa" w:w="2160"/>
+          </w:tcPr>
+          <w:p>
+            <w:r>
+              <w:t>`Human Resources`</w:t>
+            </w:r>
+          </w:p>
+        </w:tc>
+        <w:tc>
+          <w:tcPr>
+            <w:tcW w:type="dxa" w:w="2160"/>
+          </w:tcPr>
+          <w:p>
+            <w:r>
+              <w:t>`src/screens/ScreeningDetailPage.tsx`</w:t>
+            </w:r>
+          </w:p>
+        </w:tc>
+        <w:tc>
+          <w:tcPr>
+            <w:tcW w:type="dxa" w:w="2160"/>
+          </w:tcPr>
+          <w:p>
+            <w:r>
+              <w:t>Fallback business-unit display name paired with fallback code.</w:t>
             </w:r>
           </w:p>
         </w:tc>
@@ -10228,17 +11237,17 @@
       <w:tr>
         <w:tc>
           <w:tcPr>
-            <w:tcW w:type="dxa" w:w="2880"/>
-          </w:tcPr>
-          <w:p>
-            <w:r>
-              <w:t>`VITE_OIDC_POST_LOGOUT_REDIRECT_URI`</w:t>
-            </w:r>
-          </w:p>
-        </w:tc>
-        <w:tc>
-          <w:tcPr>
-            <w:tcW w:type="dxa" w:w="2880"/>
+            <w:tcW w:type="dxa" w:w="2160"/>
+          </w:tcPr>
+          <w:p>
+            <w:r>
+              <w:t>`VITE_ACTIMIZE_REVIEW_ALERT_URL`</w:t>
+            </w:r>
+          </w:p>
+        </w:tc>
+        <w:tc>
+          <w:tcPr>
+            <w:tcW w:type="dxa" w:w="2160"/>
           </w:tcPr>
           <w:p>
             <w:r>
@@ -10248,11 +11257,21 @@
         </w:tc>
         <w:tc>
           <w:tcPr>
-            <w:tcW w:type="dxa" w:w="2880"/>
-          </w:tcPr>
-          <w:p>
-            <w:r>
-              <w:t>Optional post-logout redirect. If blank, frontend falls back to the redirect URI.</w:t>
+            <w:tcW w:type="dxa" w:w="2160"/>
+          </w:tcPr>
+          <w:p>
+            <w:r>
+              <w:t>`src/screens/ScreeningDetailPage.tsx`</w:t>
+            </w:r>
+          </w:p>
+        </w:tc>
+        <w:tc>
+          <w:tcPr>
+            <w:tcW w:type="dxa" w:w="2160"/>
+          </w:tcPr>
+          <w:p>
+            <w:r>
+              <w:t>Optional link target for "Review Alert" actions in screening result details.</w:t>
             </w:r>
           </w:p>
         </w:tc>
@@ -10260,31 +11279,41 @@
       <w:tr>
         <w:tc>
           <w:tcPr>
-            <w:tcW w:type="dxa" w:w="2880"/>
-          </w:tcPr>
-          <w:p>
-            <w:r>
-              <w:t>`VITE_OIDC_SCOPE`</w:t>
-            </w:r>
-          </w:p>
-        </w:tc>
-        <w:tc>
-          <w:tcPr>
-            <w:tcW w:type="dxa" w:w="2880"/>
-          </w:tcPr>
-          <w:p>
-            <w:r>
-              <w:t>`openid profile email`</w:t>
-            </w:r>
-          </w:p>
-        </w:tc>
-        <w:tc>
-          <w:tcPr>
-            <w:tcW w:type="dxa" w:w="2880"/>
-          </w:tcPr>
-          <w:p>
-            <w:r>
-              <w:t>Requested scopes (add `roles` / group scope if your IdP requires it).</w:t>
+            <w:tcW w:type="dxa" w:w="2160"/>
+          </w:tcPr>
+          <w:p>
+            <w:r>
+              <w:t>`VITE_AUTH_ENABLED`</w:t>
+            </w:r>
+          </w:p>
+        </w:tc>
+        <w:tc>
+          <w:tcPr>
+            <w:tcW w:type="dxa" w:w="2160"/>
+          </w:tcPr>
+          <w:p>
+            <w:r>
+              <w:t>`false` (container default)</w:t>
+            </w:r>
+          </w:p>
+        </w:tc>
+        <w:tc>
+          <w:tcPr>
+            <w:tcW w:type="dxa" w:w="2160"/>
+          </w:tcPr>
+          <w:p>
+            <w:r>
+              <w:t>`src/auth/oidc.ts`, `src/auth/claims.ts`</w:t>
+            </w:r>
+          </w:p>
+        </w:tc>
+        <w:tc>
+          <w:tcPr>
+            <w:tcW w:type="dxa" w:w="2160"/>
+          </w:tcPr>
+          <w:p>
+            <w:r>
+              <w:t>Enables OIDC flow and bearer-token usage in API calls.</w:t>
             </w:r>
           </w:p>
         </w:tc>
@@ -10292,31 +11321,41 @@
       <w:tr>
         <w:tc>
           <w:tcPr>
-            <w:tcW w:type="dxa" w:w="2880"/>
-          </w:tcPr>
-          <w:p>
-            <w:r>
-              <w:t>`VITE_OIDC_IDLE_TIMEOUT_MS`</w:t>
-            </w:r>
-          </w:p>
-        </w:tc>
-        <w:tc>
-          <w:tcPr>
-            <w:tcW w:type="dxa" w:w="2880"/>
-          </w:tcPr>
-          <w:p>
-            <w:r>
-              <w:t>`900000`</w:t>
-            </w:r>
-          </w:p>
-        </w:tc>
-        <w:tc>
-          <w:tcPr>
-            <w:tcW w:type="dxa" w:w="2880"/>
-          </w:tcPr>
-          <w:p>
-            <w:r>
-              <w:t>Frontend session idle timeout (ms).</w:t>
+            <w:tcW w:type="dxa" w:w="2160"/>
+          </w:tcPr>
+          <w:p>
+            <w:r>
+              <w:t>`VITE_OIDC_AUTHORITY`</w:t>
+            </w:r>
+          </w:p>
+        </w:tc>
+        <w:tc>
+          <w:tcPr>
+            <w:tcW w:type="dxa" w:w="2160"/>
+          </w:tcPr>
+          <w:p>
+            <w:r>
+              <w:t>*(empty)*</w:t>
+            </w:r>
+          </w:p>
+        </w:tc>
+        <w:tc>
+          <w:tcPr>
+            <w:tcW w:type="dxa" w:w="2160"/>
+          </w:tcPr>
+          <w:p>
+            <w:r>
+              <w:t>`src/auth/oidc.ts`</w:t>
+            </w:r>
+          </w:p>
+        </w:tc>
+        <w:tc>
+          <w:tcPr>
+            <w:tcW w:type="dxa" w:w="2160"/>
+          </w:tcPr>
+          <w:p>
+            <w:r>
+              <w:t>OIDC authority/issuer endpoint. Required when auth is enabled.</w:t>
             </w:r>
           </w:p>
         </w:tc>
@@ -10324,7 +11363,217 @@
       <w:tr>
         <w:tc>
           <w:tcPr>
-            <w:tcW w:type="dxa" w:w="2880"/>
+            <w:tcW w:type="dxa" w:w="2160"/>
+          </w:tcPr>
+          <w:p>
+            <w:r>
+              <w:t>`VITE_OIDC_CLIENT_ID`</w:t>
+            </w:r>
+          </w:p>
+        </w:tc>
+        <w:tc>
+          <w:tcPr>
+            <w:tcW w:type="dxa" w:w="2160"/>
+          </w:tcPr>
+          <w:p>
+            <w:r>
+              <w:t>*(empty)*</w:t>
+            </w:r>
+          </w:p>
+        </w:tc>
+        <w:tc>
+          <w:tcPr>
+            <w:tcW w:type="dxa" w:w="2160"/>
+          </w:tcPr>
+          <w:p>
+            <w:r>
+              <w:t>`src/auth/oidc.ts`</w:t>
+            </w:r>
+          </w:p>
+        </w:tc>
+        <w:tc>
+          <w:tcPr>
+            <w:tcW w:type="dxa" w:w="2160"/>
+          </w:tcPr>
+          <w:p>
+            <w:r>
+              <w:t>OIDC client id. Required when auth is enabled.</w:t>
+            </w:r>
+          </w:p>
+        </w:tc>
+      </w:tr>
+      <w:tr>
+        <w:tc>
+          <w:tcPr>
+            <w:tcW w:type="dxa" w:w="2160"/>
+          </w:tcPr>
+          <w:p>
+            <w:r>
+              <w:t>`VITE_OIDC_REDIRECT_URI`</w:t>
+            </w:r>
+          </w:p>
+        </w:tc>
+        <w:tc>
+          <w:tcPr>
+            <w:tcW w:type="dxa" w:w="2160"/>
+          </w:tcPr>
+          <w:p>
+            <w:r>
+              <w:t>*(empty)*</w:t>
+            </w:r>
+          </w:p>
+        </w:tc>
+        <w:tc>
+          <w:tcPr>
+            <w:tcW w:type="dxa" w:w="2160"/>
+          </w:tcPr>
+          <w:p>
+            <w:r>
+              <w:t>`src/auth/oidc.ts`</w:t>
+            </w:r>
+          </w:p>
+        </w:tc>
+        <w:tc>
+          <w:tcPr>
+            <w:tcW w:type="dxa" w:w="2160"/>
+          </w:tcPr>
+          <w:p>
+            <w:r>
+              <w:t>OIDC login redirect URI. If empty, code falls back to `${window.location.origin}/`.</w:t>
+            </w:r>
+          </w:p>
+        </w:tc>
+      </w:tr>
+      <w:tr>
+        <w:tc>
+          <w:tcPr>
+            <w:tcW w:type="dxa" w:w="2160"/>
+          </w:tcPr>
+          <w:p>
+            <w:r>
+              <w:t>`VITE_OIDC_POST_LOGOUT_REDIRECT_URI`</w:t>
+            </w:r>
+          </w:p>
+        </w:tc>
+        <w:tc>
+          <w:tcPr>
+            <w:tcW w:type="dxa" w:w="2160"/>
+          </w:tcPr>
+          <w:p>
+            <w:r>
+              <w:t>*(empty)*</w:t>
+            </w:r>
+          </w:p>
+        </w:tc>
+        <w:tc>
+          <w:tcPr>
+            <w:tcW w:type="dxa" w:w="2160"/>
+          </w:tcPr>
+          <w:p>
+            <w:r>
+              <w:t>`src/auth/oidc.ts`</w:t>
+            </w:r>
+          </w:p>
+        </w:tc>
+        <w:tc>
+          <w:tcPr>
+            <w:tcW w:type="dxa" w:w="2160"/>
+          </w:tcPr>
+          <w:p>
+            <w:r>
+              <w:t>Post-logout redirect URI. If empty, code falls back to login redirect URI.</w:t>
+            </w:r>
+          </w:p>
+        </w:tc>
+      </w:tr>
+      <w:tr>
+        <w:tc>
+          <w:tcPr>
+            <w:tcW w:type="dxa" w:w="2160"/>
+          </w:tcPr>
+          <w:p>
+            <w:r>
+              <w:t>`VITE_OIDC_SCOPE`</w:t>
+            </w:r>
+          </w:p>
+        </w:tc>
+        <w:tc>
+          <w:tcPr>
+            <w:tcW w:type="dxa" w:w="2160"/>
+          </w:tcPr>
+          <w:p>
+            <w:r>
+              <w:t>`openid profile email`</w:t>
+            </w:r>
+          </w:p>
+        </w:tc>
+        <w:tc>
+          <w:tcPr>
+            <w:tcW w:type="dxa" w:w="2160"/>
+          </w:tcPr>
+          <w:p>
+            <w:r>
+              <w:t>`src/auth/oidc.ts`</w:t>
+            </w:r>
+          </w:p>
+        </w:tc>
+        <w:tc>
+          <w:tcPr>
+            <w:tcW w:type="dxa" w:w="2160"/>
+          </w:tcPr>
+          <w:p>
+            <w:r>
+              <w:t>OIDC scopes requested during login.</w:t>
+            </w:r>
+          </w:p>
+        </w:tc>
+      </w:tr>
+      <w:tr>
+        <w:tc>
+          <w:tcPr>
+            <w:tcW w:type="dxa" w:w="2160"/>
+          </w:tcPr>
+          <w:p>
+            <w:r>
+              <w:t>`VITE_OIDC_IDLE_TIMEOUT_MS`</w:t>
+            </w:r>
+          </w:p>
+        </w:tc>
+        <w:tc>
+          <w:tcPr>
+            <w:tcW w:type="dxa" w:w="2160"/>
+          </w:tcPr>
+          <w:p>
+            <w:r>
+              <w:t>`900000`</w:t>
+            </w:r>
+          </w:p>
+        </w:tc>
+        <w:tc>
+          <w:tcPr>
+            <w:tcW w:type="dxa" w:w="2160"/>
+          </w:tcPr>
+          <w:p>
+            <w:r>
+              <w:t>`src/auth/oidc.ts`</w:t>
+            </w:r>
+          </w:p>
+        </w:tc>
+        <w:tc>
+          <w:tcPr>
+            <w:tcW w:type="dxa" w:w="2160"/>
+          </w:tcPr>
+          <w:p>
+            <w:r>
+              <w:t>Frontend idle-session timeout in milliseconds.</w:t>
+            </w:r>
+          </w:p>
+        </w:tc>
+      </w:tr>
+      <w:tr>
+        <w:tc>
+          <w:tcPr>
+            <w:tcW w:type="dxa" w:w="2160"/>
           </w:tcPr>
           <w:p>
             <w:r>
@@ -10334,7 +11583,7 @@
         </w:tc>
         <w:tc>
           <w:tcPr>
-            <w:tcW w:type="dxa" w:w="2880"/>
+            <w:tcW w:type="dxa" w:w="2160"/>
           </w:tcPr>
           <w:p>
             <w:r>
@@ -10344,28 +11593,144 @@
         </w:tc>
         <w:tc>
           <w:tcPr>
-            <w:tcW w:type="dxa" w:w="2880"/>
-          </w:tcPr>
-          <w:p>
-            <w:r>
-              <w:t>If `true`, clears stored auth/session state when the browser tab is closed.</w:t>
+            <w:tcW w:type="dxa" w:w="2160"/>
+          </w:tcPr>
+          <w:p>
+            <w:r>
+              <w:t>`src/auth/oidc.ts`</w:t>
+            </w:r>
+          </w:p>
+        </w:tc>
+        <w:tc>
+          <w:tcPr>
+            <w:tcW w:type="dxa" w:w="2160"/>
+          </w:tcPr>
+          <w:p>
+            <w:r>
+              <w:t>If `true`, clears session storage on browser/tab close.</w:t>
             </w:r>
           </w:p>
         </w:tc>
       </w:tr>
     </w:tbl>
     <w:p>
+      <w:pPr/>
+      <w:r>
+        <w:t>Notes:</w:t>
+      </w:r>
+    </w:p>
+    <w:p>
+      <w:pPr>
+        <w:pStyle w:val="ListBullet"/>
+      </w:pPr>
+      <w:r>
+        <w:rPr>
+          <w:rFonts w:ascii="Consolas" w:hAnsi="Consolas"/>
+          <w:sz w:val="18"/>
+        </w:rPr>
+        <w:t>frontend/entrypoint.sh</w:t>
+      </w:r>
+      <w:r>
+        <w:t xml:space="preserve"> currently emits the OIDC and primary </w:t>
+      </w:r>
+      <w:r>
+        <w:rPr>
+          <w:rFonts w:ascii="Consolas" w:hAnsi="Consolas"/>
+          <w:sz w:val="18"/>
+        </w:rPr>
+        <w:t>VITE_*</w:t>
+      </w:r>
+      <w:r>
+        <w:t xml:space="preserve"> keys into </w:t>
+      </w:r>
+      <w:r>
+        <w:rPr>
+          <w:rFonts w:ascii="Consolas" w:hAnsi="Consolas"/>
+          <w:sz w:val="18"/>
+        </w:rPr>
+        <w:t>app-config.js</w:t>
+      </w:r>
+      <w:r>
+        <w:t xml:space="preserve"> at container start.</w:t>
+      </w:r>
+    </w:p>
+    <w:p>
+      <w:pPr>
+        <w:pStyle w:val="ListBullet"/>
+      </w:pPr>
+      <w:r>
+        <w:rPr>
+          <w:rFonts w:ascii="Consolas" w:hAnsi="Consolas"/>
+          <w:sz w:val="18"/>
+        </w:rPr>
+        <w:t>VITE_SYNC_SCREENING_TIMEOUT_MS</w:t>
+      </w:r>
+      <w:r>
+        <w:t xml:space="preserve">, </w:t>
+      </w:r>
+      <w:r>
+        <w:rPr>
+          <w:rFonts w:ascii="Consolas" w:hAnsi="Consolas"/>
+          <w:sz w:val="18"/>
+        </w:rPr>
+        <w:t>VITE_BUSINESS_UNITS_TIMEOUT_MS</w:t>
+      </w:r>
+      <w:r>
+        <w:t xml:space="preserve">, and fallback business-unit vars are read via </w:t>
+      </w:r>
+      <w:r>
+        <w:rPr>
+          <w:rFonts w:ascii="Consolas" w:hAnsi="Consolas"/>
+          <w:sz w:val="18"/>
+        </w:rPr>
+        <w:t>appEnv(...)</w:t>
+      </w:r>
+      <w:r>
+        <w:t xml:space="preserve"> and therefore can be supplied through build-time env (</w:t>
+      </w:r>
+      <w:r>
+        <w:rPr>
+          <w:rFonts w:ascii="Consolas" w:hAnsi="Consolas"/>
+          <w:sz w:val="18"/>
+        </w:rPr>
+        <w:t>import.meta.env</w:t>
+      </w:r>
+      <w:r>
+        <w:t xml:space="preserve">) even if omitted from </w:t>
+      </w:r>
+      <w:r>
+        <w:rPr>
+          <w:rFonts w:ascii="Consolas" w:hAnsi="Consolas"/>
+          <w:sz w:val="18"/>
+        </w:rPr>
+        <w:t>app-config.js</w:t>
+      </w:r>
+      <w:r>
+        <w:t>.</w:t>
+      </w:r>
+    </w:p>
+    <w:p>
       <w:pPr>
         <w:pStyle w:val="Heading3"/>
       </w:pPr>
       <w:r>
-        <w:t>10.2 Backend/Worker (container env)</w:t>
+        <w:t>10.2 Backend/Worker Runtime Configuration (</w:t>
+      </w:r>
+      <w:r>
+        <w:rPr>
+          <w:rFonts w:ascii="Consolas" w:hAnsi="Consolas"/>
+          <w:sz w:val="18"/>
+        </w:rPr>
+        <w:t>backend/app/config.py</w:t>
+      </w:r>
+      <w:r>
+        <w:t>)</w:t>
       </w:r>
     </w:p>
     <w:p>
       <w:pPr/>
       <w:r>
-        <w:t xml:space="preserve">Backend and worker share the same settings (see </w:t>
+        <w:t xml:space="preserve">Backend and worker both load the same settings object from </w:t>
       </w:r>
       <w:r>
         <w:rPr>
@@ -10375,17 +11740,7 @@
         <w:t>backend/app/config.py</w:t>
       </w:r>
       <w:r>
-        <w:t xml:space="preserve"> and </w:t>
-      </w:r>
-      <w:r>
-        <w:rPr>
-          <w:rFonts w:ascii="Consolas" w:hAnsi="Consolas"/>
-          <w:sz w:val="18"/>
-        </w:rPr>
-        <w:t>backend/.env.example</w:t>
-      </w:r>
-      <w:r>
-        <w:t>).</w:t>
+        <w:t>.</w:t>
       </w:r>
     </w:p>
     <w:tbl>
@@ -10395,14 +11750,15 @@
         <w:tblLook w:firstColumn="1" w:firstRow="1" w:lastColumn="0" w:lastRow="0" w:noHBand="0" w:noVBand="1" w:val="04A0"/>
       </w:tblPr>
       <w:tblGrid>
-        <w:gridCol w:w="2880"/>
-        <w:gridCol w:w="2880"/>
-        <w:gridCol w:w="2880"/>
+        <w:gridCol w:w="2160"/>
+        <w:gridCol w:w="2160"/>
+        <w:gridCol w:w="2160"/>
+        <w:gridCol w:w="2160"/>
       </w:tblGrid>
       <w:tr>
         <w:tc>
           <w:tcPr>
-            <w:tcW w:type="dxa" w:w="2880"/>
+            <w:tcW w:type="dxa" w:w="2160"/>
           </w:tcPr>
           <w:p>
             <w:r>
@@ -10415,7 +11771,7 @@
         </w:tc>
         <w:tc>
           <w:tcPr>
-            <w:tcW w:type="dxa" w:w="2880"/>
+            <w:tcW w:type="dxa" w:w="2160"/>
           </w:tcPr>
           <w:p>
             <w:r>
@@ -10428,14 +11784,27 @@
         </w:tc>
         <w:tc>
           <w:tcPr>
-            <w:tcW w:type="dxa" w:w="2880"/>
+            <w:tcW w:type="dxa" w:w="2160"/>
           </w:tcPr>
           <w:p>
             <w:r>
               <w:rPr>
                 <w:b/>
               </w:rPr>
-              <w:t>Explanation</w:t>
+              <w:t>Used By</w:t>
+            </w:r>
+          </w:p>
+        </w:tc>
+        <w:tc>
+          <w:tcPr>
+            <w:tcW w:type="dxa" w:w="2160"/>
+          </w:tcPr>
+          <w:p>
+            <w:r>
+              <w:rPr>
+                <w:b/>
+              </w:rPr>
+              <w:t>Description / Use</w:t>
             </w:r>
           </w:p>
         </w:tc>
@@ -10443,7 +11812,7 @@
       <w:tr>
         <w:tc>
           <w:tcPr>
-            <w:tcW w:type="dxa" w:w="2880"/>
+            <w:tcW w:type="dxa" w:w="2160"/>
           </w:tcPr>
           <w:p>
             <w:r>
@@ -10453,7 +11822,7 @@
         </w:tc>
         <w:tc>
           <w:tcPr>
-            <w:tcW w:type="dxa" w:w="2880"/>
+            <w:tcW w:type="dxa" w:w="2160"/>
           </w:tcPr>
           <w:p>
             <w:r>
@@ -10463,11 +11832,21 @@
         </w:tc>
         <w:tc>
           <w:tcPr>
-            <w:tcW w:type="dxa" w:w="2880"/>
-          </w:tcPr>
-          <w:p>
-            <w:r>
-              <w:t>Used by FastAPI for service metadata/log labeling.</w:t>
+            <w:tcW w:type="dxa" w:w="2160"/>
+          </w:tcPr>
+          <w:p>
+            <w:r>
+              <w:t>Backend app metadata</w:t>
+            </w:r>
+          </w:p>
+        </w:tc>
+        <w:tc>
+          <w:tcPr>
+            <w:tcW w:type="dxa" w:w="2160"/>
+          </w:tcPr>
+          <w:p>
+            <w:r>
+              <w:t>FastAPI application name for metadata/log labeling.</w:t>
             </w:r>
           </w:p>
         </w:tc>
@@ -10475,7 +11854,7 @@
       <w:tr>
         <w:tc>
           <w:tcPr>
-            <w:tcW w:type="dxa" w:w="2880"/>
+            <w:tcW w:type="dxa" w:w="2160"/>
           </w:tcPr>
           <w:p>
             <w:r>
@@ -10485,7 +11864,7 @@
         </w:tc>
         <w:tc>
           <w:tcPr>
-            <w:tcW w:type="dxa" w:w="2880"/>
+            <w:tcW w:type="dxa" w:w="2160"/>
           </w:tcPr>
           <w:p>
             <w:r>
@@ -10495,11 +11874,21 @@
         </w:tc>
         <w:tc>
           <w:tcPr>
-            <w:tcW w:type="dxa" w:w="2880"/>
-          </w:tcPr>
-          <w:p>
-            <w:r>
-              <w:t>Used by FastAPI for service metadata.</w:t>
+            <w:tcW w:type="dxa" w:w="2160"/>
+          </w:tcPr>
+          <w:p>
+            <w:r>
+              <w:t>Backend app metadata</w:t>
+            </w:r>
+          </w:p>
+        </w:tc>
+        <w:tc>
+          <w:tcPr>
+            <w:tcW w:type="dxa" w:w="2160"/>
+          </w:tcPr>
+          <w:p>
+            <w:r>
+              <w:t>FastAPI application version string.</w:t>
             </w:r>
           </w:p>
         </w:tc>
@@ -10507,7 +11896,7 @@
       <w:tr>
         <w:tc>
           <w:tcPr>
-            <w:tcW w:type="dxa" w:w="2880"/>
+            <w:tcW w:type="dxa" w:w="2160"/>
           </w:tcPr>
           <w:p>
             <w:r>
@@ -10517,7 +11906,7 @@
         </w:tc>
         <w:tc>
           <w:tcPr>
-            <w:tcW w:type="dxa" w:w="2880"/>
+            <w:tcW w:type="dxa" w:w="2160"/>
           </w:tcPr>
           <w:p>
             <w:r>
@@ -10527,11 +11916,21 @@
         </w:tc>
         <w:tc>
           <w:tcPr>
-            <w:tcW w:type="dxa" w:w="2880"/>
-          </w:tcPr>
-          <w:p>
-            <w:r>
-              <w:t>SQLite path (used when `APP_DB_URL` is not configured).</w:t>
+            <w:tcW w:type="dxa" w:w="2160"/>
+          </w:tcPr>
+          <w:p>
+            <w:r>
+              <w:t>Repository initialization</w:t>
+            </w:r>
+          </w:p>
+        </w:tc>
+        <w:tc>
+          <w:tcPr>
+            <w:tcW w:type="dxa" w:w="2160"/>
+          </w:tcPr>
+          <w:p>
+            <w:r>
+              <w:t>SQLite fallback DB path when `APP_DB_URL` is not set.</w:t>
             </w:r>
           </w:p>
         </w:tc>
@@ -10539,7 +11938,7 @@
       <w:tr>
         <w:tc>
           <w:tcPr>
-            <w:tcW w:type="dxa" w:w="2880"/>
+            <w:tcW w:type="dxa" w:w="2160"/>
           </w:tcPr>
           <w:p>
             <w:r>
@@ -10549,7 +11948,7 @@
         </w:tc>
         <w:tc>
           <w:tcPr>
-            <w:tcW w:type="dxa" w:w="2880"/>
+            <w:tcW w:type="dxa" w:w="2160"/>
           </w:tcPr>
           <w:p>
             <w:r>
@@ -10559,11 +11958,21 @@
         </w:tc>
         <w:tc>
           <w:tcPr>
-            <w:tcW w:type="dxa" w:w="2880"/>
-          </w:tcPr>
-          <w:p>
-            <w:r>
-              <w:t>PostgreSQL connection string. Set in AWS deployments (recommended).</w:t>
+            <w:tcW w:type="dxa" w:w="2160"/>
+          </w:tcPr>
+          <w:p>
+            <w:r>
+              <w:t>Repository initialization</w:t>
+            </w:r>
+          </w:p>
+        </w:tc>
+        <w:tc>
+          <w:tcPr>
+            <w:tcW w:type="dxa" w:w="2160"/>
+          </w:tcPr>
+          <w:p>
+            <w:r>
+              <w:t>PostgreSQL connection URL (recommended for AWS deployments).</w:t>
             </w:r>
           </w:p>
         </w:tc>
@@ -10571,7 +11980,7 @@
       <w:tr>
         <w:tc>
           <w:tcPr>
-            <w:tcW w:type="dxa" w:w="2880"/>
+            <w:tcW w:type="dxa" w:w="2160"/>
           </w:tcPr>
           <w:p>
             <w:r>
@@ -10581,7 +11990,7 @@
         </w:tc>
         <w:tc>
           <w:tcPr>
-            <w:tcW w:type="dxa" w:w="2880"/>
+            <w:tcW w:type="dxa" w:w="2160"/>
           </w:tcPr>
           <w:p>
             <w:r>
@@ -10591,11 +12000,21 @@
         </w:tc>
         <w:tc>
           <w:tcPr>
-            <w:tcW w:type="dxa" w:w="2880"/>
-          </w:tcPr>
-          <w:p>
-            <w:r>
-              <w:t>Minimum PostgreSQL pooled connections per process.</w:t>
+            <w:tcW w:type="dxa" w:w="2160"/>
+          </w:tcPr>
+          <w:p>
+            <w:r>
+              <w:t>Repository DB pool</w:t>
+            </w:r>
+          </w:p>
+        </w:tc>
+        <w:tc>
+          <w:tcPr>
+            <w:tcW w:type="dxa" w:w="2160"/>
+          </w:tcPr>
+          <w:p>
+            <w:r>
+              <w:t>Minimum pooled PostgreSQL connections per process.</w:t>
             </w:r>
           </w:p>
         </w:tc>
@@ -10603,7 +12022,7 @@
       <w:tr>
         <w:tc>
           <w:tcPr>
-            <w:tcW w:type="dxa" w:w="2880"/>
+            <w:tcW w:type="dxa" w:w="2160"/>
           </w:tcPr>
           <w:p>
             <w:r>
@@ -10613,7 +12032,7 @@
         </w:tc>
         <w:tc>
           <w:tcPr>
-            <w:tcW w:type="dxa" w:w="2880"/>
+            <w:tcW w:type="dxa" w:w="2160"/>
           </w:tcPr>
           <w:p>
             <w:r>
@@ -10623,11 +12042,21 @@
         </w:tc>
         <w:tc>
           <w:tcPr>
-            <w:tcW w:type="dxa" w:w="2880"/>
-          </w:tcPr>
-          <w:p>
-            <w:r>
-              <w:t>Maximum PostgreSQL pooled connections per process.</w:t>
+            <w:tcW w:type="dxa" w:w="2160"/>
+          </w:tcPr>
+          <w:p>
+            <w:r>
+              <w:t>Repository DB pool</w:t>
+            </w:r>
+          </w:p>
+        </w:tc>
+        <w:tc>
+          <w:tcPr>
+            <w:tcW w:type="dxa" w:w="2160"/>
+          </w:tcPr>
+          <w:p>
+            <w:r>
+              <w:t>Maximum pooled PostgreSQL connections per process.</w:t>
             </w:r>
           </w:p>
         </w:tc>
@@ -10635,7 +12064,7 @@
       <w:tr>
         <w:tc>
           <w:tcPr>
-            <w:tcW w:type="dxa" w:w="2880"/>
+            <w:tcW w:type="dxa" w:w="2160"/>
           </w:tcPr>
           <w:p>
             <w:r>
@@ -10645,7 +12074,7 @@
         </w:tc>
         <w:tc>
           <w:tcPr>
-            <w:tcW w:type="dxa" w:w="2880"/>
+            <w:tcW w:type="dxa" w:w="2160"/>
           </w:tcPr>
           <w:p>
             <w:r>
@@ -10655,11 +12084,21 @@
         </w:tc>
         <w:tc>
           <w:tcPr>
-            <w:tcW w:type="dxa" w:w="2880"/>
-          </w:tcPr>
-          <w:p>
-            <w:r>
-              <w:t>Connection-pool acquisition timeout.</w:t>
+            <w:tcW w:type="dxa" w:w="2160"/>
+          </w:tcPr>
+          <w:p>
+            <w:r>
+              <w:t>Repository DB pool</w:t>
+            </w:r>
+          </w:p>
+        </w:tc>
+        <w:tc>
+          <w:tcPr>
+            <w:tcW w:type="dxa" w:w="2160"/>
+          </w:tcPr>
+          <w:p>
+            <w:r>
+              <w:t>Timeout for acquiring pooled DB connection.</w:t>
             </w:r>
           </w:p>
         </w:tc>
@@ -10667,7 +12106,7 @@
       <w:tr>
         <w:tc>
           <w:tcPr>
-            <w:tcW w:type="dxa" w:w="2880"/>
+            <w:tcW w:type="dxa" w:w="2160"/>
           </w:tcPr>
           <w:p>
             <w:r>
@@ -10677,7 +12116,7 @@
         </w:tc>
         <w:tc>
           <w:tcPr>
-            <w:tcW w:type="dxa" w:w="2880"/>
+            <w:tcW w:type="dxa" w:w="2160"/>
           </w:tcPr>
           <w:p>
             <w:r>
@@ -10687,11 +12126,21 @@
         </w:tc>
         <w:tc>
           <w:tcPr>
-            <w:tcW w:type="dxa" w:w="2880"/>
-          </w:tcPr>
-          <w:p>
-            <w:r>
-              <w:t>Retry attempts for transient DB acquisition failures.</w:t>
+            <w:tcW w:type="dxa" w:w="2160"/>
+          </w:tcPr>
+          <w:p>
+            <w:r>
+              <w:t>Repository DB retry logic</w:t>
+            </w:r>
+          </w:p>
+        </w:tc>
+        <w:tc>
+          <w:tcPr>
+            <w:tcW w:type="dxa" w:w="2160"/>
+          </w:tcPr>
+          <w:p>
+            <w:r>
+              <w:t>Max attempts for transient DB connection/acquisition retry.</w:t>
             </w:r>
           </w:p>
         </w:tc>
@@ -10699,7 +12148,7 @@
       <w:tr>
         <w:tc>
           <w:tcPr>
-            <w:tcW w:type="dxa" w:w="2880"/>
+            <w:tcW w:type="dxa" w:w="2160"/>
           </w:tcPr>
           <w:p>
             <w:r>
@@ -10709,7 +12158,7 @@
         </w:tc>
         <w:tc>
           <w:tcPr>
-            <w:tcW w:type="dxa" w:w="2880"/>
+            <w:tcW w:type="dxa" w:w="2160"/>
           </w:tcPr>
           <w:p>
             <w:r>
@@ -10719,11 +12168,21 @@
         </w:tc>
         <w:tc>
           <w:tcPr>
-            <w:tcW w:type="dxa" w:w="2880"/>
-          </w:tcPr>
-          <w:p>
-            <w:r>
-              <w:t>Initial DB retry backoff.</w:t>
+            <w:tcW w:type="dxa" w:w="2160"/>
+          </w:tcPr>
+          <w:p>
+            <w:r>
+              <w:t>Repository DB retry logic</w:t>
+            </w:r>
+          </w:p>
+        </w:tc>
+        <w:tc>
+          <w:tcPr>
+            <w:tcW w:type="dxa" w:w="2160"/>
+          </w:tcPr>
+          <w:p>
+            <w:r>
+              <w:t>Initial retry backoff for DB connection retries.</w:t>
             </w:r>
           </w:p>
         </w:tc>
@@ -10731,7 +12190,7 @@
       <w:tr>
         <w:tc>
           <w:tcPr>
-            <w:tcW w:type="dxa" w:w="2880"/>
+            <w:tcW w:type="dxa" w:w="2160"/>
           </w:tcPr>
           <w:p>
             <w:r>
@@ -10741,7 +12200,7 @@
         </w:tc>
         <w:tc>
           <w:tcPr>
-            <w:tcW w:type="dxa" w:w="2880"/>
+            <w:tcW w:type="dxa" w:w="2160"/>
           </w:tcPr>
           <w:p>
             <w:r>
@@ -10751,11 +12210,21 @@
         </w:tc>
         <w:tc>
           <w:tcPr>
-            <w:tcW w:type="dxa" w:w="2880"/>
-          </w:tcPr>
-          <w:p>
-            <w:r>
-              <w:t>Max DB retry backoff.</w:t>
+            <w:tcW w:type="dxa" w:w="2160"/>
+          </w:tcPr>
+          <w:p>
+            <w:r>
+              <w:t>Repository DB retry logic</w:t>
+            </w:r>
+          </w:p>
+        </w:tc>
+        <w:tc>
+          <w:tcPr>
+            <w:tcW w:type="dxa" w:w="2160"/>
+          </w:tcPr>
+          <w:p>
+            <w:r>
+              <w:t>Upper bound for DB retry backoff.</w:t>
             </w:r>
           </w:p>
         </w:tc>
@@ -10763,31 +12232,41 @@
       <w:tr>
         <w:tc>
           <w:tcPr>
-            <w:tcW w:type="dxa" w:w="2880"/>
-          </w:tcPr>
-          <w:p>
-            <w:r>
-              <w:t>`CORS_ALLOW_ORIGINS`</w:t>
-            </w:r>
-          </w:p>
-        </w:tc>
-        <w:tc>
-          <w:tcPr>
-            <w:tcW w:type="dxa" w:w="2880"/>
-          </w:tcPr>
-          <w:p>
-            <w:r>
-              <w:t>`*`</w:t>
-            </w:r>
-          </w:p>
-        </w:tc>
-        <w:tc>
-          <w:tcPr>
-            <w:tcW w:type="dxa" w:w="2880"/>
-          </w:tcPr>
-          <w:p>
-            <w:r>
-              <w:t>CORS allow-list for API responses. Tighten in production.</w:t>
+            <w:tcW w:type="dxa" w:w="2160"/>
+          </w:tcPr>
+          <w:p>
+            <w:r>
+              <w:t>`PG_RESULT_MV_REFRESH_INTERVAL_S`</w:t>
+            </w:r>
+          </w:p>
+        </w:tc>
+        <w:tc>
+          <w:tcPr>
+            <w:tcW w:type="dxa" w:w="2160"/>
+          </w:tcPr>
+          <w:p>
+            <w:r>
+              <w:t>`20`</w:t>
+            </w:r>
+          </w:p>
+        </w:tc>
+        <w:tc>
+          <w:tcPr>
+            <w:tcW w:type="dxa" w:w="2160"/>
+          </w:tcPr>
+          <w:p>
+            <w:r>
+              <w:t>Result materialized-view refresh logic</w:t>
+            </w:r>
+          </w:p>
+        </w:tc>
+        <w:tc>
+          <w:tcPr>
+            <w:tcW w:type="dxa" w:w="2160"/>
+          </w:tcPr>
+          <w:p>
+            <w:r>
+              <w:t>Best-effort refresh interval for PostgreSQL result materialized views (`mv_user_recent_results`, `mv_user_result_summary_counts`) used by summary/recent-result APIs.</w:t>
             </w:r>
           </w:p>
         </w:tc>
@@ -10795,31 +12274,41 @@
       <w:tr>
         <w:tc>
           <w:tcPr>
-            <w:tcW w:type="dxa" w:w="2880"/>
-          </w:tcPr>
-          <w:p>
-            <w:r>
-              <w:t>`MULTIPART_MAX_PART_SIZE`</w:t>
-            </w:r>
-          </w:p>
-        </w:tc>
-        <w:tc>
-          <w:tcPr>
-            <w:tcW w:type="dxa" w:w="2880"/>
-          </w:tcPr>
-          <w:p>
-            <w:r>
-              <w:t>`25m`</w:t>
-            </w:r>
-          </w:p>
-        </w:tc>
-        <w:tc>
-          <w:tcPr>
-            <w:tcW w:type="dxa" w:w="2880"/>
-          </w:tcPr>
-          <w:p>
-            <w:r>
-              <w:t>Max multipart part size accepted by the backend for `/screenings/batch-upload`.</w:t>
+            <w:tcW w:type="dxa" w:w="2160"/>
+          </w:tcPr>
+          <w:p>
+            <w:r>
+              <w:t>`CORS_ALLOW_ORIGINS`</w:t>
+            </w:r>
+          </w:p>
+        </w:tc>
+        <w:tc>
+          <w:tcPr>
+            <w:tcW w:type="dxa" w:w="2160"/>
+          </w:tcPr>
+          <w:p>
+            <w:r>
+              <w:t>`*`</w:t>
+            </w:r>
+          </w:p>
+        </w:tc>
+        <w:tc>
+          <w:tcPr>
+            <w:tcW w:type="dxa" w:w="2160"/>
+          </w:tcPr>
+          <w:p>
+            <w:r>
+              <w:t>Backend CORS middleware</w:t>
+            </w:r>
+          </w:p>
+        </w:tc>
+        <w:tc>
+          <w:tcPr>
+            <w:tcW w:type="dxa" w:w="2160"/>
+          </w:tcPr>
+          <w:p>
+            <w:r>
+              <w:t>Comma-separated CORS allowed origins.</w:t>
             </w:r>
           </w:p>
         </w:tc>
@@ -10827,31 +12316,41 @@
       <w:tr>
         <w:tc>
           <w:tcPr>
-            <w:tcW w:type="dxa" w:w="2880"/>
-          </w:tcPr>
-          <w:p>
-            <w:r>
-              <w:t>`AWS_REGION`</w:t>
-            </w:r>
-          </w:p>
-        </w:tc>
-        <w:tc>
-          <w:tcPr>
-            <w:tcW w:type="dxa" w:w="2880"/>
-          </w:tcPr>
-          <w:p>
-            <w:r>
-              <w:t>`us-east-1`</w:t>
-            </w:r>
-          </w:p>
-        </w:tc>
-        <w:tc>
-          <w:tcPr>
-            <w:tcW w:type="dxa" w:w="2880"/>
-          </w:tcPr>
-          <w:p>
-            <w:r>
-              <w:t>AWS region for SQS/S3/SNS clients.</w:t>
+            <w:tcW w:type="dxa" w:w="2160"/>
+          </w:tcPr>
+          <w:p>
+            <w:r>
+              <w:t>`MULTIPART_MAX_PART_SIZE`</w:t>
+            </w:r>
+          </w:p>
+        </w:tc>
+        <w:tc>
+          <w:tcPr>
+            <w:tcW w:type="dxa" w:w="2160"/>
+          </w:tcPr>
+          <w:p>
+            <w:r>
+              <w:t>`25m`</w:t>
+            </w:r>
+          </w:p>
+        </w:tc>
+        <w:tc>
+          <w:tcPr>
+            <w:tcW w:type="dxa" w:w="2160"/>
+          </w:tcPr>
+          <w:p>
+            <w:r>
+              <w:t>`/api/v1/screenings/batch-upload` parser</w:t>
+            </w:r>
+          </w:p>
+        </w:tc>
+        <w:tc>
+          <w:tcPr>
+            <w:tcW w:type="dxa" w:w="2160"/>
+          </w:tcPr>
+          <w:p>
+            <w:r>
+              <w:t>Max multipart part size accepted by backend form parser.</w:t>
             </w:r>
           </w:p>
         </w:tc>
@@ -10859,31 +12358,41 @@
       <w:tr>
         <w:tc>
           <w:tcPr>
-            <w:tcW w:type="dxa" w:w="2880"/>
-          </w:tcPr>
-          <w:p>
-            <w:r>
-              <w:t>`AWS_SQS_QUEUE_NAME`</w:t>
-            </w:r>
-          </w:p>
-        </w:tc>
-        <w:tc>
-          <w:tcPr>
-            <w:tcW w:type="dxa" w:w="2880"/>
-          </w:tcPr>
-          <w:p>
-            <w:r>
-              <w:t>`screening-requests`</w:t>
-            </w:r>
-          </w:p>
-        </w:tc>
-        <w:tc>
-          <w:tcPr>
-            <w:tcW w:type="dxa" w:w="2880"/>
-          </w:tcPr>
-          <w:p>
-            <w:r>
-              <w:t>Queue used for async screening.</w:t>
+            <w:tcW w:type="dxa" w:w="2160"/>
+          </w:tcPr>
+          <w:p>
+            <w:r>
+              <w:t>`AWS_REGION`</w:t>
+            </w:r>
+          </w:p>
+        </w:tc>
+        <w:tc>
+          <w:tcPr>
+            <w:tcW w:type="dxa" w:w="2160"/>
+          </w:tcPr>
+          <w:p>
+            <w:r>
+              <w:t>`us-east-1`</w:t>
+            </w:r>
+          </w:p>
+        </w:tc>
+        <w:tc>
+          <w:tcPr>
+            <w:tcW w:type="dxa" w:w="2160"/>
+          </w:tcPr>
+          <w:p>
+            <w:r>
+              <w:t>SQS/S3/SNS clients</w:t>
+            </w:r>
+          </w:p>
+        </w:tc>
+        <w:tc>
+          <w:tcPr>
+            <w:tcW w:type="dxa" w:w="2160"/>
+          </w:tcPr>
+          <w:p>
+            <w:r>
+              <w:t>AWS region for service clients.</w:t>
             </w:r>
           </w:p>
         </w:tc>
@@ -10891,31 +12400,41 @@
       <w:tr>
         <w:tc>
           <w:tcPr>
-            <w:tcW w:type="dxa" w:w="2880"/>
-          </w:tcPr>
-          <w:p>
-            <w:r>
-              <w:t>`AWS_ENDPOINT_URL`</w:t>
-            </w:r>
-          </w:p>
-        </w:tc>
-        <w:tc>
-          <w:tcPr>
-            <w:tcW w:type="dxa" w:w="2880"/>
-          </w:tcPr>
-          <w:p>
-            <w:r>
-              <w:t>*(empty)*</w:t>
-            </w:r>
-          </w:p>
-        </w:tc>
-        <w:tc>
-          <w:tcPr>
-            <w:tcW w:type="dxa" w:w="2880"/>
-          </w:tcPr>
-          <w:p>
-            <w:r>
-              <w:t>Optional override for localstack/dev.</w:t>
+            <w:tcW w:type="dxa" w:w="2160"/>
+          </w:tcPr>
+          <w:p>
+            <w:r>
+              <w:t>`AWS_SQS_QUEUE_NAME`</w:t>
+            </w:r>
+          </w:p>
+        </w:tc>
+        <w:tc>
+          <w:tcPr>
+            <w:tcW w:type="dxa" w:w="2160"/>
+          </w:tcPr>
+          <w:p>
+            <w:r>
+              <w:t>`screening-requests`</w:t>
+            </w:r>
+          </w:p>
+        </w:tc>
+        <w:tc>
+          <w:tcPr>
+            <w:tcW w:type="dxa" w:w="2160"/>
+          </w:tcPr>
+          <w:p>
+            <w:r>
+              <w:t>Queue integration</w:t>
+            </w:r>
+          </w:p>
+        </w:tc>
+        <w:tc>
+          <w:tcPr>
+            <w:tcW w:type="dxa" w:w="2160"/>
+          </w:tcPr>
+          <w:p>
+            <w:r>
+              <w:t>SQS queue name for async screening work.</w:t>
             </w:r>
           </w:p>
         </w:tc>
@@ -10923,17 +12442,17 @@
       <w:tr>
         <w:tc>
           <w:tcPr>
-            <w:tcW w:type="dxa" w:w="2880"/>
-          </w:tcPr>
-          <w:p>
-            <w:r>
-              <w:t>`AWS_ACCESS_KEY_ID`</w:t>
-            </w:r>
-          </w:p>
-        </w:tc>
-        <w:tc>
-          <w:tcPr>
-            <w:tcW w:type="dxa" w:w="2880"/>
+            <w:tcW w:type="dxa" w:w="2160"/>
+          </w:tcPr>
+          <w:p>
+            <w:r>
+              <w:t>`AWS_ENDPOINT_URL`</w:t>
+            </w:r>
+          </w:p>
+        </w:tc>
+        <w:tc>
+          <w:tcPr>
+            <w:tcW w:type="dxa" w:w="2160"/>
           </w:tcPr>
           <w:p>
             <w:r>
@@ -10943,11 +12462,21 @@
         </w:tc>
         <w:tc>
           <w:tcPr>
-            <w:tcW w:type="dxa" w:w="2880"/>
-          </w:tcPr>
-          <w:p>
-            <w:r>
-              <w:t>Optional static credentials (prefer ECS task role in AWS).</w:t>
+            <w:tcW w:type="dxa" w:w="2160"/>
+          </w:tcPr>
+          <w:p>
+            <w:r>
+              <w:t>AWS client construction</w:t>
+            </w:r>
+          </w:p>
+        </w:tc>
+        <w:tc>
+          <w:tcPr>
+            <w:tcW w:type="dxa" w:w="2160"/>
+          </w:tcPr>
+          <w:p>
+            <w:r>
+              <w:t>Optional endpoint override (for localstack/dev).</w:t>
             </w:r>
           </w:p>
         </w:tc>
@@ -10955,17 +12484,17 @@
       <w:tr>
         <w:tc>
           <w:tcPr>
-            <w:tcW w:type="dxa" w:w="2880"/>
-          </w:tcPr>
-          <w:p>
-            <w:r>
-              <w:t>`AWS_SECRET_ACCESS_KEY`</w:t>
-            </w:r>
-          </w:p>
-        </w:tc>
-        <w:tc>
-          <w:tcPr>
-            <w:tcW w:type="dxa" w:w="2880"/>
+            <w:tcW w:type="dxa" w:w="2160"/>
+          </w:tcPr>
+          <w:p>
+            <w:r>
+              <w:t>`AWS_ACCESS_KEY_ID`</w:t>
+            </w:r>
+          </w:p>
+        </w:tc>
+        <w:tc>
+          <w:tcPr>
+            <w:tcW w:type="dxa" w:w="2160"/>
           </w:tcPr>
           <w:p>
             <w:r>
@@ -10975,11 +12504,21 @@
         </w:tc>
         <w:tc>
           <w:tcPr>
-            <w:tcW w:type="dxa" w:w="2880"/>
-          </w:tcPr>
-          <w:p>
-            <w:r>
-              <w:t>Optional static credentials (prefer ECS task role in AWS).</w:t>
+            <w:tcW w:type="dxa" w:w="2160"/>
+          </w:tcPr>
+          <w:p>
+            <w:r>
+              <w:t>AWS client construction</w:t>
+            </w:r>
+          </w:p>
+        </w:tc>
+        <w:tc>
+          <w:tcPr>
+            <w:tcW w:type="dxa" w:w="2160"/>
+          </w:tcPr>
+          <w:p>
+            <w:r>
+              <w:t>Optional static credentials; ECS task role is preferred in AWS.</w:t>
             </w:r>
           </w:p>
         </w:tc>
@@ -10987,17 +12526,17 @@
       <w:tr>
         <w:tc>
           <w:tcPr>
-            <w:tcW w:type="dxa" w:w="2880"/>
-          </w:tcPr>
-          <w:p>
-            <w:r>
-              <w:t>`AWS_S3_UPLOAD_BUCKET`</w:t>
-            </w:r>
-          </w:p>
-        </w:tc>
-        <w:tc>
-          <w:tcPr>
-            <w:tcW w:type="dxa" w:w="2880"/>
+            <w:tcW w:type="dxa" w:w="2160"/>
+          </w:tcPr>
+          <w:p>
+            <w:r>
+              <w:t>`AWS_SECRET_ACCESS_KEY`</w:t>
+            </w:r>
+          </w:p>
+        </w:tc>
+        <w:tc>
+          <w:tcPr>
+            <w:tcW w:type="dxa" w:w="2160"/>
           </w:tcPr>
           <w:p>
             <w:r>
@@ -11007,11 +12546,21 @@
         </w:tc>
         <w:tc>
           <w:tcPr>
-            <w:tcW w:type="dxa" w:w="2880"/>
-          </w:tcPr>
-          <w:p>
-            <w:r>
-              <w:t>Enables S3 storage for uploads. Required for large batch `JOB_DISPATCH` flow.</w:t>
+            <w:tcW w:type="dxa" w:w="2160"/>
+          </w:tcPr>
+          <w:p>
+            <w:r>
+              <w:t>AWS client construction</w:t>
+            </w:r>
+          </w:p>
+        </w:tc>
+        <w:tc>
+          <w:tcPr>
+            <w:tcW w:type="dxa" w:w="2160"/>
+          </w:tcPr>
+          <w:p>
+            <w:r>
+              <w:t>Optional static credentials; ECS task role is preferred in AWS.</w:t>
             </w:r>
           </w:p>
         </w:tc>
@@ -11019,31 +12568,41 @@
       <w:tr>
         <w:tc>
           <w:tcPr>
-            <w:tcW w:type="dxa" w:w="2880"/>
-          </w:tcPr>
-          <w:p>
-            <w:r>
-              <w:t>`AWS_S3_UPLOAD_PREFIX`</w:t>
-            </w:r>
-          </w:p>
-        </w:tc>
-        <w:tc>
-          <w:tcPr>
-            <w:tcW w:type="dxa" w:w="2880"/>
-          </w:tcPr>
-          <w:p>
-            <w:r>
-              <w:t>`screening-input`</w:t>
-            </w:r>
-          </w:p>
-        </w:tc>
-        <w:tc>
-          <w:tcPr>
-            <w:tcW w:type="dxa" w:w="2880"/>
-          </w:tcPr>
-          <w:p>
-            <w:r>
-              <w:t>Key prefix for S3 uploads (source files and `queries.json`).</w:t>
+            <w:tcW w:type="dxa" w:w="2160"/>
+          </w:tcPr>
+          <w:p>
+            <w:r>
+              <w:t>`AWS_S3_UPLOAD_BUCKET`</w:t>
+            </w:r>
+          </w:p>
+        </w:tc>
+        <w:tc>
+          <w:tcPr>
+            <w:tcW w:type="dxa" w:w="2160"/>
+          </w:tcPr>
+          <w:p>
+            <w:r>
+              <w:t>*(empty)*</w:t>
+            </w:r>
+          </w:p>
+        </w:tc>
+        <w:tc>
+          <w:tcPr>
+            <w:tcW w:type="dxa" w:w="2160"/>
+          </w:tcPr>
+          <w:p>
+            <w:r>
+              <w:t>S3 file-store integration</w:t>
+            </w:r>
+          </w:p>
+        </w:tc>
+        <w:tc>
+          <w:tcPr>
+            <w:tcW w:type="dxa" w:w="2160"/>
+          </w:tcPr>
+          <w:p>
+            <w:r>
+              <w:t>Bucket for uploaded source files and generated `queries.json`.</w:t>
             </w:r>
           </w:p>
         </w:tc>
@@ -11051,31 +12610,41 @@
       <w:tr>
         <w:tc>
           <w:tcPr>
-            <w:tcW w:type="dxa" w:w="2880"/>
-          </w:tcPr>
-          <w:p>
-            <w:r>
-              <w:t>`AWS_SNS_NOTIFICATIONS_ENABLED`</w:t>
-            </w:r>
-          </w:p>
-        </w:tc>
-        <w:tc>
-          <w:tcPr>
-            <w:tcW w:type="dxa" w:w="2880"/>
-          </w:tcPr>
-          <w:p>
-            <w:r>
-              <w:t>`false`</w:t>
-            </w:r>
-          </w:p>
-        </w:tc>
-        <w:tc>
-          <w:tcPr>
-            <w:tcW w:type="dxa" w:w="2880"/>
-          </w:tcPr>
-          <w:p>
-            <w:r>
-              <w:t>Enables SNS notifications for scheduled screening completion.</w:t>
+            <w:tcW w:type="dxa" w:w="2160"/>
+          </w:tcPr>
+          <w:p>
+            <w:r>
+              <w:t>`AWS_S3_UPLOAD_PREFIX`</w:t>
+            </w:r>
+          </w:p>
+        </w:tc>
+        <w:tc>
+          <w:tcPr>
+            <w:tcW w:type="dxa" w:w="2160"/>
+          </w:tcPr>
+          <w:p>
+            <w:r>
+              <w:t>`screening-input`</w:t>
+            </w:r>
+          </w:p>
+        </w:tc>
+        <w:tc>
+          <w:tcPr>
+            <w:tcW w:type="dxa" w:w="2160"/>
+          </w:tcPr>
+          <w:p>
+            <w:r>
+              <w:t>S3 file-store integration</w:t>
+            </w:r>
+          </w:p>
+        </w:tc>
+        <w:tc>
+          <w:tcPr>
+            <w:tcW w:type="dxa" w:w="2160"/>
+          </w:tcPr>
+          <w:p>
+            <w:r>
+              <w:t>Key prefix under upload bucket.</w:t>
             </w:r>
           </w:p>
         </w:tc>
@@ -11083,31 +12652,41 @@
       <w:tr>
         <w:tc>
           <w:tcPr>
-            <w:tcW w:type="dxa" w:w="2880"/>
-          </w:tcPr>
-          <w:p>
-            <w:r>
-              <w:t>`AWS_SNS_SCHEDULE_TOPIC_PREFIX`</w:t>
-            </w:r>
-          </w:p>
-        </w:tc>
-        <w:tc>
-          <w:tcPr>
-            <w:tcW w:type="dxa" w:w="2880"/>
-          </w:tcPr>
-          <w:p>
-            <w:r>
-              <w:t>`ofac-screening-schedule`</w:t>
-            </w:r>
-          </w:p>
-        </w:tc>
-        <w:tc>
-          <w:tcPr>
-            <w:tcW w:type="dxa" w:w="2880"/>
-          </w:tcPr>
-          <w:p>
-            <w:r>
-              <w:t>Prefix used for SNS topics created for schedule/email notifications.</w:t>
+            <w:tcW w:type="dxa" w:w="2160"/>
+          </w:tcPr>
+          <w:p>
+            <w:r>
+              <w:t>`AWS_SNS_NOTIFICATIONS_ENABLED`</w:t>
+            </w:r>
+          </w:p>
+        </w:tc>
+        <w:tc>
+          <w:tcPr>
+            <w:tcW w:type="dxa" w:w="2160"/>
+          </w:tcPr>
+          <w:p>
+            <w:r>
+              <w:t>`false`</w:t>
+            </w:r>
+          </w:p>
+        </w:tc>
+        <w:tc>
+          <w:tcPr>
+            <w:tcW w:type="dxa" w:w="2160"/>
+          </w:tcPr>
+          <w:p>
+            <w:r>
+              <w:t>SNS notifier</w:t>
+            </w:r>
+          </w:p>
+        </w:tc>
+        <w:tc>
+          <w:tcPr>
+            <w:tcW w:type="dxa" w:w="2160"/>
+          </w:tcPr>
+          <w:p>
+            <w:r>
+              <w:t>Enables scheduled-screening email notification publishing.</w:t>
             </w:r>
           </w:p>
         </w:tc>
@@ -11115,31 +12694,41 @@
       <w:tr>
         <w:tc>
           <w:tcPr>
-            <w:tcW w:type="dxa" w:w="2880"/>
-          </w:tcPr>
-          <w:p>
-            <w:r>
-              <w:t>`ACTIMIZE_MOCK`</w:t>
-            </w:r>
-          </w:p>
-        </w:tc>
-        <w:tc>
-          <w:tcPr>
-            <w:tcW w:type="dxa" w:w="2880"/>
-          </w:tcPr>
-          <w:p>
-            <w:r>
-              <w:t>`false`</w:t>
-            </w:r>
-          </w:p>
-        </w:tc>
-        <w:tc>
-          <w:tcPr>
-            <w:tcW w:type="dxa" w:w="2880"/>
-          </w:tcPr>
-          <w:p>
-            <w:r>
-              <w:t>If `true`, returns deterministic mock responses instead of calling Actimize.</w:t>
+            <w:tcW w:type="dxa" w:w="2160"/>
+          </w:tcPr>
+          <w:p>
+            <w:r>
+              <w:t>`AWS_SNS_SCHEDULE_TOPIC_PREFIX`</w:t>
+            </w:r>
+          </w:p>
+        </w:tc>
+        <w:tc>
+          <w:tcPr>
+            <w:tcW w:type="dxa" w:w="2160"/>
+          </w:tcPr>
+          <w:p>
+            <w:r>
+              <w:t>`ofac-screening-schedule`</w:t>
+            </w:r>
+          </w:p>
+        </w:tc>
+        <w:tc>
+          <w:tcPr>
+            <w:tcW w:type="dxa" w:w="2160"/>
+          </w:tcPr>
+          <w:p>
+            <w:r>
+              <w:t>SNS notifier</w:t>
+            </w:r>
+          </w:p>
+        </w:tc>
+        <w:tc>
+          <w:tcPr>
+            <w:tcW w:type="dxa" w:w="2160"/>
+          </w:tcPr>
+          <w:p>
+            <w:r>
+              <w:t>Prefix for per-schedule/per-recipient SNS topics.</w:t>
             </w:r>
           </w:p>
         </w:tc>
@@ -11147,17 +12736,17 @@
       <w:tr>
         <w:tc>
           <w:tcPr>
-            <w:tcW w:type="dxa" w:w="2880"/>
-          </w:tcPr>
-          <w:p>
-            <w:r>
-              <w:t>`ACTIMIZE_BASE_URL`</w:t>
-            </w:r>
-          </w:p>
-        </w:tc>
-        <w:tc>
-          <w:tcPr>
-            <w:tcW w:type="dxa" w:w="2880"/>
+            <w:tcW w:type="dxa" w:w="2160"/>
+          </w:tcPr>
+          <w:p>
+            <w:r>
+              <w:t>`AWS_SES_SENDER_EMAIL`</w:t>
+            </w:r>
+          </w:p>
+        </w:tc>
+        <w:tc>
+          <w:tcPr>
+            <w:tcW w:type="dxa" w:w="2160"/>
           </w:tcPr>
           <w:p>
             <w:r>
@@ -11167,11 +12756,21 @@
         </w:tc>
         <w:tc>
           <w:tcPr>
-            <w:tcW w:type="dxa" w:w="2880"/>
-          </w:tcPr>
-          <w:p>
-            <w:r>
-              <w:t>Base URL for Actimize screening API (required when not mocking).</w:t>
+            <w:tcW w:type="dxa" w:w="2160"/>
+          </w:tcPr>
+          <w:p>
+            <w:r>
+              <w:t>SNS/notification metadata</w:t>
+            </w:r>
+          </w:p>
+        </w:tc>
+        <w:tc>
+          <w:tcPr>
+            <w:tcW w:type="dxa" w:w="2160"/>
+          </w:tcPr>
+          <w:p>
+            <w:r>
+              <w:t>Sender/from address used in schedule notification content.</w:t>
             </w:r>
           </w:p>
         </w:tc>
@@ -11179,31 +12778,41 @@
       <w:tr>
         <w:tc>
           <w:tcPr>
-            <w:tcW w:type="dxa" w:w="2880"/>
-          </w:tcPr>
-          <w:p>
-            <w:r>
-              <w:t>`ACTIMIZE_PROVIDER`</w:t>
-            </w:r>
-          </w:p>
-        </w:tc>
-        <w:tc>
-          <w:tcPr>
-            <w:tcW w:type="dxa" w:w="2880"/>
-          </w:tcPr>
-          <w:p>
-            <w:r>
-              <w:t>`prudential`</w:t>
-            </w:r>
-          </w:p>
-        </w:tc>
-        <w:tc>
-          <w:tcPr>
-            <w:tcW w:type="dxa" w:w="2880"/>
-          </w:tcPr>
-          <w:p>
-            <w:r>
-              <w:t>Provider label used in audit/error telemetry.</w:t>
+            <w:tcW w:type="dxa" w:w="2160"/>
+          </w:tcPr>
+          <w:p>
+            <w:r>
+              <w:t>`ACTIMIZE_BASE_URL`</w:t>
+            </w:r>
+          </w:p>
+        </w:tc>
+        <w:tc>
+          <w:tcPr>
+            <w:tcW w:type="dxa" w:w="2160"/>
+          </w:tcPr>
+          <w:p>
+            <w:r>
+              <w:t>*(empty)*</w:t>
+            </w:r>
+          </w:p>
+        </w:tc>
+        <w:tc>
+          <w:tcPr>
+            <w:tcW w:type="dxa" w:w="2160"/>
+          </w:tcPr>
+          <w:p>
+            <w:r>
+              <w:t>Actimize client</w:t>
+            </w:r>
+          </w:p>
+        </w:tc>
+        <w:tc>
+          <w:tcPr>
+            <w:tcW w:type="dxa" w:w="2160"/>
+          </w:tcPr>
+          <w:p>
+            <w:r>
+              <w:t>Base URL for Actimize screening API calls.</w:t>
             </w:r>
           </w:p>
         </w:tc>
@@ -11211,31 +12820,41 @@
       <w:tr>
         <w:tc>
           <w:tcPr>
-            <w:tcW w:type="dxa" w:w="2880"/>
-          </w:tcPr>
-          <w:p>
-            <w:r>
-              <w:t>`ACTIMIZE_API_KEY`</w:t>
-            </w:r>
-          </w:p>
-        </w:tc>
-        <w:tc>
-          <w:tcPr>
-            <w:tcW w:type="dxa" w:w="2880"/>
-          </w:tcPr>
-          <w:p>
-            <w:r>
-              <w:t>*(empty)*</w:t>
-            </w:r>
-          </w:p>
-        </w:tc>
-        <w:tc>
-          <w:tcPr>
-            <w:tcW w:type="dxa" w:w="2880"/>
-          </w:tcPr>
-          <w:p>
-            <w:r>
-              <w:t>Optional API key auth (sent via headers when configured).</w:t>
+            <w:tcW w:type="dxa" w:w="2160"/>
+          </w:tcPr>
+          <w:p>
+            <w:r>
+              <w:t>`ACTIMIZE_PROVIDER`</w:t>
+            </w:r>
+          </w:p>
+        </w:tc>
+        <w:tc>
+          <w:tcPr>
+            <w:tcW w:type="dxa" w:w="2160"/>
+          </w:tcPr>
+          <w:p>
+            <w:r>
+              <w:t>`prudential`</w:t>
+            </w:r>
+          </w:p>
+        </w:tc>
+        <w:tc>
+          <w:tcPr>
+            <w:tcW w:type="dxa" w:w="2160"/>
+          </w:tcPr>
+          <w:p>
+            <w:r>
+              <w:t>Actimize/audit/error logging</w:t>
+            </w:r>
+          </w:p>
+        </w:tc>
+        <w:tc>
+          <w:tcPr>
+            <w:tcW w:type="dxa" w:w="2160"/>
+          </w:tcPr>
+          <w:p>
+            <w:r>
+              <w:t>Provider label written into telemetry and audit context.</w:t>
             </w:r>
           </w:p>
         </w:tc>
@@ -11243,17 +12862,17 @@
       <w:tr>
         <w:tc>
           <w:tcPr>
-            <w:tcW w:type="dxa" w:w="2880"/>
-          </w:tcPr>
-          <w:p>
-            <w:r>
-              <w:t>`ACTIMIZE_BEARER_TOKEN`</w:t>
-            </w:r>
-          </w:p>
-        </w:tc>
-        <w:tc>
-          <w:tcPr>
-            <w:tcW w:type="dxa" w:w="2880"/>
+            <w:tcW w:type="dxa" w:w="2160"/>
+          </w:tcPr>
+          <w:p>
+            <w:r>
+              <w:t>`ACTIMIZE_API_KEY`</w:t>
+            </w:r>
+          </w:p>
+        </w:tc>
+        <w:tc>
+          <w:tcPr>
+            <w:tcW w:type="dxa" w:w="2160"/>
           </w:tcPr>
           <w:p>
             <w:r>
@@ -11263,11 +12882,21 @@
         </w:tc>
         <w:tc>
           <w:tcPr>
-            <w:tcW w:type="dxa" w:w="2880"/>
-          </w:tcPr>
-          <w:p>
-            <w:r>
-              <w:t>Optional static bearer token auth (sent via headers when configured).</w:t>
+            <w:tcW w:type="dxa" w:w="2160"/>
+          </w:tcPr>
+          <w:p>
+            <w:r>
+              <w:t>Actimize client auth</w:t>
+            </w:r>
+          </w:p>
+        </w:tc>
+        <w:tc>
+          <w:tcPr>
+            <w:tcW w:type="dxa" w:w="2160"/>
+          </w:tcPr>
+          <w:p>
+            <w:r>
+              <w:t>Optional API-key header credential.</w:t>
             </w:r>
           </w:p>
         </w:tc>
@@ -11275,17 +12904,17 @@
       <w:tr>
         <w:tc>
           <w:tcPr>
-            <w:tcW w:type="dxa" w:w="2880"/>
-          </w:tcPr>
-          <w:p>
-            <w:r>
-              <w:t>`ACTIMIZE_TOKEN_URL`</w:t>
-            </w:r>
-          </w:p>
-        </w:tc>
-        <w:tc>
-          <w:tcPr>
-            <w:tcW w:type="dxa" w:w="2880"/>
+            <w:tcW w:type="dxa" w:w="2160"/>
+          </w:tcPr>
+          <w:p>
+            <w:r>
+              <w:t>`ACTIMIZE_BEARER_TOKEN`</w:t>
+            </w:r>
+          </w:p>
+        </w:tc>
+        <w:tc>
+          <w:tcPr>
+            <w:tcW w:type="dxa" w:w="2160"/>
           </w:tcPr>
           <w:p>
             <w:r>
@@ -11295,11 +12924,21 @@
         </w:tc>
         <w:tc>
           <w:tcPr>
-            <w:tcW w:type="dxa" w:w="2880"/>
-          </w:tcPr>
-          <w:p>
-            <w:r>
-              <w:t>OAuth token endpoint for client-credentials (when using dynamic bearer tokens).</w:t>
+            <w:tcW w:type="dxa" w:w="2160"/>
+          </w:tcPr>
+          <w:p>
+            <w:r>
+              <w:t>Actimize client auth</w:t>
+            </w:r>
+          </w:p>
+        </w:tc>
+        <w:tc>
+          <w:tcPr>
+            <w:tcW w:type="dxa" w:w="2160"/>
+          </w:tcPr>
+          <w:p>
+            <w:r>
+              <w:t>Optional static bearer token credential.</w:t>
             </w:r>
           </w:p>
         </w:tc>
@@ -11307,17 +12946,17 @@
       <w:tr>
         <w:tc>
           <w:tcPr>
-            <w:tcW w:type="dxa" w:w="2880"/>
-          </w:tcPr>
-          <w:p>
-            <w:r>
-              <w:t>`ACTIMIZE_CLIENT_ID`</w:t>
-            </w:r>
-          </w:p>
-        </w:tc>
-        <w:tc>
-          <w:tcPr>
-            <w:tcW w:type="dxa" w:w="2880"/>
+            <w:tcW w:type="dxa" w:w="2160"/>
+          </w:tcPr>
+          <w:p>
+            <w:r>
+              <w:t>`ACTIMIZE_TOKEN_URL`</w:t>
+            </w:r>
+          </w:p>
+        </w:tc>
+        <w:tc>
+          <w:tcPr>
+            <w:tcW w:type="dxa" w:w="2160"/>
           </w:tcPr>
           <w:p>
             <w:r>
@@ -11327,11 +12966,21 @@
         </w:tc>
         <w:tc>
           <w:tcPr>
-            <w:tcW w:type="dxa" w:w="2880"/>
-          </w:tcPr>
-          <w:p>
-            <w:r>
-              <w:t>OAuth client id (required if `ACTIMIZE_TOKEN_URL` is set).</w:t>
+            <w:tcW w:type="dxa" w:w="2160"/>
+          </w:tcPr>
+          <w:p>
+            <w:r>
+              <w:t>Actimize OAuth token flow</w:t>
+            </w:r>
+          </w:p>
+        </w:tc>
+        <w:tc>
+          <w:tcPr>
+            <w:tcW w:type="dxa" w:w="2160"/>
+          </w:tcPr>
+          <w:p>
+            <w:r>
+              <w:t>OAuth token endpoint when using dynamic bearer-token retrieval.</w:t>
             </w:r>
           </w:p>
         </w:tc>
@@ -11339,17 +12988,17 @@
       <w:tr>
         <w:tc>
           <w:tcPr>
-            <w:tcW w:type="dxa" w:w="2880"/>
-          </w:tcPr>
-          <w:p>
-            <w:r>
-              <w:t>`ACTIMIZE_CLIENT_SECRET`</w:t>
-            </w:r>
-          </w:p>
-        </w:tc>
-        <w:tc>
-          <w:tcPr>
-            <w:tcW w:type="dxa" w:w="2880"/>
+            <w:tcW w:type="dxa" w:w="2160"/>
+          </w:tcPr>
+          <w:p>
+            <w:r>
+              <w:t>`ACTIMIZE_CLIENT_ID`</w:t>
+            </w:r>
+          </w:p>
+        </w:tc>
+        <w:tc>
+          <w:tcPr>
+            <w:tcW w:type="dxa" w:w="2160"/>
           </w:tcPr>
           <w:p>
             <w:r>
@@ -11359,11 +13008,21 @@
         </w:tc>
         <w:tc>
           <w:tcPr>
-            <w:tcW w:type="dxa" w:w="2880"/>
-          </w:tcPr>
-          <w:p>
-            <w:r>
-              <w:t>OAuth client secret (optional if using client assertion).</w:t>
+            <w:tcW w:type="dxa" w:w="2160"/>
+          </w:tcPr>
+          <w:p>
+            <w:r>
+              <w:t>Actimize OAuth token flow</w:t>
+            </w:r>
+          </w:p>
+        </w:tc>
+        <w:tc>
+          <w:tcPr>
+            <w:tcW w:type="dxa" w:w="2160"/>
+          </w:tcPr>
+          <w:p>
+            <w:r>
+              <w:t>OAuth client id for token requests.</w:t>
             </w:r>
           </w:p>
         </w:tc>
@@ -11371,31 +13030,41 @@
       <w:tr>
         <w:tc>
           <w:tcPr>
-            <w:tcW w:type="dxa" w:w="2880"/>
-          </w:tcPr>
-          <w:p>
-            <w:r>
-              <w:t>`ACTIMIZE_CLIENT_ASSERTION_TYPE`</w:t>
-            </w:r>
-          </w:p>
-        </w:tc>
-        <w:tc>
-          <w:tcPr>
-            <w:tcW w:type="dxa" w:w="2880"/>
-          </w:tcPr>
-          <w:p>
-            <w:r>
-              <w:t>`urn:ietf:params:oauth:client-assertion-type:jwt-bearer`</w:t>
-            </w:r>
-          </w:p>
-        </w:tc>
-        <w:tc>
-          <w:tcPr>
-            <w:tcW w:type="dxa" w:w="2880"/>
-          </w:tcPr>
-          <w:p>
-            <w:r>
-              <w:t>OAuth client assertion type when using JWT client assertion.</w:t>
+            <w:tcW w:type="dxa" w:w="2160"/>
+          </w:tcPr>
+          <w:p>
+            <w:r>
+              <w:t>`ACTIMIZE_CLIENT_SECRET`</w:t>
+            </w:r>
+          </w:p>
+        </w:tc>
+        <w:tc>
+          <w:tcPr>
+            <w:tcW w:type="dxa" w:w="2160"/>
+          </w:tcPr>
+          <w:p>
+            <w:r>
+              <w:t>*(empty)*</w:t>
+            </w:r>
+          </w:p>
+        </w:tc>
+        <w:tc>
+          <w:tcPr>
+            <w:tcW w:type="dxa" w:w="2160"/>
+          </w:tcPr>
+          <w:p>
+            <w:r>
+              <w:t>Actimize OAuth token flow</w:t>
+            </w:r>
+          </w:p>
+        </w:tc>
+        <w:tc>
+          <w:tcPr>
+            <w:tcW w:type="dxa" w:w="2160"/>
+          </w:tcPr>
+          <w:p>
+            <w:r>
+              <w:t>OAuth client secret when not using assertion-only auth.</w:t>
             </w:r>
           </w:p>
         </w:tc>
@@ -11403,31 +13072,41 @@
       <w:tr>
         <w:tc>
           <w:tcPr>
-            <w:tcW w:type="dxa" w:w="2880"/>
-          </w:tcPr>
-          <w:p>
-            <w:r>
-              <w:t>`ACTIMIZE_CLIENT_ASSERTION_ALGORITHM`</w:t>
-            </w:r>
-          </w:p>
-        </w:tc>
-        <w:tc>
-          <w:tcPr>
-            <w:tcW w:type="dxa" w:w="2880"/>
-          </w:tcPr>
-          <w:p>
-            <w:r>
-              <w:t>`RS256`</w:t>
-            </w:r>
-          </w:p>
-        </w:tc>
-        <w:tc>
-          <w:tcPr>
-            <w:tcW w:type="dxa" w:w="2880"/>
-          </w:tcPr>
-          <w:p>
-            <w:r>
-              <w:t>JWT signing algorithm for client assertion.</w:t>
+            <w:tcW w:type="dxa" w:w="2160"/>
+          </w:tcPr>
+          <w:p>
+            <w:r>
+              <w:t>`ACTIMIZE_CLIENT_ASSERTION_TYPE`</w:t>
+            </w:r>
+          </w:p>
+        </w:tc>
+        <w:tc>
+          <w:tcPr>
+            <w:tcW w:type="dxa" w:w="2160"/>
+          </w:tcPr>
+          <w:p>
+            <w:r>
+              <w:t>`urn:ietf:params:oauth:client-assertion-type:jwt-bearer`</w:t>
+            </w:r>
+          </w:p>
+        </w:tc>
+        <w:tc>
+          <w:tcPr>
+            <w:tcW w:type="dxa" w:w="2160"/>
+          </w:tcPr>
+          <w:p>
+            <w:r>
+              <w:t>Actimize OAuth token flow</w:t>
+            </w:r>
+          </w:p>
+        </w:tc>
+        <w:tc>
+          <w:tcPr>
+            <w:tcW w:type="dxa" w:w="2160"/>
+          </w:tcPr>
+          <w:p>
+            <w:r>
+              <w:t>OAuth client assertion type for JWT-based client auth.</w:t>
             </w:r>
           </w:p>
         </w:tc>
@@ -11435,31 +13114,41 @@
       <w:tr>
         <w:tc>
           <w:tcPr>
-            <w:tcW w:type="dxa" w:w="2880"/>
-          </w:tcPr>
-          <w:p>
-            <w:r>
-              <w:t>`ACTIMIZE_CLIENT_ASSERTION_AUDIENCE`</w:t>
-            </w:r>
-          </w:p>
-        </w:tc>
-        <w:tc>
-          <w:tcPr>
-            <w:tcW w:type="dxa" w:w="2880"/>
-          </w:tcPr>
-          <w:p>
-            <w:r>
-              <w:t>*(empty)*</w:t>
-            </w:r>
-          </w:p>
-        </w:tc>
-        <w:tc>
-          <w:tcPr>
-            <w:tcW w:type="dxa" w:w="2880"/>
-          </w:tcPr>
-          <w:p>
-            <w:r>
-              <w:t>JWT audience; defaults to `ACTIMIZE_TOKEN_URL` when unset.</w:t>
+            <w:tcW w:type="dxa" w:w="2160"/>
+          </w:tcPr>
+          <w:p>
+            <w:r>
+              <w:t>`ACTIMIZE_CLIENT_ASSERTION_ALGORITHM`</w:t>
+            </w:r>
+          </w:p>
+        </w:tc>
+        <w:tc>
+          <w:tcPr>
+            <w:tcW w:type="dxa" w:w="2160"/>
+          </w:tcPr>
+          <w:p>
+            <w:r>
+              <w:t>`RS256`</w:t>
+            </w:r>
+          </w:p>
+        </w:tc>
+        <w:tc>
+          <w:tcPr>
+            <w:tcW w:type="dxa" w:w="2160"/>
+          </w:tcPr>
+          <w:p>
+            <w:r>
+              <w:t>Actimize OAuth token flow</w:t>
+            </w:r>
+          </w:p>
+        </w:tc>
+        <w:tc>
+          <w:tcPr>
+            <w:tcW w:type="dxa" w:w="2160"/>
+          </w:tcPr>
+          <w:p>
+            <w:r>
+              <w:t>JWT signing algorithm for client assertion.</w:t>
             </w:r>
           </w:p>
         </w:tc>
@@ -11467,17 +13156,17 @@
       <w:tr>
         <w:tc>
           <w:tcPr>
-            <w:tcW w:type="dxa" w:w="2880"/>
-          </w:tcPr>
-          <w:p>
-            <w:r>
-              <w:t>`ACTIMIZE_CLIENT_ASSERTION_KID`</w:t>
-            </w:r>
-          </w:p>
-        </w:tc>
-        <w:tc>
-          <w:tcPr>
-            <w:tcW w:type="dxa" w:w="2880"/>
+            <w:tcW w:type="dxa" w:w="2160"/>
+          </w:tcPr>
+          <w:p>
+            <w:r>
+              <w:t>`ACTIMIZE_CLIENT_ASSERTION_AUDIENCE`</w:t>
+            </w:r>
+          </w:p>
+        </w:tc>
+        <w:tc>
+          <w:tcPr>
+            <w:tcW w:type="dxa" w:w="2160"/>
           </w:tcPr>
           <w:p>
             <w:r>
@@ -11487,11 +13176,21 @@
         </w:tc>
         <w:tc>
           <w:tcPr>
-            <w:tcW w:type="dxa" w:w="2880"/>
-          </w:tcPr>
-          <w:p>
-            <w:r>
-              <w:t>Optional JWT header `kid` for key selection.</w:t>
+            <w:tcW w:type="dxa" w:w="2160"/>
+          </w:tcPr>
+          <w:p>
+            <w:r>
+              <w:t>Actimize OAuth token flow</w:t>
+            </w:r>
+          </w:p>
+        </w:tc>
+        <w:tc>
+          <w:tcPr>
+            <w:tcW w:type="dxa" w:w="2160"/>
+          </w:tcPr>
+          <w:p>
+            <w:r>
+              <w:t>JWT audience for assertion (if unset, code derives from token URL flow).</w:t>
             </w:r>
           </w:p>
         </w:tc>
@@ -11499,17 +13198,17 @@
       <w:tr>
         <w:tc>
           <w:tcPr>
-            <w:tcW w:type="dxa" w:w="2880"/>
-          </w:tcPr>
-          <w:p>
-            <w:r>
-              <w:t>`ACTIMIZE_CLIENT_ASSERTION_PRIVATE_KEY`</w:t>
-            </w:r>
-          </w:p>
-        </w:tc>
-        <w:tc>
-          <w:tcPr>
-            <w:tcW w:type="dxa" w:w="2880"/>
+            <w:tcW w:type="dxa" w:w="2160"/>
+          </w:tcPr>
+          <w:p>
+            <w:r>
+              <w:t>`ACTIMIZE_CLIENT_ASSERTION_KID`</w:t>
+            </w:r>
+          </w:p>
+        </w:tc>
+        <w:tc>
+          <w:tcPr>
+            <w:tcW w:type="dxa" w:w="2160"/>
           </w:tcPr>
           <w:p>
             <w:r>
@@ -11519,11 +13218,21 @@
         </w:tc>
         <w:tc>
           <w:tcPr>
-            <w:tcW w:type="dxa" w:w="2880"/>
-          </w:tcPr>
-          <w:p>
-            <w:r>
-              <w:t>PEM private key for client assertion (inline).</w:t>
+            <w:tcW w:type="dxa" w:w="2160"/>
+          </w:tcPr>
+          <w:p>
+            <w:r>
+              <w:t>Actimize OAuth token flow</w:t>
+            </w:r>
+          </w:p>
+        </w:tc>
+        <w:tc>
+          <w:tcPr>
+            <w:tcW w:type="dxa" w:w="2160"/>
+          </w:tcPr>
+          <w:p>
+            <w:r>
+              <w:t>Optional JWT `kid` header value.</w:t>
             </w:r>
           </w:p>
         </w:tc>
@@ -11531,17 +13240,17 @@
       <w:tr>
         <w:tc>
           <w:tcPr>
-            <w:tcW w:type="dxa" w:w="2880"/>
-          </w:tcPr>
-          <w:p>
-            <w:r>
-              <w:t>`ACTIMIZE_CLIENT_ASSERTION_PRIVATE_KEY_B64`</w:t>
-            </w:r>
-          </w:p>
-        </w:tc>
-        <w:tc>
-          <w:tcPr>
-            <w:tcW w:type="dxa" w:w="2880"/>
+            <w:tcW w:type="dxa" w:w="2160"/>
+          </w:tcPr>
+          <w:p>
+            <w:r>
+              <w:t>`ACTIMIZE_CLIENT_ASSERTION_PRIVATE_KEY`</w:t>
+            </w:r>
+          </w:p>
+        </w:tc>
+        <w:tc>
+          <w:tcPr>
+            <w:tcW w:type="dxa" w:w="2160"/>
           </w:tcPr>
           <w:p>
             <w:r>
@@ -11551,11 +13260,21 @@
         </w:tc>
         <w:tc>
           <w:tcPr>
-            <w:tcW w:type="dxa" w:w="2880"/>
-          </w:tcPr>
-          <w:p>
-            <w:r>
-              <w:t>PEM private key for client assertion (base64-encoded).</w:t>
+            <w:tcW w:type="dxa" w:w="2160"/>
+          </w:tcPr>
+          <w:p>
+            <w:r>
+              <w:t>Actimize OAuth token flow</w:t>
+            </w:r>
+          </w:p>
+        </w:tc>
+        <w:tc>
+          <w:tcPr>
+            <w:tcW w:type="dxa" w:w="2160"/>
+          </w:tcPr>
+          <w:p>
+            <w:r>
+              <w:t>Inline PEM private key for client assertion signing.</w:t>
             </w:r>
           </w:p>
         </w:tc>
@@ -11563,17 +13282,17 @@
       <w:tr>
         <w:tc>
           <w:tcPr>
-            <w:tcW w:type="dxa" w:w="2880"/>
-          </w:tcPr>
-          <w:p>
-            <w:r>
-              <w:t>`ACTIMIZE_CLIENT_ASSERTION_PRIVATE_KEY_PATH`</w:t>
-            </w:r>
-          </w:p>
-        </w:tc>
-        <w:tc>
-          <w:tcPr>
-            <w:tcW w:type="dxa" w:w="2880"/>
+            <w:tcW w:type="dxa" w:w="2160"/>
+          </w:tcPr>
+          <w:p>
+            <w:r>
+              <w:t>`ACTIMIZE_CLIENT_ASSERTION_PRIVATE_KEY_B64`</w:t>
+            </w:r>
+          </w:p>
+        </w:tc>
+        <w:tc>
+          <w:tcPr>
+            <w:tcW w:type="dxa" w:w="2160"/>
           </w:tcPr>
           <w:p>
             <w:r>
@@ -11583,11 +13302,21 @@
         </w:tc>
         <w:tc>
           <w:tcPr>
-            <w:tcW w:type="dxa" w:w="2880"/>
-          </w:tcPr>
-          <w:p>
-            <w:r>
-              <w:t>PEM private key for client assertion (file path).</w:t>
+            <w:tcW w:type="dxa" w:w="2160"/>
+          </w:tcPr>
+          <w:p>
+            <w:r>
+              <w:t>Actimize OAuth token flow</w:t>
+            </w:r>
+          </w:p>
+        </w:tc>
+        <w:tc>
+          <w:tcPr>
+            <w:tcW w:type="dxa" w:w="2160"/>
+          </w:tcPr>
+          <w:p>
+            <w:r>
+              <w:t>Base64-encoded PEM private key for client assertion signing.</w:t>
             </w:r>
           </w:p>
         </w:tc>
@@ -11595,17 +13324,17 @@
       <w:tr>
         <w:tc>
           <w:tcPr>
-            <w:tcW w:type="dxa" w:w="2880"/>
-          </w:tcPr>
-          <w:p>
-            <w:r>
-              <w:t>`ACTIMIZE_SCOPE`</w:t>
-            </w:r>
-          </w:p>
-        </w:tc>
-        <w:tc>
-          <w:tcPr>
-            <w:tcW w:type="dxa" w:w="2880"/>
+            <w:tcW w:type="dxa" w:w="2160"/>
+          </w:tcPr>
+          <w:p>
+            <w:r>
+              <w:t>`ACTIMIZE_CLIENT_ASSERTION_PRIVATE_KEY_PATH`</w:t>
+            </w:r>
+          </w:p>
+        </w:tc>
+        <w:tc>
+          <w:tcPr>
+            <w:tcW w:type="dxa" w:w="2160"/>
           </w:tcPr>
           <w:p>
             <w:r>
@@ -11615,11 +13344,21 @@
         </w:tc>
         <w:tc>
           <w:tcPr>
-            <w:tcW w:type="dxa" w:w="2880"/>
-          </w:tcPr>
-          <w:p>
-            <w:r>
-              <w:t>Optional OAuth scope string for token request.</w:t>
+            <w:tcW w:type="dxa" w:w="2160"/>
+          </w:tcPr>
+          <w:p>
+            <w:r>
+              <w:t>Actimize OAuth token flow</w:t>
+            </w:r>
+          </w:p>
+        </w:tc>
+        <w:tc>
+          <w:tcPr>
+            <w:tcW w:type="dxa" w:w="2160"/>
+          </w:tcPr>
+          <w:p>
+            <w:r>
+              <w:t>File path to PEM private key for client assertion signing.</w:t>
             </w:r>
           </w:p>
         </w:tc>
@@ -11627,31 +13366,41 @@
       <w:tr>
         <w:tc>
           <w:tcPr>
-            <w:tcW w:type="dxa" w:w="2880"/>
-          </w:tcPr>
-          <w:p>
-            <w:r>
-              <w:t>`ACTIMIZE_SOURCE_SYSTEM`</w:t>
-            </w:r>
-          </w:p>
-        </w:tc>
-        <w:tc>
-          <w:tcPr>
-            <w:tcW w:type="dxa" w:w="2880"/>
-          </w:tcPr>
-          <w:p>
-            <w:r>
-              <w:t>`ZIP`</w:t>
-            </w:r>
-          </w:p>
-        </w:tc>
-        <w:tc>
-          <w:tcPr>
-            <w:tcW w:type="dxa" w:w="2880"/>
-          </w:tcPr>
-          <w:p>
-            <w:r>
-              <w:t>Sent in Actimize payload as `sourceSystem` and used when deriving fallback `partyKey`.</w:t>
+            <w:tcW w:type="dxa" w:w="2160"/>
+          </w:tcPr>
+          <w:p>
+            <w:r>
+              <w:t>`ACTIMIZE_SCOPE`</w:t>
+            </w:r>
+          </w:p>
+        </w:tc>
+        <w:tc>
+          <w:tcPr>
+            <w:tcW w:type="dxa" w:w="2160"/>
+          </w:tcPr>
+          <w:p>
+            <w:r>
+              <w:t>*(empty)*</w:t>
+            </w:r>
+          </w:p>
+        </w:tc>
+        <w:tc>
+          <w:tcPr>
+            <w:tcW w:type="dxa" w:w="2160"/>
+          </w:tcPr>
+          <w:p>
+            <w:r>
+              <w:t>Actimize OAuth token flow</w:t>
+            </w:r>
+          </w:p>
+        </w:tc>
+        <w:tc>
+          <w:tcPr>
+            <w:tcW w:type="dxa" w:w="2160"/>
+          </w:tcPr>
+          <w:p>
+            <w:r>
+              <w:t>Optional OAuth scopes for token request.</w:t>
             </w:r>
           </w:p>
         </w:tc>
@@ -11659,31 +13408,41 @@
       <w:tr>
         <w:tc>
           <w:tcPr>
-            <w:tcW w:type="dxa" w:w="2880"/>
-          </w:tcPr>
-          <w:p>
-            <w:r>
-              <w:t>`ACTIMIZE_REQUESTER_NAME`</w:t>
-            </w:r>
-          </w:p>
-        </w:tc>
-        <w:tc>
-          <w:tcPr>
-            <w:tcW w:type="dxa" w:w="2880"/>
-          </w:tcPr>
-          <w:p>
-            <w:r>
-              <w:t>`SCREENING_SYSTEM`</w:t>
-            </w:r>
-          </w:p>
-        </w:tc>
-        <w:tc>
-          <w:tcPr>
-            <w:tcW w:type="dxa" w:w="2880"/>
-          </w:tcPr>
-          <w:p>
-            <w:r>
-              <w:t>Default requester name sent in Actimize payload when user name is not provided.</w:t>
+            <w:tcW w:type="dxa" w:w="2160"/>
+          </w:tcPr>
+          <w:p>
+            <w:r>
+              <w:t>`ACTIMIZE_SOURCE_SYSTEM`</w:t>
+            </w:r>
+          </w:p>
+        </w:tc>
+        <w:tc>
+          <w:tcPr>
+            <w:tcW w:type="dxa" w:w="2160"/>
+          </w:tcPr>
+          <w:p>
+            <w:r>
+              <w:t>`AMLP`</w:t>
+            </w:r>
+          </w:p>
+        </w:tc>
+        <w:tc>
+          <w:tcPr>
+            <w:tcW w:type="dxa" w:w="2160"/>
+          </w:tcPr>
+          <w:p>
+            <w:r>
+              <w:t>Actimize payload mapping</w:t>
+            </w:r>
+          </w:p>
+        </w:tc>
+        <w:tc>
+          <w:tcPr>
+            <w:tcW w:type="dxa" w:w="2160"/>
+          </w:tcPr>
+          <w:p>
+            <w:r>
+              <w:t>Default `sourceSystem` value in upstream requests.</w:t>
             </w:r>
           </w:p>
         </w:tc>
@@ -11691,31 +13450,41 @@
       <w:tr>
         <w:tc>
           <w:tcPr>
-            <w:tcW w:type="dxa" w:w="2880"/>
-          </w:tcPr>
-          <w:p>
-            <w:r>
-              <w:t>`ACTIMIZE_ALERT_REVIEW_URL`</w:t>
-            </w:r>
-          </w:p>
-        </w:tc>
-        <w:tc>
-          <w:tcPr>
-            <w:tcW w:type="dxa" w:w="2880"/>
-          </w:tcPr>
-          <w:p>
-            <w:r>
-              <w:t>*(empty)*</w:t>
-            </w:r>
-          </w:p>
-        </w:tc>
-        <w:tc>
-          <w:tcPr>
-            <w:tcW w:type="dxa" w:w="2880"/>
-          </w:tcPr>
-          <w:p>
-            <w:r>
-              <w:t>Optional URL included in scheduled completion notifications for where to review alerts.</w:t>
+            <w:tcW w:type="dxa" w:w="2160"/>
+          </w:tcPr>
+          <w:p>
+            <w:r>
+              <w:t>`ACTIMIZE_REQUESTER_NAME`</w:t>
+            </w:r>
+          </w:p>
+        </w:tc>
+        <w:tc>
+          <w:tcPr>
+            <w:tcW w:type="dxa" w:w="2160"/>
+          </w:tcPr>
+          <w:p>
+            <w:r>
+              <w:t>`SCREENING_SYSTEM`</w:t>
+            </w:r>
+          </w:p>
+        </w:tc>
+        <w:tc>
+          <w:tcPr>
+            <w:tcW w:type="dxa" w:w="2160"/>
+          </w:tcPr>
+          <w:p>
+            <w:r>
+              <w:t>Actimize payload mapping</w:t>
+            </w:r>
+          </w:p>
+        </w:tc>
+        <w:tc>
+          <w:tcPr>
+            <w:tcW w:type="dxa" w:w="2160"/>
+          </w:tcPr>
+          <w:p>
+            <w:r>
+              <w:t>Default requester name if caller identity is absent.</w:t>
             </w:r>
           </w:p>
         </w:tc>
@@ -11723,31 +13492,41 @@
       <w:tr>
         <w:tc>
           <w:tcPr>
-            <w:tcW w:type="dxa" w:w="2880"/>
-          </w:tcPr>
-          <w:p>
-            <w:r>
-              <w:t>`ACTIMIZE_TIMEOUT_S`</w:t>
-            </w:r>
-          </w:p>
-        </w:tc>
-        <w:tc>
-          <w:tcPr>
-            <w:tcW w:type="dxa" w:w="2880"/>
-          </w:tcPr>
-          <w:p>
-            <w:r>
-              <w:t>`10.0`</w:t>
-            </w:r>
-          </w:p>
-        </w:tc>
-        <w:tc>
-          <w:tcPr>
-            <w:tcW w:type="dxa" w:w="2880"/>
-          </w:tcPr>
-          <w:p>
-            <w:r>
-              <w:t>HTTP timeout (seconds) for Actimize requests.</w:t>
+            <w:tcW w:type="dxa" w:w="2160"/>
+          </w:tcPr>
+          <w:p>
+            <w:r>
+              <w:t>`ACTIMIZE_ALERT_REVIEW_URL`</w:t>
+            </w:r>
+          </w:p>
+        </w:tc>
+        <w:tc>
+          <w:tcPr>
+            <w:tcW w:type="dxa" w:w="2160"/>
+          </w:tcPr>
+          <w:p>
+            <w:r>
+              <w:t>*(empty)*</w:t>
+            </w:r>
+          </w:p>
+        </w:tc>
+        <w:tc>
+          <w:tcPr>
+            <w:tcW w:type="dxa" w:w="2160"/>
+          </w:tcPr>
+          <w:p>
+            <w:r>
+              <w:t>Schedule notification payloads</w:t>
+            </w:r>
+          </w:p>
+        </w:tc>
+        <w:tc>
+          <w:tcPr>
+            <w:tcW w:type="dxa" w:w="2160"/>
+          </w:tcPr>
+          <w:p>
+            <w:r>
+              <w:t>Optional URL included in completion notifications for analysts.</w:t>
             </w:r>
           </w:p>
         </w:tc>
@@ -11755,31 +13534,41 @@
       <w:tr>
         <w:tc>
           <w:tcPr>
-            <w:tcW w:type="dxa" w:w="2880"/>
-          </w:tcPr>
-          <w:p>
-            <w:r>
-              <w:t>`ACTIMIZE_LOG_RAW_API_IO`</w:t>
-            </w:r>
-          </w:p>
-        </w:tc>
-        <w:tc>
-          <w:tcPr>
-            <w:tcW w:type="dxa" w:w="2880"/>
-          </w:tcPr>
-          <w:p>
-            <w:r>
-              <w:t>`false`</w:t>
-            </w:r>
-          </w:p>
-        </w:tc>
-        <w:tc>
-          <w:tcPr>
-            <w:tcW w:type="dxa" w:w="2880"/>
-          </w:tcPr>
-          <w:p>
-            <w:r>
-              <w:t>Enables raw upstream request/response logging to CloudWatch with redaction.</w:t>
+            <w:tcW w:type="dxa" w:w="2160"/>
+          </w:tcPr>
+          <w:p>
+            <w:r>
+              <w:t>`ACTIMIZE_TIMEOUT_S`</w:t>
+            </w:r>
+          </w:p>
+        </w:tc>
+        <w:tc>
+          <w:tcPr>
+            <w:tcW w:type="dxa" w:w="2160"/>
+          </w:tcPr>
+          <w:p>
+            <w:r>
+              <w:t>`10.0`</w:t>
+            </w:r>
+          </w:p>
+        </w:tc>
+        <w:tc>
+          <w:tcPr>
+            <w:tcW w:type="dxa" w:w="2160"/>
+          </w:tcPr>
+          <w:p>
+            <w:r>
+              <w:t>Actimize HTTP client</w:t>
+            </w:r>
+          </w:p>
+        </w:tc>
+        <w:tc>
+          <w:tcPr>
+            <w:tcW w:type="dxa" w:w="2160"/>
+          </w:tcPr>
+          <w:p>
+            <w:r>
+              <w:t>Outbound request timeout in seconds.</w:t>
             </w:r>
           </w:p>
         </w:tc>
@@ -11787,31 +13576,41 @@
       <w:tr>
         <w:tc>
           <w:tcPr>
-            <w:tcW w:type="dxa" w:w="2880"/>
-          </w:tcPr>
-          <w:p>
-            <w:r>
-              <w:t>`ACTIMIZE_RAW_API_LOG_MAX_CHARS`</w:t>
-            </w:r>
-          </w:p>
-        </w:tc>
-        <w:tc>
-          <w:tcPr>
-            <w:tcW w:type="dxa" w:w="2880"/>
-          </w:tcPr>
-          <w:p>
-            <w:r>
-              <w:t>`20000`</w:t>
-            </w:r>
-          </w:p>
-        </w:tc>
-        <w:tc>
-          <w:tcPr>
-            <w:tcW w:type="dxa" w:w="2880"/>
-          </w:tcPr>
-          <w:p>
-            <w:r>
-              <w:t>Max raw request/response characters retained per log entry.</w:t>
+            <w:tcW w:type="dxa" w:w="2160"/>
+          </w:tcPr>
+          <w:p>
+            <w:r>
+              <w:t>`ACTIMIZE_LOG_RAW_API_IO`</w:t>
+            </w:r>
+          </w:p>
+        </w:tc>
+        <w:tc>
+          <w:tcPr>
+            <w:tcW w:type="dxa" w:w="2160"/>
+          </w:tcPr>
+          <w:p>
+            <w:r>
+              <w:t>`false`</w:t>
+            </w:r>
+          </w:p>
+        </w:tc>
+        <w:tc>
+          <w:tcPr>
+            <w:tcW w:type="dxa" w:w="2160"/>
+          </w:tcPr>
+          <w:p>
+            <w:r>
+              <w:t>Raw API logging</w:t>
+            </w:r>
+          </w:p>
+        </w:tc>
+        <w:tc>
+          <w:tcPr>
+            <w:tcW w:type="dxa" w:w="2160"/>
+          </w:tcPr>
+          <w:p>
+            <w:r>
+              <w:t>Enables redacted raw upstream request/response logging.</w:t>
             </w:r>
           </w:p>
         </w:tc>
@@ -11819,31 +13618,41 @@
       <w:tr>
         <w:tc>
           <w:tcPr>
-            <w:tcW w:type="dxa" w:w="2880"/>
-          </w:tcPr>
-          <w:p>
-            <w:r>
-              <w:t>`SCREENING_TPS`</w:t>
-            </w:r>
-          </w:p>
-        </w:tc>
-        <w:tc>
-          <w:tcPr>
-            <w:tcW w:type="dxa" w:w="2880"/>
-          </w:tcPr>
-          <w:p>
-            <w:r>
-              <w:t>`32`</w:t>
-            </w:r>
-          </w:p>
-        </w:tc>
-        <w:tc>
-          <w:tcPr>
-            <w:tcW w:type="dxa" w:w="2880"/>
-          </w:tcPr>
-          <w:p>
-            <w:r>
-              <w:t>Worker outbound throughput cap (TPS).</w:t>
+            <w:tcW w:type="dxa" w:w="2160"/>
+          </w:tcPr>
+          <w:p>
+            <w:r>
+              <w:t>`ACTIMIZE_RAW_API_LOG_MAX_CHARS`</w:t>
+            </w:r>
+          </w:p>
+        </w:tc>
+        <w:tc>
+          <w:tcPr>
+            <w:tcW w:type="dxa" w:w="2160"/>
+          </w:tcPr>
+          <w:p>
+            <w:r>
+              <w:t>`20000`</w:t>
+            </w:r>
+          </w:p>
+        </w:tc>
+        <w:tc>
+          <w:tcPr>
+            <w:tcW w:type="dxa" w:w="2160"/>
+          </w:tcPr>
+          <w:p>
+            <w:r>
+              <w:t>Raw API logging</w:t>
+            </w:r>
+          </w:p>
+        </w:tc>
+        <w:tc>
+          <w:tcPr>
+            <w:tcW w:type="dxa" w:w="2160"/>
+          </w:tcPr>
+          <w:p>
+            <w:r>
+              <w:t>Max characters retained from raw request/response payload logs.</w:t>
             </w:r>
           </w:p>
         </w:tc>
@@ -11851,31 +13660,41 @@
       <w:tr>
         <w:tc>
           <w:tcPr>
-            <w:tcW w:type="dxa" w:w="2880"/>
-          </w:tcPr>
-          <w:p>
-            <w:r>
-              <w:t>`SCREENING_PARALLEL_MESSAGES`</w:t>
-            </w:r>
-          </w:p>
-        </w:tc>
-        <w:tc>
-          <w:tcPr>
-            <w:tcW w:type="dxa" w:w="2880"/>
-          </w:tcPr>
-          <w:p>
-            <w:r>
-              <w:t>`1`</w:t>
-            </w:r>
-          </w:p>
-        </w:tc>
-        <w:tc>
-          <w:tcPr>
-            <w:tcW w:type="dxa" w:w="2880"/>
-          </w:tcPr>
-          <w:p>
-            <w:r>
-              <w:t>Max in-flight SQS screening items processed concurrently per worker task.</w:t>
+            <w:tcW w:type="dxa" w:w="2160"/>
+          </w:tcPr>
+          <w:p>
+            <w:r>
+              <w:t>`ACTIMIZE_SCREENING_TYPE_CACHE_TTL_S`</w:t>
+            </w:r>
+          </w:p>
+        </w:tc>
+        <w:tc>
+          <w:tcPr>
+            <w:tcW w:type="dxa" w:w="2160"/>
+          </w:tcPr>
+          <w:p>
+            <w:r>
+              <w:t>`60`</w:t>
+            </w:r>
+          </w:p>
+        </w:tc>
+        <w:tc>
+          <w:tcPr>
+            <w:tcW w:type="dxa" w:w="2160"/>
+          </w:tcPr>
+          <w:p>
+            <w:r>
+              <w:t>Screening-type mapping cache</w:t>
+            </w:r>
+          </w:p>
+        </w:tc>
+        <w:tc>
+          <w:tcPr>
+            <w:tcW w:type="dxa" w:w="2160"/>
+          </w:tcPr>
+          <w:p>
+            <w:r>
+              <w:t>TTL (seconds) for DB-driven screening-type mapping cache.</w:t>
             </w:r>
           </w:p>
         </w:tc>
@@ -11883,31 +13702,41 @@
       <w:tr>
         <w:tc>
           <w:tcPr>
-            <w:tcW w:type="dxa" w:w="2880"/>
-          </w:tcPr>
-          <w:p>
-            <w:r>
-              <w:t>`SCREENING_ITEM_RETRY_MAX_ATTEMPTS`</w:t>
-            </w:r>
-          </w:p>
-        </w:tc>
-        <w:tc>
-          <w:tcPr>
-            <w:tcW w:type="dxa" w:w="2880"/>
-          </w:tcPr>
-          <w:p>
-            <w:r>
-              <w:t>`2`</w:t>
-            </w:r>
-          </w:p>
-        </w:tc>
-        <w:tc>
-          <w:tcPr>
-            <w:tcW w:type="dxa" w:w="2880"/>
-          </w:tcPr>
-          <w:p>
-            <w:r>
-              <w:t>Additional retry attempts for transient upstream (`429/500/502/503/504`) item failures before terminal item failure.</w:t>
+            <w:tcW w:type="dxa" w:w="2160"/>
+          </w:tcPr>
+          <w:p>
+            <w:r>
+              <w:t>`ACTIMIZE_SCREENING_TYPE_CACHE_MAX_ENTRIES`</w:t>
+            </w:r>
+          </w:p>
+        </w:tc>
+        <w:tc>
+          <w:tcPr>
+            <w:tcW w:type="dxa" w:w="2160"/>
+          </w:tcPr>
+          <w:p>
+            <w:r>
+              <w:t>`512`</w:t>
+            </w:r>
+          </w:p>
+        </w:tc>
+        <w:tc>
+          <w:tcPr>
+            <w:tcW w:type="dxa" w:w="2160"/>
+          </w:tcPr>
+          <w:p>
+            <w:r>
+              <w:t>Screening-type mapping cache</w:t>
+            </w:r>
+          </w:p>
+        </w:tc>
+        <w:tc>
+          <w:tcPr>
+            <w:tcW w:type="dxa" w:w="2160"/>
+          </w:tcPr>
+          <w:p>
+            <w:r>
+              <w:t>Maximum cache size for screening-type mapping entries.</w:t>
             </w:r>
           </w:p>
         </w:tc>
@@ -11915,31 +13744,41 @@
       <w:tr>
         <w:tc>
           <w:tcPr>
-            <w:tcW w:type="dxa" w:w="2880"/>
-          </w:tcPr>
-          <w:p>
-            <w:r>
-              <w:t>`SCREENING_ITEM_RETRY_INITIAL_DELAY_S`</w:t>
-            </w:r>
-          </w:p>
-        </w:tc>
-        <w:tc>
-          <w:tcPr>
-            <w:tcW w:type="dxa" w:w="2880"/>
-          </w:tcPr>
-          <w:p>
-            <w:r>
-              <w:t>`3`</w:t>
-            </w:r>
-          </w:p>
-        </w:tc>
-        <w:tc>
-          <w:tcPr>
-            <w:tcW w:type="dxa" w:w="2880"/>
-          </w:tcPr>
-          <w:p>
-            <w:r>
-              <w:t>Initial delay (seconds) for worker delayed requeue of retryable item failures.</w:t>
+            <w:tcW w:type="dxa" w:w="2160"/>
+          </w:tcPr>
+          <w:p>
+            <w:r>
+              <w:t>`SCREENING_TPS`</w:t>
+            </w:r>
+          </w:p>
+        </w:tc>
+        <w:tc>
+          <w:tcPr>
+            <w:tcW w:type="dxa" w:w="2160"/>
+          </w:tcPr>
+          <w:p>
+            <w:r>
+              <w:t>`32`</w:t>
+            </w:r>
+          </w:p>
+        </w:tc>
+        <w:tc>
+          <w:tcPr>
+            <w:tcW w:type="dxa" w:w="2160"/>
+          </w:tcPr>
+          <w:p>
+            <w:r>
+              <w:t>Worker throughput control</w:t>
+            </w:r>
+          </w:p>
+        </w:tc>
+        <w:tc>
+          <w:tcPr>
+            <w:tcW w:type="dxa" w:w="2160"/>
+          </w:tcPr>
+          <w:p>
+            <w:r>
+              <w:t>Per-worker outbound screening request TPS cap.</w:t>
             </w:r>
           </w:p>
         </w:tc>
@@ -11947,31 +13786,41 @@
       <w:tr>
         <w:tc>
           <w:tcPr>
-            <w:tcW w:type="dxa" w:w="2880"/>
-          </w:tcPr>
-          <w:p>
-            <w:r>
-              <w:t>`SCREENING_ITEM_RETRY_MAX_DELAY_S`</w:t>
-            </w:r>
-          </w:p>
-        </w:tc>
-        <w:tc>
-          <w:tcPr>
-            <w:tcW w:type="dxa" w:w="2880"/>
-          </w:tcPr>
-          <w:p>
-            <w:r>
-              <w:t>`60`</w:t>
-            </w:r>
-          </w:p>
-        </w:tc>
-        <w:tc>
-          <w:tcPr>
-            <w:tcW w:type="dxa" w:w="2880"/>
-          </w:tcPr>
-          <w:p>
-            <w:r>
-              <w:t>Maximum delay (seconds) cap for retry requeue exponential backoff.</w:t>
+            <w:tcW w:type="dxa" w:w="2160"/>
+          </w:tcPr>
+          <w:p>
+            <w:r>
+              <w:t>`SCREENING_PARALLEL_MESSAGES`</w:t>
+            </w:r>
+          </w:p>
+        </w:tc>
+        <w:tc>
+          <w:tcPr>
+            <w:tcW w:type="dxa" w:w="2160"/>
+          </w:tcPr>
+          <w:p>
+            <w:r>
+              <w:t>`1`</w:t>
+            </w:r>
+          </w:p>
+        </w:tc>
+        <w:tc>
+          <w:tcPr>
+            <w:tcW w:type="dxa" w:w="2160"/>
+          </w:tcPr>
+          <w:p>
+            <w:r>
+              <w:t>Worker concurrency control</w:t>
+            </w:r>
+          </w:p>
+        </w:tc>
+        <w:tc>
+          <w:tcPr>
+            <w:tcW w:type="dxa" w:w="2160"/>
+          </w:tcPr>
+          <w:p>
+            <w:r>
+              <w:t>Max in-flight screening SQS messages handled in parallel.</w:t>
             </w:r>
           </w:p>
         </w:tc>
@@ -11979,31 +13828,41 @@
       <w:tr>
         <w:tc>
           <w:tcPr>
-            <w:tcW w:type="dxa" w:w="2880"/>
-          </w:tcPr>
-          <w:p>
-            <w:r>
-              <w:t>`SCREENING_POLL_INTERVAL_MS`</w:t>
-            </w:r>
-          </w:p>
-        </w:tc>
-        <w:tc>
-          <w:tcPr>
-            <w:tcW w:type="dxa" w:w="2880"/>
-          </w:tcPr>
-          <w:p>
-            <w:r>
-              <w:t>`750`</w:t>
-            </w:r>
-          </w:p>
-        </w:tc>
-        <w:tc>
-          <w:tcPr>
-            <w:tcW w:type="dxa" w:w="2880"/>
-          </w:tcPr>
-          <w:p>
-            <w:r>
-              <w:t>Intended poll interval (ms) used by clients/UX; backend uses it for any internal timing where applicable.</w:t>
+            <w:tcW w:type="dxa" w:w="2160"/>
+          </w:tcPr>
+          <w:p>
+            <w:r>
+              <w:t>`SCREENING_RESULT_LIMIT`</w:t>
+            </w:r>
+          </w:p>
+        </w:tc>
+        <w:tc>
+          <w:tcPr>
+            <w:tcW w:type="dxa" w:w="2160"/>
+          </w:tcPr>
+          <w:p>
+            <w:r>
+              <w:t>`5`</w:t>
+            </w:r>
+          </w:p>
+        </w:tc>
+        <w:tc>
+          <w:tcPr>
+            <w:tcW w:type="dxa" w:w="2160"/>
+          </w:tcPr>
+          <w:p>
+            <w:r>
+              <w:t>Backend sync API response shaping</w:t>
+            </w:r>
+          </w:p>
+        </w:tc>
+        <w:tc>
+          <w:tcPr>
+            <w:tcW w:type="dxa" w:w="2160"/>
+          </w:tcPr>
+          <w:p>
+            <w:r>
+              <w:t>Max match count returned per screening item in normalized response.</w:t>
             </w:r>
           </w:p>
         </w:tc>
@@ -12011,31 +13870,41 @@
       <w:tr>
         <w:tc>
           <w:tcPr>
-            <w:tcW w:type="dxa" w:w="2880"/>
-          </w:tcPr>
-          <w:p>
-            <w:r>
-              <w:t>`SCREENING_SYNC_TIMEOUT_S`</w:t>
-            </w:r>
-          </w:p>
-        </w:tc>
-        <w:tc>
-          <w:tcPr>
-            <w:tcW w:type="dxa" w:w="2880"/>
-          </w:tcPr>
-          <w:p>
-            <w:r>
-              <w:t>`60`</w:t>
-            </w:r>
-          </w:p>
-        </w:tc>
-        <w:tc>
-          <w:tcPr>
-            <w:tcW w:type="dxa" w:w="2880"/>
-          </w:tcPr>
-          <w:p>
-            <w:r>
-              <w:t>Timeout budget (seconds) for synchronous screening request flows.</w:t>
+            <w:tcW w:type="dxa" w:w="2160"/>
+          </w:tcPr>
+          <w:p>
+            <w:r>
+              <w:t>`WORKER_HEALTH_HOST`</w:t>
+            </w:r>
+          </w:p>
+        </w:tc>
+        <w:tc>
+          <w:tcPr>
+            <w:tcW w:type="dxa" w:w="2160"/>
+          </w:tcPr>
+          <w:p>
+            <w:r>
+              <w:t>`127.0.0.1`</w:t>
+            </w:r>
+          </w:p>
+        </w:tc>
+        <w:tc>
+          <w:tcPr>
+            <w:tcW w:type="dxa" w:w="2160"/>
+          </w:tcPr>
+          <w:p>
+            <w:r>
+              <w:t>Worker health endpoint + checks</w:t>
+            </w:r>
+          </w:p>
+        </w:tc>
+        <w:tc>
+          <w:tcPr>
+            <w:tcW w:type="dxa" w:w="2160"/>
+          </w:tcPr>
+          <w:p>
+            <w:r>
+              <w:t>Host binding and health target host fallback for worker checks.</w:t>
             </w:r>
           </w:p>
         </w:tc>
@@ -12043,31 +13912,41 @@
       <w:tr>
         <w:tc>
           <w:tcPr>
-            <w:tcW w:type="dxa" w:w="2880"/>
-          </w:tcPr>
-          <w:p>
-            <w:r>
-              <w:t>`SCREENING_RESULT_LIMIT`</w:t>
-            </w:r>
-          </w:p>
-        </w:tc>
-        <w:tc>
-          <w:tcPr>
-            <w:tcW w:type="dxa" w:w="2880"/>
-          </w:tcPr>
-          <w:p>
-            <w:r>
-              <w:t>`5`</w:t>
-            </w:r>
-          </w:p>
-        </w:tc>
-        <w:tc>
-          <w:tcPr>
-            <w:tcW w:type="dxa" w:w="2880"/>
-          </w:tcPr>
-          <w:p>
-            <w:r>
-              <w:t>Default max number of matches returned per item.</w:t>
+            <w:tcW w:type="dxa" w:w="2160"/>
+          </w:tcPr>
+          <w:p>
+            <w:r>
+              <w:t>`WORKER_HEALTH_PORT`</w:t>
+            </w:r>
+          </w:p>
+        </w:tc>
+        <w:tc>
+          <w:tcPr>
+            <w:tcW w:type="dxa" w:w="2160"/>
+          </w:tcPr>
+          <w:p>
+            <w:r>
+              <w:t>`8081`</w:t>
+            </w:r>
+          </w:p>
+        </w:tc>
+        <w:tc>
+          <w:tcPr>
+            <w:tcW w:type="dxa" w:w="2160"/>
+          </w:tcPr>
+          <w:p>
+            <w:r>
+              <w:t>Worker health endpoint + checks</w:t>
+            </w:r>
+          </w:p>
+        </w:tc>
+        <w:tc>
+          <w:tcPr>
+            <w:tcW w:type="dxa" w:w="2160"/>
+          </w:tcPr>
+          <w:p>
+            <w:r>
+              <w:t>Port for worker health HTTP endpoint.</w:t>
             </w:r>
           </w:p>
         </w:tc>
@@ -12075,31 +13954,41 @@
       <w:tr>
         <w:tc>
           <w:tcPr>
-            <w:tcW w:type="dxa" w:w="2880"/>
-          </w:tcPr>
-          <w:p>
-            <w:r>
-              <w:t>`DAILY_SCREENING_TIMEZONE`</w:t>
-            </w:r>
-          </w:p>
-        </w:tc>
-        <w:tc>
-          <w:tcPr>
-            <w:tcW w:type="dxa" w:w="2880"/>
-          </w:tcPr>
-          <w:p>
-            <w:r>
-              <w:t>`America/New_York`</w:t>
-            </w:r>
-          </w:p>
-        </w:tc>
-        <w:tc>
-          <w:tcPr>
-            <w:tcW w:type="dxa" w:w="2880"/>
-          </w:tcPr>
-          <w:p>
-            <w:r>
-              <w:t>Timezone for schedule calculations.</w:t>
+            <w:tcW w:type="dxa" w:w="2160"/>
+          </w:tcPr>
+          <w:p>
+            <w:r>
+              <w:t>`WORKER_HEALTHCHECK_TIMEOUT_S`</w:t>
+            </w:r>
+          </w:p>
+        </w:tc>
+        <w:tc>
+          <w:tcPr>
+            <w:tcW w:type="dxa" w:w="2160"/>
+          </w:tcPr>
+          <w:p>
+            <w:r>
+              <w:t>`5.0`</w:t>
+            </w:r>
+          </w:p>
+        </w:tc>
+        <w:tc>
+          <w:tcPr>
+            <w:tcW w:type="dxa" w:w="2160"/>
+          </w:tcPr>
+          <w:p>
+            <w:r>
+              <w:t>Worker health checks</w:t>
+            </w:r>
+          </w:p>
+        </w:tc>
+        <w:tc>
+          <w:tcPr>
+            <w:tcW w:type="dxa" w:w="2160"/>
+          </w:tcPr>
+          <w:p>
+            <w:r>
+              <w:t>Timeout for worker healthcheck HTTP probe.</w:t>
             </w:r>
           </w:p>
         </w:tc>
@@ -12107,31 +13996,41 @@
       <w:tr>
         <w:tc>
           <w:tcPr>
-            <w:tcW w:type="dxa" w:w="2880"/>
-          </w:tcPr>
-          <w:p>
-            <w:r>
-              <w:t>`DAILY_SCREENING_HOUR`</w:t>
-            </w:r>
-          </w:p>
-        </w:tc>
-        <w:tc>
-          <w:tcPr>
-            <w:tcW w:type="dxa" w:w="2880"/>
-          </w:tcPr>
-          <w:p>
-            <w:r>
-              <w:t>`0`</w:t>
-            </w:r>
-          </w:p>
-        </w:tc>
-        <w:tc>
-          <w:tcPr>
-            <w:tcW w:type="dxa" w:w="2880"/>
-          </w:tcPr>
-          <w:p>
-            <w:r>
-              <w:t>Hour-of-day for default daily schedule run time (local to `DAILY_SCREENING_TIMEZONE`).</w:t>
+            <w:tcW w:type="dxa" w:w="2160"/>
+          </w:tcPr>
+          <w:p>
+            <w:r>
+              <w:t>`WORKER_HEALTH_MAX_AGE_S`</w:t>
+            </w:r>
+          </w:p>
+        </w:tc>
+        <w:tc>
+          <w:tcPr>
+            <w:tcW w:type="dxa" w:w="2160"/>
+          </w:tcPr>
+          <w:p>
+            <w:r>
+              <w:t>`180`</w:t>
+            </w:r>
+          </w:p>
+        </w:tc>
+        <w:tc>
+          <w:tcPr>
+            <w:tcW w:type="dxa" w:w="2160"/>
+          </w:tcPr>
+          <w:p>
+            <w:r>
+              <w:t>Worker heartbeat health logic</w:t>
+            </w:r>
+          </w:p>
+        </w:tc>
+        <w:tc>
+          <w:tcPr>
+            <w:tcW w:type="dxa" w:w="2160"/>
+          </w:tcPr>
+          <w:p>
+            <w:r>
+              <w:t>Max age for worker activity before health degrades.</w:t>
             </w:r>
           </w:p>
         </w:tc>
@@ -12139,31 +14038,41 @@
       <w:tr>
         <w:tc>
           <w:tcPr>
-            <w:tcW w:type="dxa" w:w="2880"/>
-          </w:tcPr>
-          <w:p>
-            <w:r>
-              <w:t>`DAILY_SCREENING_MINUTE`</w:t>
-            </w:r>
-          </w:p>
-        </w:tc>
-        <w:tc>
-          <w:tcPr>
-            <w:tcW w:type="dxa" w:w="2880"/>
-          </w:tcPr>
-          <w:p>
-            <w:r>
-              <w:t>`5`</w:t>
-            </w:r>
-          </w:p>
-        </w:tc>
-        <w:tc>
-          <w:tcPr>
-            <w:tcW w:type="dxa" w:w="2880"/>
-          </w:tcPr>
-          <w:p>
-            <w:r>
-              <w:t>Minute-of-hour for default daily schedule run time.</w:t>
+            <w:tcW w:type="dxa" w:w="2160"/>
+          </w:tcPr>
+          <w:p>
+            <w:r>
+              <w:t>`SCREENING_ITEM_RETRY_MAX_ATTEMPTS`</w:t>
+            </w:r>
+          </w:p>
+        </w:tc>
+        <w:tc>
+          <w:tcPr>
+            <w:tcW w:type="dxa" w:w="2160"/>
+          </w:tcPr>
+          <w:p>
+            <w:r>
+              <w:t>`2`</w:t>
+            </w:r>
+          </w:p>
+        </w:tc>
+        <w:tc>
+          <w:tcPr>
+            <w:tcW w:type="dxa" w:w="2160"/>
+          </w:tcPr>
+          <w:p>
+            <w:r>
+              <w:t>Worker retry handling</w:t>
+            </w:r>
+          </w:p>
+        </w:tc>
+        <w:tc>
+          <w:tcPr>
+            <w:tcW w:type="dxa" w:w="2160"/>
+          </w:tcPr>
+          <w:p>
+            <w:r>
+              <w:t>Max delayed retries for transient external screening errors.</w:t>
             </w:r>
           </w:p>
         </w:tc>
@@ -12171,31 +14080,41 @@
       <w:tr>
         <w:tc>
           <w:tcPr>
-            <w:tcW w:type="dxa" w:w="2880"/>
-          </w:tcPr>
-          <w:p>
-            <w:r>
-              <w:t>`DAILY_SCREENING_CHECK_INTERVAL_S`</w:t>
-            </w:r>
-          </w:p>
-        </w:tc>
-        <w:tc>
-          <w:tcPr>
-            <w:tcW w:type="dxa" w:w="2880"/>
-          </w:tcPr>
-          <w:p>
-            <w:r>
-              <w:t>`30`</w:t>
-            </w:r>
-          </w:p>
-        </w:tc>
-        <w:tc>
-          <w:tcPr>
-            <w:tcW w:type="dxa" w:w="2880"/>
-          </w:tcPr>
-          <w:p>
-            <w:r>
-              <w:t>How often the worker checks for due schedules.</w:t>
+            <w:tcW w:type="dxa" w:w="2160"/>
+          </w:tcPr>
+          <w:p>
+            <w:r>
+              <w:t>`SCREENING_ITEM_RETRY_INITIAL_DELAY_S`</w:t>
+            </w:r>
+          </w:p>
+        </w:tc>
+        <w:tc>
+          <w:tcPr>
+            <w:tcW w:type="dxa" w:w="2160"/>
+          </w:tcPr>
+          <w:p>
+            <w:r>
+              <w:t>`3`</w:t>
+            </w:r>
+          </w:p>
+        </w:tc>
+        <w:tc>
+          <w:tcPr>
+            <w:tcW w:type="dxa" w:w="2160"/>
+          </w:tcPr>
+          <w:p>
+            <w:r>
+              <w:t>Worker retry handling</w:t>
+            </w:r>
+          </w:p>
+        </w:tc>
+        <w:tc>
+          <w:tcPr>
+            <w:tcW w:type="dxa" w:w="2160"/>
+          </w:tcPr>
+          <w:p>
+            <w:r>
+              <w:t>Initial delayed-retry backoff seconds for retryable item failures.</w:t>
             </w:r>
           </w:p>
         </w:tc>
@@ -12203,31 +14122,41 @@
       <w:tr>
         <w:tc>
           <w:tcPr>
-            <w:tcW w:type="dxa" w:w="2880"/>
-          </w:tcPr>
-          <w:p>
-            <w:r>
-              <w:t>`AUDIT_ACCESS_LOG_ENABLED`</w:t>
-            </w:r>
-          </w:p>
-        </w:tc>
-        <w:tc>
-          <w:tcPr>
-            <w:tcW w:type="dxa" w:w="2880"/>
-          </w:tcPr>
-          <w:p>
-            <w:r>
-              <w:t>`true`</w:t>
-            </w:r>
-          </w:p>
-        </w:tc>
-        <w:tc>
-          <w:tcPr>
-            <w:tcW w:type="dxa" w:w="2880"/>
-          </w:tcPr>
-          <w:p>
-            <w:r>
-              <w:t>Enables middleware access logging into `api_access_logs`.</w:t>
+            <w:tcW w:type="dxa" w:w="2160"/>
+          </w:tcPr>
+          <w:p>
+            <w:r>
+              <w:t>`SCREENING_ITEM_RETRY_MAX_DELAY_S`</w:t>
+            </w:r>
+          </w:p>
+        </w:tc>
+        <w:tc>
+          <w:tcPr>
+            <w:tcW w:type="dxa" w:w="2160"/>
+          </w:tcPr>
+          <w:p>
+            <w:r>
+              <w:t>`60`</w:t>
+            </w:r>
+          </w:p>
+        </w:tc>
+        <w:tc>
+          <w:tcPr>
+            <w:tcW w:type="dxa" w:w="2160"/>
+          </w:tcPr>
+          <w:p>
+            <w:r>
+              <w:t>Worker retry handling</w:t>
+            </w:r>
+          </w:p>
+        </w:tc>
+        <w:tc>
+          <w:tcPr>
+            <w:tcW w:type="dxa" w:w="2160"/>
+          </w:tcPr>
+          <w:p>
+            <w:r>
+              <w:t>Upper bound for exponential delayed-retry backoff seconds.</w:t>
             </w:r>
           </w:p>
         </w:tc>
@@ -12235,31 +14164,41 @@
       <w:tr>
         <w:tc>
           <w:tcPr>
-            <w:tcW w:type="dxa" w:w="2880"/>
-          </w:tcPr>
-          <w:p>
-            <w:r>
-              <w:t>`AUDIT_EVENT_RETENTION_DAYS`</w:t>
-            </w:r>
-          </w:p>
-        </w:tc>
-        <w:tc>
-          <w:tcPr>
-            <w:tcW w:type="dxa" w:w="2880"/>
-          </w:tcPr>
-          <w:p>
-            <w:r>
-              <w:t>`3650`</w:t>
-            </w:r>
-          </w:p>
-        </w:tc>
-        <w:tc>
-          <w:tcPr>
-            <w:tcW w:type="dxa" w:w="2880"/>
-          </w:tcPr>
-          <w:p>
-            <w:r>
-              <w:t>Retention window for `audit_events` cleanup.</w:t>
+            <w:tcW w:type="dxa" w:w="2160"/>
+          </w:tcPr>
+          <w:p>
+            <w:r>
+              <w:t>`DAILY_SCREENING_TIMEZONE`</w:t>
+            </w:r>
+          </w:p>
+        </w:tc>
+        <w:tc>
+          <w:tcPr>
+            <w:tcW w:type="dxa" w:w="2160"/>
+          </w:tcPr>
+          <w:p>
+            <w:r>
+              <w:t>`America/New_York`</w:t>
+            </w:r>
+          </w:p>
+        </w:tc>
+        <w:tc>
+          <w:tcPr>
+            <w:tcW w:type="dxa" w:w="2160"/>
+          </w:tcPr>
+          <w:p>
+            <w:r>
+              <w:t>Daily schedule evaluation</w:t>
+            </w:r>
+          </w:p>
+        </w:tc>
+        <w:tc>
+          <w:tcPr>
+            <w:tcW w:type="dxa" w:w="2160"/>
+          </w:tcPr>
+          <w:p>
+            <w:r>
+              <w:t>Timezone used for schedule next-run calculations.</w:t>
             </w:r>
           </w:p>
         </w:tc>
@@ -12267,31 +14206,41 @@
       <w:tr>
         <w:tc>
           <w:tcPr>
-            <w:tcW w:type="dxa" w:w="2880"/>
-          </w:tcPr>
-          <w:p>
-            <w:r>
-              <w:t>`API_ACCESS_LOG_RETENTION_DAYS`</w:t>
-            </w:r>
-          </w:p>
-        </w:tc>
-        <w:tc>
-          <w:tcPr>
-            <w:tcW w:type="dxa" w:w="2880"/>
-          </w:tcPr>
-          <w:p>
-            <w:r>
-              <w:t>`365`</w:t>
-            </w:r>
-          </w:p>
-        </w:tc>
-        <w:tc>
-          <w:tcPr>
-            <w:tcW w:type="dxa" w:w="2880"/>
-          </w:tcPr>
-          <w:p>
-            <w:r>
-              <w:t>Retention window for `api_access_logs` cleanup.</w:t>
+            <w:tcW w:type="dxa" w:w="2160"/>
+          </w:tcPr>
+          <w:p>
+            <w:r>
+              <w:t>`DAILY_SCREENING_HOUR`</w:t>
+            </w:r>
+          </w:p>
+        </w:tc>
+        <w:tc>
+          <w:tcPr>
+            <w:tcW w:type="dxa" w:w="2160"/>
+          </w:tcPr>
+          <w:p>
+            <w:r>
+              <w:t>`0`</w:t>
+            </w:r>
+          </w:p>
+        </w:tc>
+        <w:tc>
+          <w:tcPr>
+            <w:tcW w:type="dxa" w:w="2160"/>
+          </w:tcPr>
+          <w:p>
+            <w:r>
+              <w:t>Daily schedule defaults</w:t>
+            </w:r>
+          </w:p>
+        </w:tc>
+        <w:tc>
+          <w:tcPr>
+            <w:tcW w:type="dxa" w:w="2160"/>
+          </w:tcPr>
+          <w:p>
+            <w:r>
+              <w:t>Default schedule hour-of-day.</w:t>
             </w:r>
           </w:p>
         </w:tc>
@@ -12299,31 +14248,41 @@
       <w:tr>
         <w:tc>
           <w:tcPr>
-            <w:tcW w:type="dxa" w:w="2880"/>
-          </w:tcPr>
-          <w:p>
-            <w:r>
-              <w:t>`EXTERNAL_API_ERROR_RETENTION_DAYS`</w:t>
-            </w:r>
-          </w:p>
-        </w:tc>
-        <w:tc>
-          <w:tcPr>
-            <w:tcW w:type="dxa" w:w="2880"/>
-          </w:tcPr>
-          <w:p>
-            <w:r>
-              <w:t>`365`</w:t>
-            </w:r>
-          </w:p>
-        </w:tc>
-        <w:tc>
-          <w:tcPr>
-            <w:tcW w:type="dxa" w:w="2880"/>
-          </w:tcPr>
-          <w:p>
-            <w:r>
-              <w:t>Retention window for `external_api_errors` cleanup.</w:t>
+            <w:tcW w:type="dxa" w:w="2160"/>
+          </w:tcPr>
+          <w:p>
+            <w:r>
+              <w:t>`DAILY_SCREENING_MINUTE`</w:t>
+            </w:r>
+          </w:p>
+        </w:tc>
+        <w:tc>
+          <w:tcPr>
+            <w:tcW w:type="dxa" w:w="2160"/>
+          </w:tcPr>
+          <w:p>
+            <w:r>
+              <w:t>`5`</w:t>
+            </w:r>
+          </w:p>
+        </w:tc>
+        <w:tc>
+          <w:tcPr>
+            <w:tcW w:type="dxa" w:w="2160"/>
+          </w:tcPr>
+          <w:p>
+            <w:r>
+              <w:t>Daily schedule defaults</w:t>
+            </w:r>
+          </w:p>
+        </w:tc>
+        <w:tc>
+          <w:tcPr>
+            <w:tcW w:type="dxa" w:w="2160"/>
+          </w:tcPr>
+          <w:p>
+            <w:r>
+              <w:t>Default schedule minute-of-hour.</w:t>
             </w:r>
           </w:p>
         </w:tc>
@@ -12331,31 +14290,41 @@
       <w:tr>
         <w:tc>
           <w:tcPr>
-            <w:tcW w:type="dxa" w:w="2880"/>
-          </w:tcPr>
-          <w:p>
-            <w:r>
-              <w:t>`OPERATIONAL_CLEANUP_INTERVAL_S`</w:t>
-            </w:r>
-          </w:p>
-        </w:tc>
-        <w:tc>
-          <w:tcPr>
-            <w:tcW w:type="dxa" w:w="2880"/>
-          </w:tcPr>
-          <w:p>
-            <w:r>
-              <w:t>`3600`</w:t>
-            </w:r>
-          </w:p>
-        </w:tc>
-        <w:tc>
-          <w:tcPr>
-            <w:tcW w:type="dxa" w:w="2880"/>
-          </w:tcPr>
-          <w:p>
-            <w:r>
-              <w:t>How often the worker purges old operational data.</w:t>
+            <w:tcW w:type="dxa" w:w="2160"/>
+          </w:tcPr>
+          <w:p>
+            <w:r>
+              <w:t>`DAILY_SCREENING_CHECK_INTERVAL_S`</w:t>
+            </w:r>
+          </w:p>
+        </w:tc>
+        <w:tc>
+          <w:tcPr>
+            <w:tcW w:type="dxa" w:w="2160"/>
+          </w:tcPr>
+          <w:p>
+            <w:r>
+              <w:t>`30`</w:t>
+            </w:r>
+          </w:p>
+        </w:tc>
+        <w:tc>
+          <w:tcPr>
+            <w:tcW w:type="dxa" w:w="2160"/>
+          </w:tcPr>
+          <w:p>
+            <w:r>
+              <w:t>Worker scheduler loop</w:t>
+            </w:r>
+          </w:p>
+        </w:tc>
+        <w:tc>
+          <w:tcPr>
+            <w:tcW w:type="dxa" w:w="2160"/>
+          </w:tcPr>
+          <w:p>
+            <w:r>
+              <w:t>Poll interval for checking due daily schedules.</w:t>
             </w:r>
           </w:p>
         </w:tc>
@@ -12363,31 +14332,41 @@
       <w:tr>
         <w:tc>
           <w:tcPr>
-            <w:tcW w:type="dxa" w:w="2880"/>
-          </w:tcPr>
-          <w:p>
-            <w:r>
-              <w:t>`HIGH_RISK_EXTERNAL_API_ERROR_WINDOW_MINUTES`</w:t>
-            </w:r>
-          </w:p>
-        </w:tc>
-        <w:tc>
-          <w:tcPr>
-            <w:tcW w:type="dxa" w:w="2880"/>
-          </w:tcPr>
-          <w:p>
-            <w:r>
-              <w:t>`15`</w:t>
-            </w:r>
-          </w:p>
-        </w:tc>
-        <w:tc>
-          <w:tcPr>
-            <w:tcW w:type="dxa" w:w="2880"/>
-          </w:tcPr>
-          <w:p>
-            <w:r>
-              <w:t>Rolling window for high-risk external API failure detection.</w:t>
+            <w:tcW w:type="dxa" w:w="2160"/>
+          </w:tcPr>
+          <w:p>
+            <w:r>
+              <w:t>`AUDIT_ACCESS_LOG_ENABLED`</w:t>
+            </w:r>
+          </w:p>
+        </w:tc>
+        <w:tc>
+          <w:tcPr>
+            <w:tcW w:type="dxa" w:w="2160"/>
+          </w:tcPr>
+          <w:p>
+            <w:r>
+              <w:t>`true`</w:t>
+            </w:r>
+          </w:p>
+        </w:tc>
+        <w:tc>
+          <w:tcPr>
+            <w:tcW w:type="dxa" w:w="2160"/>
+          </w:tcPr>
+          <w:p>
+            <w:r>
+              <w:t>Backend middleware</w:t>
+            </w:r>
+          </w:p>
+        </w:tc>
+        <w:tc>
+          <w:tcPr>
+            <w:tcW w:type="dxa" w:w="2160"/>
+          </w:tcPr>
+          <w:p>
+            <w:r>
+              <w:t>Enables API access-log persistence into `api_access_logs`.</w:t>
             </w:r>
           </w:p>
         </w:tc>
@@ -12395,31 +14374,41 @@
       <w:tr>
         <w:tc>
           <w:tcPr>
-            <w:tcW w:type="dxa" w:w="2880"/>
-          </w:tcPr>
-          <w:p>
-            <w:r>
-              <w:t>`HIGH_RISK_EXTERNAL_API_ERROR_THRESHOLD`</w:t>
-            </w:r>
-          </w:p>
-        </w:tc>
-        <w:tc>
-          <w:tcPr>
-            <w:tcW w:type="dxa" w:w="2880"/>
-          </w:tcPr>
-          <w:p>
-            <w:r>
-              <w:t>`10`</w:t>
-            </w:r>
-          </w:p>
-        </w:tc>
-        <w:tc>
-          <w:tcPr>
-            <w:tcW w:type="dxa" w:w="2880"/>
-          </w:tcPr>
-          <w:p>
-            <w:r>
-              <w:t>Threshold count inside the window that triggers high-risk alert audit events.</w:t>
+            <w:tcW w:type="dxa" w:w="2160"/>
+          </w:tcPr>
+          <w:p>
+            <w:r>
+              <w:t>`AUDIT_EVENT_RETENTION_DAYS`</w:t>
+            </w:r>
+          </w:p>
+        </w:tc>
+        <w:tc>
+          <w:tcPr>
+            <w:tcW w:type="dxa" w:w="2160"/>
+          </w:tcPr>
+          <w:p>
+            <w:r>
+              <w:t>`3650`</w:t>
+            </w:r>
+          </w:p>
+        </w:tc>
+        <w:tc>
+          <w:tcPr>
+            <w:tcW w:type="dxa" w:w="2160"/>
+          </w:tcPr>
+          <w:p>
+            <w:r>
+              <w:t>Worker operational cleanup</w:t>
+            </w:r>
+          </w:p>
+        </w:tc>
+        <w:tc>
+          <w:tcPr>
+            <w:tcW w:type="dxa" w:w="2160"/>
+          </w:tcPr>
+          <w:p>
+            <w:r>
+              <w:t>Retention window for `audit_events`.</w:t>
             </w:r>
           </w:p>
         </w:tc>
@@ -12427,31 +14416,41 @@
       <w:tr>
         <w:tc>
           <w:tcPr>
-            <w:tcW w:type="dxa" w:w="2880"/>
-          </w:tcPr>
-          <w:p>
-            <w:r>
-              <w:t>`AUTH_ENABLED`</w:t>
-            </w:r>
-          </w:p>
-        </w:tc>
-        <w:tc>
-          <w:tcPr>
-            <w:tcW w:type="dxa" w:w="2880"/>
-          </w:tcPr>
-          <w:p>
-            <w:r>
-              <w:t>`false`</w:t>
-            </w:r>
-          </w:p>
-        </w:tc>
-        <w:tc>
-          <w:tcPr>
-            <w:tcW w:type="dxa" w:w="2880"/>
-          </w:tcPr>
-          <w:p>
-            <w:r>
-              <w:t>Enables JWT validation + permission enforcement for `/api/v1/*`.</w:t>
+            <w:tcW w:type="dxa" w:w="2160"/>
+          </w:tcPr>
+          <w:p>
+            <w:r>
+              <w:t>`API_ACCESS_LOG_RETENTION_DAYS`</w:t>
+            </w:r>
+          </w:p>
+        </w:tc>
+        <w:tc>
+          <w:tcPr>
+            <w:tcW w:type="dxa" w:w="2160"/>
+          </w:tcPr>
+          <w:p>
+            <w:r>
+              <w:t>`365`</w:t>
+            </w:r>
+          </w:p>
+        </w:tc>
+        <w:tc>
+          <w:tcPr>
+            <w:tcW w:type="dxa" w:w="2160"/>
+          </w:tcPr>
+          <w:p>
+            <w:r>
+              <w:t>Worker operational cleanup</w:t>
+            </w:r>
+          </w:p>
+        </w:tc>
+        <w:tc>
+          <w:tcPr>
+            <w:tcW w:type="dxa" w:w="2160"/>
+          </w:tcPr>
+          <w:p>
+            <w:r>
+              <w:t>Retention window for `api_access_logs`.</w:t>
             </w:r>
           </w:p>
         </w:tc>
@@ -12459,31 +14458,41 @@
       <w:tr>
         <w:tc>
           <w:tcPr>
-            <w:tcW w:type="dxa" w:w="2880"/>
-          </w:tcPr>
-          <w:p>
-            <w:r>
-              <w:t>`AUTH_ISSUER`</w:t>
-            </w:r>
-          </w:p>
-        </w:tc>
-        <w:tc>
-          <w:tcPr>
-            <w:tcW w:type="dxa" w:w="2880"/>
-          </w:tcPr>
-          <w:p>
-            <w:r>
-              <w:t>*(empty)*</w:t>
-            </w:r>
-          </w:p>
-        </w:tc>
-        <w:tc>
-          <w:tcPr>
-            <w:tcW w:type="dxa" w:w="2880"/>
-          </w:tcPr>
-          <w:p>
-            <w:r>
-              <w:t>JWT issuer URL. Required when `AUTH_ENABLED=true`.</w:t>
+            <w:tcW w:type="dxa" w:w="2160"/>
+          </w:tcPr>
+          <w:p>
+            <w:r>
+              <w:t>`EXTERNAL_API_ERROR_RETENTION_DAYS`</w:t>
+            </w:r>
+          </w:p>
+        </w:tc>
+        <w:tc>
+          <w:tcPr>
+            <w:tcW w:type="dxa" w:w="2160"/>
+          </w:tcPr>
+          <w:p>
+            <w:r>
+              <w:t>`365`</w:t>
+            </w:r>
+          </w:p>
+        </w:tc>
+        <w:tc>
+          <w:tcPr>
+            <w:tcW w:type="dxa" w:w="2160"/>
+          </w:tcPr>
+          <w:p>
+            <w:r>
+              <w:t>Worker operational cleanup</w:t>
+            </w:r>
+          </w:p>
+        </w:tc>
+        <w:tc>
+          <w:tcPr>
+            <w:tcW w:type="dxa" w:w="2160"/>
+          </w:tcPr>
+          <w:p>
+            <w:r>
+              <w:t>Retention window for `external_api_errors`.</w:t>
             </w:r>
           </w:p>
         </w:tc>
@@ -12491,31 +14500,41 @@
       <w:tr>
         <w:tc>
           <w:tcPr>
-            <w:tcW w:type="dxa" w:w="2880"/>
-          </w:tcPr>
-          <w:p>
-            <w:r>
-              <w:t>`AUTH_JWKS_URL`</w:t>
-            </w:r>
-          </w:p>
-        </w:tc>
-        <w:tc>
-          <w:tcPr>
-            <w:tcW w:type="dxa" w:w="2880"/>
-          </w:tcPr>
-          <w:p>
-            <w:r>
-              <w:t>*(empty)*</w:t>
-            </w:r>
-          </w:p>
-        </w:tc>
-        <w:tc>
-          <w:tcPr>
-            <w:tcW w:type="dxa" w:w="2880"/>
-          </w:tcPr>
-          <w:p>
-            <w:r>
-              <w:t>JWKS URL for signature verification. Required when `AUTH_ENABLED=true`.</w:t>
+            <w:tcW w:type="dxa" w:w="2160"/>
+          </w:tcPr>
+          <w:p>
+            <w:r>
+              <w:t>`OPERATIONAL_CLEANUP_INTERVAL_S`</w:t>
+            </w:r>
+          </w:p>
+        </w:tc>
+        <w:tc>
+          <w:tcPr>
+            <w:tcW w:type="dxa" w:w="2160"/>
+          </w:tcPr>
+          <w:p>
+            <w:r>
+              <w:t>`3600`</w:t>
+            </w:r>
+          </w:p>
+        </w:tc>
+        <w:tc>
+          <w:tcPr>
+            <w:tcW w:type="dxa" w:w="2160"/>
+          </w:tcPr>
+          <w:p>
+            <w:r>
+              <w:t>Worker operational cleanup</w:t>
+            </w:r>
+          </w:p>
+        </w:tc>
+        <w:tc>
+          <w:tcPr>
+            <w:tcW w:type="dxa" w:w="2160"/>
+          </w:tcPr>
+          <w:p>
+            <w:r>
+              <w:t>Cleanup loop interval for retention enforcement.</w:t>
             </w:r>
           </w:p>
         </w:tc>
@@ -12523,31 +14542,41 @@
       <w:tr>
         <w:tc>
           <w:tcPr>
-            <w:tcW w:type="dxa" w:w="2880"/>
-          </w:tcPr>
-          <w:p>
-            <w:r>
-              <w:t>`AUTH_AUDIENCE`</w:t>
-            </w:r>
-          </w:p>
-        </w:tc>
-        <w:tc>
-          <w:tcPr>
-            <w:tcW w:type="dxa" w:w="2880"/>
-          </w:tcPr>
-          <w:p>
-            <w:r>
-              <w:t>*(empty)*</w:t>
-            </w:r>
-          </w:p>
-        </w:tc>
-        <w:tc>
-          <w:tcPr>
-            <w:tcW w:type="dxa" w:w="2880"/>
-          </w:tcPr>
-          <w:p>
-            <w:r>
-              <w:t>JWT audience/app-client id (required for Cognito access tokens).</w:t>
+            <w:tcW w:type="dxa" w:w="2160"/>
+          </w:tcPr>
+          <w:p>
+            <w:r>
+              <w:t>`HIGH_RISK_EXTERNAL_API_ERROR_WINDOW_MINUTES`</w:t>
+            </w:r>
+          </w:p>
+        </w:tc>
+        <w:tc>
+          <w:tcPr>
+            <w:tcW w:type="dxa" w:w="2160"/>
+          </w:tcPr>
+          <w:p>
+            <w:r>
+              <w:t>`15`</w:t>
+            </w:r>
+          </w:p>
+        </w:tc>
+        <w:tc>
+          <w:tcPr>
+            <w:tcW w:type="dxa" w:w="2160"/>
+          </w:tcPr>
+          <w:p>
+            <w:r>
+              <w:t>Error alerting logic</w:t>
+            </w:r>
+          </w:p>
+        </w:tc>
+        <w:tc>
+          <w:tcPr>
+            <w:tcW w:type="dxa" w:w="2160"/>
+          </w:tcPr>
+          <w:p>
+            <w:r>
+              <w:t>Rolling window used for elevated external-failure detection.</w:t>
             </w:r>
           </w:p>
         </w:tc>
@@ -12555,7 +14584,217 @@
       <w:tr>
         <w:tc>
           <w:tcPr>
-            <w:tcW w:type="dxa" w:w="2880"/>
+            <w:tcW w:type="dxa" w:w="2160"/>
+          </w:tcPr>
+          <w:p>
+            <w:r>
+              <w:t>`HIGH_RISK_EXTERNAL_API_ERROR_THRESHOLD`</w:t>
+            </w:r>
+          </w:p>
+        </w:tc>
+        <w:tc>
+          <w:tcPr>
+            <w:tcW w:type="dxa" w:w="2160"/>
+          </w:tcPr>
+          <w:p>
+            <w:r>
+              <w:t>`10`</w:t>
+            </w:r>
+          </w:p>
+        </w:tc>
+        <w:tc>
+          <w:tcPr>
+            <w:tcW w:type="dxa" w:w="2160"/>
+          </w:tcPr>
+          <w:p>
+            <w:r>
+              <w:t>Error alerting logic</w:t>
+            </w:r>
+          </w:p>
+        </w:tc>
+        <w:tc>
+          <w:tcPr>
+            <w:tcW w:type="dxa" w:w="2160"/>
+          </w:tcPr>
+          <w:p>
+            <w:r>
+              <w:t>Alert threshold count in window for high-risk audit events.</w:t>
+            </w:r>
+          </w:p>
+        </w:tc>
+      </w:tr>
+      <w:tr>
+        <w:tc>
+          <w:tcPr>
+            <w:tcW w:type="dxa" w:w="2160"/>
+          </w:tcPr>
+          <w:p>
+            <w:r>
+              <w:t>`AUTH_ENABLED`</w:t>
+            </w:r>
+          </w:p>
+        </w:tc>
+        <w:tc>
+          <w:tcPr>
+            <w:tcW w:type="dxa" w:w="2160"/>
+          </w:tcPr>
+          <w:p>
+            <w:r>
+              <w:t>`false`</w:t>
+            </w:r>
+          </w:p>
+        </w:tc>
+        <w:tc>
+          <w:tcPr>
+            <w:tcW w:type="dxa" w:w="2160"/>
+          </w:tcPr>
+          <w:p>
+            <w:r>
+              <w:t>Backend auth middleware</w:t>
+            </w:r>
+          </w:p>
+        </w:tc>
+        <w:tc>
+          <w:tcPr>
+            <w:tcW w:type="dxa" w:w="2160"/>
+          </w:tcPr>
+          <w:p>
+            <w:r>
+              <w:t>Enables JWT validation and authorization checks for `/api/v1/*`.</w:t>
+            </w:r>
+          </w:p>
+        </w:tc>
+      </w:tr>
+      <w:tr>
+        <w:tc>
+          <w:tcPr>
+            <w:tcW w:type="dxa" w:w="2160"/>
+          </w:tcPr>
+          <w:p>
+            <w:r>
+              <w:t>`AUTH_ISSUER`</w:t>
+            </w:r>
+          </w:p>
+        </w:tc>
+        <w:tc>
+          <w:tcPr>
+            <w:tcW w:type="dxa" w:w="2160"/>
+          </w:tcPr>
+          <w:p>
+            <w:r>
+              <w:t>*(empty)*</w:t>
+            </w:r>
+          </w:p>
+        </w:tc>
+        <w:tc>
+          <w:tcPr>
+            <w:tcW w:type="dxa" w:w="2160"/>
+          </w:tcPr>
+          <w:p>
+            <w:r>
+              <w:t>Backend JWT validation</w:t>
+            </w:r>
+          </w:p>
+        </w:tc>
+        <w:tc>
+          <w:tcPr>
+            <w:tcW w:type="dxa" w:w="2160"/>
+          </w:tcPr>
+          <w:p>
+            <w:r>
+              <w:t>Required issuer for JWT validation when auth is enabled.</w:t>
+            </w:r>
+          </w:p>
+        </w:tc>
+      </w:tr>
+      <w:tr>
+        <w:tc>
+          <w:tcPr>
+            <w:tcW w:type="dxa" w:w="2160"/>
+          </w:tcPr>
+          <w:p>
+            <w:r>
+              <w:t>`AUTH_JWKS_URL`</w:t>
+            </w:r>
+          </w:p>
+        </w:tc>
+        <w:tc>
+          <w:tcPr>
+            <w:tcW w:type="dxa" w:w="2160"/>
+          </w:tcPr>
+          <w:p>
+            <w:r>
+              <w:t>*(empty)*</w:t>
+            </w:r>
+          </w:p>
+        </w:tc>
+        <w:tc>
+          <w:tcPr>
+            <w:tcW w:type="dxa" w:w="2160"/>
+          </w:tcPr>
+          <w:p>
+            <w:r>
+              <w:t>Backend JWT validation</w:t>
+            </w:r>
+          </w:p>
+        </w:tc>
+        <w:tc>
+          <w:tcPr>
+            <w:tcW w:type="dxa" w:w="2160"/>
+          </w:tcPr>
+          <w:p>
+            <w:r>
+              <w:t>JWKS URL for JWT signature verification.</w:t>
+            </w:r>
+          </w:p>
+        </w:tc>
+      </w:tr>
+      <w:tr>
+        <w:tc>
+          <w:tcPr>
+            <w:tcW w:type="dxa" w:w="2160"/>
+          </w:tcPr>
+          <w:p>
+            <w:r>
+              <w:t>`AUTH_AUDIENCE`</w:t>
+            </w:r>
+          </w:p>
+        </w:tc>
+        <w:tc>
+          <w:tcPr>
+            <w:tcW w:type="dxa" w:w="2160"/>
+          </w:tcPr>
+          <w:p>
+            <w:r>
+              <w:t>*(empty)*</w:t>
+            </w:r>
+          </w:p>
+        </w:tc>
+        <w:tc>
+          <w:tcPr>
+            <w:tcW w:type="dxa" w:w="2160"/>
+          </w:tcPr>
+          <w:p>
+            <w:r>
+              <w:t>Backend JWT validation</w:t>
+            </w:r>
+          </w:p>
+        </w:tc>
+        <w:tc>
+          <w:tcPr>
+            <w:tcW w:type="dxa" w:w="2160"/>
+          </w:tcPr>
+          <w:p>
+            <w:r>
+              <w:t>Expected audience/client id for JWT validation.</w:t>
+            </w:r>
+          </w:p>
+        </w:tc>
+      </w:tr>
+      <w:tr>
+        <w:tc>
+          <w:tcPr>
+            <w:tcW w:type="dxa" w:w="2160"/>
           </w:tcPr>
           <w:p>
             <w:r>
@@ -12565,7 +14804,7 @@
         </w:tc>
         <w:tc>
           <w:tcPr>
-            <w:tcW w:type="dxa" w:w="2880"/>
+            <w:tcW w:type="dxa" w:w="2160"/>
           </w:tcPr>
           <w:p>
             <w:r>
@@ -12575,11 +14814,348 @@
         </w:tc>
         <w:tc>
           <w:tcPr>
-            <w:tcW w:type="dxa" w:w="2880"/>
-          </w:tcPr>
-          <w:p>
-            <w:r>
-              <w:t>Allowed JWT signing algorithms.</w:t>
+            <w:tcW w:type="dxa" w:w="2160"/>
+          </w:tcPr>
+          <w:p>
+            <w:r>
+              <w:t>Backend JWT validation</w:t>
+            </w:r>
+          </w:p>
+        </w:tc>
+        <w:tc>
+          <w:tcPr>
+            <w:tcW w:type="dxa" w:w="2160"/>
+          </w:tcPr>
+          <w:p>
+            <w:r>
+              <w:t>Allowed JWT signing algorithms (comma-separated supported by parser).</w:t>
+            </w:r>
+          </w:p>
+        </w:tc>
+      </w:tr>
+    </w:tbl>
+    <w:p>
+      <w:pPr>
+        <w:pStyle w:val="Heading3"/>
+      </w:pPr>
+      <w:r>
+        <w:t>10.3 Healthcheck Overrides and Backward-Compatible Aliases</w:t>
+      </w:r>
+    </w:p>
+    <w:tbl>
+      <w:tblPr>
+        <w:tblStyle w:val="TableGrid"/>
+        <w:tblW w:type="auto" w:w="0"/>
+        <w:tblLook w:firstColumn="1" w:firstRow="1" w:lastColumn="0" w:lastRow="0" w:noHBand="0" w:noVBand="1" w:val="04A0"/>
+      </w:tblPr>
+      <w:tblGrid>
+        <w:gridCol w:w="2160"/>
+        <w:gridCol w:w="2160"/>
+        <w:gridCol w:w="2160"/>
+        <w:gridCol w:w="2160"/>
+      </w:tblGrid>
+      <w:tr>
+        <w:tc>
+          <w:tcPr>
+            <w:tcW w:type="dxa" w:w="2160"/>
+          </w:tcPr>
+          <w:p>
+            <w:r>
+              <w:rPr>
+                <w:b/>
+              </w:rPr>
+              <w:t>Parameter</w:t>
+            </w:r>
+          </w:p>
+        </w:tc>
+        <w:tc>
+          <w:tcPr>
+            <w:tcW w:type="dxa" w:w="2160"/>
+          </w:tcPr>
+          <w:p>
+            <w:r>
+              <w:rPr>
+                <w:b/>
+              </w:rPr>
+              <w:t>Default Value</w:t>
+            </w:r>
+          </w:p>
+        </w:tc>
+        <w:tc>
+          <w:tcPr>
+            <w:tcW w:type="dxa" w:w="2160"/>
+          </w:tcPr>
+          <w:p>
+            <w:r>
+              <w:rPr>
+                <w:b/>
+              </w:rPr>
+              <w:t>Used By</w:t>
+            </w:r>
+          </w:p>
+        </w:tc>
+        <w:tc>
+          <w:tcPr>
+            <w:tcW w:type="dxa" w:w="2160"/>
+          </w:tcPr>
+          <w:p>
+            <w:r>
+              <w:rPr>
+                <w:b/>
+              </w:rPr>
+              <w:t>Description / Use</w:t>
+            </w:r>
+          </w:p>
+        </w:tc>
+      </w:tr>
+      <w:tr>
+        <w:tc>
+          <w:tcPr>
+            <w:tcW w:type="dxa" w:w="2160"/>
+          </w:tcPr>
+          <w:p>
+            <w:r>
+              <w:t>`BACKEND_HEALTHCHECK_URL`</w:t>
+            </w:r>
+          </w:p>
+        </w:tc>
+        <w:tc>
+          <w:tcPr>
+            <w:tcW w:type="dxa" w:w="2160"/>
+          </w:tcPr>
+          <w:p>
+            <w:r>
+              <w:t>`http://127.0.0.1:8000/health`</w:t>
+            </w:r>
+          </w:p>
+        </w:tc>
+        <w:tc>
+          <w:tcPr>
+            <w:tcW w:type="dxa" w:w="2160"/>
+          </w:tcPr>
+          <w:p>
+            <w:r>
+              <w:t>`python -m app.healthcheck backend`</w:t>
+            </w:r>
+          </w:p>
+        </w:tc>
+        <w:tc>
+          <w:tcPr>
+            <w:tcW w:type="dxa" w:w="2160"/>
+          </w:tcPr>
+          <w:p>
+            <w:r>
+              <w:t>Override backend health endpoint URL used by ECS/container healthcheck command.</w:t>
+            </w:r>
+          </w:p>
+        </w:tc>
+      </w:tr>
+      <w:tr>
+        <w:tc>
+          <w:tcPr>
+            <w:tcW w:type="dxa" w:w="2160"/>
+          </w:tcPr>
+          <w:p>
+            <w:r>
+              <w:t>`BACKEND_HEALTHCHECK_TIMEOUT_S`</w:t>
+            </w:r>
+          </w:p>
+        </w:tc>
+        <w:tc>
+          <w:tcPr>
+            <w:tcW w:type="dxa" w:w="2160"/>
+          </w:tcPr>
+          <w:p>
+            <w:r>
+              <w:t>`5`</w:t>
+            </w:r>
+          </w:p>
+        </w:tc>
+        <w:tc>
+          <w:tcPr>
+            <w:tcW w:type="dxa" w:w="2160"/>
+          </w:tcPr>
+          <w:p>
+            <w:r>
+              <w:t>`python -m app.healthcheck backend`</w:t>
+            </w:r>
+          </w:p>
+        </w:tc>
+        <w:tc>
+          <w:tcPr>
+            <w:tcW w:type="dxa" w:w="2160"/>
+          </w:tcPr>
+          <w:p>
+            <w:r>
+              <w:t>Timeout for backend healthcheck URL probe.</w:t>
+            </w:r>
+          </w:p>
+        </w:tc>
+      </w:tr>
+      <w:tr>
+        <w:tc>
+          <w:tcPr>
+            <w:tcW w:type="dxa" w:w="2160"/>
+          </w:tcPr>
+          <w:p>
+            <w:r>
+              <w:t>`WORKER_HEALTHCHECK_URL`</w:t>
+            </w:r>
+          </w:p>
+        </w:tc>
+        <w:tc>
+          <w:tcPr>
+            <w:tcW w:type="dxa" w:w="2160"/>
+          </w:tcPr>
+          <w:p>
+            <w:r>
+              <w:t>*(empty)*</w:t>
+            </w:r>
+          </w:p>
+        </w:tc>
+        <w:tc>
+          <w:tcPr>
+            <w:tcW w:type="dxa" w:w="2160"/>
+          </w:tcPr>
+          <w:p>
+            <w:r>
+              <w:t>`python -m app.healthcheck worker`</w:t>
+            </w:r>
+          </w:p>
+        </w:tc>
+        <w:tc>
+          <w:tcPr>
+            <w:tcW w:type="dxa" w:w="2160"/>
+          </w:tcPr>
+          <w:p>
+            <w:r>
+              <w:t>Optional full worker health URL; when unset code builds URL from `WORKER_HEALTH_HOST` + `WORKER_HEALTH_PORT`.</w:t>
+            </w:r>
+          </w:p>
+        </w:tc>
+      </w:tr>
+      <w:tr>
+        <w:tc>
+          <w:tcPr>
+            <w:tcW w:type="dxa" w:w="2160"/>
+          </w:tcPr>
+          <w:p>
+            <w:r>
+              <w:t>`ACTIMIZE_LOG_RAW_SUCCESS_RESPONSE`</w:t>
+            </w:r>
+          </w:p>
+        </w:tc>
+        <w:tc>
+          <w:tcPr>
+            <w:tcW w:type="dxa" w:w="2160"/>
+          </w:tcPr>
+          <w:p>
+            <w:r>
+              <w:t>`false`</w:t>
+            </w:r>
+          </w:p>
+        </w:tc>
+        <w:tc>
+          <w:tcPr>
+            <w:tcW w:type="dxa" w:w="2160"/>
+          </w:tcPr>
+          <w:p>
+            <w:r>
+              <w:t>`backend/app/config.py` fallback logic</w:t>
+            </w:r>
+          </w:p>
+        </w:tc>
+        <w:tc>
+          <w:tcPr>
+            <w:tcW w:type="dxa" w:w="2160"/>
+          </w:tcPr>
+          <w:p>
+            <w:r>
+              <w:t>Legacy alias still honored as fallback default for `ACTIMIZE_LOG_RAW_API_IO`.</w:t>
+            </w:r>
+          </w:p>
+        </w:tc>
+      </w:tr>
+      <w:tr>
+        <w:tc>
+          <w:tcPr>
+            <w:tcW w:type="dxa" w:w="2160"/>
+          </w:tcPr>
+          <w:p>
+            <w:r>
+              <w:t>`ACTIMIZE_RAW_SUCCESS_LOG_MAX_CHARS`</w:t>
+            </w:r>
+          </w:p>
+        </w:tc>
+        <w:tc>
+          <w:tcPr>
+            <w:tcW w:type="dxa" w:w="2160"/>
+          </w:tcPr>
+          <w:p>
+            <w:r>
+              <w:t>`20000`</w:t>
+            </w:r>
+          </w:p>
+        </w:tc>
+        <w:tc>
+          <w:tcPr>
+            <w:tcW w:type="dxa" w:w="2160"/>
+          </w:tcPr>
+          <w:p>
+            <w:r>
+              <w:t>`backend/app/config.py` fallback logic</w:t>
+            </w:r>
+          </w:p>
+        </w:tc>
+        <w:tc>
+          <w:tcPr>
+            <w:tcW w:type="dxa" w:w="2160"/>
+          </w:tcPr>
+          <w:p>
+            <w:r>
+              <w:t>Legacy alias still honored as fallback default for `ACTIMIZE_RAW_API_LOG_MAX_CHARS`.</w:t>
+            </w:r>
+          </w:p>
+        </w:tc>
+      </w:tr>
+      <w:tr>
+        <w:tc>
+          <w:tcPr>
+            <w:tcW w:type="dxa" w:w="2160"/>
+          </w:tcPr>
+          <w:p>
+            <w:r>
+              <w:t>`PG_RESULT_MV_ENABLED`</w:t>
+            </w:r>
+          </w:p>
+        </w:tc>
+        <w:tc>
+          <w:tcPr>
+            <w:tcW w:type="dxa" w:w="2160"/>
+          </w:tcPr>
+          <w:p>
+            <w:r>
+              <w:t>*(deprecated/ignored)*</w:t>
+            </w:r>
+          </w:p>
+        </w:tc>
+        <w:tc>
+          <w:tcPr>
+            <w:tcW w:type="dxa" w:w="2160"/>
+          </w:tcPr>
+          <w:p>
+            <w:r>
+              <w:t>N/A (removed from runtime settings)</w:t>
+            </w:r>
+          </w:p>
+        </w:tc>
+        <w:tc>
+          <w:tcPr>
+            <w:tcW w:type="dxa" w:w="2160"/>
+          </w:tcPr>
+          <w:p>
+            <w:r>
+              <w:t>Legacy toggle is no longer used. PostgreSQL materialized-view refresh is now controlled only by `PG_RESULT_MV_REFRESH_INTERVAL_S` when views exist.</w:t>
             </w:r>
           </w:p>
         </w:tc>

--- a/docs/technical-design-document.docx
+++ b/docs/technical-design-document.docx
@@ -19,7 +19,7 @@
         <w:t>Version:</w:t>
       </w:r>
       <w:r>
-        <w:t xml:space="preserve"> 2.2 </w:t>
+        <w:t xml:space="preserve"> 2.3 </w:t>
       </w:r>
       <w:r>
         <w:rPr>
@@ -28,7 +28,7 @@
         <w:t>Date:</w:t>
       </w:r>
       <w:r>
-        <w:t xml:space="preserve"> 2026-05-19 </w:t>
+        <w:t xml:space="preserve"> 2026-05-20 </w:t>
       </w:r>
       <w:r>
         <w:rPr>
@@ -138,7 +138,7 @@
           </w:tcPr>
           <w:p>
             <w:r>
-              <w:t>2.2</w:t>
+              <w:t>2.3</w:t>
             </w:r>
           </w:p>
         </w:tc>
@@ -160,7 +160,7 @@
           </w:tcPr>
           <w:p>
             <w:r>
-              <w:t>2026-05-19</w:t>
+              <w:t>2026-05-20</w:t>
             </w:r>
           </w:p>
         </w:tc>
@@ -321,6 +321,38 @@
           </w:tcPr>
           <w:p>
             <w:r>
+              <w:t>2.3</w:t>
+            </w:r>
+          </w:p>
+        </w:tc>
+        <w:tc>
+          <w:tcPr>
+            <w:tcW w:type="dxa" w:w="2880"/>
+          </w:tcPr>
+          <w:p>
+            <w:r>
+              <w:t>2026-05-20</w:t>
+            </w:r>
+          </w:p>
+        </w:tc>
+        <w:tc>
+          <w:tcPr>
+            <w:tcW w:type="dxa" w:w="2880"/>
+          </w:tcPr>
+          <w:p>
+            <w:r>
+              <w:t>Added detailed field-mapping documentation for single screening and batch screening (Excel/CSV to internal payload to Actimize request payload).</w:t>
+            </w:r>
+          </w:p>
+        </w:tc>
+      </w:tr>
+      <w:tr>
+        <w:tc>
+          <w:tcPr>
+            <w:tcW w:type="dxa" w:w="2880"/>
+          </w:tcPr>
+          <w:p>
+            <w:r>
               <w:t>2.2</w:t>
             </w:r>
           </w:p>
@@ -1225,6 +1257,14 @@
       </w:pPr>
       <w:r>
         <w:t>Added explicit OIDC authentication, Actimize authentication, and API flow documentation for review.</w:t>
+      </w:r>
+    </w:p>
+    <w:p>
+      <w:pPr>
+        <w:pStyle w:val="ListBullet"/>
+      </w:pPr>
+      <w:r>
+        <w:t>Added explicit single-screening and batch-screening field mapping tables from source input through Actimize request construction.</w:t>
       </w:r>
     </w:p>
     <w:p>
@@ -5614,7 +5654,15 @@
     <w:p>
       <w:pPr/>
       <w:r>
-        <w:t>Actimize request construction preserves structured identity data:</w:t>
+        <w:t>Actimize request construction preserves structured identity data and follows the mapping below.</w:t>
+      </w:r>
+    </w:p>
+    <w:p>
+      <w:pPr>
+        <w:pStyle w:val="Heading3"/>
+      </w:pPr>
+      <w:r>
+        <w:t>9.1 Single Screening Field Mapping</w:t>
       </w:r>
     </w:p>
     <w:tbl>
@@ -5624,33 +5672,61 @@
         <w:tblLook w:firstColumn="1" w:firstRow="1" w:lastColumn="0" w:lastRow="0" w:noHBand="0" w:noVBand="1" w:val="04A0"/>
       </w:tblPr>
       <w:tblGrid>
-        <w:gridCol w:w="4320"/>
-        <w:gridCol w:w="4320"/>
+        <w:gridCol w:w="2160"/>
+        <w:gridCol w:w="2160"/>
+        <w:gridCol w:w="2160"/>
+        <w:gridCol w:w="2160"/>
       </w:tblGrid>
       <w:tr>
         <w:tc>
           <w:tcPr>
-            <w:tcW w:type="dxa" w:w="4320"/>
+            <w:tcW w:type="dxa" w:w="2160"/>
           </w:tcPr>
           <w:p>
             <w:r>
               <w:rPr>
                 <w:b/>
               </w:rPr>
-              <w:t>Source Field</w:t>
-            </w:r>
-          </w:p>
-        </w:tc>
-        <w:tc>
-          <w:tcPr>
-            <w:tcW w:type="dxa" w:w="4320"/>
+              <w:t>Single Screening Source</w:t>
+            </w:r>
+          </w:p>
+        </w:tc>
+        <w:tc>
+          <w:tcPr>
+            <w:tcW w:type="dxa" w:w="2160"/>
           </w:tcPr>
           <w:p>
             <w:r>
               <w:rPr>
                 <w:b/>
               </w:rPr>
-              <w:t>Actimize Target</w:t>
+              <w:t>Internal Request (`queries[*].properties`)</w:t>
+            </w:r>
+          </w:p>
+        </w:tc>
+        <w:tc>
+          <w:tcPr>
+            <w:tcW w:type="dxa" w:w="2160"/>
+          </w:tcPr>
+          <w:p>
+            <w:r>
+              <w:rPr>
+                <w:b/>
+              </w:rPr>
+              <w:t>Actimize Request Field</w:t>
+            </w:r>
+          </w:p>
+        </w:tc>
+        <w:tc>
+          <w:tcPr>
+            <w:tcW w:type="dxa" w:w="2160"/>
+          </w:tcPr>
+          <w:p>
+            <w:r>
+              <w:rPr>
+                <w:b/>
+              </w:rPr>
+              <w:t>Mapping Rule</w:t>
             </w:r>
           </w:p>
         </w:tc>
@@ -5658,21 +5734,41 @@
       <w:tr>
         <w:tc>
           <w:tcPr>
-            <w:tcW w:type="dxa" w:w="4320"/>
-          </w:tcPr>
-          <w:p>
-            <w:r>
-              <w:t>`properties.partyKey`</w:t>
-            </w:r>
-          </w:p>
-        </w:tc>
-        <w:tc>
-          <w:tcPr>
-            <w:tcW w:type="dxa" w:w="4320"/>
-          </w:tcPr>
-          <w:p>
-            <w:r>
-              <w:t>`partyKey`</w:t>
+            <w:tcW w:type="dxa" w:w="2160"/>
+          </w:tcPr>
+          <w:p>
+            <w:r>
+              <w:t>Screening Type picker (`SAN-US`, `PEP`, `AME`, etc.)</w:t>
+            </w:r>
+          </w:p>
+        </w:tc>
+        <w:tc>
+          <w:tcPr>
+            <w:tcW w:type="dxa" w:w="2160"/>
+          </w:tcPr>
+          <w:p>
+            <w:r>
+              <w:t>Top-level `screening_types[]`</w:t>
+            </w:r>
+          </w:p>
+        </w:tc>
+        <w:tc>
+          <w:tcPr>
+            <w:tcW w:type="dxa" w:w="2160"/>
+          </w:tcPr>
+          <w:p>
+            <w:r>
+              <w:t>`screeningType`</w:t>
+            </w:r>
+          </w:p>
+        </w:tc>
+        <w:tc>
+          <w:tcPr>
+            <w:tcW w:type="dxa" w:w="2160"/>
+          </w:tcPr>
+          <w:p>
+            <w:r>
+              <w:t>Each selected screening type is resolved through `actimize_screening_type_mappings` to active `Search_Definition_ID`.</w:t>
             </w:r>
           </w:p>
         </w:tc>
@@ -5680,21 +5776,41 @@
       <w:tr>
         <w:tc>
           <w:tcPr>
-            <w:tcW w:type="dxa" w:w="4320"/>
-          </w:tcPr>
-          <w:p>
-            <w:r>
-              <w:t>`schema`</w:t>
-            </w:r>
-          </w:p>
-        </w:tc>
-        <w:tc>
-          <w:tcPr>
-            <w:tcW w:type="dxa" w:w="4320"/>
-          </w:tcPr>
-          <w:p>
-            <w:r>
-              <w:t>`partyType` (`I` for person, `E` for entity)</w:t>
+            <w:tcW w:type="dxa" w:w="2160"/>
+          </w:tcPr>
+          <w:p>
+            <w:r>
+              <w:t>Business Unit picker</w:t>
+            </w:r>
+          </w:p>
+        </w:tc>
+        <w:tc>
+          <w:tcPr>
+            <w:tcW w:type="dxa" w:w="2160"/>
+          </w:tcPr>
+          <w:p>
+            <w:r>
+              <w:t>Top-level `business_unit_code` and `properties.businessUnit`</w:t>
+            </w:r>
+          </w:p>
+        </w:tc>
+        <w:tc>
+          <w:tcPr>
+            <w:tcW w:type="dxa" w:w="2160"/>
+          </w:tcPr>
+          <w:p>
+            <w:r>
+              <w:t>`businessUnit`</w:t>
+            </w:r>
+          </w:p>
+        </w:tc>
+        <w:tc>
+          <w:tcPr>
+            <w:tcW w:type="dxa" w:w="2160"/>
+          </w:tcPr>
+          <w:p>
+            <w:r>
+              <w:t>Business unit is required and validated against user-to-BU mapping before call submission.</w:t>
             </w:r>
           </w:p>
         </w:tc>
@@ -5702,21 +5818,41 @@
       <w:tr>
         <w:tc>
           <w:tcPr>
-            <w:tcW w:type="dxa" w:w="4320"/>
-          </w:tcPr>
-          <w:p>
-            <w:r>
-              <w:t>`firstName`, `middleName`, `lastName`, `maidenName`, `fullName`</w:t>
-            </w:r>
-          </w:p>
-        </w:tc>
-        <w:tc>
-          <w:tcPr>
-            <w:tcW w:type="dxa" w:w="4320"/>
-          </w:tcPr>
-          <w:p>
-            <w:r>
-              <w:t>`names`</w:t>
+            <w:tcW w:type="dxa" w:w="2160"/>
+          </w:tcPr>
+          <w:p>
+            <w:r>
+              <w:t>First/Middle/Last/Full Name</w:t>
+            </w:r>
+          </w:p>
+        </w:tc>
+        <w:tc>
+          <w:tcPr>
+            <w:tcW w:type="dxa" w:w="2160"/>
+          </w:tcPr>
+          <w:p>
+            <w:r>
+              <w:t>`name[]`, `firstName[]`, `middleName[]`, `lastName[]`, `fullName[]`</w:t>
+            </w:r>
+          </w:p>
+        </w:tc>
+        <w:tc>
+          <w:tcPr>
+            <w:tcW w:type="dxa" w:w="2160"/>
+          </w:tcPr>
+          <w:p>
+            <w:r>
+              <w:t>`names.firstName`, `names.middleName`, `names.lastName`, `names.fullName`</w:t>
+            </w:r>
+          </w:p>
+        </w:tc>
+        <w:tc>
+          <w:tcPr>
+            <w:tcW w:type="dxa" w:w="2160"/>
+          </w:tcPr>
+          <w:p>
+            <w:r>
+              <w:t>Individual requests keep split name fields and full name. Non-individual requests map `fullName` only.</w:t>
             </w:r>
           </w:p>
         </w:tc>
@@ -5724,21 +5860,41 @@
       <w:tr>
         <w:tc>
           <w:tcPr>
-            <w:tcW w:type="dxa" w:w="4320"/>
-          </w:tcPr>
-          <w:p>
-            <w:r>
-              <w:t>`alias`, `aliases`</w:t>
-            </w:r>
-          </w:p>
-        </w:tc>
-        <w:tc>
-          <w:tcPr>
-            <w:tcW w:type="dxa" w:w="4320"/>
+            <w:tcW w:type="dxa" w:w="2160"/>
+          </w:tcPr>
+          <w:p>
+            <w:r>
+              <w:t>Alias free text and additional AKA entries</w:t>
+            </w:r>
+          </w:p>
+        </w:tc>
+        <w:tc>
+          <w:tcPr>
+            <w:tcW w:type="dxa" w:w="2160"/>
+          </w:tcPr>
+          <w:p>
+            <w:r>
+              <w:t>`alias[]` and `aliases[]`</w:t>
+            </w:r>
+          </w:p>
+        </w:tc>
+        <w:tc>
+          <w:tcPr>
+            <w:tcW w:type="dxa" w:w="2160"/>
           </w:tcPr>
           <w:p>
             <w:r>
               <w:t>`aliases[]`</w:t>
+            </w:r>
+          </w:p>
+        </w:tc>
+        <w:tc>
+          <w:tcPr>
+            <w:tcW w:type="dxa" w:w="2160"/>
+          </w:tcPr>
+          <w:p>
+            <w:r>
+              <w:t>Structured alias objects are preserved and deduplicated.</w:t>
             </w:r>
           </w:p>
         </w:tc>
@@ -5746,21 +5902,41 @@
       <w:tr>
         <w:tc>
           <w:tcPr>
-            <w:tcW w:type="dxa" w:w="4320"/>
-          </w:tcPr>
-          <w:p>
-            <w:r>
-              <w:t>`nationality`, `country`</w:t>
-            </w:r>
-          </w:p>
-        </w:tc>
-        <w:tc>
-          <w:tcPr>
-            <w:tcW w:type="dxa" w:w="4320"/>
-          </w:tcPr>
-          <w:p>
-            <w:r>
-              <w:t>`nationalities[]`</w:t>
+            <w:tcW w:type="dxa" w:w="2160"/>
+          </w:tcPr>
+          <w:p>
+            <w:r>
+              <w:t>Nationality/Country selections</w:t>
+            </w:r>
+          </w:p>
+        </w:tc>
+        <w:tc>
+          <w:tcPr>
+            <w:tcW w:type="dxa" w:w="2160"/>
+          </w:tcPr>
+          <w:p>
+            <w:r>
+              <w:t>`nationality[]` (person) or `country[]` (non-person)</w:t>
+            </w:r>
+          </w:p>
+        </w:tc>
+        <w:tc>
+          <w:tcPr>
+            <w:tcW w:type="dxa" w:w="2160"/>
+          </w:tcPr>
+          <w:p>
+            <w:r>
+              <w:t>`nationalities[].country`</w:t>
+            </w:r>
+          </w:p>
+        </w:tc>
+        <w:tc>
+          <w:tcPr>
+            <w:tcW w:type="dxa" w:w="2160"/>
+          </w:tcPr>
+          <w:p>
+            <w:r>
+              <w:t>Country values are passed through as provided by frontend (ISO3 dropdown values).</w:t>
             </w:r>
           </w:p>
         </w:tc>
@@ -5768,21 +5944,41 @@
       <w:tr>
         <w:tc>
           <w:tcPr>
-            <w:tcW w:type="dxa" w:w="4320"/>
-          </w:tcPr>
-          <w:p>
-            <w:r>
-              <w:t>`address`</w:t>
-            </w:r>
-          </w:p>
-        </w:tc>
-        <w:tc>
-          <w:tcPr>
-            <w:tcW w:type="dxa" w:w="4320"/>
-          </w:tcPr>
-          <w:p>
-            <w:r>
-              <w:t>`addresses[]`</w:t>
+            <w:tcW w:type="dxa" w:w="2160"/>
+          </w:tcPr>
+          <w:p>
+            <w:r>
+              <w:t>Address inputs</w:t>
+            </w:r>
+          </w:p>
+        </w:tc>
+        <w:tc>
+          <w:tcPr>
+            <w:tcW w:type="dxa" w:w="2160"/>
+          </w:tcPr>
+          <w:p>
+            <w:r>
+              <w:t>`address[]`</w:t>
+            </w:r>
+          </w:p>
+        </w:tc>
+        <w:tc>
+          <w:tcPr>
+            <w:tcW w:type="dxa" w:w="2160"/>
+          </w:tcPr>
+          <w:p>
+            <w:r>
+              <w:t>`addresses[].street1`</w:t>
+            </w:r>
+          </w:p>
+        </w:tc>
+        <w:tc>
+          <w:tcPr>
+            <w:tcW w:type="dxa" w:w="2160"/>
+          </w:tcPr>
+          <w:p>
+            <w:r>
+              <w:t>Each address line is sent as one address object; optional country is derived from available country list.</w:t>
             </w:r>
           </w:p>
         </w:tc>
@@ -5790,21 +5986,41 @@
       <w:tr>
         <w:tc>
           <w:tcPr>
-            <w:tcW w:type="dxa" w:w="4320"/>
-          </w:tcPr>
-          <w:p>
-            <w:r>
-              <w:t>`idNumber`, `registrationNumber`, `ids`</w:t>
-            </w:r>
-          </w:p>
-        </w:tc>
-        <w:tc>
-          <w:tcPr>
-            <w:tcW w:type="dxa" w:w="4320"/>
-          </w:tcPr>
-          <w:p>
-            <w:r>
-              <w:t>`ids[]`</w:t>
+            <w:tcW w:type="dxa" w:w="2160"/>
+          </w:tcPr>
+          <w:p>
+            <w:r>
+              <w:t>ID rows (`idType`, `idNumber`, `idCountry`)</w:t>
+            </w:r>
+          </w:p>
+        </w:tc>
+        <w:tc>
+          <w:tcPr>
+            <w:tcW w:type="dxa" w:w="2160"/>
+          </w:tcPr>
+          <w:p>
+            <w:r>
+              <w:t>`ids[]` plus helper `idNumber[]` or `registrationNumber[]`</w:t>
+            </w:r>
+          </w:p>
+        </w:tc>
+        <w:tc>
+          <w:tcPr>
+            <w:tcW w:type="dxa" w:w="2160"/>
+          </w:tcPr>
+          <w:p>
+            <w:r>
+              <w:t>`ids[].idType`, `ids[].idValue`, `ids[].idCountry`</w:t>
+            </w:r>
+          </w:p>
+        </w:tc>
+        <w:tc>
+          <w:tcPr>
+            <w:tcW w:type="dxa" w:w="2160"/>
+          </w:tcPr>
+          <w:p>
+            <w:r>
+              <w:t>`ids[]` is primary; helper `idNumber`/`registrationNumber` is fallback only if `ids[]` is missing.</w:t>
             </w:r>
           </w:p>
         </w:tc>
@@ -5812,21 +6028,41 @@
       <w:tr>
         <w:tc>
           <w:tcPr>
-            <w:tcW w:type="dxa" w:w="4320"/>
-          </w:tcPr>
-          <w:p>
-            <w:r>
-              <w:t>`birthDate`</w:t>
-            </w:r>
-          </w:p>
-        </w:tc>
-        <w:tc>
-          <w:tcPr>
-            <w:tcW w:type="dxa" w:w="4320"/>
+            <w:tcW w:type="dxa" w:w="2160"/>
+          </w:tcPr>
+          <w:p>
+            <w:r>
+              <w:t>Date of Birth</w:t>
+            </w:r>
+          </w:p>
+        </w:tc>
+        <w:tc>
+          <w:tcPr>
+            <w:tcW w:type="dxa" w:w="2160"/>
+          </w:tcPr>
+          <w:p>
+            <w:r>
+              <w:t>`birthDate[]`</w:t>
+            </w:r>
+          </w:p>
+        </w:tc>
+        <w:tc>
+          <w:tcPr>
+            <w:tcW w:type="dxa" w:w="2160"/>
           </w:tcPr>
           <w:p>
             <w:r>
               <w:t>`dateOfBirth` or `yearOfBirth`</w:t>
+            </w:r>
+          </w:p>
+        </w:tc>
+        <w:tc>
+          <w:tcPr>
+            <w:tcW w:type="dxa" w:w="2160"/>
+          </w:tcPr>
+          <w:p>
+            <w:r>
+              <w:t>Normalized to Prudential format; year-only fallback is supported.</w:t>
             </w:r>
           </w:p>
         </w:tc>
@@ -5834,21 +6070,41 @@
       <w:tr>
         <w:tc>
           <w:tcPr>
-            <w:tcW w:type="dxa" w:w="4320"/>
-          </w:tcPr>
-          <w:p>
-            <w:r>
-              <w:t>`birthLocation`</w:t>
-            </w:r>
-          </w:p>
-        </w:tc>
-        <w:tc>
-          <w:tcPr>
-            <w:tcW w:type="dxa" w:w="4320"/>
+            <w:tcW w:type="dxa" w:w="2160"/>
+          </w:tcPr>
+          <w:p>
+            <w:r>
+              <w:t>Birth Location/Country of Birth</w:t>
+            </w:r>
+          </w:p>
+        </w:tc>
+        <w:tc>
+          <w:tcPr>
+            <w:tcW w:type="dxa" w:w="2160"/>
+          </w:tcPr>
+          <w:p>
+            <w:r>
+              <w:t>`birthLocation[]` or `countryOfBirth[]`</w:t>
+            </w:r>
+          </w:p>
+        </w:tc>
+        <w:tc>
+          <w:tcPr>
+            <w:tcW w:type="dxa" w:w="2160"/>
           </w:tcPr>
           <w:p>
             <w:r>
               <w:t>`countryofBirth`</w:t>
+            </w:r>
+          </w:p>
+        </w:tc>
+        <w:tc>
+          <w:tcPr>
+            <w:tcW w:type="dxa" w:w="2160"/>
+          </w:tcPr>
+          <w:p>
+            <w:r>
+              <w:t>First non-empty value is used.</w:t>
             </w:r>
           </w:p>
         </w:tc>
@@ -5856,7 +6112,27 @@
       <w:tr>
         <w:tc>
           <w:tcPr>
-            <w:tcW w:type="dxa" w:w="4320"/>
+            <w:tcW w:type="dxa" w:w="2160"/>
+          </w:tcPr>
+          <w:p>
+            <w:r>
+              <w:t>Gender</w:t>
+            </w:r>
+          </w:p>
+        </w:tc>
+        <w:tc>
+          <w:tcPr>
+            <w:tcW w:type="dxa" w:w="2160"/>
+          </w:tcPr>
+          <w:p>
+            <w:r>
+              <w:t>`gender[]`</w:t>
+            </w:r>
+          </w:p>
+        </w:tc>
+        <w:tc>
+          <w:tcPr>
+            <w:tcW w:type="dxa" w:w="2160"/>
           </w:tcPr>
           <w:p>
             <w:r>
@@ -5866,11 +6142,11 @@
         </w:tc>
         <w:tc>
           <w:tcPr>
-            <w:tcW w:type="dxa" w:w="4320"/>
-          </w:tcPr>
-          <w:p>
-            <w:r>
-              <w:t>Uppercase `gender`</w:t>
+            <w:tcW w:type="dxa" w:w="2160"/>
+          </w:tcPr>
+          <w:p>
+            <w:r>
+              <w:t>Normalized and sent uppercase.</w:t>
             </w:r>
           </w:p>
         </w:tc>
@@ -5878,21 +6154,41 @@
       <w:tr>
         <w:tc>
           <w:tcPr>
-            <w:tcW w:type="dxa" w:w="4320"/>
-          </w:tcPr>
-          <w:p>
-            <w:r>
-              <w:t>selected screening type</w:t>
-            </w:r>
-          </w:p>
-        </w:tc>
-        <w:tc>
-          <w:tcPr>
-            <w:tcW w:type="dxa" w:w="4320"/>
-          </w:tcPr>
-          <w:p>
-            <w:r>
-              <w:t>Resolved `screeningType`</w:t>
+            <w:tcW w:type="dxa" w:w="2160"/>
+          </w:tcPr>
+          <w:p>
+            <w:r>
+              <w:t>Title</w:t>
+            </w:r>
+          </w:p>
+        </w:tc>
+        <w:tc>
+          <w:tcPr>
+            <w:tcW w:type="dxa" w:w="2160"/>
+          </w:tcPr>
+          <w:p>
+            <w:r>
+              <w:t>`title[]`</w:t>
+            </w:r>
+          </w:p>
+        </w:tc>
+        <w:tc>
+          <w:tcPr>
+            <w:tcW w:type="dxa" w:w="2160"/>
+          </w:tcPr>
+          <w:p>
+            <w:r>
+              <w:t>`title`</w:t>
+            </w:r>
+          </w:p>
+        </w:tc>
+        <w:tc>
+          <w:tcPr>
+            <w:tcW w:type="dxa" w:w="2160"/>
+          </w:tcPr>
+          <w:p>
+            <w:r>
+              <w:t>Direct map.</w:t>
             </w:r>
           </w:p>
         </w:tc>
@@ -5900,21 +6196,1175 @@
       <w:tr>
         <w:tc>
           <w:tcPr>
-            <w:tcW w:type="dxa" w:w="4320"/>
-          </w:tcPr>
-          <w:p>
-            <w:r>
-              <w:t>selected business unit</w:t>
-            </w:r>
-          </w:p>
-        </w:tc>
-        <w:tc>
-          <w:tcPr>
-            <w:tcW w:type="dxa" w:w="4320"/>
-          </w:tcPr>
-          <w:p>
-            <w:r>
-              <w:t>`businessUnit`</w:t>
+            <w:tcW w:type="dxa" w:w="2160"/>
+          </w:tcPr>
+          <w:p>
+            <w:r>
+              <w:t>Notes</w:t>
+            </w:r>
+          </w:p>
+        </w:tc>
+        <w:tc>
+          <w:tcPr>
+            <w:tcW w:type="dxa" w:w="2160"/>
+          </w:tcPr>
+          <w:p>
+            <w:r>
+              <w:t>`screeningNotes[]`</w:t>
+            </w:r>
+          </w:p>
+        </w:tc>
+        <w:tc>
+          <w:tcPr>
+            <w:tcW w:type="dxa" w:w="2160"/>
+          </w:tcPr>
+          <w:p>
+            <w:r>
+              <w:t>`screeningNotes`</w:t>
+            </w:r>
+          </w:p>
+        </w:tc>
+        <w:tc>
+          <w:tcPr>
+            <w:tcW w:type="dxa" w:w="2160"/>
+          </w:tcPr>
+          <w:p>
+            <w:r>
+              <w:t>Direct map.</w:t>
+            </w:r>
+          </w:p>
+        </w:tc>
+      </w:tr>
+      <w:tr>
+        <w:tc>
+          <w:tcPr>
+            <w:tcW w:type="dxa" w:w="2160"/>
+          </w:tcPr>
+          <w:p>
+            <w:r>
+              <w:t>Mock toggle</w:t>
+            </w:r>
+          </w:p>
+        </w:tc>
+        <w:tc>
+          <w:tcPr>
+            <w:tcW w:type="dxa" w:w="2160"/>
+          </w:tcPr>
+          <w:p>
+            <w:r>
+              <w:t>Top-level `mock_screening`</w:t>
+            </w:r>
+          </w:p>
+        </w:tc>
+        <w:tc>
+          <w:tcPr>
+            <w:tcW w:type="dxa" w:w="2160"/>
+          </w:tcPr>
+          <w:p>
+            <w:r>
+              <w:t>`mock`</w:t>
+            </w:r>
+          </w:p>
+        </w:tc>
+        <w:tc>
+          <w:tcPr>
+            <w:tcW w:type="dxa" w:w="2160"/>
+          </w:tcPr>
+          <w:p>
+            <w:r>
+              <w:t>Boolean passthrough.</w:t>
+            </w:r>
+          </w:p>
+        </w:tc>
+      </w:tr>
+      <w:tr>
+        <w:tc>
+          <w:tcPr>
+            <w:tcW w:type="dxa" w:w="2160"/>
+          </w:tcPr>
+          <w:p>
+            <w:r>
+              <w:t>Party Key</w:t>
+            </w:r>
+          </w:p>
+        </w:tc>
+        <w:tc>
+          <w:tcPr>
+            <w:tcW w:type="dxa" w:w="2160"/>
+          </w:tcPr>
+          <w:p>
+            <w:r>
+              <w:t>`properties.partyKey` and `properties.partyKeysByScreeningType`</w:t>
+            </w:r>
+          </w:p>
+        </w:tc>
+        <w:tc>
+          <w:tcPr>
+            <w:tcW w:type="dxa" w:w="2160"/>
+          </w:tcPr>
+          <w:p>
+            <w:r>
+              <w:t>`partyKey`</w:t>
+            </w:r>
+          </w:p>
+        </w:tc>
+        <w:tc>
+          <w:tcPr>
+            <w:tcW w:type="dxa" w:w="2160"/>
+          </w:tcPr>
+          <w:p>
+            <w:r>
+              <w:t>Backend generates one key per selected type using `AMLP_OD_&lt;UNIQUE&gt;_&lt;SCREENING_TYPE_SUFFIX&gt;`.</w:t>
+            </w:r>
+          </w:p>
+        </w:tc>
+      </w:tr>
+    </w:tbl>
+    <w:p>
+      <w:pPr>
+        <w:pStyle w:val="Heading3"/>
+      </w:pPr>
+      <w:r>
+        <w:t>9.2 Batch Screening Field Mapping</w:t>
+      </w:r>
+    </w:p>
+    <w:p>
+      <w:pPr/>
+      <w:r>
+        <w:t>Batch flow has three mapping stages: upload metadata, file-row parsing, and per-screening-type enrichment.</w:t>
+      </w:r>
+    </w:p>
+    <w:p>
+      <w:pPr>
+        <w:pStyle w:val="Heading3"/>
+      </w:pPr>
+      <w:r>
+        <w:t>9.2.1 Batch Upload Form Metadata</w:t>
+      </w:r>
+    </w:p>
+    <w:tbl>
+      <w:tblPr>
+        <w:tblStyle w:val="TableGrid"/>
+        <w:tblW w:type="auto" w:w="0"/>
+        <w:tblLook w:firstColumn="1" w:firstRow="1" w:lastColumn="0" w:lastRow="0" w:noHBand="0" w:noVBand="1" w:val="04A0"/>
+      </w:tblPr>
+      <w:tblGrid>
+        <w:gridCol w:w="2880"/>
+        <w:gridCol w:w="2880"/>
+        <w:gridCol w:w="2880"/>
+      </w:tblGrid>
+      <w:tr>
+        <w:tc>
+          <w:tcPr>
+            <w:tcW w:type="dxa" w:w="2880"/>
+          </w:tcPr>
+          <w:p>
+            <w:r>
+              <w:rPr>
+                <w:b/>
+              </w:rPr>
+              <w:t>Upload Form Field</w:t>
+            </w:r>
+          </w:p>
+        </w:tc>
+        <w:tc>
+          <w:tcPr>
+            <w:tcW w:type="dxa" w:w="2880"/>
+          </w:tcPr>
+          <w:p>
+            <w:r>
+              <w:rPr>
+                <w:b/>
+              </w:rPr>
+              <w:t>Backend Field</w:t>
+            </w:r>
+          </w:p>
+        </w:tc>
+        <w:tc>
+          <w:tcPr>
+            <w:tcW w:type="dxa" w:w="2880"/>
+          </w:tcPr>
+          <w:p>
+            <w:r>
+              <w:rPr>
+                <w:b/>
+              </w:rPr>
+              <w:t>Usage</w:t>
+            </w:r>
+          </w:p>
+        </w:tc>
+      </w:tr>
+      <w:tr>
+        <w:tc>
+          <w:tcPr>
+            <w:tcW w:type="dxa" w:w="2880"/>
+          </w:tcPr>
+          <w:p>
+            <w:r>
+              <w:t>`file`</w:t>
+            </w:r>
+          </w:p>
+        </w:tc>
+        <w:tc>
+          <w:tcPr>
+            <w:tcW w:type="dxa" w:w="2880"/>
+          </w:tcPr>
+          <w:p>
+            <w:r>
+              <w:t>Source file bytes</w:t>
+            </w:r>
+          </w:p>
+        </w:tc>
+        <w:tc>
+          <w:tcPr>
+            <w:tcW w:type="dxa" w:w="2880"/>
+          </w:tcPr>
+          <w:p>
+            <w:r>
+              <w:t>Stored in S3 (`batch_file_uploads`) and parsed by worker/dispatcher.</w:t>
+            </w:r>
+          </w:p>
+        </w:tc>
+      </w:tr>
+      <w:tr>
+        <w:tc>
+          <w:tcPr>
+            <w:tcW w:type="dxa" w:w="2880"/>
+          </w:tcPr>
+          <w:p>
+            <w:r>
+              <w:t>`screening_types_json`</w:t>
+            </w:r>
+          </w:p>
+        </w:tc>
+        <w:tc>
+          <w:tcPr>
+            <w:tcW w:type="dxa" w:w="2880"/>
+          </w:tcPr>
+          <w:p>
+            <w:r>
+              <w:t>`screening_types[]`</w:t>
+            </w:r>
+          </w:p>
+        </w:tc>
+        <w:tc>
+          <w:tcPr>
+            <w:tcW w:type="dxa" w:w="2880"/>
+          </w:tcPr>
+          <w:p>
+            <w:r>
+              <w:t>Normalized against active DB mappings and business-unit allowlist.</w:t>
+            </w:r>
+          </w:p>
+        </w:tc>
+      </w:tr>
+      <w:tr>
+        <w:tc>
+          <w:tcPr>
+            <w:tcW w:type="dxa" w:w="2880"/>
+          </w:tcPr>
+          <w:p>
+            <w:r>
+              <w:t>`business_unit_code`</w:t>
+            </w:r>
+          </w:p>
+        </w:tc>
+        <w:tc>
+          <w:tcPr>
+            <w:tcW w:type="dxa" w:w="2880"/>
+          </w:tcPr>
+          <w:p>
+            <w:r>
+              <w:t>`business_unit_code`</w:t>
+            </w:r>
+          </w:p>
+        </w:tc>
+        <w:tc>
+          <w:tcPr>
+            <w:tcW w:type="dxa" w:w="2880"/>
+          </w:tcPr>
+          <w:p>
+            <w:r>
+              <w:t>Required; validated against current user BU mappings.</w:t>
+            </w:r>
+          </w:p>
+        </w:tc>
+      </w:tr>
+      <w:tr>
+        <w:tc>
+          <w:tcPr>
+            <w:tcW w:type="dxa" w:w="2880"/>
+          </w:tcPr>
+          <w:p>
+            <w:r>
+              <w:t>`batch_name`</w:t>
+            </w:r>
+          </w:p>
+        </w:tc>
+        <w:tc>
+          <w:tcPr>
+            <w:tcW w:type="dxa" w:w="2880"/>
+          </w:tcPr>
+          <w:p>
+            <w:r>
+              <w:t>`batch_name`</w:t>
+            </w:r>
+          </w:p>
+        </w:tc>
+        <w:tc>
+          <w:tcPr>
+            <w:tcW w:type="dxa" w:w="2880"/>
+          </w:tcPr>
+          <w:p>
+            <w:r>
+              <w:t>Job metadata and schedule display.</w:t>
+            </w:r>
+          </w:p>
+        </w:tc>
+      </w:tr>
+      <w:tr>
+        <w:tc>
+          <w:tcPr>
+            <w:tcW w:type="dxa" w:w="2880"/>
+          </w:tcPr>
+          <w:p>
+            <w:r>
+              <w:t>`daily_screening`, `schedule_frequency`, `schedule_run_at`, `schedule_id`</w:t>
+            </w:r>
+          </w:p>
+        </w:tc>
+        <w:tc>
+          <w:tcPr>
+            <w:tcW w:type="dxa" w:w="2880"/>
+          </w:tcPr>
+          <w:p>
+            <w:r>
+              <w:t>Schedule metadata</w:t>
+            </w:r>
+          </w:p>
+        </w:tc>
+        <w:tc>
+          <w:tcPr>
+            <w:tcW w:type="dxa" w:w="2880"/>
+          </w:tcPr>
+          <w:p>
+            <w:r>
+              <w:t>Controls immediate batch vs scheduled batch behavior.</w:t>
+            </w:r>
+          </w:p>
+        </w:tc>
+      </w:tr>
+      <w:tr>
+        <w:tc>
+          <w:tcPr>
+            <w:tcW w:type="dxa" w:w="2880"/>
+          </w:tcPr>
+          <w:p>
+            <w:r>
+              <w:t>`mock_screening`</w:t>
+            </w:r>
+          </w:p>
+        </w:tc>
+        <w:tc>
+          <w:tcPr>
+            <w:tcW w:type="dxa" w:w="2880"/>
+          </w:tcPr>
+          <w:p>
+            <w:r>
+              <w:t>`mock_screening`</w:t>
+            </w:r>
+          </w:p>
+        </w:tc>
+        <w:tc>
+          <w:tcPr>
+            <w:tcW w:type="dxa" w:w="2880"/>
+          </w:tcPr>
+          <w:p>
+            <w:r>
+              <w:t>Passed through to Actimize `mock`.</w:t>
+            </w:r>
+          </w:p>
+        </w:tc>
+      </w:tr>
+      <w:tr>
+        <w:tc>
+          <w:tcPr>
+            <w:tcW w:type="dxa" w:w="2880"/>
+          </w:tcPr>
+          <w:p>
+            <w:r>
+              <w:t>`user_name`</w:t>
+            </w:r>
+          </w:p>
+        </w:tc>
+        <w:tc>
+          <w:tcPr>
+            <w:tcW w:type="dxa" w:w="2880"/>
+          </w:tcPr>
+          <w:p>
+            <w:r>
+              <w:t>Audit display metadata</w:t>
+            </w:r>
+          </w:p>
+        </w:tc>
+        <w:tc>
+          <w:tcPr>
+            <w:tcW w:type="dxa" w:w="2880"/>
+          </w:tcPr>
+          <w:p>
+            <w:r>
+              <w:t>Stored for audit and operations visibility.</w:t>
+            </w:r>
+          </w:p>
+        </w:tc>
+      </w:tr>
+    </w:tbl>
+    <w:p>
+      <w:pPr>
+        <w:pStyle w:val="Heading3"/>
+      </w:pPr>
+      <w:r>
+        <w:t>9.2.2 File Column to Internal Query Mapping</w:t>
+      </w:r>
+    </w:p>
+    <w:tbl>
+      <w:tblPr>
+        <w:tblStyle w:val="TableGrid"/>
+        <w:tblW w:type="auto" w:w="0"/>
+        <w:tblLook w:firstColumn="1" w:firstRow="1" w:lastColumn="0" w:lastRow="0" w:noHBand="0" w:noVBand="1" w:val="04A0"/>
+      </w:tblPr>
+      <w:tblGrid>
+        <w:gridCol w:w="2880"/>
+        <w:gridCol w:w="2880"/>
+        <w:gridCol w:w="2880"/>
+      </w:tblGrid>
+      <w:tr>
+        <w:tc>
+          <w:tcPr>
+            <w:tcW w:type="dxa" w:w="2880"/>
+          </w:tcPr>
+          <w:p>
+            <w:r>
+              <w:rPr>
+                <w:b/>
+              </w:rPr>
+              <w:t>CSV/XLSX Column(s)</w:t>
+            </w:r>
+          </w:p>
+        </w:tc>
+        <w:tc>
+          <w:tcPr>
+            <w:tcW w:type="dxa" w:w="2880"/>
+          </w:tcPr>
+          <w:p>
+            <w:r>
+              <w:rPr>
+                <w:b/>
+              </w:rPr>
+              <w:t>Internal Query Field (`EntityExample.properties`)</w:t>
+            </w:r>
+          </w:p>
+        </w:tc>
+        <w:tc>
+          <w:tcPr>
+            <w:tcW w:type="dxa" w:w="2880"/>
+          </w:tcPr>
+          <w:p>
+            <w:r>
+              <w:rPr>
+                <w:b/>
+              </w:rPr>
+              <w:t>Notes</w:t>
+            </w:r>
+          </w:p>
+        </w:tc>
+      </w:tr>
+      <w:tr>
+        <w:tc>
+          <w:tcPr>
+            <w:tcW w:type="dxa" w:w="2880"/>
+          </w:tcPr>
+          <w:p>
+            <w:r>
+              <w:t>`PartyKey`</w:t>
+            </w:r>
+          </w:p>
+        </w:tc>
+        <w:tc>
+          <w:tcPr>
+            <w:tcW w:type="dxa" w:w="2880"/>
+          </w:tcPr>
+          <w:p>
+            <w:r>
+              <w:t>Base record key (query key)</w:t>
+            </w:r>
+          </w:p>
+        </w:tc>
+        <w:tc>
+          <w:tcPr>
+            <w:tcW w:type="dxa" w:w="2880"/>
+          </w:tcPr>
+          <w:p>
+            <w:r>
+              <w:t>Required and unique within file; becomes base for per-type item/party keys.</w:t>
+            </w:r>
+          </w:p>
+        </w:tc>
+      </w:tr>
+      <w:tr>
+        <w:tc>
+          <w:tcPr>
+            <w:tcW w:type="dxa" w:w="2880"/>
+          </w:tcPr>
+          <w:p>
+            <w:r>
+              <w:t>`PartyType` / `CustomerType`</w:t>
+            </w:r>
+          </w:p>
+        </w:tc>
+        <w:tc>
+          <w:tcPr>
+            <w:tcW w:type="dxa" w:w="2880"/>
+          </w:tcPr>
+          <w:p>
+            <w:r>
+              <w:t>`schema` (`Person` or `Company`/other)</w:t>
+            </w:r>
+          </w:p>
+        </w:tc>
+        <w:tc>
+          <w:tcPr>
+            <w:tcW w:type="dxa" w:w="2880"/>
+          </w:tcPr>
+          <w:p>
+            <w:r>
+              <w:t>Determines individual vs non-individual mapping behavior.</w:t>
+            </w:r>
+          </w:p>
+        </w:tc>
+      </w:tr>
+      <w:tr>
+        <w:tc>
+          <w:tcPr>
+            <w:tcW w:type="dxa" w:w="2880"/>
+          </w:tcPr>
+          <w:p>
+            <w:r>
+              <w:t>`PrimaryFirstName`, `PrimaryMiddleName`, `PrimaryLastName`, `PrimaryFullName`, `PrimaryMaidenName`</w:t>
+            </w:r>
+          </w:p>
+        </w:tc>
+        <w:tc>
+          <w:tcPr>
+            <w:tcW w:type="dxa" w:w="2880"/>
+          </w:tcPr>
+          <w:p>
+            <w:r>
+              <w:t>`name[]`, `firstName[]`, `middleName[]`, `lastName[]`, `fullName[]`, `maidenName[]`</w:t>
+            </w:r>
+          </w:p>
+        </w:tc>
+        <w:tc>
+          <w:tcPr>
+            <w:tcW w:type="dxa" w:w="2880"/>
+          </w:tcPr>
+          <w:p>
+            <w:r>
+              <w:t>Split and full names are both preserved for persons.</w:t>
+            </w:r>
+          </w:p>
+        </w:tc>
+      </w:tr>
+      <w:tr>
+        <w:tc>
+          <w:tcPr>
+            <w:tcW w:type="dxa" w:w="2880"/>
+          </w:tcPr>
+          <w:p>
+            <w:r>
+              <w:t>`AliasName`, `Alias1*`, `Alias2*`, `Alias3*`</w:t>
+            </w:r>
+          </w:p>
+        </w:tc>
+        <w:tc>
+          <w:tcPr>
+            <w:tcW w:type="dxa" w:w="2880"/>
+          </w:tcPr>
+          <w:p>
+            <w:r>
+              <w:t>`alias[]`, `aliases[]`</w:t>
+            </w:r>
+          </w:p>
+        </w:tc>
+        <w:tc>
+          <w:tcPr>
+            <w:tcW w:type="dxa" w:w="2880"/>
+          </w:tcPr>
+          <w:p>
+            <w:r>
+              <w:t>Structured aliases are built as objects.</w:t>
+            </w:r>
+          </w:p>
+        </w:tc>
+      </w:tr>
+      <w:tr>
+        <w:tc>
+          <w:tcPr>
+            <w:tcW w:type="dxa" w:w="2880"/>
+          </w:tcPr>
+          <w:p>
+            <w:r>
+              <w:t>`DateOfBirth` / `YearOfBirth`</w:t>
+            </w:r>
+          </w:p>
+        </w:tc>
+        <w:tc>
+          <w:tcPr>
+            <w:tcW w:type="dxa" w:w="2880"/>
+          </w:tcPr>
+          <w:p>
+            <w:r>
+              <w:t>`birthDate[]`</w:t>
+            </w:r>
+          </w:p>
+        </w:tc>
+        <w:tc>
+          <w:tcPr>
+            <w:tcW w:type="dxa" w:w="2880"/>
+          </w:tcPr>
+          <w:p>
+            <w:r>
+              <w:t>Date/year input preserved for downstream normalization.</w:t>
+            </w:r>
+          </w:p>
+        </w:tc>
+      </w:tr>
+      <w:tr>
+        <w:tc>
+          <w:tcPr>
+            <w:tcW w:type="dxa" w:w="2880"/>
+          </w:tcPr>
+          <w:p>
+            <w:r>
+              <w:t>`BirthLocation` / `BirthCountry`</w:t>
+            </w:r>
+          </w:p>
+        </w:tc>
+        <w:tc>
+          <w:tcPr>
+            <w:tcW w:type="dxa" w:w="2880"/>
+          </w:tcPr>
+          <w:p>
+            <w:r>
+              <w:t>`birthLocation[]`</w:t>
+            </w:r>
+          </w:p>
+        </w:tc>
+        <w:tc>
+          <w:tcPr>
+            <w:tcW w:type="dxa" w:w="2880"/>
+          </w:tcPr>
+          <w:p>
+            <w:r>
+              <w:t>First non-empty source is used.</w:t>
+            </w:r>
+          </w:p>
+        </w:tc>
+      </w:tr>
+      <w:tr>
+        <w:tc>
+          <w:tcPr>
+            <w:tcW w:type="dxa" w:w="2880"/>
+          </w:tcPr>
+          <w:p>
+            <w:r>
+              <w:t>`NationalityCountry1..3`, `Countries`, `Country`, address countries</w:t>
+            </w:r>
+          </w:p>
+        </w:tc>
+        <w:tc>
+          <w:tcPr>
+            <w:tcW w:type="dxa" w:w="2880"/>
+          </w:tcPr>
+          <w:p>
+            <w:r>
+              <w:t>`nationality[]` (person) or `country[]` (non-person)</w:t>
+            </w:r>
+          </w:p>
+        </w:tc>
+        <w:tc>
+          <w:tcPr>
+            <w:tcW w:type="dxa" w:w="2880"/>
+          </w:tcPr>
+          <w:p>
+            <w:r>
+              <w:t>Parser normalizes and deduplicates country list from multiple template columns.</w:t>
+            </w:r>
+          </w:p>
+        </w:tc>
+      </w:tr>
+      <w:tr>
+        <w:tc>
+          <w:tcPr>
+            <w:tcW w:type="dxa" w:w="2880"/>
+          </w:tcPr>
+          <w:p>
+            <w:r>
+              <w:t>`Address1*`, `Address2*`, `Address3*`, `Addresses`</w:t>
+            </w:r>
+          </w:p>
+        </w:tc>
+        <w:tc>
+          <w:tcPr>
+            <w:tcW w:type="dxa" w:w="2880"/>
+          </w:tcPr>
+          <w:p>
+            <w:r>
+              <w:t>`address[]`</w:t>
+            </w:r>
+          </w:p>
+        </w:tc>
+        <w:tc>
+          <w:tcPr>
+            <w:tcW w:type="dxa" w:w="2880"/>
+          </w:tcPr>
+          <w:p>
+            <w:r>
+              <w:t>Address components are composed into comma-separated lines.</w:t>
+            </w:r>
+          </w:p>
+        </w:tc>
+      </w:tr>
+      <w:tr>
+        <w:tc>
+          <w:tcPr>
+            <w:tcW w:type="dxa" w:w="2880"/>
+          </w:tcPr>
+          <w:p>
+            <w:r>
+              <w:t>`PartyId1*`, `PartyId2*`, `PartyId3*`</w:t>
+            </w:r>
+          </w:p>
+        </w:tc>
+        <w:tc>
+          <w:tcPr>
+            <w:tcW w:type="dxa" w:w="2880"/>
+          </w:tcPr>
+          <w:p>
+            <w:r>
+              <w:t>`ids[]` and helper `idNumber[]`/`registrationNumber[]`</w:t>
+            </w:r>
+          </w:p>
+        </w:tc>
+        <w:tc>
+          <w:tcPr>
+            <w:tcW w:type="dxa" w:w="2880"/>
+          </w:tcPr>
+          <w:p>
+            <w:r>
+              <w:t>`ids[]` stores `idType`, `idValue`, `idCountry`.</w:t>
+            </w:r>
+          </w:p>
+        </w:tc>
+      </w:tr>
+      <w:tr>
+        <w:tc>
+          <w:tcPr>
+            <w:tcW w:type="dxa" w:w="2880"/>
+          </w:tcPr>
+          <w:p>
+            <w:r>
+              <w:t>`Gender`</w:t>
+            </w:r>
+          </w:p>
+        </w:tc>
+        <w:tc>
+          <w:tcPr>
+            <w:tcW w:type="dxa" w:w="2880"/>
+          </w:tcPr>
+          <w:p>
+            <w:r>
+              <w:t>`gender[]`</w:t>
+            </w:r>
+          </w:p>
+        </w:tc>
+        <w:tc>
+          <w:tcPr>
+            <w:tcW w:type="dxa" w:w="2880"/>
+          </w:tcPr>
+          <w:p>
+            <w:r>
+              <w:t>Valid values enforced by parser (`Male`, `Female`, `Other`, or blank).</w:t>
+            </w:r>
+          </w:p>
+        </w:tc>
+      </w:tr>
+      <w:tr>
+        <w:tc>
+          <w:tcPr>
+            <w:tcW w:type="dxa" w:w="2880"/>
+          </w:tcPr>
+          <w:p>
+            <w:r>
+              <w:t>`Title`</w:t>
+            </w:r>
+          </w:p>
+        </w:tc>
+        <w:tc>
+          <w:tcPr>
+            <w:tcW w:type="dxa" w:w="2880"/>
+          </w:tcPr>
+          <w:p>
+            <w:r>
+              <w:t>`title[]`</w:t>
+            </w:r>
+          </w:p>
+        </w:tc>
+        <w:tc>
+          <w:tcPr>
+            <w:tcW w:type="dxa" w:w="2880"/>
+          </w:tcPr>
+          <w:p>
+            <w:r>
+              <w:t>Direct map.</w:t>
+            </w:r>
+          </w:p>
+        </w:tc>
+      </w:tr>
+      <w:tr>
+        <w:tc>
+          <w:tcPr>
+            <w:tcW w:type="dxa" w:w="2880"/>
+          </w:tcPr>
+          <w:p>
+            <w:r>
+              <w:t>`Notes` / `ScreeningNotes`</w:t>
+            </w:r>
+          </w:p>
+        </w:tc>
+        <w:tc>
+          <w:tcPr>
+            <w:tcW w:type="dxa" w:w="2880"/>
+          </w:tcPr>
+          <w:p>
+            <w:r>
+              <w:t>`notes[]`</w:t>
+            </w:r>
+          </w:p>
+        </w:tc>
+        <w:tc>
+          <w:tcPr>
+            <w:tcW w:type="dxa" w:w="2880"/>
+          </w:tcPr>
+          <w:p>
+            <w:r>
+              <w:t>Later mapped to Actimize `screeningNotes`.</w:t>
+            </w:r>
+          </w:p>
+        </w:tc>
+      </w:tr>
+    </w:tbl>
+    <w:p>
+      <w:pPr>
+        <w:pStyle w:val="Heading3"/>
+      </w:pPr>
+      <w:r>
+        <w:t>9.2.3 Worker Per-Screening-Type Enrichment</w:t>
+      </w:r>
+    </w:p>
+    <w:p>
+      <w:pPr/>
+      <w:r>
+        <w:t>For each parsed row and each selected screening type, worker creates a distinct item:</w:t>
+      </w:r>
+    </w:p>
+    <w:p>
+      <w:pPr>
+        <w:pStyle w:val="ListBullet"/>
+      </w:pPr>
+      <w:r>
+        <w:rPr>
+          <w:rFonts w:ascii="Consolas" w:hAnsi="Consolas"/>
+          <w:sz w:val="18"/>
+        </w:rPr>
+        <w:t>item_key = &lt;PartyKey&gt;_&lt;Screening_Type&gt;</w:t>
+      </w:r>
+    </w:p>
+    <w:p>
+      <w:pPr>
+        <w:pStyle w:val="ListBullet"/>
+      </w:pPr>
+      <w:r>
+        <w:rPr>
+          <w:rFonts w:ascii="Consolas" w:hAnsi="Consolas"/>
+          <w:sz w:val="18"/>
+        </w:rPr>
+        <w:t>partyKey = build_batch_party_key(&lt;PartyKey&gt;, &lt;Screening_Type&gt;)</w:t>
+      </w:r>
+    </w:p>
+    <w:p>
+      <w:pPr>
+        <w:pStyle w:val="ListBullet"/>
+      </w:pPr>
+      <w:r>
+        <w:rPr>
+          <w:rFonts w:ascii="Consolas" w:hAnsi="Consolas"/>
+          <w:sz w:val="18"/>
+        </w:rPr>
+        <w:t>partyKeysByScreeningType = { &lt;Screening_Type&gt;: &lt;partyKey&gt; }</w:t>
+      </w:r>
+    </w:p>
+    <w:p>
+      <w:pPr>
+        <w:pStyle w:val="ListBullet"/>
+      </w:pPr>
+      <w:r>
+        <w:rPr>
+          <w:rFonts w:ascii="Consolas" w:hAnsi="Consolas"/>
+          <w:sz w:val="18"/>
+        </w:rPr>
+        <w:t>screeningType = &lt;Screening_Type&gt;</w:t>
+      </w:r>
+    </w:p>
+    <w:p>
+      <w:pPr>
+        <w:pStyle w:val="ListBullet"/>
+      </w:pPr>
+      <w:r>
+        <w:rPr>
+          <w:rFonts w:ascii="Consolas" w:hAnsi="Consolas"/>
+          <w:sz w:val="18"/>
+        </w:rPr>
+        <w:t>businessUnit = &lt;business_unit_code&gt;</w:t>
+      </w:r>
+    </w:p>
+    <w:p>
+      <w:pPr/>
+      <w:r>
+        <w:rPr>
+          <w:rFonts w:ascii="Consolas" w:hAnsi="Consolas"/>
+          <w:sz w:val="18"/>
+        </w:rPr>
+        <w:t>screeningType</w:t>
+      </w:r>
+      <w:r>
+        <w:t xml:space="preserve"> is resolved by DB mapping when constructing Actimize payload:</w:t>
+      </w:r>
+    </w:p>
+    <w:p>
+      <w:pPr>
+        <w:pStyle w:val="ListBullet"/>
+      </w:pPr>
+      <w:r>
+        <w:t xml:space="preserve">Source screening type key: </w:t>
+      </w:r>
+      <w:r>
+        <w:rPr>
+          <w:rFonts w:ascii="Consolas" w:hAnsi="Consolas"/>
+          <w:sz w:val="18"/>
+        </w:rPr>
+        <w:t>actimize_screening_type_mappings.Screening_Type</w:t>
+      </w:r>
+    </w:p>
+    <w:p>
+      <w:pPr>
+        <w:pStyle w:val="ListBullet"/>
+      </w:pPr>
+      <w:r>
+        <w:t xml:space="preserve">Actimize outbound value: </w:t>
+      </w:r>
+      <w:r>
+        <w:rPr>
+          <w:rFonts w:ascii="Consolas" w:hAnsi="Consolas"/>
+          <w:sz w:val="18"/>
+        </w:rPr>
+        <w:t>actimize_screening_type_mappings.Search_Definition_ID</w:t>
+      </w:r>
+    </w:p>
+    <w:p>
+      <w:pPr>
+        <w:pStyle w:val="Heading3"/>
+      </w:pPr>
+      <w:r>
+        <w:t>9.2.4 Internal Helper Fields vs Outbound Fields</w:t>
+      </w:r>
+    </w:p>
+    <w:tbl>
+      <w:tblPr>
+        <w:tblStyle w:val="TableGrid"/>
+        <w:tblW w:type="auto" w:w="0"/>
+        <w:tblLook w:firstColumn="1" w:firstRow="1" w:lastColumn="0" w:lastRow="0" w:noHBand="0" w:noVBand="1" w:val="04A0"/>
+      </w:tblPr>
+      <w:tblGrid>
+        <w:gridCol w:w="2880"/>
+        <w:gridCol w:w="2880"/>
+        <w:gridCol w:w="2880"/>
+      </w:tblGrid>
+      <w:tr>
+        <w:tc>
+          <w:tcPr>
+            <w:tcW w:type="dxa" w:w="2880"/>
+          </w:tcPr>
+          <w:p>
+            <w:r>
+              <w:rPr>
+                <w:b/>
+              </w:rPr>
+              <w:t>Internal Field</w:t>
+            </w:r>
+          </w:p>
+        </w:tc>
+        <w:tc>
+          <w:tcPr>
+            <w:tcW w:type="dxa" w:w="2880"/>
+          </w:tcPr>
+          <w:p>
+            <w:r>
+              <w:rPr>
+                <w:b/>
+              </w:rPr>
+              <w:t>Sent to Actimize</w:t>
+            </w:r>
+          </w:p>
+        </w:tc>
+        <w:tc>
+          <w:tcPr>
+            <w:tcW w:type="dxa" w:w="2880"/>
+          </w:tcPr>
+          <w:p>
+            <w:r>
+              <w:rPr>
+                <w:b/>
+              </w:rPr>
+              <w:t>Purpose</w:t>
+            </w:r>
+          </w:p>
+        </w:tc>
+      </w:tr>
+      <w:tr>
+        <w:tc>
+          <w:tcPr>
+            <w:tcW w:type="dxa" w:w="2880"/>
+          </w:tcPr>
+          <w:p>
+            <w:r>
+              <w:t>`idNumber[]` / `registrationNumber[]`</w:t>
+            </w:r>
+          </w:p>
+        </w:tc>
+        <w:tc>
+          <w:tcPr>
+            <w:tcW w:type="dxa" w:w="2880"/>
+          </w:tcPr>
+          <w:p>
+            <w:r>
+              <w:t>No (used as fallback only)</w:t>
+            </w:r>
+          </w:p>
+        </w:tc>
+        <w:tc>
+          <w:tcPr>
+            <w:tcW w:type="dxa" w:w="2880"/>
+          </w:tcPr>
+          <w:p>
+            <w:r>
+              <w:t>Backward-compatible ID helper if `ids[]` is missing.</w:t>
+            </w:r>
+          </w:p>
+        </w:tc>
+      </w:tr>
+      <w:tr>
+        <w:tc>
+          <w:tcPr>
+            <w:tcW w:type="dxa" w:w="2880"/>
+          </w:tcPr>
+          <w:p>
+            <w:r>
+              <w:t>`partyKeysByScreeningType`</w:t>
+            </w:r>
+          </w:p>
+        </w:tc>
+        <w:tc>
+          <w:tcPr>
+            <w:tcW w:type="dxa" w:w="2880"/>
+          </w:tcPr>
+          <w:p>
+            <w:r>
+              <w:t>No</w:t>
+            </w:r>
+          </w:p>
+        </w:tc>
+        <w:tc>
+          <w:tcPr>
+            <w:tcW w:type="dxa" w:w="2880"/>
+          </w:tcPr>
+          <w:p>
+            <w:r>
+              <w:t>Internal tracing across multi-type requests.</w:t>
+            </w:r>
+          </w:p>
+        </w:tc>
+      </w:tr>
+      <w:tr>
+        <w:tc>
+          <w:tcPr>
+            <w:tcW w:type="dxa" w:w="2880"/>
+          </w:tcPr>
+          <w:p>
+            <w:r>
+              <w:t>`notes[]`</w:t>
+            </w:r>
+          </w:p>
+        </w:tc>
+        <w:tc>
+          <w:tcPr>
+            <w:tcW w:type="dxa" w:w="2880"/>
+          </w:tcPr>
+          <w:p>
+            <w:r>
+              <w:t>No (mapped to `screeningNotes`)</w:t>
+            </w:r>
+          </w:p>
+        </w:tc>
+        <w:tc>
+          <w:tcPr>
+            <w:tcW w:type="dxa" w:w="2880"/>
+          </w:tcPr>
+          <w:p>
+            <w:r>
+              <w:t>Internal input alias for screening notes.</w:t>
+            </w:r>
+          </w:p>
+        </w:tc>
+      </w:tr>
+      <w:tr>
+        <w:tc>
+          <w:tcPr>
+            <w:tcW w:type="dxa" w:w="2880"/>
+          </w:tcPr>
+          <w:p>
+            <w:r>
+              <w:t>`name[]`</w:t>
+            </w:r>
+          </w:p>
+        </w:tc>
+        <w:tc>
+          <w:tcPr>
+            <w:tcW w:type="dxa" w:w="2880"/>
+          </w:tcPr>
+          <w:p>
+            <w:r>
+              <w:t>Indirect (`names`)</w:t>
+            </w:r>
+          </w:p>
+        </w:tc>
+        <w:tc>
+          <w:tcPr>
+            <w:tcW w:type="dxa" w:w="2880"/>
+          </w:tcPr>
+          <w:p>
+            <w:r>
+              <w:t>Internal canonical name list used to build Actimize `names` object and aliases.</w:t>
             </w:r>
           </w:p>
         </w:tc>
